--- a/מצגות/🚀 מדריך מעשי.docx
+++ b/מצגות/🚀 מדריך מעשי.docx
@@ -496,8 +496,13 @@
         <w:t xml:space="preserve"> (או </w:t>
       </w:r>
       <w:r>
-        <w:t>Google AI Studio/OpenRouter</w:t>
-      </w:r>
+        <w:t>Google AI Studio/</w:t>
+      </w:r>
+      <w:proofErr w:type="spellStart"/>
+      <w:r>
+        <w:t>OpenRouter</w:t>
+      </w:r>
+      <w:proofErr w:type="spellEnd"/>
       <w:r>
         <w:rPr>
           <w:rtl/>
@@ -549,6 +554,14 @@
           <w:ilvl w:val="1"/>
           <w:numId w:val="2"/>
         </w:numPr>
+      </w:pPr>
+    </w:p>
+    <w:p>
+      <w:pPr>
+        <w:numPr>
+          <w:ilvl w:val="1"/>
+          <w:numId w:val="2"/>
+        </w:numPr>
         <w:rPr>
           <w:rtl/>
         </w:rPr>
@@ -574,8 +587,13 @@
         </w:rPr>
         <w:t xml:space="preserve"> בחרי במודל הזול והמהיר (למשל: </w:t>
       </w:r>
-      <w:r>
-        <w:t>deepseek-chat</w:t>
+      <w:proofErr w:type="spellStart"/>
+      <w:r>
+        <w:t>deepseek</w:t>
+      </w:r>
+      <w:proofErr w:type="spellEnd"/>
+      <w:r>
+        <w:t>-chat</w:t>
       </w:r>
       <w:r>
         <w:rPr>
@@ -709,12 +727,21 @@
         </w:rPr>
         <w:t xml:space="preserve">התקיני </w:t>
       </w:r>
-      <w:r>
-        <w:rPr>
-          <w:b/>
-          <w:bCs/>
-        </w:rPr>
-        <w:t>npm install @modelcontextprotocol/sdk</w:t>
+      <w:proofErr w:type="spellStart"/>
+      <w:r>
+        <w:rPr>
+          <w:b/>
+          <w:bCs/>
+        </w:rPr>
+        <w:t>npm</w:t>
+      </w:r>
+      <w:proofErr w:type="spellEnd"/>
+      <w:r>
+        <w:rPr>
+          <w:b/>
+          <w:bCs/>
+        </w:rPr>
+        <w:t xml:space="preserve"> install @modelcontextprotocol/sdk</w:t>
       </w:r>
     </w:p>
     <w:p>
@@ -769,17 +796,112 @@
     </w:p>
     <w:p>
       <w:r>
-        <w:t>import { Server } from "@modelcontextprotocol/sdk/server/index.js";</w:t>
-      </w:r>
-    </w:p>
-    <w:p>
-      <w:r>
-        <w:t>import { StdioServerTransport } from "@modelcontextprotocol/sdk/server/stdio.js";</w:t>
-      </w:r>
-    </w:p>
-    <w:p>
-      <w:r>
-        <w:t>import { CallToolRequestSchema, ListToolsRequestSchema } from "@modelcontextprotocol/sdk/types.js";</w:t>
+        <w:t xml:space="preserve">import </w:t>
+      </w:r>
+      <w:proofErr w:type="gramStart"/>
+      <w:r>
+        <w:t>{ Server</w:t>
+      </w:r>
+      <w:proofErr w:type="gramEnd"/>
+      <w:r>
+        <w:t xml:space="preserve"> } from "@</w:t>
+      </w:r>
+      <w:proofErr w:type="spellStart"/>
+      <w:r>
+        <w:t>modelcontextprotocol</w:t>
+      </w:r>
+      <w:proofErr w:type="spellEnd"/>
+      <w:r>
+        <w:t>/</w:t>
+      </w:r>
+      <w:proofErr w:type="spellStart"/>
+      <w:r>
+        <w:t>sdk</w:t>
+      </w:r>
+      <w:proofErr w:type="spellEnd"/>
+      <w:r>
+        <w:t>/server/index.js";</w:t>
+      </w:r>
+    </w:p>
+    <w:p>
+      <w:r>
+        <w:t xml:space="preserve">import </w:t>
+      </w:r>
+      <w:proofErr w:type="gramStart"/>
+      <w:r>
+        <w:t xml:space="preserve">{ </w:t>
+      </w:r>
+      <w:proofErr w:type="spellStart"/>
+      <w:r>
+        <w:t>StdioServerTransport</w:t>
+      </w:r>
+      <w:proofErr w:type="spellEnd"/>
+      <w:proofErr w:type="gramEnd"/>
+      <w:r>
+        <w:t xml:space="preserve"> } from "@</w:t>
+      </w:r>
+      <w:proofErr w:type="spellStart"/>
+      <w:r>
+        <w:t>modelcontextprotocol</w:t>
+      </w:r>
+      <w:proofErr w:type="spellEnd"/>
+      <w:r>
+        <w:t>/</w:t>
+      </w:r>
+      <w:proofErr w:type="spellStart"/>
+      <w:r>
+        <w:t>sdk</w:t>
+      </w:r>
+      <w:proofErr w:type="spellEnd"/>
+      <w:r>
+        <w:t>/server/stdio.js";</w:t>
+      </w:r>
+    </w:p>
+    <w:p>
+      <w:r>
+        <w:t xml:space="preserve">import </w:t>
+      </w:r>
+      <w:proofErr w:type="gramStart"/>
+      <w:r>
+        <w:t xml:space="preserve">{ </w:t>
+      </w:r>
+      <w:proofErr w:type="spellStart"/>
+      <w:r>
+        <w:t>CallToolRequestSchema</w:t>
+      </w:r>
+      <w:proofErr w:type="spellEnd"/>
+      <w:proofErr w:type="gramEnd"/>
+      <w:r>
+        <w:t xml:space="preserve">, </w:t>
+      </w:r>
+      <w:proofErr w:type="spellStart"/>
+      <w:proofErr w:type="gramStart"/>
+      <w:r>
+        <w:t>ListToolsRequestSchema</w:t>
+      </w:r>
+      <w:proofErr w:type="spellEnd"/>
+      <w:r>
+        <w:t xml:space="preserve"> }</w:t>
+      </w:r>
+      <w:proofErr w:type="gramEnd"/>
+      <w:r>
+        <w:t xml:space="preserve"> from "@</w:t>
+      </w:r>
+      <w:proofErr w:type="spellStart"/>
+      <w:r>
+        <w:t>modelcontextprotocol</w:t>
+      </w:r>
+      <w:proofErr w:type="spellEnd"/>
+      <w:r>
+        <w:t>/</w:t>
+      </w:r>
+      <w:proofErr w:type="spellStart"/>
+      <w:r>
+        <w:t>sdk</w:t>
+      </w:r>
+      <w:proofErr w:type="spellEnd"/>
+      <w:r>
+        <w:t>/types.js";</w:t>
       </w:r>
     </w:p>
     <w:p/>
@@ -796,12 +918,53 @@
     </w:p>
     <w:p>
       <w:r>
-        <w:t>const server = new Server({ name: "my-tools", version: "1.0.0" }, { capabilities: { tools: {} } });</w:t>
+        <w:t xml:space="preserve">const server = new </w:t>
+      </w:r>
+      <w:proofErr w:type="gramStart"/>
+      <w:r>
+        <w:t>Server({ name</w:t>
+      </w:r>
+      <w:proofErr w:type="gramEnd"/>
+      <w:r>
+        <w:t>: "my-tools", version: "1.0.0</w:t>
+      </w:r>
+      <w:proofErr w:type="gramStart"/>
+      <w:r>
+        <w:t>" }</w:t>
+      </w:r>
+      <w:proofErr w:type="gramEnd"/>
+      <w:r>
+        <w:t xml:space="preserve">, </w:t>
+      </w:r>
+      <w:proofErr w:type="gramStart"/>
+      <w:r>
+        <w:t>{ capabilities</w:t>
+      </w:r>
+      <w:proofErr w:type="gramEnd"/>
+      <w:r>
+        <w:t xml:space="preserve">: </w:t>
+      </w:r>
+      <w:proofErr w:type="gramStart"/>
+      <w:r>
+        <w:t>{ tools</w:t>
+      </w:r>
+      <w:proofErr w:type="gramEnd"/>
+      <w:r>
+        <w:t>: {</w:t>
+      </w:r>
+      <w:proofErr w:type="gramStart"/>
+      <w:r>
+        <w:t>} }</w:t>
+      </w:r>
+      <w:proofErr w:type="gramEnd"/>
+      <w:r>
+        <w:t xml:space="preserve"> });</w:t>
       </w:r>
     </w:p>
     <w:p/>
     <w:p>
       <w:r>
+        <w:lastRenderedPageBreak/>
         <w:t xml:space="preserve">// 1. </w:t>
       </w:r>
       <w:r>
@@ -812,9 +975,23 @@
       </w:r>
     </w:p>
     <w:p>
-      <w:r>
-        <w:lastRenderedPageBreak/>
-        <w:t>server.setRequestHandler(ListToolsRequestSchema, async () =&gt; ({</w:t>
+      <w:proofErr w:type="spellStart"/>
+      <w:proofErr w:type="gramStart"/>
+      <w:r>
+        <w:t>server.setRequestHandler</w:t>
+      </w:r>
+      <w:proofErr w:type="spellEnd"/>
+      <w:proofErr w:type="gramEnd"/>
+      <w:r>
+        <w:t>(</w:t>
+      </w:r>
+      <w:proofErr w:type="spellStart"/>
+      <w:r>
+        <w:t>ListToolsRequestSchema</w:t>
+      </w:r>
+      <w:proofErr w:type="spellEnd"/>
+      <w:r>
+        <w:t>, async () =&gt; ({</w:t>
       </w:r>
     </w:p>
     <w:p>
@@ -824,7 +1001,15 @@
     </w:p>
     <w:p>
       <w:r>
-        <w:t xml:space="preserve">    name: "calculate_factorial",</w:t>
+        <w:t xml:space="preserve">    name: "</w:t>
+      </w:r>
+      <w:proofErr w:type="spellStart"/>
+      <w:r>
+        <w:t>calculate_factorial</w:t>
+      </w:r>
+      <w:proofErr w:type="spellEnd"/>
+      <w:r>
+        <w:t>",</w:t>
       </w:r>
     </w:p>
     <w:p>
@@ -834,8 +1019,53 @@
     </w:p>
     <w:p>
       <w:r>
-        <w:t xml:space="preserve">    inputSchema: { type: "object", properties: { n: { type: "number" } }, required: ["n"] }</w:t>
-      </w:r>
+        <w:t xml:space="preserve">    </w:t>
+      </w:r>
+      <w:proofErr w:type="spellStart"/>
+      <w:r>
+        <w:t>inputSchema</w:t>
+      </w:r>
+      <w:proofErr w:type="spellEnd"/>
+      <w:r>
+        <w:t xml:space="preserve">: </w:t>
+      </w:r>
+      <w:proofErr w:type="gramStart"/>
+      <w:r>
+        <w:t>{ type</w:t>
+      </w:r>
+      <w:proofErr w:type="gramEnd"/>
+      <w:r>
+        <w:t xml:space="preserve">: "object", properties: </w:t>
+      </w:r>
+      <w:proofErr w:type="gramStart"/>
+      <w:r>
+        <w:t>{ n</w:t>
+      </w:r>
+      <w:proofErr w:type="gramEnd"/>
+      <w:r>
+        <w:t xml:space="preserve">: </w:t>
+      </w:r>
+      <w:proofErr w:type="gramStart"/>
+      <w:r>
+        <w:t>{ type</w:t>
+      </w:r>
+      <w:proofErr w:type="gramEnd"/>
+      <w:r>
+        <w:t>: "number</w:t>
+      </w:r>
+      <w:proofErr w:type="gramStart"/>
+      <w:r>
+        <w:t>" }</w:t>
+      </w:r>
+      <w:proofErr w:type="gramEnd"/>
+      <w:r>
+        <w:t xml:space="preserve"> }, required: ["n"</w:t>
+      </w:r>
+      <w:proofErr w:type="gramStart"/>
+      <w:r>
+        <w:t>] }</w:t>
+      </w:r>
+      <w:proofErr w:type="gramEnd"/>
     </w:p>
     <w:p>
       <w:r>
@@ -860,18 +1090,59 @@
       </w:r>
     </w:p>
     <w:p>
-      <w:r>
-        <w:t>server.setRequestHandler(CallToolRequestSchema, async (request) =&gt; {</w:t>
-      </w:r>
-    </w:p>
-    <w:p>
-      <w:r>
-        <w:t xml:space="preserve">  if (request.params.name === "calculate_factorial") {</w:t>
-      </w:r>
-    </w:p>
-    <w:p>
-      <w:r>
-        <w:t xml:space="preserve">    const n = request.params.arguments.n;</w:t>
+      <w:proofErr w:type="spellStart"/>
+      <w:proofErr w:type="gramStart"/>
+      <w:r>
+        <w:t>server.setRequestHandler</w:t>
+      </w:r>
+      <w:proofErr w:type="spellEnd"/>
+      <w:proofErr w:type="gramEnd"/>
+      <w:r>
+        <w:t>(</w:t>
+      </w:r>
+      <w:proofErr w:type="spellStart"/>
+      <w:r>
+        <w:t>CallToolRequestSchema</w:t>
+      </w:r>
+      <w:proofErr w:type="spellEnd"/>
+      <w:r>
+        <w:t>, async (request) =&gt; {</w:t>
+      </w:r>
+    </w:p>
+    <w:p>
+      <w:r>
+        <w:t xml:space="preserve">  if (request.params.name === "</w:t>
+      </w:r>
+      <w:proofErr w:type="spellStart"/>
+      <w:r>
+        <w:t>calculate_factorial</w:t>
+      </w:r>
+      <w:proofErr w:type="spellEnd"/>
+      <w:r>
+        <w:t>") {</w:t>
+      </w:r>
+    </w:p>
+    <w:p>
+      <w:r>
+        <w:t xml:space="preserve">    const n = </w:t>
+      </w:r>
+      <w:proofErr w:type="spellStart"/>
+      <w:proofErr w:type="gramStart"/>
+      <w:r>
+        <w:t>request.params</w:t>
+      </w:r>
+      <w:proofErr w:type="gramEnd"/>
+      <w:r>
+        <w:t>.</w:t>
+      </w:r>
+      <w:proofErr w:type="gramStart"/>
+      <w:r>
+        <w:t>arguments.n</w:t>
+      </w:r>
+      <w:proofErr w:type="spellEnd"/>
+      <w:proofErr w:type="gramEnd"/>
+      <w:r>
+        <w:t>;</w:t>
       </w:r>
     </w:p>
     <w:p>
@@ -881,12 +1152,68 @@
     </w:p>
     <w:p>
       <w:r>
-        <w:t xml:space="preserve">    for (let i = 2; i &lt;= n; i++) result *= i;</w:t>
-      </w:r>
-    </w:p>
-    <w:p>
-      <w:r>
-        <w:t xml:space="preserve">    return { content: [{ type: "text", text: `The factorial of ${n} is ${result}` }] };</w:t>
+        <w:t xml:space="preserve">    for (let </w:t>
+      </w:r>
+      <w:proofErr w:type="spellStart"/>
+      <w:r>
+        <w:t>i</w:t>
+      </w:r>
+      <w:proofErr w:type="spellEnd"/>
+      <w:r>
+        <w:t xml:space="preserve"> = 2; </w:t>
+      </w:r>
+      <w:proofErr w:type="spellStart"/>
+      <w:r>
+        <w:t>i</w:t>
+      </w:r>
+      <w:proofErr w:type="spellEnd"/>
+      <w:r>
+        <w:t xml:space="preserve"> &lt;= n; </w:t>
+      </w:r>
+      <w:proofErr w:type="spellStart"/>
+      <w:r>
+        <w:t>i</w:t>
+      </w:r>
+      <w:proofErr w:type="spellEnd"/>
+      <w:r>
+        <w:t xml:space="preserve">++) result *= </w:t>
+      </w:r>
+      <w:proofErr w:type="spellStart"/>
+      <w:r>
+        <w:t>i</w:t>
+      </w:r>
+      <w:proofErr w:type="spellEnd"/>
+      <w:r>
+        <w:t>;</w:t>
+      </w:r>
+    </w:p>
+    <w:p>
+      <w:r>
+        <w:t xml:space="preserve">    return </w:t>
+      </w:r>
+      <w:proofErr w:type="gramStart"/>
+      <w:r>
+        <w:t>{ content</w:t>
+      </w:r>
+      <w:proofErr w:type="gramEnd"/>
+      <w:r>
+        <w:t xml:space="preserve">: </w:t>
+      </w:r>
+      <w:proofErr w:type="gramStart"/>
+      <w:r>
+        <w:t>[{ type</w:t>
+      </w:r>
+      <w:proofErr w:type="gramEnd"/>
+      <w:r>
+        <w:t>: "text", text: `The factorial of ${n} is ${result}</w:t>
+      </w:r>
+      <w:proofErr w:type="gramStart"/>
+      <w:r>
+        <w:t>` }</w:t>
+      </w:r>
+      <w:proofErr w:type="gramEnd"/>
+      <w:r>
+        <w:t>] };</w:t>
       </w:r>
     </w:p>
     <w:p>
@@ -896,7 +1223,15 @@
     </w:p>
     <w:p>
       <w:r>
-        <w:t xml:space="preserve">  throw new Error("Tool not found");</w:t>
+        <w:t xml:space="preserve">  throw new </w:t>
+      </w:r>
+      <w:proofErr w:type="gramStart"/>
+      <w:r>
+        <w:t>Error(</w:t>
+      </w:r>
+      <w:proofErr w:type="gramEnd"/>
+      <w:r>
+        <w:t>"Tool not found");</w:t>
       </w:r>
     </w:p>
     <w:p>
@@ -918,12 +1253,35 @@
     </w:p>
     <w:p>
       <w:r>
-        <w:t>const transport = new StdioServerTransport();</w:t>
-      </w:r>
-    </w:p>
-    <w:p>
-      <w:r>
-        <w:t>await server.connect(transport);</w:t>
+        <w:t xml:space="preserve">const transport = new </w:t>
+      </w:r>
+      <w:proofErr w:type="spellStart"/>
+      <w:proofErr w:type="gramStart"/>
+      <w:r>
+        <w:t>StdioServerTransport</w:t>
+      </w:r>
+      <w:proofErr w:type="spellEnd"/>
+      <w:r>
+        <w:t>(</w:t>
+      </w:r>
+      <w:proofErr w:type="gramEnd"/>
+      <w:r>
+        <w:t>);</w:t>
+      </w:r>
+    </w:p>
+    <w:p>
+      <w:r>
+        <w:t xml:space="preserve">await </w:t>
+      </w:r>
+      <w:proofErr w:type="spellStart"/>
+      <w:proofErr w:type="gramStart"/>
+      <w:r>
+        <w:t>server.connect</w:t>
+      </w:r>
+      <w:proofErr w:type="spellEnd"/>
+      <w:proofErr w:type="gramEnd"/>
+      <w:r>
+        <w:t>(transport);</w:t>
       </w:r>
     </w:p>
     <w:p>
@@ -1115,6 +1473,7 @@
         <w:rPr>
           <w:rtl/>
         </w:rPr>
+        <w:lastRenderedPageBreak/>
         <w:t xml:space="preserve">בתחתית חלון הצ'אט של </w:t>
       </w:r>
       <w:r>
@@ -1167,7 +1526,6 @@
         <w:rPr>
           <w:rtl/>
         </w:rPr>
-        <w:lastRenderedPageBreak/>
         <w:t xml:space="preserve">ייפתח קובץ הגדרות </w:t>
       </w:r>
       <w:r>
@@ -1179,9 +1537,11 @@
         </w:rPr>
         <w:t xml:space="preserve"> בשם </w:t>
       </w:r>
+      <w:proofErr w:type="spellStart"/>
       <w:r>
         <w:t>cline_mcp_settings.json</w:t>
       </w:r>
+      <w:proofErr w:type="spellEnd"/>
       <w:r>
         <w:rPr>
           <w:rtl/>
@@ -1232,22 +1592,59 @@
     </w:p>
     <w:p>
       <w:r>
-        <w:t xml:space="preserve">  "mcpServers": {</w:t>
-      </w:r>
-    </w:p>
-    <w:p>
-      <w:r>
-        <w:t xml:space="preserve">    "my_node_tools": {</w:t>
-      </w:r>
-    </w:p>
-    <w:p>
-      <w:r>
-        <w:t xml:space="preserve">      "command": "C:/Program Files/nodejs/node.exe",</w:t>
-      </w:r>
-    </w:p>
-    <w:p>
-      <w:r>
-        <w:t xml:space="preserve">      "args": [</w:t>
+        <w:t xml:space="preserve">  "</w:t>
+      </w:r>
+      <w:proofErr w:type="spellStart"/>
+      <w:r>
+        <w:t>mcpServers</w:t>
+      </w:r>
+      <w:proofErr w:type="spellEnd"/>
+      <w:r>
+        <w:t>": {</w:t>
+      </w:r>
+    </w:p>
+    <w:p>
+      <w:r>
+        <w:t xml:space="preserve">    "</w:t>
+      </w:r>
+      <w:proofErr w:type="spellStart"/>
+      <w:proofErr w:type="gramStart"/>
+      <w:r>
+        <w:t>my</w:t>
+      </w:r>
+      <w:proofErr w:type="gramEnd"/>
+      <w:r>
+        <w:t>_node_tools</w:t>
+      </w:r>
+      <w:proofErr w:type="spellEnd"/>
+      <w:r>
+        <w:t>": {</w:t>
+      </w:r>
+    </w:p>
+    <w:p>
+      <w:r>
+        <w:t xml:space="preserve">      "command": "C:/Program Files/</w:t>
+      </w:r>
+      <w:proofErr w:type="spellStart"/>
+      <w:r>
+        <w:t>nodejs</w:t>
+      </w:r>
+      <w:proofErr w:type="spellEnd"/>
+      <w:r>
+        <w:t>/node.exe",</w:t>
+      </w:r>
+    </w:p>
+    <w:p>
+      <w:r>
+        <w:t xml:space="preserve">      "</w:t>
+      </w:r>
+      <w:proofErr w:type="spellStart"/>
+      <w:r>
+        <w:t>args</w:t>
+      </w:r>
+      <w:proofErr w:type="spellEnd"/>
+      <w:r>
+        <w:t>": [</w:t>
       </w:r>
     </w:p>
     <w:p>
@@ -1272,7 +1669,15 @@
     </w:p>
     <w:p>
       <w:r>
-        <w:t xml:space="preserve">      "autoApprove": []</w:t>
+        <w:t xml:space="preserve">      "</w:t>
+      </w:r>
+      <w:proofErr w:type="spellStart"/>
+      <w:r>
+        <w:t>autoApprove</w:t>
+      </w:r>
+      <w:proofErr w:type="spellEnd"/>
+      <w:r>
+        <w:t>": []</w:t>
       </w:r>
     </w:p>
     <w:p>
@@ -1543,9 +1948,11 @@
         </w:rPr>
         <w:t xml:space="preserve"> יקרא את ההודעה, יבין שהוא לא אמור לנחש או לחשב לבד, אלא שיש לו כלי ייעודי בשם </w:t>
       </w:r>
+      <w:proofErr w:type="spellStart"/>
       <w:r>
         <w:t>calculate_factorial</w:t>
       </w:r>
+      <w:proofErr w:type="spellEnd"/>
       <w:r>
         <w:rPr>
           <w:rtl/>
@@ -1597,7 +2004,6 @@
         <w:rPr>
           <w:rtl/>
         </w:rPr>
-        <w:lastRenderedPageBreak/>
         <w:t xml:space="preserve">היום אנחנו הולכות להריץ אצלנו במחשב </w:t>
       </w:r>
       <w:r>
@@ -1758,9 +2164,19 @@
       </w:r>
     </w:p>
     <w:p>
-      <w:r>
-        <w:t>npm install openai</w:t>
-      </w:r>
+      <w:proofErr w:type="spellStart"/>
+      <w:r>
+        <w:t>npm</w:t>
+      </w:r>
+      <w:proofErr w:type="spellEnd"/>
+      <w:r>
+        <w:t xml:space="preserve"> install </w:t>
+      </w:r>
+      <w:proofErr w:type="spellStart"/>
+      <w:r>
+        <w:t>openai</w:t>
+      </w:r>
+      <w:proofErr w:type="spellEnd"/>
     </w:p>
     <w:p>
       <w:pPr>
@@ -1841,7 +2257,15 @@
     </w:p>
     <w:p>
       <w:r>
-        <w:t>import OpenAI from "openai";</w:t>
+        <w:t>import OpenAI from "</w:t>
+      </w:r>
+      <w:proofErr w:type="spellStart"/>
+      <w:r>
+        <w:t>openai</w:t>
+      </w:r>
+      <w:proofErr w:type="spellEnd"/>
+      <w:r>
+        <w:t>";</w:t>
       </w:r>
     </w:p>
     <w:p/>
@@ -1879,17 +2303,49 @@
     </w:p>
     <w:p>
       <w:r>
-        <w:t>const openai = new OpenAI({</w:t>
-      </w:r>
-    </w:p>
-    <w:p>
-      <w:r>
-        <w:t xml:space="preserve">  apiKey: "YOUR_DEEPSEEK_API_KEY", </w:t>
-      </w:r>
-    </w:p>
-    <w:p>
-      <w:r>
-        <w:t xml:space="preserve">  baseURL: "https://api.deepseek.com/v1" </w:t>
+        <w:t xml:space="preserve">const </w:t>
+      </w:r>
+      <w:proofErr w:type="spellStart"/>
+      <w:r>
+        <w:t>openai</w:t>
+      </w:r>
+      <w:proofErr w:type="spellEnd"/>
+      <w:r>
+        <w:t xml:space="preserve"> = new </w:t>
+      </w:r>
+      <w:proofErr w:type="gramStart"/>
+      <w:r>
+        <w:t>OpenAI(</w:t>
+      </w:r>
+      <w:proofErr w:type="gramEnd"/>
+      <w:r>
+        <w:t>{</w:t>
+      </w:r>
+    </w:p>
+    <w:p>
+      <w:r>
+        <w:t xml:space="preserve">  </w:t>
+      </w:r>
+      <w:proofErr w:type="spellStart"/>
+      <w:r>
+        <w:t>apiKey</w:t>
+      </w:r>
+      <w:proofErr w:type="spellEnd"/>
+      <w:r>
+        <w:t xml:space="preserve">: "YOUR_DEEPSEEK_API_KEY", </w:t>
+      </w:r>
+    </w:p>
+    <w:p>
+      <w:r>
+        <w:t xml:space="preserve">  </w:t>
+      </w:r>
+      <w:proofErr w:type="spellStart"/>
+      <w:r>
+        <w:t>baseURL</w:t>
+      </w:r>
+      <w:proofErr w:type="spellEnd"/>
+      <w:r>
+        <w:t xml:space="preserve">: "https://api.deepseek.com/v1" </w:t>
       </w:r>
     </w:p>
     <w:p>
@@ -1911,12 +2367,28 @@
     </w:p>
     <w:p>
       <w:r>
-        <w:t>const nurseriesDatabase = [</w:t>
-      </w:r>
-    </w:p>
-    <w:p>
-      <w:r>
-        <w:t xml:space="preserve">  { name: "</w:t>
+        <w:t xml:space="preserve">const </w:t>
+      </w:r>
+      <w:proofErr w:type="spellStart"/>
+      <w:r>
+        <w:t>nurseriesDatabase</w:t>
+      </w:r>
+      <w:proofErr w:type="spellEnd"/>
+      <w:r>
+        <w:t xml:space="preserve"> = [</w:t>
+      </w:r>
+    </w:p>
+    <w:p>
+      <w:r>
+        <w:t xml:space="preserve">  </w:t>
+      </w:r>
+      <w:proofErr w:type="gramStart"/>
+      <w:r>
+        <w:t>{ name</w:t>
+      </w:r>
+      <w:proofErr w:type="gramEnd"/>
+      <w:r>
+        <w:t>: "</w:t>
       </w:r>
       <w:r>
         <w:rPr>
@@ -1934,12 +2406,36 @@
         <w:t>רמת גן</w:t>
       </w:r>
       <w:r>
-        <w:t>", price: 3800, hasVacancies: true },</w:t>
-      </w:r>
-    </w:p>
-    <w:p>
-      <w:r>
-        <w:t xml:space="preserve">  { name: "</w:t>
+        <w:t xml:space="preserve">", price: 3800, </w:t>
+      </w:r>
+      <w:proofErr w:type="spellStart"/>
+      <w:r>
+        <w:t>hasVacancies</w:t>
+      </w:r>
+      <w:proofErr w:type="spellEnd"/>
+      <w:r>
+        <w:t xml:space="preserve">: </w:t>
+      </w:r>
+      <w:proofErr w:type="gramStart"/>
+      <w:r>
+        <w:t>true }</w:t>
+      </w:r>
+      <w:proofErr w:type="gramEnd"/>
+      <w:r>
+        <w:t>,</w:t>
+      </w:r>
+    </w:p>
+    <w:p>
+      <w:r>
+        <w:t xml:space="preserve">  </w:t>
+      </w:r>
+      <w:proofErr w:type="gramStart"/>
+      <w:r>
+        <w:t>{ name</w:t>
+      </w:r>
+      <w:proofErr w:type="gramEnd"/>
+      <w:r>
+        <w:t>: "</w:t>
       </w:r>
       <w:r>
         <w:rPr>
@@ -1957,12 +2453,36 @@
         <w:t>רמת גן</w:t>
       </w:r>
       <w:r>
-        <w:t>", price: 3900, hasVacancies: false },</w:t>
-      </w:r>
-    </w:p>
-    <w:p>
-      <w:r>
-        <w:t xml:space="preserve">  { name: "</w:t>
+        <w:t xml:space="preserve">", price: 3900, </w:t>
+      </w:r>
+      <w:proofErr w:type="spellStart"/>
+      <w:r>
+        <w:t>hasVacancies</w:t>
+      </w:r>
+      <w:proofErr w:type="spellEnd"/>
+      <w:r>
+        <w:t xml:space="preserve">: </w:t>
+      </w:r>
+      <w:proofErr w:type="gramStart"/>
+      <w:r>
+        <w:t>false }</w:t>
+      </w:r>
+      <w:proofErr w:type="gramEnd"/>
+      <w:r>
+        <w:t>,</w:t>
+      </w:r>
+    </w:p>
+    <w:p>
+      <w:r>
+        <w:t xml:space="preserve">  </w:t>
+      </w:r>
+      <w:proofErr w:type="gramStart"/>
+      <w:r>
+        <w:t>{ name</w:t>
+      </w:r>
+      <w:proofErr w:type="gramEnd"/>
+      <w:r>
+        <w:t>: "</w:t>
       </w:r>
       <w:r>
         <w:rPr>
@@ -1980,8 +2500,21 @@
         <w:t>בני ברק</w:t>
       </w:r>
       <w:r>
-        <w:t>", price: 3500, hasVacancies: true }</w:t>
-      </w:r>
+        <w:t xml:space="preserve">", price: 3500, </w:t>
+      </w:r>
+      <w:proofErr w:type="spellStart"/>
+      <w:r>
+        <w:t>hasVacancies</w:t>
+      </w:r>
+      <w:proofErr w:type="spellEnd"/>
+      <w:r>
+        <w:t xml:space="preserve">: </w:t>
+      </w:r>
+      <w:proofErr w:type="gramStart"/>
+      <w:r>
+        <w:t>true }</w:t>
+      </w:r>
+      <w:proofErr w:type="gramEnd"/>
     </w:p>
     <w:p>
       <w:r>
@@ -1991,526 +2524,1213 @@
     <w:p/>
     <w:p>
       <w:r>
+        <w:t xml:space="preserve">// </w:t>
+      </w:r>
+      <w:r>
+        <w:rPr>
+          <w:rtl/>
+        </w:rPr>
+        <w:t>כלי א': חיפוש לפי מיקום ומחיר</w:t>
+      </w:r>
+    </w:p>
+    <w:p>
+      <w:r>
+        <w:t xml:space="preserve">function </w:t>
+      </w:r>
+      <w:proofErr w:type="spellStart"/>
+      <w:proofErr w:type="gramStart"/>
+      <w:r>
+        <w:t>searchNurseries</w:t>
+      </w:r>
+      <w:proofErr w:type="spellEnd"/>
+      <w:r>
+        <w:t>(</w:t>
+      </w:r>
+      <w:proofErr w:type="gramEnd"/>
+      <w:r>
+        <w:t xml:space="preserve">location, </w:t>
+      </w:r>
+      <w:proofErr w:type="spellStart"/>
+      <w:r>
+        <w:t>maxPrice</w:t>
+      </w:r>
+      <w:proofErr w:type="spellEnd"/>
+      <w:r>
+        <w:t>) {</w:t>
+      </w:r>
+    </w:p>
+    <w:p>
+      <w:r>
+        <w:t xml:space="preserve">  </w:t>
+      </w:r>
+      <w:proofErr w:type="gramStart"/>
+      <w:r>
+        <w:t>console.log(</w:t>
+      </w:r>
+      <w:proofErr w:type="gramEnd"/>
+      <w:r>
+        <w:t>`\n</w:t>
+      </w:r>
+      <w:r>
+        <w:rPr>
+          <w:rFonts w:ascii="Segoe UI Emoji" w:hAnsi="Segoe UI Emoji" w:cs="Segoe UI Emoji"/>
+        </w:rPr>
+        <w:t>⚙️</w:t>
+      </w:r>
+      <w:r>
+        <w:t xml:space="preserve"> </w:t>
+      </w:r>
+      <w:r>
+        <w:rPr>
+          <w:rtl/>
+        </w:rPr>
+        <w:t>[הפעלת כלי] מחפש משפחתונים ב</w:t>
+      </w:r>
+      <w:r>
+        <w:t xml:space="preserve">-${location} </w:t>
+      </w:r>
+      <w:r>
+        <w:rPr>
+          <w:rtl/>
+        </w:rPr>
+        <w:t xml:space="preserve">עד מחיר </w:t>
+      </w:r>
+      <w:r>
+        <w:t>${</w:t>
+      </w:r>
+      <w:proofErr w:type="spellStart"/>
+      <w:r>
+        <w:t>maxPrice</w:t>
+      </w:r>
+      <w:proofErr w:type="spellEnd"/>
+      <w:r>
+        <w:t>}...`);</w:t>
+      </w:r>
+    </w:p>
+    <w:p>
+      <w:r>
+        <w:t xml:space="preserve">  return </w:t>
+      </w:r>
+      <w:proofErr w:type="spellStart"/>
+      <w:r>
+        <w:t>nurseriesDatabase.filter</w:t>
+      </w:r>
+      <w:proofErr w:type="spellEnd"/>
+      <w:r>
+        <w:t xml:space="preserve">(n =&gt; </w:t>
+      </w:r>
+      <w:proofErr w:type="spellStart"/>
+      <w:proofErr w:type="gramStart"/>
+      <w:r>
+        <w:t>n.location</w:t>
+      </w:r>
+      <w:proofErr w:type="spellEnd"/>
+      <w:proofErr w:type="gramEnd"/>
+      <w:r>
+        <w:t xml:space="preserve"> === location &amp;&amp; </w:t>
+      </w:r>
+      <w:proofErr w:type="spellStart"/>
+      <w:proofErr w:type="gramStart"/>
+      <w:r>
+        <w:t>n.price</w:t>
+      </w:r>
+      <w:proofErr w:type="spellEnd"/>
+      <w:proofErr w:type="gramEnd"/>
+      <w:r>
+        <w:t xml:space="preserve"> &lt;= </w:t>
+      </w:r>
+      <w:proofErr w:type="spellStart"/>
+      <w:r>
+        <w:t>maxPrice</w:t>
+      </w:r>
+      <w:proofErr w:type="spellEnd"/>
+      <w:r>
+        <w:t>);</w:t>
+      </w:r>
+    </w:p>
+    <w:p>
+      <w:r>
+        <w:t>}</w:t>
+      </w:r>
+    </w:p>
+    <w:p/>
+    <w:p>
+      <w:r>
+        <w:t xml:space="preserve">// </w:t>
+      </w:r>
+      <w:r>
+        <w:rPr>
+          <w:rtl/>
+        </w:rPr>
+        <w:t>כלי ב': בדיקת מקום פנוי</w:t>
+      </w:r>
+    </w:p>
+    <w:p>
+      <w:r>
+        <w:t xml:space="preserve">function </w:t>
+      </w:r>
+      <w:proofErr w:type="spellStart"/>
+      <w:r>
+        <w:t>checkVacancy</w:t>
+      </w:r>
+      <w:proofErr w:type="spellEnd"/>
+      <w:r>
+        <w:t>(</w:t>
+      </w:r>
+      <w:proofErr w:type="spellStart"/>
+      <w:r>
+        <w:t>nurseryName</w:t>
+      </w:r>
+      <w:proofErr w:type="spellEnd"/>
+      <w:r>
+        <w:t>) {</w:t>
+      </w:r>
+    </w:p>
+    <w:p>
+      <w:r>
+        <w:t xml:space="preserve">  </w:t>
+      </w:r>
+      <w:proofErr w:type="gramStart"/>
+      <w:r>
+        <w:t>console.log(</w:t>
+      </w:r>
+      <w:proofErr w:type="gramEnd"/>
+      <w:r>
+        <w:t>`\n</w:t>
+      </w:r>
+      <w:r>
+        <w:rPr>
+          <w:rFonts w:ascii="Segoe UI Emoji" w:hAnsi="Segoe UI Emoji" w:cs="Segoe UI Emoji"/>
+        </w:rPr>
+        <w:t>⚙️</w:t>
+      </w:r>
+      <w:r>
+        <w:t xml:space="preserve"> </w:t>
+      </w:r>
+      <w:r>
+        <w:rPr>
+          <w:rtl/>
+        </w:rPr>
+        <w:t>[הפעלת כלי] בודק זמינות עבור</w:t>
+      </w:r>
+      <w:r>
+        <w:t>: ${</w:t>
+      </w:r>
+      <w:proofErr w:type="spellStart"/>
+      <w:r>
+        <w:t>nurseryName</w:t>
+      </w:r>
+      <w:proofErr w:type="spellEnd"/>
+      <w:r>
+        <w:t>}...`);</w:t>
+      </w:r>
+    </w:p>
+    <w:p>
+      <w:r>
+        <w:t xml:space="preserve">  const nursery = </w:t>
+      </w:r>
+      <w:proofErr w:type="spellStart"/>
+      <w:r>
+        <w:t>nurseriesDatabase.find</w:t>
+      </w:r>
+      <w:proofErr w:type="spellEnd"/>
+      <w:r>
+        <w:t xml:space="preserve">(n =&gt; n.name === </w:t>
+      </w:r>
+      <w:proofErr w:type="spellStart"/>
+      <w:r>
+        <w:t>nurseryName</w:t>
+      </w:r>
+      <w:proofErr w:type="spellEnd"/>
+      <w:r>
+        <w:t>);</w:t>
+      </w:r>
+    </w:p>
+    <w:p>
+      <w:r>
+        <w:t xml:space="preserve">  return </w:t>
+      </w:r>
+      <w:proofErr w:type="gramStart"/>
+      <w:r>
+        <w:t>nursery ?</w:t>
+      </w:r>
+      <w:proofErr w:type="gramEnd"/>
+      <w:r>
+        <w:t xml:space="preserve"> </w:t>
+      </w:r>
+      <w:proofErr w:type="gramStart"/>
+      <w:r>
+        <w:t>{ name</w:t>
+      </w:r>
+      <w:proofErr w:type="gramEnd"/>
+      <w:r>
+        <w:t xml:space="preserve">: </w:t>
+      </w:r>
+      <w:proofErr w:type="spellStart"/>
+      <w:r>
+        <w:t>nurseryName</w:t>
+      </w:r>
+      <w:proofErr w:type="spellEnd"/>
+      <w:r>
+        <w:t xml:space="preserve">, available: </w:t>
+      </w:r>
+      <w:proofErr w:type="spellStart"/>
+      <w:proofErr w:type="gramStart"/>
+      <w:r>
+        <w:t>nursery.hasVacancies</w:t>
+      </w:r>
+      <w:proofErr w:type="spellEnd"/>
+      <w:proofErr w:type="gramEnd"/>
+      <w:r>
+        <w:t xml:space="preserve"> </w:t>
+      </w:r>
+      <w:proofErr w:type="gramStart"/>
+      <w:r>
+        <w:t>} :</w:t>
+      </w:r>
+      <w:proofErr w:type="gramEnd"/>
+      <w:r>
+        <w:t xml:space="preserve"> </w:t>
+      </w:r>
+      <w:proofErr w:type="gramStart"/>
+      <w:r>
+        <w:t>{ error</w:t>
+      </w:r>
+      <w:proofErr w:type="gramEnd"/>
+      <w:r>
+        <w:t>: "</w:t>
+      </w:r>
+      <w:r>
+        <w:rPr>
+          <w:rtl/>
+        </w:rPr>
+        <w:t>לא נמצא</w:t>
+      </w:r>
+      <w:proofErr w:type="gramStart"/>
+      <w:r>
+        <w:t>" }</w:t>
+      </w:r>
+      <w:proofErr w:type="gramEnd"/>
+      <w:r>
+        <w:t>;</w:t>
+      </w:r>
+    </w:p>
+    <w:p>
+      <w:r>
+        <w:t>}</w:t>
+      </w:r>
+    </w:p>
+    <w:p/>
+    <w:p>
+      <w:r>
+        <w:t xml:space="preserve">// </w:t>
+      </w:r>
+      <w:r>
+        <w:rPr>
+          <w:rtl/>
+        </w:rPr>
+        <w:t>לולאת החשיבה של הסוכן</w:t>
+      </w:r>
+      <w:r>
+        <w:t xml:space="preserve"> (Agent Loop)</w:t>
+      </w:r>
+    </w:p>
+    <w:p>
+      <w:r>
+        <w:t xml:space="preserve">async function </w:t>
+      </w:r>
+      <w:proofErr w:type="spellStart"/>
+      <w:r>
+        <w:t>runNurseryAgent</w:t>
+      </w:r>
+      <w:proofErr w:type="spellEnd"/>
+      <w:r>
+        <w:t>(</w:t>
+      </w:r>
+      <w:proofErr w:type="spellStart"/>
+      <w:r>
+        <w:t>userRequest</w:t>
+      </w:r>
+      <w:proofErr w:type="spellEnd"/>
+      <w:r>
+        <w:t>) {</w:t>
+      </w:r>
+    </w:p>
+    <w:p>
+      <w:r>
+        <w:t xml:space="preserve">  </w:t>
+      </w:r>
+      <w:proofErr w:type="gramStart"/>
+      <w:r>
+        <w:t>console.log(</w:t>
+      </w:r>
+      <w:proofErr w:type="gramEnd"/>
+      <w:r>
+        <w:t>`\n</w:t>
+      </w:r>
+      <w:r>
+        <w:rPr>
+          <w:rFonts w:ascii="Segoe UI Emoji" w:hAnsi="Segoe UI Emoji" w:cs="Segoe UI Emoji"/>
+        </w:rPr>
+        <w:t>👶</w:t>
+      </w:r>
+      <w:r>
+        <w:t xml:space="preserve"> </w:t>
+      </w:r>
+      <w:r>
+        <w:rPr>
+          <w:rtl/>
+        </w:rPr>
+        <w:t>בקשת האמא</w:t>
+      </w:r>
+      <w:r>
+        <w:t>: "${</w:t>
+      </w:r>
+      <w:proofErr w:type="spellStart"/>
+      <w:r>
+        <w:t>userRequest</w:t>
+      </w:r>
+      <w:proofErr w:type="spellEnd"/>
+      <w:r>
+        <w:t>}"`);</w:t>
+      </w:r>
+    </w:p>
+    <w:p/>
+    <w:p>
+      <w:r>
+        <w:t xml:space="preserve">  const tools = [</w:t>
+      </w:r>
+    </w:p>
+    <w:p>
+      <w:r>
+        <w:t xml:space="preserve">    {</w:t>
+      </w:r>
+    </w:p>
+    <w:p>
+      <w:r>
+        <w:t xml:space="preserve">      type: "function",</w:t>
+      </w:r>
+    </w:p>
+    <w:p>
+      <w:r>
+        <w:t xml:space="preserve">      function: {</w:t>
+      </w:r>
+    </w:p>
+    <w:p>
+      <w:r>
+        <w:t xml:space="preserve">        name: "</w:t>
+      </w:r>
+      <w:proofErr w:type="spellStart"/>
+      <w:r>
+        <w:t>searchNurseries</w:t>
+      </w:r>
+      <w:proofErr w:type="spellEnd"/>
+      <w:r>
+        <w:t>",</w:t>
+      </w:r>
+    </w:p>
+    <w:p>
+      <w:r>
+        <w:t xml:space="preserve">        description: "</w:t>
+      </w:r>
+      <w:r>
+        <w:rPr>
+          <w:rtl/>
+        </w:rPr>
+        <w:t>מחפש משפחתונים לפי עיר ומחיר מקסימלי</w:t>
+      </w:r>
+      <w:r>
+        <w:t>",</w:t>
+      </w:r>
+    </w:p>
+    <w:p>
+      <w:r>
+        <w:t xml:space="preserve">        parameters: {</w:t>
+      </w:r>
+    </w:p>
+    <w:p>
+      <w:r>
+        <w:t xml:space="preserve">          type: "object",</w:t>
+      </w:r>
+    </w:p>
+    <w:p>
+      <w:r>
         <w:lastRenderedPageBreak/>
+        <w:t xml:space="preserve">          properties: {</w:t>
+      </w:r>
+    </w:p>
+    <w:p>
+      <w:r>
+        <w:t xml:space="preserve">            location: </w:t>
+      </w:r>
+      <w:proofErr w:type="gramStart"/>
+      <w:r>
+        <w:t>{ type</w:t>
+      </w:r>
+      <w:proofErr w:type="gramEnd"/>
+      <w:r>
+        <w:t>: "string</w:t>
+      </w:r>
+      <w:proofErr w:type="gramStart"/>
+      <w:r>
+        <w:t>" }</w:t>
+      </w:r>
+      <w:proofErr w:type="gramEnd"/>
+      <w:r>
+        <w:t>,</w:t>
+      </w:r>
+    </w:p>
+    <w:p>
+      <w:r>
+        <w:t xml:space="preserve">            </w:t>
+      </w:r>
+      <w:proofErr w:type="spellStart"/>
+      <w:r>
+        <w:t>maxPrice</w:t>
+      </w:r>
+      <w:proofErr w:type="spellEnd"/>
+      <w:r>
+        <w:t xml:space="preserve">: </w:t>
+      </w:r>
+      <w:proofErr w:type="gramStart"/>
+      <w:r>
+        <w:t>{ type</w:t>
+      </w:r>
+      <w:proofErr w:type="gramEnd"/>
+      <w:r>
+        <w:t>: "number</w:t>
+      </w:r>
+      <w:proofErr w:type="gramStart"/>
+      <w:r>
+        <w:t>" }</w:t>
+      </w:r>
+      <w:proofErr w:type="gramEnd"/>
+    </w:p>
+    <w:p>
+      <w:r>
+        <w:t xml:space="preserve">          },</w:t>
+      </w:r>
+    </w:p>
+    <w:p>
+      <w:r>
+        <w:t xml:space="preserve">          required: ["location", "</w:t>
+      </w:r>
+      <w:proofErr w:type="spellStart"/>
+      <w:r>
+        <w:t>maxPrice</w:t>
+      </w:r>
+      <w:proofErr w:type="spellEnd"/>
+      <w:r>
+        <w:t>"]</w:t>
+      </w:r>
+    </w:p>
+    <w:p>
+      <w:r>
+        <w:t xml:space="preserve">        }</w:t>
+      </w:r>
+    </w:p>
+    <w:p>
+      <w:r>
+        <w:t xml:space="preserve">      }</w:t>
+      </w:r>
+    </w:p>
+    <w:p>
+      <w:r>
+        <w:t xml:space="preserve">    },</w:t>
+      </w:r>
+    </w:p>
+    <w:p>
+      <w:r>
+        <w:t xml:space="preserve">    {</w:t>
+      </w:r>
+    </w:p>
+    <w:p>
+      <w:r>
+        <w:t xml:space="preserve">      type: "function",</w:t>
+      </w:r>
+    </w:p>
+    <w:p>
+      <w:r>
+        <w:t xml:space="preserve">      function: {</w:t>
+      </w:r>
+    </w:p>
+    <w:p>
+      <w:r>
+        <w:t xml:space="preserve">        name: "</w:t>
+      </w:r>
+      <w:proofErr w:type="spellStart"/>
+      <w:r>
+        <w:t>checkVacancy</w:t>
+      </w:r>
+      <w:proofErr w:type="spellEnd"/>
+      <w:r>
+        <w:t>",</w:t>
+      </w:r>
+    </w:p>
+    <w:p>
+      <w:r>
+        <w:t xml:space="preserve">        description: "</w:t>
+      </w:r>
+      <w:r>
+        <w:rPr>
+          <w:rtl/>
+        </w:rPr>
+        <w:t>בודק האם יש מקום פנוי במשפחתון ספציפי לפי השם שלו</w:t>
+      </w:r>
+      <w:r>
+        <w:t>",</w:t>
+      </w:r>
+    </w:p>
+    <w:p>
+      <w:r>
+        <w:t xml:space="preserve">        parameters: {</w:t>
+      </w:r>
+    </w:p>
+    <w:p>
+      <w:r>
+        <w:t xml:space="preserve">          type: "object",</w:t>
+      </w:r>
+    </w:p>
+    <w:p>
+      <w:r>
+        <w:t xml:space="preserve">          properties: </w:t>
+      </w:r>
+      <w:proofErr w:type="gramStart"/>
+      <w:r>
+        <w:t xml:space="preserve">{ </w:t>
+      </w:r>
+      <w:proofErr w:type="spellStart"/>
+      <w:r>
+        <w:t>nurseryName</w:t>
+      </w:r>
+      <w:proofErr w:type="spellEnd"/>
+      <w:proofErr w:type="gramEnd"/>
+      <w:r>
+        <w:t xml:space="preserve">: </w:t>
+      </w:r>
+      <w:proofErr w:type="gramStart"/>
+      <w:r>
+        <w:t>{ type</w:t>
+      </w:r>
+      <w:proofErr w:type="gramEnd"/>
+      <w:r>
+        <w:t>: "string</w:t>
+      </w:r>
+      <w:proofErr w:type="gramStart"/>
+      <w:r>
+        <w:t>" }</w:t>
+      </w:r>
+      <w:proofErr w:type="gramEnd"/>
+      <w:r>
+        <w:t xml:space="preserve"> },</w:t>
+      </w:r>
+    </w:p>
+    <w:p>
+      <w:r>
+        <w:t xml:space="preserve">          required: ["</w:t>
+      </w:r>
+      <w:proofErr w:type="spellStart"/>
+      <w:r>
+        <w:t>nurseryName</w:t>
+      </w:r>
+      <w:proofErr w:type="spellEnd"/>
+      <w:r>
+        <w:t>"]</w:t>
+      </w:r>
+    </w:p>
+    <w:p>
+      <w:r>
+        <w:t xml:space="preserve">        }</w:t>
+      </w:r>
+    </w:p>
+    <w:p>
+      <w:r>
+        <w:t xml:space="preserve">      }</w:t>
+      </w:r>
+    </w:p>
+    <w:p>
+      <w:r>
+        <w:t xml:space="preserve">    }</w:t>
+      </w:r>
+    </w:p>
+    <w:p>
+      <w:r>
+        <w:t xml:space="preserve">  ];</w:t>
+      </w:r>
+    </w:p>
+    <w:p/>
+    <w:p>
+      <w:r>
+        <w:t xml:space="preserve">  let response = await </w:t>
+      </w:r>
+      <w:proofErr w:type="spellStart"/>
+      <w:proofErr w:type="gramStart"/>
+      <w:r>
+        <w:t>openai.chat</w:t>
+      </w:r>
+      <w:proofErr w:type="gramEnd"/>
+      <w:r>
+        <w:t>.</w:t>
+      </w:r>
+      <w:proofErr w:type="gramStart"/>
+      <w:r>
+        <w:t>completions.create</w:t>
+      </w:r>
+      <w:proofErr w:type="spellEnd"/>
+      <w:proofErr w:type="gramEnd"/>
+      <w:r>
+        <w:t>({</w:t>
+      </w:r>
+    </w:p>
+    <w:p>
+      <w:r>
+        <w:t xml:space="preserve">    model: "</w:t>
+      </w:r>
+      <w:proofErr w:type="spellStart"/>
+      <w:r>
+        <w:t>deepseek</w:t>
+      </w:r>
+      <w:proofErr w:type="spellEnd"/>
+      <w:r>
+        <w:t>-chat",</w:t>
+      </w:r>
+    </w:p>
+    <w:p>
+      <w:r>
+        <w:t xml:space="preserve">    messages: </w:t>
+      </w:r>
+      <w:proofErr w:type="gramStart"/>
+      <w:r>
+        <w:t>[{ role</w:t>
+      </w:r>
+      <w:proofErr w:type="gramEnd"/>
+      <w:r>
+        <w:t xml:space="preserve">: "user", content: </w:t>
+      </w:r>
+      <w:proofErr w:type="spellStart"/>
+      <w:proofErr w:type="gramStart"/>
+      <w:r>
+        <w:t>userRequest</w:t>
+      </w:r>
+      <w:proofErr w:type="spellEnd"/>
+      <w:r>
+        <w:t xml:space="preserve"> }</w:t>
+      </w:r>
+      <w:proofErr w:type="gramEnd"/>
+      <w:r>
+        <w:t>],</w:t>
+      </w:r>
+    </w:p>
+    <w:p>
+      <w:r>
+        <w:t xml:space="preserve">    tools: tools</w:t>
+      </w:r>
+    </w:p>
+    <w:p>
+      <w:r>
+        <w:t xml:space="preserve">  });</w:t>
+      </w:r>
+    </w:p>
+    <w:p/>
+    <w:p>
+      <w:r>
+        <w:lastRenderedPageBreak/>
+        <w:t xml:space="preserve">  let message = </w:t>
+      </w:r>
+      <w:proofErr w:type="spellStart"/>
+      <w:proofErr w:type="gramStart"/>
+      <w:r>
+        <w:t>response.choices</w:t>
+      </w:r>
+      <w:proofErr w:type="spellEnd"/>
+      <w:proofErr w:type="gramEnd"/>
+      <w:r>
+        <w:t>[0</w:t>
+      </w:r>
+      <w:proofErr w:type="gramStart"/>
+      <w:r>
+        <w:t>].message</w:t>
+      </w:r>
+      <w:proofErr w:type="gramEnd"/>
+      <w:r>
+        <w:t>;</w:t>
+      </w:r>
+    </w:p>
+    <w:p/>
+    <w:p>
+      <w:r>
+        <w:t xml:space="preserve">  // </w:t>
+      </w:r>
+      <w:r>
+        <w:rPr>
+          <w:rtl/>
+        </w:rPr>
+        <w:t>הלולאה שמריצה את הכלים לפי החלטת ה</w:t>
+      </w:r>
+      <w:r>
+        <w:t>-AI</w:t>
+      </w:r>
+    </w:p>
+    <w:p>
+      <w:r>
+        <w:t xml:space="preserve">  while (</w:t>
+      </w:r>
+      <w:proofErr w:type="spellStart"/>
+      <w:proofErr w:type="gramStart"/>
+      <w:r>
+        <w:t>message.tool</w:t>
+      </w:r>
+      <w:proofErr w:type="gramEnd"/>
+      <w:r>
+        <w:t>_calls</w:t>
+      </w:r>
+      <w:proofErr w:type="spellEnd"/>
+      <w:r>
+        <w:t>) {</w:t>
+      </w:r>
+    </w:p>
+    <w:p>
+      <w:r>
+        <w:t xml:space="preserve">    const </w:t>
+      </w:r>
+      <w:proofErr w:type="spellStart"/>
+      <w:r>
+        <w:t>toolCall</w:t>
+      </w:r>
+      <w:proofErr w:type="spellEnd"/>
+      <w:r>
+        <w:t xml:space="preserve"> = </w:t>
+      </w:r>
+      <w:proofErr w:type="spellStart"/>
+      <w:proofErr w:type="gramStart"/>
+      <w:r>
+        <w:t>message.tool</w:t>
+      </w:r>
+      <w:proofErr w:type="gramEnd"/>
+      <w:r>
+        <w:t>_</w:t>
+      </w:r>
+      <w:proofErr w:type="gramStart"/>
+      <w:r>
+        <w:t>calls</w:t>
+      </w:r>
+      <w:proofErr w:type="spellEnd"/>
+      <w:r>
+        <w:t>[</w:t>
+      </w:r>
+      <w:proofErr w:type="gramEnd"/>
+      <w:r>
+        <w:t>0];</w:t>
+      </w:r>
+    </w:p>
+    <w:p>
+      <w:r>
+        <w:t xml:space="preserve">    const </w:t>
+      </w:r>
+      <w:proofErr w:type="spellStart"/>
+      <w:r>
+        <w:t>functionName</w:t>
+      </w:r>
+      <w:proofErr w:type="spellEnd"/>
+      <w:r>
+        <w:t xml:space="preserve"> = toolCall.function.name;</w:t>
+      </w:r>
+    </w:p>
+    <w:p>
+      <w:r>
+        <w:t xml:space="preserve">    const </w:t>
+      </w:r>
+      <w:proofErr w:type="spellStart"/>
+      <w:r>
+        <w:t>functionArgs</w:t>
+      </w:r>
+      <w:proofErr w:type="spellEnd"/>
+      <w:r>
+        <w:t xml:space="preserve"> = </w:t>
+      </w:r>
+      <w:proofErr w:type="spellStart"/>
+      <w:r>
+        <w:t>JSON.parse</w:t>
+      </w:r>
+      <w:proofErr w:type="spellEnd"/>
+      <w:r>
+        <w:t>(</w:t>
+      </w:r>
+      <w:proofErr w:type="spellStart"/>
+      <w:proofErr w:type="gramStart"/>
+      <w:r>
+        <w:t>toolCall.function.arguments</w:t>
+      </w:r>
+      <w:proofErr w:type="spellEnd"/>
+      <w:proofErr w:type="gramEnd"/>
+      <w:r>
+        <w:t>);</w:t>
+      </w:r>
+    </w:p>
+    <w:p/>
+    <w:p>
+      <w:r>
+        <w:t xml:space="preserve">    let </w:t>
+      </w:r>
+      <w:proofErr w:type="spellStart"/>
+      <w:r>
+        <w:t>toolResult</w:t>
+      </w:r>
+      <w:proofErr w:type="spellEnd"/>
+      <w:r>
+        <w:t>;</w:t>
+      </w:r>
+    </w:p>
+    <w:p>
+      <w:r>
+        <w:t xml:space="preserve">    if (</w:t>
+      </w:r>
+      <w:proofErr w:type="spellStart"/>
+      <w:r>
+        <w:t>functionName</w:t>
+      </w:r>
+      <w:proofErr w:type="spellEnd"/>
+      <w:r>
+        <w:t xml:space="preserve"> === "</w:t>
+      </w:r>
+      <w:proofErr w:type="spellStart"/>
+      <w:r>
+        <w:t>searchNurseries</w:t>
+      </w:r>
+      <w:proofErr w:type="spellEnd"/>
+      <w:r>
+        <w:t>") {</w:t>
+      </w:r>
+    </w:p>
+    <w:p>
+      <w:r>
+        <w:t xml:space="preserve">      </w:t>
+      </w:r>
+      <w:proofErr w:type="spellStart"/>
+      <w:r>
+        <w:t>toolResult</w:t>
+      </w:r>
+      <w:proofErr w:type="spellEnd"/>
+      <w:r>
+        <w:t xml:space="preserve"> = </w:t>
+      </w:r>
+      <w:proofErr w:type="spellStart"/>
+      <w:proofErr w:type="gramStart"/>
+      <w:r>
+        <w:t>searchNurseries</w:t>
+      </w:r>
+      <w:proofErr w:type="spellEnd"/>
+      <w:r>
+        <w:t>(</w:t>
+      </w:r>
+      <w:proofErr w:type="spellStart"/>
+      <w:proofErr w:type="gramEnd"/>
+      <w:r>
+        <w:t>functionArgs.location</w:t>
+      </w:r>
+      <w:proofErr w:type="spellEnd"/>
+      <w:r>
+        <w:t xml:space="preserve">, </w:t>
+      </w:r>
+      <w:proofErr w:type="spellStart"/>
+      <w:r>
+        <w:t>functionArgs.maxPrice</w:t>
+      </w:r>
+      <w:proofErr w:type="spellEnd"/>
+      <w:r>
+        <w:t>);</w:t>
+      </w:r>
+    </w:p>
+    <w:p>
+      <w:r>
+        <w:t xml:space="preserve">    } else if (</w:t>
+      </w:r>
+      <w:proofErr w:type="spellStart"/>
+      <w:r>
+        <w:t>functionName</w:t>
+      </w:r>
+      <w:proofErr w:type="spellEnd"/>
+      <w:r>
+        <w:t xml:space="preserve"> === "</w:t>
+      </w:r>
+      <w:proofErr w:type="spellStart"/>
+      <w:r>
+        <w:t>checkVacancy</w:t>
+      </w:r>
+      <w:proofErr w:type="spellEnd"/>
+      <w:r>
+        <w:t>") {</w:t>
+      </w:r>
+    </w:p>
+    <w:p>
+      <w:r>
+        <w:t xml:space="preserve">      </w:t>
+      </w:r>
+      <w:proofErr w:type="spellStart"/>
+      <w:r>
+        <w:t>toolResult</w:t>
+      </w:r>
+      <w:proofErr w:type="spellEnd"/>
+      <w:r>
+        <w:t xml:space="preserve"> = </w:t>
+      </w:r>
+      <w:proofErr w:type="spellStart"/>
+      <w:proofErr w:type="gramStart"/>
+      <w:r>
+        <w:t>checkVacancy</w:t>
+      </w:r>
+      <w:proofErr w:type="spellEnd"/>
+      <w:r>
+        <w:t>(</w:t>
+      </w:r>
+      <w:proofErr w:type="spellStart"/>
+      <w:proofErr w:type="gramEnd"/>
+      <w:r>
+        <w:t>functionArgs.nurseryName</w:t>
+      </w:r>
+      <w:proofErr w:type="spellEnd"/>
+      <w:r>
+        <w:t>);</w:t>
+      </w:r>
+    </w:p>
+    <w:p>
+      <w:r>
+        <w:t xml:space="preserve">    }</w:t>
+      </w:r>
+    </w:p>
+    <w:p/>
+    <w:p>
+      <w:r>
+        <w:t xml:space="preserve">    response = await </w:t>
+      </w:r>
+      <w:proofErr w:type="spellStart"/>
+      <w:proofErr w:type="gramStart"/>
+      <w:r>
+        <w:t>openai.chat</w:t>
+      </w:r>
+      <w:proofErr w:type="gramEnd"/>
+      <w:r>
+        <w:t>.</w:t>
+      </w:r>
+      <w:proofErr w:type="gramStart"/>
+      <w:r>
+        <w:t>completions.create</w:t>
+      </w:r>
+      <w:proofErr w:type="spellEnd"/>
+      <w:proofErr w:type="gramEnd"/>
+      <w:r>
+        <w:t>({</w:t>
+      </w:r>
+    </w:p>
+    <w:p>
+      <w:r>
+        <w:t xml:space="preserve">      model: "</w:t>
+      </w:r>
+      <w:proofErr w:type="spellStart"/>
+      <w:r>
+        <w:t>deepseek</w:t>
+      </w:r>
+      <w:proofErr w:type="spellEnd"/>
+      <w:r>
+        <w:t>-chat",</w:t>
+      </w:r>
+    </w:p>
+    <w:p>
+      <w:r>
+        <w:t xml:space="preserve">      messages: [</w:t>
+      </w:r>
+    </w:p>
+    <w:p>
+      <w:r>
+        <w:t xml:space="preserve">        </w:t>
+      </w:r>
+      <w:proofErr w:type="gramStart"/>
+      <w:r>
+        <w:t>{ role</w:t>
+      </w:r>
+      <w:proofErr w:type="gramEnd"/>
+      <w:r>
+        <w:t xml:space="preserve">: "user", content: </w:t>
+      </w:r>
+      <w:proofErr w:type="spellStart"/>
+      <w:proofErr w:type="gramStart"/>
+      <w:r>
+        <w:t>userRequest</w:t>
+      </w:r>
+      <w:proofErr w:type="spellEnd"/>
+      <w:r>
+        <w:t xml:space="preserve"> }</w:t>
+      </w:r>
+      <w:proofErr w:type="gramEnd"/>
+      <w:r>
+        <w:t>,</w:t>
+      </w:r>
+    </w:p>
+    <w:p>
+      <w:r>
+        <w:t xml:space="preserve">        message,</w:t>
+      </w:r>
+    </w:p>
+    <w:p>
+      <w:r>
+        <w:t xml:space="preserve">        </w:t>
+      </w:r>
+      <w:proofErr w:type="gramStart"/>
+      <w:r>
+        <w:t>{ role</w:t>
+      </w:r>
+      <w:proofErr w:type="gramEnd"/>
+      <w:r>
+        <w:t xml:space="preserve">: "tool", </w:t>
+      </w:r>
+      <w:proofErr w:type="spellStart"/>
+      <w:r>
+        <w:t>tool_call_id</w:t>
+      </w:r>
+      <w:proofErr w:type="spellEnd"/>
+      <w:r>
+        <w:t xml:space="preserve">: toolCall.id, name: </w:t>
+      </w:r>
+      <w:proofErr w:type="spellStart"/>
+      <w:r>
+        <w:t>functionName</w:t>
+      </w:r>
+      <w:proofErr w:type="spellEnd"/>
+      <w:r>
+        <w:t xml:space="preserve">, content: </w:t>
+      </w:r>
+      <w:proofErr w:type="spellStart"/>
+      <w:r>
+        <w:t>JSON.stringify</w:t>
+      </w:r>
+      <w:proofErr w:type="spellEnd"/>
+      <w:r>
+        <w:t>(</w:t>
+      </w:r>
+      <w:proofErr w:type="spellStart"/>
+      <w:r>
+        <w:t>toolResult</w:t>
+      </w:r>
+      <w:proofErr w:type="spellEnd"/>
+      <w:proofErr w:type="gramStart"/>
+      <w:r>
+        <w:t>) }</w:t>
+      </w:r>
+      <w:proofErr w:type="gramEnd"/>
+    </w:p>
+    <w:p>
+      <w:r>
+        <w:t xml:space="preserve">      ],</w:t>
+      </w:r>
+    </w:p>
+    <w:p>
+      <w:r>
+        <w:t xml:space="preserve">      tools: tools</w:t>
+      </w:r>
+    </w:p>
+    <w:p>
+      <w:r>
+        <w:t xml:space="preserve">    });</w:t>
+      </w:r>
+    </w:p>
+    <w:p/>
+    <w:p>
+      <w:r>
+        <w:t xml:space="preserve">    message = </w:t>
+      </w:r>
+      <w:proofErr w:type="spellStart"/>
+      <w:proofErr w:type="gramStart"/>
+      <w:r>
+        <w:t>response.choices</w:t>
+      </w:r>
+      <w:proofErr w:type="spellEnd"/>
+      <w:proofErr w:type="gramEnd"/>
+      <w:r>
+        <w:t>[0</w:t>
+      </w:r>
+      <w:proofErr w:type="gramStart"/>
+      <w:r>
+        <w:t>].message</w:t>
+      </w:r>
+      <w:proofErr w:type="gramEnd"/>
+      <w:r>
+        <w:t>;</w:t>
+      </w:r>
+    </w:p>
+    <w:p>
+      <w:r>
+        <w:t xml:space="preserve">  }</w:t>
+      </w:r>
+    </w:p>
+    <w:p/>
+    <w:p>
+      <w:r>
+        <w:t xml:space="preserve">  </w:t>
+      </w:r>
+      <w:proofErr w:type="gramStart"/>
+      <w:r>
+        <w:t>console.log(</w:t>
+      </w:r>
+      <w:proofErr w:type="gramEnd"/>
+      <w:r>
+        <w:t>"\n</w:t>
+      </w:r>
+      <w:r>
+        <w:rPr>
+          <w:rFonts w:ascii="Segoe UI Emoji" w:hAnsi="Segoe UI Emoji" w:cs="Segoe UI Emoji"/>
+        </w:rPr>
+        <w:t>🎯</w:t>
+      </w:r>
+      <w:r>
+        <w:t xml:space="preserve"> </w:t>
+      </w:r>
+      <w:r>
+        <w:rPr>
+          <w:rtl/>
+        </w:rPr>
+        <w:t>תשובה סופית מהסוכן לאמא</w:t>
+      </w:r>
+      <w:r>
+        <w:t>:");</w:t>
+      </w:r>
+    </w:p>
+    <w:p>
+      <w:r>
+        <w:t xml:space="preserve">  console.log(</w:t>
+      </w:r>
+      <w:proofErr w:type="spellStart"/>
+      <w:proofErr w:type="gramStart"/>
+      <w:r>
+        <w:t>message.content</w:t>
+      </w:r>
+      <w:proofErr w:type="spellEnd"/>
+      <w:proofErr w:type="gramEnd"/>
+      <w:r>
+        <w:t>);</w:t>
+      </w:r>
+    </w:p>
+    <w:p>
+      <w:r>
+        <w:t>}</w:t>
+      </w:r>
+    </w:p>
+    <w:p/>
+    <w:p>
+      <w:r>
+        <w:t>// ----------------------------------------------------</w:t>
+      </w:r>
+    </w:p>
+    <w:p>
+      <w:r>
         <w:t xml:space="preserve">// </w:t>
       </w:r>
       <w:r>
         <w:rPr>
           <w:rtl/>
         </w:rPr>
-        <w:t>כלי א': חיפוש לפי מיקום ומחיר</w:t>
-      </w:r>
-    </w:p>
-    <w:p>
-      <w:r>
-        <w:t>function searchNurseries(location, maxPrice) {</w:t>
-      </w:r>
-    </w:p>
-    <w:p>
-      <w:r>
-        <w:t xml:space="preserve">  console.log(`\n</w:t>
-      </w:r>
-      <w:r>
-        <w:rPr>
-          <w:rFonts w:ascii="Segoe UI Emoji" w:hAnsi="Segoe UI Emoji" w:cs="Segoe UI Emoji"/>
-        </w:rPr>
-        <w:t>⚙️</w:t>
-      </w:r>
-      <w:r>
-        <w:t xml:space="preserve"> </w:t>
-      </w:r>
-      <w:r>
-        <w:rPr>
-          <w:rtl/>
-        </w:rPr>
-        <w:t>[הפעלת כלי] מחפש משפחתונים ב</w:t>
-      </w:r>
-      <w:r>
-        <w:t xml:space="preserve">-${location} </w:t>
-      </w:r>
-      <w:r>
-        <w:rPr>
-          <w:rtl/>
-        </w:rPr>
-        <w:t xml:space="preserve">עד מחיר </w:t>
-      </w:r>
-      <w:r>
-        <w:t>${maxPrice}...`);</w:t>
-      </w:r>
-    </w:p>
-    <w:p>
-      <w:r>
-        <w:t xml:space="preserve">  return nurseriesDatabase.filter(n =&gt; n.location === location &amp;&amp; n.price &lt;= maxPrice);</w:t>
-      </w:r>
-    </w:p>
-    <w:p>
-      <w:r>
-        <w:t>}</w:t>
-      </w:r>
-    </w:p>
-    <w:p/>
-    <w:p>
-      <w:r>
-        <w:t xml:space="preserve">// </w:t>
-      </w:r>
-      <w:r>
-        <w:rPr>
-          <w:rtl/>
-        </w:rPr>
-        <w:t>כלי ב': בדיקת מקום פנוי</w:t>
-      </w:r>
-    </w:p>
-    <w:p>
-      <w:r>
-        <w:t>function checkVacancy(nurseryName) {</w:t>
-      </w:r>
-    </w:p>
-    <w:p>
-      <w:r>
-        <w:t xml:space="preserve">  console.log(`\n</w:t>
-      </w:r>
-      <w:r>
-        <w:rPr>
-          <w:rFonts w:ascii="Segoe UI Emoji" w:hAnsi="Segoe UI Emoji" w:cs="Segoe UI Emoji"/>
-        </w:rPr>
-        <w:t>⚙️</w:t>
-      </w:r>
-      <w:r>
-        <w:t xml:space="preserve"> </w:t>
-      </w:r>
-      <w:r>
-        <w:rPr>
-          <w:rtl/>
-        </w:rPr>
-        <w:t>[הפעלת כלי] בודק זמינות עבור</w:t>
-      </w:r>
-      <w:r>
-        <w:t>: ${nurseryName}...`);</w:t>
-      </w:r>
-    </w:p>
-    <w:p>
-      <w:r>
-        <w:t xml:space="preserve">  const nursery = nurseriesDatabase.find(n =&gt; n.name === nurseryName);</w:t>
-      </w:r>
-    </w:p>
-    <w:p>
-      <w:r>
-        <w:t xml:space="preserve">  return nursery ? { name: nurseryName, available: nursery.hasVacancies } : { error: "</w:t>
-      </w:r>
-      <w:r>
-        <w:rPr>
-          <w:rtl/>
-        </w:rPr>
-        <w:t>לא נמצא</w:t>
-      </w:r>
-      <w:r>
-        <w:t>" };</w:t>
-      </w:r>
-    </w:p>
-    <w:p>
-      <w:r>
-        <w:t>}</w:t>
-      </w:r>
-    </w:p>
-    <w:p/>
-    <w:p>
-      <w:r>
-        <w:t xml:space="preserve">// </w:t>
-      </w:r>
-      <w:r>
-        <w:rPr>
-          <w:rtl/>
-        </w:rPr>
-        <w:t>לולאת החשיבה של הסוכן</w:t>
-      </w:r>
-      <w:r>
-        <w:t xml:space="preserve"> (Agent Loop)</w:t>
-      </w:r>
-    </w:p>
-    <w:p>
-      <w:r>
-        <w:t>async function runNurseryAgent(userRequest) {</w:t>
-      </w:r>
-    </w:p>
-    <w:p>
-      <w:r>
-        <w:t xml:space="preserve">  console.log(`\n</w:t>
-      </w:r>
-      <w:r>
-        <w:rPr>
-          <w:rFonts w:ascii="Segoe UI Emoji" w:hAnsi="Segoe UI Emoji" w:cs="Segoe UI Emoji"/>
-        </w:rPr>
-        <w:t>👶</w:t>
-      </w:r>
-      <w:r>
-        <w:t xml:space="preserve"> </w:t>
-      </w:r>
-      <w:r>
-        <w:rPr>
-          <w:rtl/>
-        </w:rPr>
-        <w:t>בקשת האמא</w:t>
-      </w:r>
-      <w:r>
-        <w:t>: "${userRequest}"`);</w:t>
-      </w:r>
-    </w:p>
-    <w:p/>
-    <w:p>
-      <w:r>
-        <w:t xml:space="preserve">  const tools = [</w:t>
-      </w:r>
-    </w:p>
-    <w:p>
-      <w:r>
-        <w:t xml:space="preserve">    {</w:t>
-      </w:r>
-    </w:p>
-    <w:p>
-      <w:r>
-        <w:t xml:space="preserve">      type: "function",</w:t>
-      </w:r>
-    </w:p>
-    <w:p>
-      <w:r>
-        <w:t xml:space="preserve">      function: {</w:t>
-      </w:r>
-    </w:p>
-    <w:p>
-      <w:r>
-        <w:t xml:space="preserve">        name: "searchNurseries",</w:t>
-      </w:r>
-    </w:p>
-    <w:p>
-      <w:r>
-        <w:t xml:space="preserve">        description: "</w:t>
-      </w:r>
-      <w:r>
-        <w:rPr>
-          <w:rtl/>
-        </w:rPr>
-        <w:t>מחפש משפחתונים לפי עיר ומחיר מקסימלי</w:t>
-      </w:r>
-      <w:r>
-        <w:t>",</w:t>
-      </w:r>
-    </w:p>
-    <w:p>
-      <w:r>
-        <w:t xml:space="preserve">        parameters: {</w:t>
-      </w:r>
-    </w:p>
-    <w:p>
-      <w:r>
-        <w:t xml:space="preserve">          type: "object",</w:t>
-      </w:r>
-    </w:p>
-    <w:p>
-      <w:r>
-        <w:t xml:space="preserve">          properties: {</w:t>
-      </w:r>
-    </w:p>
-    <w:p>
-      <w:r>
-        <w:lastRenderedPageBreak/>
-        <w:t xml:space="preserve">            location: { type: "string" },</w:t>
-      </w:r>
-    </w:p>
-    <w:p>
-      <w:r>
-        <w:t xml:space="preserve">            maxPrice: { type: "number" }</w:t>
-      </w:r>
-    </w:p>
-    <w:p>
-      <w:r>
-        <w:t xml:space="preserve">          },</w:t>
-      </w:r>
-    </w:p>
-    <w:p>
-      <w:r>
-        <w:t xml:space="preserve">          required: ["location", "maxPrice"]</w:t>
-      </w:r>
-    </w:p>
-    <w:p>
-      <w:r>
-        <w:t xml:space="preserve">        }</w:t>
-      </w:r>
-    </w:p>
-    <w:p>
-      <w:r>
-        <w:t xml:space="preserve">      }</w:t>
-      </w:r>
-    </w:p>
-    <w:p>
-      <w:r>
-        <w:t xml:space="preserve">    },</w:t>
-      </w:r>
-    </w:p>
-    <w:p>
-      <w:r>
-        <w:t xml:space="preserve">    {</w:t>
-      </w:r>
-    </w:p>
-    <w:p>
-      <w:r>
-        <w:t xml:space="preserve">      type: "function",</w:t>
-      </w:r>
-    </w:p>
-    <w:p>
-      <w:r>
-        <w:t xml:space="preserve">      function: {</w:t>
-      </w:r>
-    </w:p>
-    <w:p>
-      <w:r>
-        <w:t xml:space="preserve">        name: "checkVacancy",</w:t>
-      </w:r>
-    </w:p>
-    <w:p>
-      <w:r>
-        <w:t xml:space="preserve">        description: "</w:t>
-      </w:r>
-      <w:r>
-        <w:rPr>
-          <w:rtl/>
-        </w:rPr>
-        <w:t>בודק האם יש מקום פנוי במשפחתון ספציפי לפי השם שלו</w:t>
-      </w:r>
-      <w:r>
-        <w:t>",</w:t>
-      </w:r>
-    </w:p>
-    <w:p>
-      <w:r>
-        <w:t xml:space="preserve">        parameters: {</w:t>
-      </w:r>
-    </w:p>
-    <w:p>
-      <w:r>
-        <w:t xml:space="preserve">          type: "object",</w:t>
-      </w:r>
-    </w:p>
-    <w:p>
-      <w:r>
-        <w:t xml:space="preserve">          properties: { nurseryName: { type: "string" } },</w:t>
-      </w:r>
-    </w:p>
-    <w:p>
-      <w:r>
-        <w:t xml:space="preserve">          required: ["nurseryName"]</w:t>
-      </w:r>
-    </w:p>
-    <w:p>
-      <w:r>
-        <w:t xml:space="preserve">        }</w:t>
-      </w:r>
-    </w:p>
-    <w:p>
-      <w:r>
-        <w:t xml:space="preserve">      }</w:t>
-      </w:r>
-    </w:p>
-    <w:p>
-      <w:r>
-        <w:t xml:space="preserve">    }</w:t>
-      </w:r>
-    </w:p>
-    <w:p>
-      <w:r>
-        <w:t xml:space="preserve">  ];</w:t>
-      </w:r>
-    </w:p>
-    <w:p/>
-    <w:p>
-      <w:r>
-        <w:t xml:space="preserve">  let response = await openai.chat.completions.create({</w:t>
-      </w:r>
-    </w:p>
-    <w:p>
-      <w:r>
-        <w:t xml:space="preserve">    model: "deepseek-chat",</w:t>
-      </w:r>
-    </w:p>
-    <w:p>
-      <w:r>
-        <w:t xml:space="preserve">    messages: [{ role: "user", content: userRequest }],</w:t>
-      </w:r>
-    </w:p>
-    <w:p>
-      <w:r>
-        <w:t xml:space="preserve">    tools: tools</w:t>
-      </w:r>
-    </w:p>
-    <w:p>
-      <w:r>
-        <w:t xml:space="preserve">  });</w:t>
-      </w:r>
-    </w:p>
-    <w:p/>
-    <w:p>
-      <w:r>
-        <w:t xml:space="preserve">  let message = response.choices[0].message;</w:t>
-      </w:r>
-    </w:p>
-    <w:p/>
-    <w:p>
-      <w:r>
-        <w:t xml:space="preserve">  // </w:t>
-      </w:r>
-      <w:r>
-        <w:rPr>
-          <w:rtl/>
-        </w:rPr>
-        <w:t>הלולאה שמריצה את הכלים לפי החלטת ה</w:t>
-      </w:r>
-      <w:r>
-        <w:t>-AI</w:t>
-      </w:r>
-    </w:p>
-    <w:p>
-      <w:r>
-        <w:t xml:space="preserve">  while (message.tool_calls) {</w:t>
-      </w:r>
-    </w:p>
-    <w:p>
-      <w:r>
-        <w:t xml:space="preserve">    const toolCall = message.tool_calls[0];</w:t>
-      </w:r>
-    </w:p>
-    <w:p>
-      <w:r>
-        <w:t xml:space="preserve">    const functionName = toolCall.function.name;</w:t>
-      </w:r>
-    </w:p>
-    <w:p>
-      <w:r>
-        <w:t xml:space="preserve">    const functionArgs = JSON.parse(toolCall.function.arguments);</w:t>
-      </w:r>
-    </w:p>
-    <w:p/>
-    <w:p>
-      <w:r>
-        <w:t xml:space="preserve">    let toolResult;</w:t>
-      </w:r>
-    </w:p>
-    <w:p>
-      <w:r>
-        <w:t xml:space="preserve">    if (functionName === "searchNurseries") {</w:t>
-      </w:r>
-    </w:p>
-    <w:p>
-      <w:r>
-        <w:t xml:space="preserve">      toolResult = searchNurseries(functionArgs.location, functionArgs.maxPrice);</w:t>
-      </w:r>
-    </w:p>
-    <w:p>
-      <w:r>
-        <w:t xml:space="preserve">    } else if (functionName === "checkVacancy") {</w:t>
-      </w:r>
-    </w:p>
-    <w:p>
-      <w:r>
-        <w:t xml:space="preserve">      toolResult = checkVacancy(functionArgs.nurseryName);</w:t>
-      </w:r>
-    </w:p>
-    <w:p>
-      <w:r>
-        <w:t xml:space="preserve">    }</w:t>
-      </w:r>
-    </w:p>
-    <w:p/>
-    <w:p>
-      <w:r>
-        <w:t xml:space="preserve">    response = await openai.chat.completions.create({</w:t>
-      </w:r>
-    </w:p>
-    <w:p>
-      <w:r>
-        <w:t xml:space="preserve">      model: "deepseek-chat",</w:t>
-      </w:r>
-    </w:p>
-    <w:p>
-      <w:r>
-        <w:t xml:space="preserve">      messages: [</w:t>
-      </w:r>
-    </w:p>
-    <w:p>
-      <w:r>
-        <w:t xml:space="preserve">        { role: "user", content: userRequest },</w:t>
-      </w:r>
-    </w:p>
-    <w:p>
-      <w:r>
-        <w:t xml:space="preserve">        message,</w:t>
-      </w:r>
-    </w:p>
-    <w:p>
-      <w:r>
-        <w:t xml:space="preserve">        { role: "tool", tool_call_id: toolCall.id, name: functionName, content: JSON.stringify(toolResult) }</w:t>
-      </w:r>
-    </w:p>
-    <w:p>
-      <w:r>
-        <w:t xml:space="preserve">      ],</w:t>
-      </w:r>
-    </w:p>
-    <w:p>
-      <w:r>
-        <w:t xml:space="preserve">      tools: tools</w:t>
-      </w:r>
-    </w:p>
-    <w:p>
-      <w:r>
-        <w:t xml:space="preserve">    });</w:t>
-      </w:r>
-    </w:p>
-    <w:p/>
-    <w:p>
-      <w:r>
-        <w:t xml:space="preserve">    message = response.choices[0].message;</w:t>
-      </w:r>
-    </w:p>
-    <w:p>
-      <w:r>
-        <w:t xml:space="preserve">  }</w:t>
-      </w:r>
-    </w:p>
-    <w:p/>
-    <w:p>
-      <w:r>
-        <w:lastRenderedPageBreak/>
-        <w:t xml:space="preserve">  console.log("\n</w:t>
-      </w:r>
-      <w:r>
-        <w:rPr>
-          <w:rFonts w:ascii="Segoe UI Emoji" w:hAnsi="Segoe UI Emoji" w:cs="Segoe UI Emoji"/>
-        </w:rPr>
-        <w:t>🎯</w:t>
-      </w:r>
-      <w:r>
-        <w:t xml:space="preserve"> </w:t>
-      </w:r>
-      <w:r>
-        <w:rPr>
-          <w:rtl/>
-        </w:rPr>
-        <w:t>תשובה סופית מהסוכן לאמא</w:t>
-      </w:r>
-      <w:r>
-        <w:t>:");</w:t>
-      </w:r>
-    </w:p>
-    <w:p>
-      <w:r>
-        <w:t xml:space="preserve">  console.log(message.content);</w:t>
-      </w:r>
-    </w:p>
-    <w:p>
-      <w:r>
-        <w:t>}</w:t>
-      </w:r>
-    </w:p>
-    <w:p/>
+        <w:t>שימו לב: כאן משנים את השאלה בכל פעם! (ראו שלב 4)</w:t>
+      </w:r>
+    </w:p>
     <w:p>
       <w:r>
         <w:t>// ----------------------------------------------------</w:t>
@@ -2518,22 +3738,6 @@
     </w:p>
     <w:p>
       <w:r>
-        <w:t xml:space="preserve">// </w:t>
-      </w:r>
-      <w:r>
-        <w:rPr>
-          <w:rtl/>
-        </w:rPr>
-        <w:t>שימו לב: כאן משנים את השאלה בכל פעם! (ראו שלב 4)</w:t>
-      </w:r>
-    </w:p>
-    <w:p>
-      <w:r>
-        <w:t>// ----------------------------------------------------</w:t>
-      </w:r>
-    </w:p>
-    <w:p>
-      <w:r>
         <w:t>const prompt = "</w:t>
       </w:r>
       <w:r>
@@ -2548,7 +3752,15 @@
     </w:p>
     <w:p>
       <w:r>
-        <w:t>await runNurseryAgent(prompt);</w:t>
+        <w:t xml:space="preserve">await </w:t>
+      </w:r>
+      <w:proofErr w:type="spellStart"/>
+      <w:r>
+        <w:t>runNurseryAgent</w:t>
+      </w:r>
+      <w:proofErr w:type="spellEnd"/>
+      <w:r>
+        <w:t>(prompt);</w:t>
       </w:r>
     </w:p>
     <w:p>
@@ -2630,7 +3842,15 @@
         <w:t>או של גוגל</w:t>
       </w:r>
       <w:r>
-        <w:t xml:space="preserve">/OpenRouter, </w:t>
+        <w:t>/</w:t>
+      </w:r>
+      <w:proofErr w:type="spellStart"/>
+      <w:r>
+        <w:t>OpenRouter</w:t>
+      </w:r>
+      <w:proofErr w:type="spellEnd"/>
+      <w:r>
+        <w:t xml:space="preserve">, </w:t>
       </w:r>
       <w:r>
         <w:rPr>
@@ -2704,9 +3924,11 @@
         </w:rPr>
         <w:t xml:space="preserve">שלב 5: הוספה בראש קובץ </w:t>
       </w:r>
+      <w:proofErr w:type="spellStart"/>
       <w:r>
         <w:t>package.json</w:t>
       </w:r>
+      <w:proofErr w:type="spellEnd"/>
     </w:p>
     <w:p>
       <w:r>
@@ -2725,7 +3947,23 @@
     </w:p>
     <w:p>
       <w:r>
-        <w:t>    "@modelcontextprotocol/sdk": "^1.29.0"</w:t>
+        <w:t>    "@</w:t>
+      </w:r>
+      <w:proofErr w:type="spellStart"/>
+      <w:r>
+        <w:t>modelcontextprotocol</w:t>
+      </w:r>
+      <w:proofErr w:type="spellEnd"/>
+      <w:r>
+        <w:t>/</w:t>
+      </w:r>
+      <w:proofErr w:type="spellStart"/>
+      <w:r>
+        <w:t>sdk</w:t>
+      </w:r>
+      <w:proofErr w:type="spellEnd"/>
+      <w:r>
+        <w:t>": "^1.29.0"</w:t>
       </w:r>
     </w:p>
     <w:p>
@@ -2786,13 +4024,23 @@
       </w:r>
     </w:p>
     <w:p>
-      <w:r>
-        <w:rPr>
-          <w:b/>
-          <w:bCs/>
-          <w:rtl/>
-        </w:rPr>
-        <w:t>הפרומפט להעתקה</w:t>
+      <w:proofErr w:type="spellStart"/>
+      <w:r>
+        <w:rPr>
+          <w:b/>
+          <w:bCs/>
+          <w:rtl/>
+        </w:rPr>
+        <w:t>הפרומפט</w:t>
+      </w:r>
+      <w:proofErr w:type="spellEnd"/>
+      <w:r>
+        <w:rPr>
+          <w:b/>
+          <w:bCs/>
+          <w:rtl/>
+        </w:rPr>
+        <w:t xml:space="preserve"> להעתקה</w:t>
       </w:r>
       <w:r>
         <w:rPr>
@@ -2829,6 +4077,7 @@
           <w:bCs/>
           <w:rtl/>
         </w:rPr>
+        <w:lastRenderedPageBreak/>
         <w:t>מה לחפש בטרמינל</w:t>
       </w:r>
       <w:r>
@@ -2864,7 +4113,6 @@
           <w:b/>
           <w:bCs/>
         </w:rPr>
-        <w:lastRenderedPageBreak/>
         <w:t>🎯</w:t>
       </w:r>
       <w:r>
@@ -2884,13 +4132,23 @@
       </w:r>
     </w:p>
     <w:p>
-      <w:r>
-        <w:rPr>
-          <w:b/>
-          <w:bCs/>
-          <w:rtl/>
-        </w:rPr>
-        <w:t>הפרומפט להעתקה</w:t>
+      <w:proofErr w:type="spellStart"/>
+      <w:r>
+        <w:rPr>
+          <w:b/>
+          <w:bCs/>
+          <w:rtl/>
+        </w:rPr>
+        <w:t>הפרומפט</w:t>
+      </w:r>
+      <w:proofErr w:type="spellEnd"/>
+      <w:r>
+        <w:rPr>
+          <w:b/>
+          <w:bCs/>
+          <w:rtl/>
+        </w:rPr>
+        <w:t xml:space="preserve"> להעתקה</w:t>
       </w:r>
       <w:r>
         <w:rPr>
@@ -2999,7 +4257,21 @@
           <w:rtl/>
         </w:rPr>
         <w:lastRenderedPageBreak/>
-        <w:t>מעולה! בואו נחבר את הכל למערך תרגול אחד שלם וחווייתי עבור הבנות. כאן הן יראו איך הן בונות מערכת הגנה</w:t>
+        <w:t xml:space="preserve">מעולה! בואו נחבר את </w:t>
+      </w:r>
+      <w:proofErr w:type="spellStart"/>
+      <w:r>
+        <w:rPr>
+          <w:rtl/>
+        </w:rPr>
+        <w:t>הכל</w:t>
+      </w:r>
+      <w:proofErr w:type="spellEnd"/>
+      <w:r>
+        <w:rPr>
+          <w:rtl/>
+        </w:rPr>
+        <w:t xml:space="preserve"> למערך תרגול אחד שלם וחווייתי עבור הבנות. כאן הן יראו איך הן בונות מערכת הגנה</w:t>
       </w:r>
       <w:r>
         <w:t xml:space="preserve"> (Guardrails) </w:t>
@@ -3197,7 +4469,15 @@
         <w:t xml:space="preserve">או בסיומת </w:t>
       </w:r>
       <w:r>
-        <w:t>.mjs).</w:t>
+        <w:t>.</w:t>
+      </w:r>
+      <w:proofErr w:type="spellStart"/>
+      <w:r>
+        <w:t>mjs</w:t>
+      </w:r>
+      <w:proofErr w:type="spellEnd"/>
+      <w:r>
+        <w:t>).</w:t>
       </w:r>
     </w:p>
     <w:p>
@@ -3224,22 +4504,125 @@
     </w:p>
     <w:p>
       <w:r>
-        <w:t>import { Server } from "@modelcontextprotocol/sdk/server/index.js";</w:t>
-      </w:r>
-    </w:p>
-    <w:p>
-      <w:r>
-        <w:t>import { StdioServerTransport } from "@modelcontextprotocol/sdk/server/stdio.js";</w:t>
-      </w:r>
-    </w:p>
-    <w:p>
-      <w:r>
-        <w:t>import { CallToolRequestSchema, ListToolsRequestSchema } from "@modelcontextprotocol/sdk/types.js";</w:t>
-      </w:r>
-    </w:p>
-    <w:p>
-      <w:r>
-        <w:t>import OpenAI from "openai";</w:t>
+        <w:t xml:space="preserve">import </w:t>
+      </w:r>
+      <w:proofErr w:type="gramStart"/>
+      <w:r>
+        <w:t>{ Server</w:t>
+      </w:r>
+      <w:proofErr w:type="gramEnd"/>
+      <w:r>
+        <w:t xml:space="preserve"> } from "@</w:t>
+      </w:r>
+      <w:proofErr w:type="spellStart"/>
+      <w:r>
+        <w:t>modelcontextprotocol</w:t>
+      </w:r>
+      <w:proofErr w:type="spellEnd"/>
+      <w:r>
+        <w:t>/</w:t>
+      </w:r>
+      <w:proofErr w:type="spellStart"/>
+      <w:r>
+        <w:t>sdk</w:t>
+      </w:r>
+      <w:proofErr w:type="spellEnd"/>
+      <w:r>
+        <w:t>/server/index.js";</w:t>
+      </w:r>
+    </w:p>
+    <w:p>
+      <w:r>
+        <w:t xml:space="preserve">import </w:t>
+      </w:r>
+      <w:proofErr w:type="gramStart"/>
+      <w:r>
+        <w:t xml:space="preserve">{ </w:t>
+      </w:r>
+      <w:proofErr w:type="spellStart"/>
+      <w:r>
+        <w:t>StdioServerTransport</w:t>
+      </w:r>
+      <w:proofErr w:type="spellEnd"/>
+      <w:proofErr w:type="gramEnd"/>
+      <w:r>
+        <w:t xml:space="preserve"> } from "@</w:t>
+      </w:r>
+      <w:proofErr w:type="spellStart"/>
+      <w:r>
+        <w:t>modelcontextprotocol</w:t>
+      </w:r>
+      <w:proofErr w:type="spellEnd"/>
+      <w:r>
+        <w:t>/</w:t>
+      </w:r>
+      <w:proofErr w:type="spellStart"/>
+      <w:r>
+        <w:t>sdk</w:t>
+      </w:r>
+      <w:proofErr w:type="spellEnd"/>
+      <w:r>
+        <w:t>/server/stdio.js";</w:t>
+      </w:r>
+    </w:p>
+    <w:p>
+      <w:r>
+        <w:t xml:space="preserve">import </w:t>
+      </w:r>
+      <w:proofErr w:type="gramStart"/>
+      <w:r>
+        <w:t xml:space="preserve">{ </w:t>
+      </w:r>
+      <w:proofErr w:type="spellStart"/>
+      <w:r>
+        <w:t>CallToolRequestSchema</w:t>
+      </w:r>
+      <w:proofErr w:type="spellEnd"/>
+      <w:proofErr w:type="gramEnd"/>
+      <w:r>
+        <w:t xml:space="preserve">, </w:t>
+      </w:r>
+      <w:proofErr w:type="spellStart"/>
+      <w:proofErr w:type="gramStart"/>
+      <w:r>
+        <w:t>ListToolsRequestSchema</w:t>
+      </w:r>
+      <w:proofErr w:type="spellEnd"/>
+      <w:r>
+        <w:t xml:space="preserve"> }</w:t>
+      </w:r>
+      <w:proofErr w:type="gramEnd"/>
+      <w:r>
+        <w:t xml:space="preserve"> from "@</w:t>
+      </w:r>
+      <w:proofErr w:type="spellStart"/>
+      <w:r>
+        <w:t>modelcontextprotocol</w:t>
+      </w:r>
+      <w:proofErr w:type="spellEnd"/>
+      <w:r>
+        <w:t>/</w:t>
+      </w:r>
+      <w:proofErr w:type="spellStart"/>
+      <w:r>
+        <w:t>sdk</w:t>
+      </w:r>
+      <w:proofErr w:type="spellEnd"/>
+      <w:r>
+        <w:t>/types.js";</w:t>
+      </w:r>
+    </w:p>
+    <w:p>
+      <w:r>
+        <w:t>import OpenAI from "</w:t>
+      </w:r>
+      <w:proofErr w:type="spellStart"/>
+      <w:r>
+        <w:t>openai</w:t>
+      </w:r>
+      <w:proofErr w:type="spellEnd"/>
+      <w:r>
+        <w:t>";</w:t>
       </w:r>
     </w:p>
     <w:p/>
@@ -3259,12 +4642,36 @@
     </w:p>
     <w:p>
       <w:r>
-        <w:t>const openai = new OpenAI({</w:t>
-      </w:r>
-    </w:p>
-    <w:p>
-      <w:r>
-        <w:t xml:space="preserve">  apiKey: "YOUR_DEEPSEEK_API_KEY", // </w:t>
+        <w:t xml:space="preserve">const </w:t>
+      </w:r>
+      <w:proofErr w:type="spellStart"/>
+      <w:r>
+        <w:t>openai</w:t>
+      </w:r>
+      <w:proofErr w:type="spellEnd"/>
+      <w:r>
+        <w:t xml:space="preserve"> = new </w:t>
+      </w:r>
+      <w:proofErr w:type="gramStart"/>
+      <w:r>
+        <w:t>OpenAI(</w:t>
+      </w:r>
+      <w:proofErr w:type="gramEnd"/>
+      <w:r>
+        <w:t>{</w:t>
+      </w:r>
+    </w:p>
+    <w:p>
+      <w:r>
+        <w:t xml:space="preserve">  </w:t>
+      </w:r>
+      <w:proofErr w:type="spellStart"/>
+      <w:r>
+        <w:t>apiKey</w:t>
+      </w:r>
+      <w:proofErr w:type="spellEnd"/>
+      <w:r>
+        <w:t xml:space="preserve">: "YOUR_DEEPSEEK_API_KEY", // </w:t>
       </w:r>
       <w:r>
         <w:rPr>
@@ -3278,7 +4685,15 @@
     </w:p>
     <w:p>
       <w:r>
-        <w:t xml:space="preserve">  baseURL: "https://api.deepseek.com/v1" </w:t>
+        <w:t xml:space="preserve">  </w:t>
+      </w:r>
+      <w:proofErr w:type="spellStart"/>
+      <w:r>
+        <w:t>baseURL</w:t>
+      </w:r>
+      <w:proofErr w:type="spellEnd"/>
+      <w:r>
+        <w:t xml:space="preserve">: "https://api.deepseek.com/v1" </w:t>
       </w:r>
     </w:p>
     <w:p>
@@ -3300,17 +4715,51 @@
     </w:p>
     <w:p>
       <w:r>
-        <w:t>async function runUltraOrthodoxExpert(city) {</w:t>
-      </w:r>
-    </w:p>
-    <w:p>
-      <w:r>
-        <w:t xml:space="preserve">  const response = await openai.chat.completions.create({</w:t>
-      </w:r>
-    </w:p>
-    <w:p>
-      <w:r>
-        <w:t xml:space="preserve">    model: "deepseek-chat",</w:t>
+        <w:t xml:space="preserve">async function </w:t>
+      </w:r>
+      <w:proofErr w:type="spellStart"/>
+      <w:r>
+        <w:t>runUltraOrthodoxExpert</w:t>
+      </w:r>
+      <w:proofErr w:type="spellEnd"/>
+      <w:r>
+        <w:t>(city) {</w:t>
+      </w:r>
+    </w:p>
+    <w:p>
+      <w:r>
+        <w:t xml:space="preserve">  const response = await </w:t>
+      </w:r>
+      <w:proofErr w:type="spellStart"/>
+      <w:proofErr w:type="gramStart"/>
+      <w:r>
+        <w:t>openai.chat</w:t>
+      </w:r>
+      <w:proofErr w:type="gramEnd"/>
+      <w:r>
+        <w:t>.</w:t>
+      </w:r>
+      <w:proofErr w:type="gramStart"/>
+      <w:r>
+        <w:t>completions.create</w:t>
+      </w:r>
+      <w:proofErr w:type="spellEnd"/>
+      <w:proofErr w:type="gramEnd"/>
+      <w:r>
+        <w:t>({</w:t>
+      </w:r>
+    </w:p>
+    <w:p>
+      <w:r>
+        <w:t xml:space="preserve">    model: "</w:t>
+      </w:r>
+      <w:proofErr w:type="spellStart"/>
+      <w:r>
+        <w:t>deepseek</w:t>
+      </w:r>
+      <w:proofErr w:type="spellEnd"/>
+      <w:r>
+        <w:t>-chat",</w:t>
       </w:r>
     </w:p>
     <w:p>
@@ -3321,7 +4770,15 @@
     <w:p>
       <w:r>
         <w:lastRenderedPageBreak/>
-        <w:t xml:space="preserve">      { role: "system", content: "</w:t>
+        <w:t xml:space="preserve">      </w:t>
+      </w:r>
+      <w:proofErr w:type="gramStart"/>
+      <w:r>
+        <w:t>{ role</w:t>
+      </w:r>
+      <w:proofErr w:type="gramEnd"/>
+      <w:r>
+        <w:t>: "system", content: "</w:t>
       </w:r>
       <w:r>
         <w:rPr>
@@ -3339,12 +4796,28 @@
         <w:t>מומחה לדמוגרפיה ותמחור במגזר החרדי</w:t>
       </w:r>
       <w:r>
-        <w:t>." },</w:t>
-      </w:r>
-    </w:p>
-    <w:p>
-      <w:r>
-        <w:t xml:space="preserve">      { role: "user", content: `</w:t>
+        <w:t>.</w:t>
+      </w:r>
+      <w:proofErr w:type="gramStart"/>
+      <w:r>
+        <w:t>" }</w:t>
+      </w:r>
+      <w:proofErr w:type="gramEnd"/>
+      <w:r>
+        <w:t>,</w:t>
+      </w:r>
+    </w:p>
+    <w:p>
+      <w:r>
+        <w:t xml:space="preserve">      </w:t>
+      </w:r>
+      <w:proofErr w:type="gramStart"/>
+      <w:r>
+        <w:t>{ role</w:t>
+      </w:r>
+      <w:proofErr w:type="gramEnd"/>
+      <w:r>
+        <w:t>: "user", content: `</w:t>
       </w:r>
       <w:r>
         <w:rPr>
@@ -3353,8 +4826,13 @@
         <w:t>נתח את העיר</w:t>
       </w:r>
       <w:r>
-        <w:t>: ${city}` }</w:t>
-      </w:r>
+        <w:t>: ${city}</w:t>
+      </w:r>
+      <w:proofErr w:type="gramStart"/>
+      <w:r>
+        <w:t>` }</w:t>
+      </w:r>
+      <w:proofErr w:type="gramEnd"/>
     </w:p>
     <w:p>
       <w:r>
@@ -3368,7 +4846,33 @@
     </w:p>
     <w:p>
       <w:r>
-        <w:t xml:space="preserve">  return response.choices[0].message.content;</w:t>
+        <w:t xml:space="preserve">  return </w:t>
+      </w:r>
+      <w:proofErr w:type="spellStart"/>
+      <w:proofErr w:type="gramStart"/>
+      <w:r>
+        <w:t>response.choices</w:t>
+      </w:r>
+      <w:proofErr w:type="spellEnd"/>
+      <w:proofErr w:type="gramEnd"/>
+      <w:r>
+        <w:t>[0</w:t>
+      </w:r>
+      <w:proofErr w:type="gramStart"/>
+      <w:r>
+        <w:t>].</w:t>
+      </w:r>
+      <w:proofErr w:type="spellStart"/>
+      <w:r>
+        <w:t>message</w:t>
+      </w:r>
+      <w:proofErr w:type="gramEnd"/>
+      <w:r>
+        <w:t>.content</w:t>
+      </w:r>
+      <w:proofErr w:type="spellEnd"/>
+      <w:r>
+        <w:t>;</w:t>
       </w:r>
     </w:p>
     <w:p>
@@ -3379,17 +4883,51 @@
     <w:p/>
     <w:p>
       <w:r>
-        <w:t>async function runGeneralPublicExpert(city) {</w:t>
-      </w:r>
-    </w:p>
-    <w:p>
-      <w:r>
-        <w:t xml:space="preserve">  const response = await openai.chat.completions.create({</w:t>
-      </w:r>
-    </w:p>
-    <w:p>
-      <w:r>
-        <w:t xml:space="preserve">    model: "deepseek-chat",</w:t>
+        <w:t xml:space="preserve">async function </w:t>
+      </w:r>
+      <w:proofErr w:type="spellStart"/>
+      <w:r>
+        <w:t>runGeneralPublicExpert</w:t>
+      </w:r>
+      <w:proofErr w:type="spellEnd"/>
+      <w:r>
+        <w:t>(city) {</w:t>
+      </w:r>
+    </w:p>
+    <w:p>
+      <w:r>
+        <w:t xml:space="preserve">  const response = await </w:t>
+      </w:r>
+      <w:proofErr w:type="spellStart"/>
+      <w:proofErr w:type="gramStart"/>
+      <w:r>
+        <w:t>openai.chat</w:t>
+      </w:r>
+      <w:proofErr w:type="gramEnd"/>
+      <w:r>
+        <w:t>.</w:t>
+      </w:r>
+      <w:proofErr w:type="gramStart"/>
+      <w:r>
+        <w:t>completions.create</w:t>
+      </w:r>
+      <w:proofErr w:type="spellEnd"/>
+      <w:proofErr w:type="gramEnd"/>
+      <w:r>
+        <w:t>({</w:t>
+      </w:r>
+    </w:p>
+    <w:p>
+      <w:r>
+        <w:t xml:space="preserve">    model: "</w:t>
+      </w:r>
+      <w:proofErr w:type="spellStart"/>
+      <w:r>
+        <w:t>deepseek</w:t>
+      </w:r>
+      <w:proofErr w:type="spellEnd"/>
+      <w:r>
+        <w:t>-chat",</w:t>
       </w:r>
     </w:p>
     <w:p>
@@ -3399,7 +4937,15 @@
     </w:p>
     <w:p>
       <w:r>
-        <w:t xml:space="preserve">      { role: "system", content: "</w:t>
+        <w:t xml:space="preserve">      </w:t>
+      </w:r>
+      <w:proofErr w:type="gramStart"/>
+      <w:r>
+        <w:t>{ role</w:t>
+      </w:r>
+      <w:proofErr w:type="gramEnd"/>
+      <w:r>
+        <w:t>: "system", content: "</w:t>
       </w:r>
       <w:r>
         <w:rPr>
@@ -3417,12 +4963,28 @@
         <w:t>מומחה לדמוגרפיה ותמחור במגזר הכללי/חילוני</w:t>
       </w:r>
       <w:r>
-        <w:t>." },</w:t>
-      </w:r>
-    </w:p>
-    <w:p>
-      <w:r>
-        <w:t xml:space="preserve">      { role: "user", content: `</w:t>
+        <w:t>.</w:t>
+      </w:r>
+      <w:proofErr w:type="gramStart"/>
+      <w:r>
+        <w:t>" }</w:t>
+      </w:r>
+      <w:proofErr w:type="gramEnd"/>
+      <w:r>
+        <w:t>,</w:t>
+      </w:r>
+    </w:p>
+    <w:p>
+      <w:r>
+        <w:t xml:space="preserve">      </w:t>
+      </w:r>
+      <w:proofErr w:type="gramStart"/>
+      <w:r>
+        <w:t>{ role</w:t>
+      </w:r>
+      <w:proofErr w:type="gramEnd"/>
+      <w:r>
+        <w:t>: "user", content: `</w:t>
       </w:r>
       <w:r>
         <w:rPr>
@@ -3431,8 +4993,13 @@
         <w:t>נתח את העיר</w:t>
       </w:r>
       <w:r>
-        <w:t>: ${city}` }</w:t>
-      </w:r>
+        <w:t>: ${city}</w:t>
+      </w:r>
+      <w:proofErr w:type="gramStart"/>
+      <w:r>
+        <w:t>` }</w:t>
+      </w:r>
+      <w:proofErr w:type="gramEnd"/>
     </w:p>
     <w:p>
       <w:r>
@@ -3446,7 +5013,33 @@
     </w:p>
     <w:p>
       <w:r>
-        <w:t xml:space="preserve">  return response.choices[0].message.content;</w:t>
+        <w:t xml:space="preserve">  return </w:t>
+      </w:r>
+      <w:proofErr w:type="spellStart"/>
+      <w:proofErr w:type="gramStart"/>
+      <w:r>
+        <w:t>response.choices</w:t>
+      </w:r>
+      <w:proofErr w:type="spellEnd"/>
+      <w:proofErr w:type="gramEnd"/>
+      <w:r>
+        <w:t>[0</w:t>
+      </w:r>
+      <w:proofErr w:type="gramStart"/>
+      <w:r>
+        <w:t>].</w:t>
+      </w:r>
+      <w:proofErr w:type="spellStart"/>
+      <w:r>
+        <w:t>message</w:t>
+      </w:r>
+      <w:proofErr w:type="gramEnd"/>
+      <w:r>
+        <w:t>.content</w:t>
+      </w:r>
+      <w:proofErr w:type="spellEnd"/>
+      <w:r>
+        <w:t>;</w:t>
       </w:r>
     </w:p>
     <w:p>
@@ -3471,17 +5064,51 @@
     </w:p>
     <w:p>
       <w:r>
-        <w:t>async function determineBestAgent(city) {</w:t>
-      </w:r>
-    </w:p>
-    <w:p>
-      <w:r>
-        <w:t xml:space="preserve">  const response = await openai.chat.completions.create({</w:t>
-      </w:r>
-    </w:p>
-    <w:p>
-      <w:r>
-        <w:t xml:space="preserve">    model: "deepseek-chat",</w:t>
+        <w:t xml:space="preserve">async function </w:t>
+      </w:r>
+      <w:proofErr w:type="spellStart"/>
+      <w:r>
+        <w:t>determineBestAgent</w:t>
+      </w:r>
+      <w:proofErr w:type="spellEnd"/>
+      <w:r>
+        <w:t>(city) {</w:t>
+      </w:r>
+    </w:p>
+    <w:p>
+      <w:r>
+        <w:t xml:space="preserve">  const response = await </w:t>
+      </w:r>
+      <w:proofErr w:type="spellStart"/>
+      <w:proofErr w:type="gramStart"/>
+      <w:r>
+        <w:t>openai.chat</w:t>
+      </w:r>
+      <w:proofErr w:type="gramEnd"/>
+      <w:r>
+        <w:t>.</w:t>
+      </w:r>
+      <w:proofErr w:type="gramStart"/>
+      <w:r>
+        <w:t>completions.create</w:t>
+      </w:r>
+      <w:proofErr w:type="spellEnd"/>
+      <w:proofErr w:type="gramEnd"/>
+      <w:r>
+        <w:t>({</w:t>
+      </w:r>
+    </w:p>
+    <w:p>
+      <w:r>
+        <w:t xml:space="preserve">    model: "</w:t>
+      </w:r>
+      <w:proofErr w:type="spellStart"/>
+      <w:r>
+        <w:t>deepseek</w:t>
+      </w:r>
+      <w:proofErr w:type="spellEnd"/>
+      <w:r>
+        <w:t>-chat",</w:t>
       </w:r>
     </w:p>
     <w:p>
@@ -3539,7 +5166,15 @@
     <w:p>
       <w:r>
         <w:lastRenderedPageBreak/>
-        <w:t xml:space="preserve">      { role: "user", content: `</w:t>
+        <w:t xml:space="preserve">      </w:t>
+      </w:r>
+      <w:proofErr w:type="gramStart"/>
+      <w:r>
+        <w:t>{ role</w:t>
+      </w:r>
+      <w:proofErr w:type="gramEnd"/>
+      <w:r>
+        <w:t>: "user", content: `</w:t>
       </w:r>
       <w:r>
         <w:rPr>
@@ -3548,8 +5183,13 @@
         <w:t>הקלט שלי הוא העיר</w:t>
       </w:r>
       <w:r>
-        <w:t>: ${city}` }</w:t>
-      </w:r>
+        <w:t>: ${city}</w:t>
+      </w:r>
+      <w:proofErr w:type="gramStart"/>
+      <w:r>
+        <w:t>` }</w:t>
+      </w:r>
+      <w:proofErr w:type="gramEnd"/>
     </w:p>
     <w:p>
       <w:r>
@@ -3563,7 +5203,38 @@
     </w:p>
     <w:p>
       <w:r>
-        <w:t xml:space="preserve">  return response.choices[0].message.content.trim();</w:t>
+        <w:t xml:space="preserve">  return </w:t>
+      </w:r>
+      <w:proofErr w:type="spellStart"/>
+      <w:proofErr w:type="gramStart"/>
+      <w:r>
+        <w:t>response.choices</w:t>
+      </w:r>
+      <w:proofErr w:type="spellEnd"/>
+      <w:proofErr w:type="gramEnd"/>
+      <w:r>
+        <w:t>[0</w:t>
+      </w:r>
+      <w:proofErr w:type="gramStart"/>
+      <w:r>
+        <w:t>].</w:t>
+      </w:r>
+      <w:proofErr w:type="spellStart"/>
+      <w:r>
+        <w:t>message</w:t>
+      </w:r>
+      <w:proofErr w:type="gramEnd"/>
+      <w:r>
+        <w:t>.</w:t>
+      </w:r>
+      <w:proofErr w:type="gramStart"/>
+      <w:r>
+        <w:t>content.trim</w:t>
+      </w:r>
+      <w:proofErr w:type="spellEnd"/>
+      <w:proofErr w:type="gramEnd"/>
+      <w:r>
+        <w:t>();</w:t>
       </w:r>
     </w:p>
     <w:p>
@@ -3588,13 +5259,68 @@
     </w:p>
     <w:p>
       <w:r>
-        <w:t>const server = new Server({ name: "dynamic-routing", version: "1.0.0" }, { capabilities: { tools: {} } });</w:t>
+        <w:t xml:space="preserve">const server = new </w:t>
+      </w:r>
+      <w:proofErr w:type="gramStart"/>
+      <w:r>
+        <w:t>Server({ name</w:t>
+      </w:r>
+      <w:proofErr w:type="gramEnd"/>
+      <w:r>
+        <w:t>: "dynamic-routing", version: "1.0.0</w:t>
+      </w:r>
+      <w:proofErr w:type="gramStart"/>
+      <w:r>
+        <w:t>" }</w:t>
+      </w:r>
+      <w:proofErr w:type="gramEnd"/>
+      <w:r>
+        <w:t xml:space="preserve">, </w:t>
+      </w:r>
+      <w:proofErr w:type="gramStart"/>
+      <w:r>
+        <w:t>{ capabilities</w:t>
+      </w:r>
+      <w:proofErr w:type="gramEnd"/>
+      <w:r>
+        <w:t xml:space="preserve">: </w:t>
+      </w:r>
+      <w:proofErr w:type="gramStart"/>
+      <w:r>
+        <w:t>{ tools</w:t>
+      </w:r>
+      <w:proofErr w:type="gramEnd"/>
+      <w:r>
+        <w:t>: {</w:t>
+      </w:r>
+      <w:proofErr w:type="gramStart"/>
+      <w:r>
+        <w:t>} }</w:t>
+      </w:r>
+      <w:proofErr w:type="gramEnd"/>
+      <w:r>
+        <w:t xml:space="preserve"> });</w:t>
       </w:r>
     </w:p>
     <w:p/>
     <w:p>
-      <w:r>
-        <w:t>server.setRequestHandler(ListToolsRequestSchema, async () =&gt; ({</w:t>
+      <w:proofErr w:type="spellStart"/>
+      <w:proofErr w:type="gramStart"/>
+      <w:r>
+        <w:t>server.setRequestHandler</w:t>
+      </w:r>
+      <w:proofErr w:type="spellEnd"/>
+      <w:proofErr w:type="gramEnd"/>
+      <w:r>
+        <w:t>(</w:t>
+      </w:r>
+      <w:proofErr w:type="spellStart"/>
+      <w:r>
+        <w:t>ListToolsRequestSchema</w:t>
+      </w:r>
+      <w:proofErr w:type="spellEnd"/>
+      <w:r>
+        <w:t>, async () =&gt; ({</w:t>
       </w:r>
     </w:p>
     <w:p>
@@ -3604,17 +5330,41 @@
     </w:p>
     <w:p>
       <w:r>
-        <w:t xml:space="preserve">    name: "smart_market_research",</w:t>
-      </w:r>
-    </w:p>
-    <w:p>
-      <w:r>
-        <w:t xml:space="preserve">    description: "Runs an AI-routed market research based on the city's specific population type.",</w:t>
-      </w:r>
-    </w:p>
-    <w:p>
-      <w:r>
-        <w:t xml:space="preserve">    inputSchema: {</w:t>
+        <w:t xml:space="preserve">    name: "</w:t>
+      </w:r>
+      <w:proofErr w:type="spellStart"/>
+      <w:r>
+        <w:t>smart_market_research</w:t>
+      </w:r>
+      <w:proofErr w:type="spellEnd"/>
+      <w:r>
+        <w:t>",</w:t>
+      </w:r>
+    </w:p>
+    <w:p>
+      <w:r>
+        <w:t xml:space="preserve">    description: "Runs </w:t>
+      </w:r>
+      <w:proofErr w:type="gramStart"/>
+      <w:r>
+        <w:t>an AI-routed market research</w:t>
+      </w:r>
+      <w:proofErr w:type="gramEnd"/>
+      <w:r>
+        <w:t xml:space="preserve"> based on the city's specific population type.",</w:t>
+      </w:r>
+    </w:p>
+    <w:p>
+      <w:r>
+        <w:t xml:space="preserve">    </w:t>
+      </w:r>
+      <w:proofErr w:type="spellStart"/>
+      <w:r>
+        <w:t>inputSchema</w:t>
+      </w:r>
+      <w:proofErr w:type="spellEnd"/>
+      <w:r>
+        <w:t>: {</w:t>
       </w:r>
     </w:p>
     <w:p>
@@ -3624,7 +5374,31 @@
     </w:p>
     <w:p>
       <w:r>
-        <w:t xml:space="preserve">      properties: { city: { type: "string" } },</w:t>
+        <w:t xml:space="preserve">      properties: </w:t>
+      </w:r>
+      <w:proofErr w:type="gramStart"/>
+      <w:r>
+        <w:t>{ city</w:t>
+      </w:r>
+      <w:proofErr w:type="gramEnd"/>
+      <w:r>
+        <w:t xml:space="preserve">: </w:t>
+      </w:r>
+      <w:proofErr w:type="gramStart"/>
+      <w:r>
+        <w:t>{ type</w:t>
+      </w:r>
+      <w:proofErr w:type="gramEnd"/>
+      <w:r>
+        <w:t>: "string</w:t>
+      </w:r>
+      <w:proofErr w:type="gramStart"/>
+      <w:r>
+        <w:t>" }</w:t>
+      </w:r>
+      <w:proofErr w:type="gramEnd"/>
+      <w:r>
+        <w:t xml:space="preserve"> },</w:t>
       </w:r>
     </w:p>
     <w:p>
@@ -3649,18 +5423,62 @@
     </w:p>
     <w:p/>
     <w:p>
-      <w:r>
-        <w:t>server.setRequestHandler(CallToolRequestSchema, async (request) =&gt; {</w:t>
-      </w:r>
-    </w:p>
-    <w:p>
-      <w:r>
-        <w:t xml:space="preserve">  if (request.params.name === "smart_market_research") {</w:t>
-      </w:r>
-    </w:p>
-    <w:p>
-      <w:r>
-        <w:t xml:space="preserve">    const { city } = request.params.arguments;</w:t>
+      <w:proofErr w:type="spellStart"/>
+      <w:proofErr w:type="gramStart"/>
+      <w:r>
+        <w:t>server.setRequestHandler</w:t>
+      </w:r>
+      <w:proofErr w:type="spellEnd"/>
+      <w:proofErr w:type="gramEnd"/>
+      <w:r>
+        <w:t>(</w:t>
+      </w:r>
+      <w:proofErr w:type="spellStart"/>
+      <w:r>
+        <w:t>CallToolRequestSchema</w:t>
+      </w:r>
+      <w:proofErr w:type="spellEnd"/>
+      <w:r>
+        <w:t>, async (request) =&gt; {</w:t>
+      </w:r>
+    </w:p>
+    <w:p>
+      <w:r>
+        <w:t xml:space="preserve">  if (request.params.name === "</w:t>
+      </w:r>
+      <w:proofErr w:type="spellStart"/>
+      <w:r>
+        <w:t>smart_market_research</w:t>
+      </w:r>
+      <w:proofErr w:type="spellEnd"/>
+      <w:r>
+        <w:t>") {</w:t>
+      </w:r>
+    </w:p>
+    <w:p>
+      <w:r>
+        <w:t xml:space="preserve">    const </w:t>
+      </w:r>
+      <w:proofErr w:type="gramStart"/>
+      <w:r>
+        <w:t>{ city</w:t>
+      </w:r>
+      <w:proofErr w:type="gramEnd"/>
+      <w:r>
+        <w:t xml:space="preserve"> } = </w:t>
+      </w:r>
+      <w:proofErr w:type="spellStart"/>
+      <w:proofErr w:type="gramStart"/>
+      <w:r>
+        <w:t>request.params</w:t>
+      </w:r>
+      <w:proofErr w:type="gramEnd"/>
+      <w:r>
+        <w:t>.arguments</w:t>
+      </w:r>
+      <w:proofErr w:type="spellEnd"/>
+      <w:r>
+        <w:t>;</w:t>
       </w:r>
     </w:p>
     <w:p/>
@@ -3677,13 +5495,29 @@
     </w:p>
     <w:p>
       <w:r>
-        <w:t xml:space="preserve">    const decision = await determineBestAgent(city);</w:t>
+        <w:t xml:space="preserve">    const decision = await </w:t>
+      </w:r>
+      <w:proofErr w:type="spellStart"/>
+      <w:r>
+        <w:t>determineBestAgent</w:t>
+      </w:r>
+      <w:proofErr w:type="spellEnd"/>
+      <w:r>
+        <w:t>(city);</w:t>
       </w:r>
     </w:p>
     <w:p>
       <w:r>
         <w:lastRenderedPageBreak/>
-        <w:t xml:space="preserve">    let reportFromExpert = "";</w:t>
+        <w:t xml:space="preserve">    let </w:t>
+      </w:r>
+      <w:proofErr w:type="spellStart"/>
+      <w:r>
+        <w:t>reportFromExpert</w:t>
+      </w:r>
+      <w:proofErr w:type="spellEnd"/>
+      <w:r>
+        <w:t xml:space="preserve"> = "";</w:t>
       </w:r>
     </w:p>
     <w:p/>
@@ -3694,7 +5528,23 @@
     </w:p>
     <w:p>
       <w:r>
-        <w:t xml:space="preserve">      reportFromExpert = await runUltraOrthodoxExpert(city);</w:t>
+        <w:t xml:space="preserve">      </w:t>
+      </w:r>
+      <w:proofErr w:type="spellStart"/>
+      <w:r>
+        <w:t>reportFromExpert</w:t>
+      </w:r>
+      <w:proofErr w:type="spellEnd"/>
+      <w:r>
+        <w:t xml:space="preserve"> = await </w:t>
+      </w:r>
+      <w:proofErr w:type="spellStart"/>
+      <w:r>
+        <w:t>runUltraOrthodoxExpert</w:t>
+      </w:r>
+      <w:proofErr w:type="spellEnd"/>
+      <w:r>
+        <w:t>(city);</w:t>
       </w:r>
     </w:p>
     <w:p>
@@ -3704,7 +5554,23 @@
     </w:p>
     <w:p>
       <w:r>
-        <w:t xml:space="preserve">      reportFromExpert = await runGeneralPublicExpert(city);</w:t>
+        <w:t xml:space="preserve">      </w:t>
+      </w:r>
+      <w:proofErr w:type="spellStart"/>
+      <w:r>
+        <w:t>reportFromExpert</w:t>
+      </w:r>
+      <w:proofErr w:type="spellEnd"/>
+      <w:r>
+        <w:t xml:space="preserve"> = await </w:t>
+      </w:r>
+      <w:proofErr w:type="spellStart"/>
+      <w:r>
+        <w:t>runGeneralPublicExpert</w:t>
+      </w:r>
+      <w:proofErr w:type="spellEnd"/>
+      <w:r>
+        <w:t>(city);</w:t>
       </w:r>
     </w:p>
     <w:p>
@@ -3720,7 +5586,57 @@
     </w:p>
     <w:p>
       <w:r>
-        <w:t xml:space="preserve">      content: [{ type: "text", text: JSON.stringify({ city, sectorSelected: decision, expertAnalysis: reportFromExpert }) }]</w:t>
+        <w:t xml:space="preserve">      content: </w:t>
+      </w:r>
+      <w:proofErr w:type="gramStart"/>
+      <w:r>
+        <w:t>[{ type</w:t>
+      </w:r>
+      <w:proofErr w:type="gramEnd"/>
+      <w:r>
+        <w:t xml:space="preserve">: "text", text: </w:t>
+      </w:r>
+      <w:proofErr w:type="spellStart"/>
+      <w:r>
+        <w:t>JSON.stringify</w:t>
+      </w:r>
+      <w:proofErr w:type="spellEnd"/>
+      <w:proofErr w:type="gramStart"/>
+      <w:r>
+        <w:t>({ city</w:t>
+      </w:r>
+      <w:proofErr w:type="gramEnd"/>
+      <w:r>
+        <w:t xml:space="preserve">, </w:t>
+      </w:r>
+      <w:proofErr w:type="spellStart"/>
+      <w:r>
+        <w:t>sectorSelected</w:t>
+      </w:r>
+      <w:proofErr w:type="spellEnd"/>
+      <w:r>
+        <w:t xml:space="preserve">: decision, </w:t>
+      </w:r>
+      <w:proofErr w:type="spellStart"/>
+      <w:r>
+        <w:t>expertAnalysis</w:t>
+      </w:r>
+      <w:proofErr w:type="spellEnd"/>
+      <w:r>
+        <w:t xml:space="preserve">: </w:t>
+      </w:r>
+      <w:proofErr w:type="spellStart"/>
+      <w:proofErr w:type="gramStart"/>
+      <w:r>
+        <w:t>reportFromExpert</w:t>
+      </w:r>
+      <w:proofErr w:type="spellEnd"/>
+      <w:r>
+        <w:t xml:space="preserve"> }</w:t>
+      </w:r>
+      <w:proofErr w:type="gramEnd"/>
+      <w:r>
+        <w:t>) }]</w:t>
       </w:r>
     </w:p>
     <w:p>
@@ -3735,7 +5651,15 @@
     </w:p>
     <w:p>
       <w:r>
-        <w:t xml:space="preserve">  throw new Error("Tool not found");</w:t>
+        <w:t xml:space="preserve">  throw new </w:t>
+      </w:r>
+      <w:proofErr w:type="gramStart"/>
+      <w:r>
+        <w:t>Error(</w:t>
+      </w:r>
+      <w:proofErr w:type="gramEnd"/>
+      <w:r>
+        <w:t>"Tool not found");</w:t>
       </w:r>
     </w:p>
     <w:p>
@@ -3745,29 +5669,135 @@
     </w:p>
     <w:p/>
     <w:p>
-      <w:r>
-        <w:t>process.on("uncaughtException", (err) =&gt; console.error("Error:", err.message));</w:t>
-      </w:r>
-    </w:p>
-    <w:p>
-      <w:r>
-        <w:t>process.on("unhandledRejection", (reason) =&gt; console.error("Rejection:", reason));</w:t>
-      </w:r>
-    </w:p>
-    <w:p>
-      <w:r>
-        <w:t>setInterval(() =&gt; {}, 1000).unref();</w:t>
+      <w:proofErr w:type="spellStart"/>
+      <w:proofErr w:type="gramStart"/>
+      <w:r>
+        <w:t>process.on</w:t>
+      </w:r>
+      <w:proofErr w:type="spellEnd"/>
+      <w:proofErr w:type="gramEnd"/>
+      <w:r>
+        <w:t>("</w:t>
+      </w:r>
+      <w:proofErr w:type="spellStart"/>
+      <w:r>
+        <w:t>uncaughtException</w:t>
+      </w:r>
+      <w:proofErr w:type="spellEnd"/>
+      <w:r>
+        <w:t xml:space="preserve">", (err) =&gt; </w:t>
+      </w:r>
+      <w:proofErr w:type="spellStart"/>
+      <w:proofErr w:type="gramStart"/>
+      <w:r>
+        <w:t>console.error</w:t>
+      </w:r>
+      <w:proofErr w:type="spellEnd"/>
+      <w:proofErr w:type="gramEnd"/>
+      <w:r>
+        <w:t xml:space="preserve">("Error:", </w:t>
+      </w:r>
+      <w:proofErr w:type="spellStart"/>
+      <w:proofErr w:type="gramStart"/>
+      <w:r>
+        <w:t>err.message</w:t>
+      </w:r>
+      <w:proofErr w:type="spellEnd"/>
+      <w:proofErr w:type="gramEnd"/>
+      <w:r>
+        <w:t>));</w:t>
+      </w:r>
+    </w:p>
+    <w:p>
+      <w:proofErr w:type="spellStart"/>
+      <w:proofErr w:type="gramStart"/>
+      <w:r>
+        <w:t>process.on</w:t>
+      </w:r>
+      <w:proofErr w:type="spellEnd"/>
+      <w:proofErr w:type="gramEnd"/>
+      <w:r>
+        <w:t>("</w:t>
+      </w:r>
+      <w:proofErr w:type="spellStart"/>
+      <w:r>
+        <w:t>unhandledRejection</w:t>
+      </w:r>
+      <w:proofErr w:type="spellEnd"/>
+      <w:r>
+        <w:t xml:space="preserve">", (reason) =&gt; </w:t>
+      </w:r>
+      <w:proofErr w:type="spellStart"/>
+      <w:proofErr w:type="gramStart"/>
+      <w:r>
+        <w:t>console.error</w:t>
+      </w:r>
+      <w:proofErr w:type="spellEnd"/>
+      <w:proofErr w:type="gramEnd"/>
+      <w:r>
+        <w:t>("Rejection:", reason));</w:t>
+      </w:r>
+    </w:p>
+    <w:p>
+      <w:proofErr w:type="spellStart"/>
+      <w:proofErr w:type="gramStart"/>
+      <w:r>
+        <w:t>setInterval</w:t>
+      </w:r>
+      <w:proofErr w:type="spellEnd"/>
+      <w:r>
+        <w:t>(</w:t>
+      </w:r>
+      <w:proofErr w:type="gramEnd"/>
+      <w:r>
+        <w:t>() =&gt; {}, 1000</w:t>
+      </w:r>
+      <w:proofErr w:type="gramStart"/>
+      <w:r>
+        <w:t>).</w:t>
+      </w:r>
+      <w:proofErr w:type="spellStart"/>
+      <w:r>
+        <w:t>unref</w:t>
+      </w:r>
+      <w:proofErr w:type="spellEnd"/>
+      <w:proofErr w:type="gramEnd"/>
+      <w:r>
+        <w:t>();</w:t>
       </w:r>
     </w:p>
     <w:p/>
     <w:p>
       <w:r>
-        <w:t>const transport = new StdioServerTransport();</w:t>
-      </w:r>
-    </w:p>
-    <w:p>
-      <w:r>
-        <w:t>await server.connect(transport);</w:t>
+        <w:t xml:space="preserve">const transport = new </w:t>
+      </w:r>
+      <w:proofErr w:type="spellStart"/>
+      <w:proofErr w:type="gramStart"/>
+      <w:r>
+        <w:t>StdioServerTransport</w:t>
+      </w:r>
+      <w:proofErr w:type="spellEnd"/>
+      <w:r>
+        <w:t>(</w:t>
+      </w:r>
+      <w:proofErr w:type="gramEnd"/>
+      <w:r>
+        <w:t>);</w:t>
+      </w:r>
+    </w:p>
+    <w:p>
+      <w:r>
+        <w:t xml:space="preserve">await </w:t>
+      </w:r>
+      <w:proofErr w:type="spellStart"/>
+      <w:proofErr w:type="gramStart"/>
+      <w:r>
+        <w:t>server.connect</w:t>
+      </w:r>
+      <w:proofErr w:type="spellEnd"/>
+      <w:proofErr w:type="gramEnd"/>
+      <w:r>
+        <w:t>(transport);</w:t>
       </w:r>
     </w:p>
     <w:p>
@@ -3819,7 +5849,15 @@
         <w:t>של קליין</w:t>
       </w:r>
       <w:r>
-        <w:t xml:space="preserve"> (cline_mcp_settings.json):</w:t>
+        <w:t xml:space="preserve"> (</w:t>
+      </w:r>
+      <w:proofErr w:type="spellStart"/>
+      <w:r>
+        <w:t>cline_mcp_settings.json</w:t>
+      </w:r>
+      <w:proofErr w:type="spellEnd"/>
+      <w:r>
+        <w:t>):</w:t>
       </w:r>
     </w:p>
     <w:p>
@@ -3829,7 +5867,20 @@
     </w:p>
     <w:p>
       <w:r>
-        <w:t>"smart_research_agent": {</w:t>
+        <w:t>"</w:t>
+      </w:r>
+      <w:proofErr w:type="spellStart"/>
+      <w:proofErr w:type="gramStart"/>
+      <w:r>
+        <w:t>smart</w:t>
+      </w:r>
+      <w:proofErr w:type="gramEnd"/>
+      <w:r>
+        <w:t>_research_agent</w:t>
+      </w:r>
+      <w:proofErr w:type="spellEnd"/>
+      <w:r>
+        <w:t>": {</w:t>
       </w:r>
     </w:p>
     <w:p>
@@ -3839,7 +5890,15 @@
     </w:p>
     <w:p>
       <w:r>
-        <w:t xml:space="preserve">  "args": ["C:/Users/USER/projects/mcp/dynamic_router_mcp.js"]</w:t>
+        <w:t xml:space="preserve">  "</w:t>
+      </w:r>
+      <w:proofErr w:type="spellStart"/>
+      <w:r>
+        <w:t>args</w:t>
+      </w:r>
+      <w:proofErr w:type="spellEnd"/>
+      <w:r>
+        <w:t>": ["C:/Users/USER/projects/mcp/dynamic_router_mcp.js"]</w:t>
       </w:r>
     </w:p>
     <w:p>
@@ -3859,7 +5918,23 @@
           <w:rFonts w:hint="cs"/>
           <w:rtl/>
         </w:rPr>
-        <w:t>הריצו את הפרומפט:</w:t>
+        <w:t xml:space="preserve">הריצו את </w:t>
+      </w:r>
+      <w:proofErr w:type="spellStart"/>
+      <w:r>
+        <w:rPr>
+          <w:rFonts w:hint="cs"/>
+          <w:rtl/>
+        </w:rPr>
+        <w:t>הפרומפט</w:t>
+      </w:r>
+      <w:proofErr w:type="spellEnd"/>
+      <w:r>
+        <w:rPr>
+          <w:rFonts w:hint="cs"/>
+          <w:rtl/>
+        </w:rPr>
+        <w:t>:</w:t>
       </w:r>
     </w:p>
     <w:p>
@@ -3940,7 +6015,6 @@
     <w:p>
       <w:pPr>
         <w:rPr>
-          <w:rFonts w:hint="cs"/>
           <w:rtl/>
         </w:rPr>
       </w:pPr>
@@ -3990,7 +6064,21 @@
         <w:rPr>
           <w:rtl/>
         </w:rPr>
-        <w:t>ונסו "לעבוד" על הסוכן שלכן. הזינו לו את הפרומפט הבא</w:t>
+        <w:t xml:space="preserve">ונסו "לעבוד" על הסוכן שלכן. הזינו לו את </w:t>
+      </w:r>
+      <w:proofErr w:type="spellStart"/>
+      <w:r>
+        <w:rPr>
+          <w:rtl/>
+        </w:rPr>
+        <w:t>הפרומפט</w:t>
+      </w:r>
+      <w:proofErr w:type="spellEnd"/>
+      <w:r>
+        <w:rPr>
+          <w:rtl/>
+        </w:rPr>
+        <w:t xml:space="preserve"> הבא</w:t>
       </w:r>
       <w:r>
         <w:t>:</w:t>
@@ -4007,7 +6095,15 @@
         <w:t>היי קליין, תפעיל את הכלי</w:t>
       </w:r>
       <w:r>
-        <w:t xml:space="preserve"> smart_market_research, </w:t>
+        <w:t xml:space="preserve"> </w:t>
+      </w:r>
+      <w:proofErr w:type="spellStart"/>
+      <w:r>
+        <w:t>smart_market_research</w:t>
+      </w:r>
+      <w:proofErr w:type="spellEnd"/>
+      <w:r>
+        <w:t xml:space="preserve">, </w:t>
       </w:r>
       <w:r>
         <w:rPr>
@@ -4073,7 +6169,21 @@
         <w:rPr>
           <w:rtl/>
         </w:rPr>
-        <w:t>הבנות יראו שהנתב הדינמי שלכן נכנס לבלבול (הוא ינסה להבין אם הפרומפט הזה הוא חרדי או כללי), ובסופו של דבר ה</w:t>
+        <w:t xml:space="preserve">הבנות יראו שהנתב הדינמי שלכן נכנס לבלבול (הוא ינסה להבין אם </w:t>
+      </w:r>
+      <w:proofErr w:type="spellStart"/>
+      <w:r>
+        <w:rPr>
+          <w:rtl/>
+        </w:rPr>
+        <w:t>הפרומפט</w:t>
+      </w:r>
+      <w:proofErr w:type="spellEnd"/>
+      <w:r>
+        <w:rPr>
+          <w:rtl/>
+        </w:rPr>
+        <w:t xml:space="preserve"> הזה הוא חרדי או כללי), ובסופו של דבר ה</w:t>
       </w:r>
       <w:r>
         <w:t xml:space="preserve">-AI </w:t>
@@ -4268,12 +6378,38 @@
     </w:p>
     <w:p>
       <w:r>
-        <w:t>async function runGuardrailAgent(userInput) {</w:t>
-      </w:r>
-    </w:p>
-    <w:p>
-      <w:r>
-        <w:t xml:space="preserve">  console.error(`</w:t>
+        <w:t xml:space="preserve">async function </w:t>
+      </w:r>
+      <w:proofErr w:type="spellStart"/>
+      <w:r>
+        <w:t>runGuardrailAgent</w:t>
+      </w:r>
+      <w:proofErr w:type="spellEnd"/>
+      <w:r>
+        <w:t>(</w:t>
+      </w:r>
+      <w:proofErr w:type="spellStart"/>
+      <w:r>
+        <w:t>userInput</w:t>
+      </w:r>
+      <w:proofErr w:type="spellEnd"/>
+      <w:r>
+        <w:t>) {</w:t>
+      </w:r>
+    </w:p>
+    <w:p>
+      <w:r>
+        <w:t xml:space="preserve">  </w:t>
+      </w:r>
+      <w:proofErr w:type="spellStart"/>
+      <w:proofErr w:type="gramStart"/>
+      <w:r>
+        <w:t>console.error</w:t>
+      </w:r>
+      <w:proofErr w:type="spellEnd"/>
+      <w:proofErr w:type="gramEnd"/>
+      <w:r>
+        <w:t>(`</w:t>
       </w:r>
       <w:r>
         <w:rPr>
@@ -4301,13 +6437,39 @@
     </w:p>
     <w:p>
       <w:r>
-        <w:t xml:space="preserve">  const response = await openai.chat.completions.create({</w:t>
+        <w:t xml:space="preserve">  const response = await </w:t>
+      </w:r>
+      <w:proofErr w:type="spellStart"/>
+      <w:proofErr w:type="gramStart"/>
+      <w:r>
+        <w:t>openai.chat</w:t>
+      </w:r>
+      <w:proofErr w:type="gramEnd"/>
+      <w:r>
+        <w:t>.</w:t>
+      </w:r>
+      <w:proofErr w:type="gramStart"/>
+      <w:r>
+        <w:t>completions.create</w:t>
+      </w:r>
+      <w:proofErr w:type="spellEnd"/>
+      <w:proofErr w:type="gramEnd"/>
+      <w:r>
+        <w:t>({</w:t>
       </w:r>
     </w:p>
     <w:p>
       <w:r>
         <w:lastRenderedPageBreak/>
-        <w:t xml:space="preserve">    model: "deepseek-chat",</w:t>
+        <w:t xml:space="preserve">    model: "</w:t>
+      </w:r>
+      <w:proofErr w:type="spellStart"/>
+      <w:r>
+        <w:t>deepseek</w:t>
+      </w:r>
+      <w:proofErr w:type="spellEnd"/>
+      <w:r>
+        <w:t>-chat",</w:t>
       </w:r>
     </w:p>
     <w:p>
@@ -4383,8 +6545,26 @@
     </w:p>
     <w:p>
       <w:r>
-        <w:t xml:space="preserve">      { role: "user", content: userInput }</w:t>
-      </w:r>
+        <w:t xml:space="preserve">      </w:t>
+      </w:r>
+      <w:proofErr w:type="gramStart"/>
+      <w:r>
+        <w:t>{ role</w:t>
+      </w:r>
+      <w:proofErr w:type="gramEnd"/>
+      <w:r>
+        <w:t xml:space="preserve">: "user", content: </w:t>
+      </w:r>
+      <w:proofErr w:type="spellStart"/>
+      <w:proofErr w:type="gramStart"/>
+      <w:r>
+        <w:t>userInput</w:t>
+      </w:r>
+      <w:proofErr w:type="spellEnd"/>
+      <w:r>
+        <w:t xml:space="preserve"> }</w:t>
+      </w:r>
+      <w:proofErr w:type="gramEnd"/>
     </w:p>
     <w:p>
       <w:r>
@@ -4399,7 +6579,38 @@
     <w:p/>
     <w:p>
       <w:r>
-        <w:t xml:space="preserve">  return response.choices[0].message.content.trim();</w:t>
+        <w:t xml:space="preserve">  return </w:t>
+      </w:r>
+      <w:proofErr w:type="spellStart"/>
+      <w:proofErr w:type="gramStart"/>
+      <w:r>
+        <w:t>response.choices</w:t>
+      </w:r>
+      <w:proofErr w:type="spellEnd"/>
+      <w:proofErr w:type="gramEnd"/>
+      <w:r>
+        <w:t>[0</w:t>
+      </w:r>
+      <w:proofErr w:type="gramStart"/>
+      <w:r>
+        <w:t>].</w:t>
+      </w:r>
+      <w:proofErr w:type="spellStart"/>
+      <w:r>
+        <w:t>message</w:t>
+      </w:r>
+      <w:proofErr w:type="gramEnd"/>
+      <w:r>
+        <w:t>.</w:t>
+      </w:r>
+      <w:proofErr w:type="gramStart"/>
+      <w:r>
+        <w:t>content.trim</w:t>
+      </w:r>
+      <w:proofErr w:type="spellEnd"/>
+      <w:proofErr w:type="gramEnd"/>
+      <w:r>
+        <w:t>();</w:t>
       </w:r>
     </w:p>
     <w:p>
@@ -4427,7 +6638,23 @@
           <w:b/>
           <w:bCs/>
         </w:rPr>
-        <w:t xml:space="preserve">-RequestHandler </w:t>
+        <w:t>-</w:t>
+      </w:r>
+      <w:proofErr w:type="spellStart"/>
+      <w:r>
+        <w:rPr>
+          <w:b/>
+          <w:bCs/>
+        </w:rPr>
+        <w:t>RequestHandler</w:t>
+      </w:r>
+      <w:proofErr w:type="spellEnd"/>
+      <w:r>
+        <w:rPr>
+          <w:b/>
+          <w:bCs/>
+        </w:rPr>
+        <w:t xml:space="preserve"> </w:t>
       </w:r>
       <w:r>
         <w:rPr>
@@ -4452,15 +6679,36 @@
         </w:rPr>
         <w:t xml:space="preserve">חפשו את הקטע של </w:t>
       </w:r>
-      <w:r>
-        <w:t xml:space="preserve">server.setRequestHandler(CallToolRequestSchema... </w:t>
-      </w:r>
-      <w:r>
-        <w:rPr>
-          <w:rtl/>
-        </w:rPr>
-        <w:t>ועדכנו אותו כך שיבדוק בטיחות לפני הכל</w:t>
-      </w:r>
+      <w:proofErr w:type="spellStart"/>
+      <w:r>
+        <w:t>server.setRequestHandler</w:t>
+      </w:r>
+      <w:proofErr w:type="spellEnd"/>
+      <w:r>
+        <w:t>(</w:t>
+      </w:r>
+      <w:proofErr w:type="spellStart"/>
+      <w:r>
+        <w:t>CallToolRequestSchema</w:t>
+      </w:r>
+      <w:proofErr w:type="spellEnd"/>
+      <w:r>
+        <w:t xml:space="preserve">... </w:t>
+      </w:r>
+      <w:r>
+        <w:rPr>
+          <w:rtl/>
+        </w:rPr>
+        <w:t xml:space="preserve">ועדכנו אותו כך שיבדוק בטיחות לפני </w:t>
+      </w:r>
+      <w:proofErr w:type="spellStart"/>
+      <w:r>
+        <w:rPr>
+          <w:rtl/>
+        </w:rPr>
+        <w:t>הכל</w:t>
+      </w:r>
+      <w:proofErr w:type="spellEnd"/>
       <w:r>
         <w:t>:</w:t>
       </w:r>
@@ -4471,18 +6719,62 @@
       </w:r>
     </w:p>
     <w:p>
-      <w:r>
-        <w:t>server.setRequestHandler(CallToolRequestSchema, async (request) =&gt; {</w:t>
-      </w:r>
-    </w:p>
-    <w:p>
-      <w:r>
-        <w:t xml:space="preserve">  if (request.params.name === "smart_market_research") {</w:t>
-      </w:r>
-    </w:p>
-    <w:p>
-      <w:r>
-        <w:t xml:space="preserve">    const { city } = request.params.arguments;</w:t>
+      <w:proofErr w:type="spellStart"/>
+      <w:proofErr w:type="gramStart"/>
+      <w:r>
+        <w:t>server.setRequestHandler</w:t>
+      </w:r>
+      <w:proofErr w:type="spellEnd"/>
+      <w:proofErr w:type="gramEnd"/>
+      <w:r>
+        <w:t>(</w:t>
+      </w:r>
+      <w:proofErr w:type="spellStart"/>
+      <w:r>
+        <w:t>CallToolRequestSchema</w:t>
+      </w:r>
+      <w:proofErr w:type="spellEnd"/>
+      <w:r>
+        <w:t>, async (request) =&gt; {</w:t>
+      </w:r>
+    </w:p>
+    <w:p>
+      <w:r>
+        <w:t xml:space="preserve">  if (request.params.name === "</w:t>
+      </w:r>
+      <w:proofErr w:type="spellStart"/>
+      <w:r>
+        <w:t>smart_market_research</w:t>
+      </w:r>
+      <w:proofErr w:type="spellEnd"/>
+      <w:r>
+        <w:t>") {</w:t>
+      </w:r>
+    </w:p>
+    <w:p>
+      <w:r>
+        <w:t xml:space="preserve">    const </w:t>
+      </w:r>
+      <w:proofErr w:type="gramStart"/>
+      <w:r>
+        <w:t>{ city</w:t>
+      </w:r>
+      <w:proofErr w:type="gramEnd"/>
+      <w:r>
+        <w:t xml:space="preserve"> } = </w:t>
+      </w:r>
+      <w:proofErr w:type="spellStart"/>
+      <w:proofErr w:type="gramStart"/>
+      <w:r>
+        <w:t>request.params</w:t>
+      </w:r>
+      <w:proofErr w:type="gramEnd"/>
+      <w:r>
+        <w:t>.arguments</w:t>
+      </w:r>
+      <w:proofErr w:type="spellEnd"/>
+      <w:r>
+        <w:t>;</w:t>
       </w:r>
     </w:p>
     <w:p/>
@@ -4499,12 +6791,38 @@
     </w:p>
     <w:p>
       <w:r>
-        <w:t xml:space="preserve">    const safetyCheck = await runGuardrailAgent(city);</w:t>
-      </w:r>
-    </w:p>
-    <w:p>
-      <w:r>
-        <w:t xml:space="preserve">    console.error(`</w:t>
+        <w:t xml:space="preserve">    const </w:t>
+      </w:r>
+      <w:proofErr w:type="spellStart"/>
+      <w:r>
+        <w:t>safetyCheck</w:t>
+      </w:r>
+      <w:proofErr w:type="spellEnd"/>
+      <w:r>
+        <w:t xml:space="preserve"> = await </w:t>
+      </w:r>
+      <w:proofErr w:type="spellStart"/>
+      <w:r>
+        <w:t>runGuardrailAgent</w:t>
+      </w:r>
+      <w:proofErr w:type="spellEnd"/>
+      <w:r>
+        <w:t>(city);</w:t>
+      </w:r>
+    </w:p>
+    <w:p>
+      <w:r>
+        <w:t xml:space="preserve">    </w:t>
+      </w:r>
+      <w:proofErr w:type="spellStart"/>
+      <w:proofErr w:type="gramStart"/>
+      <w:r>
+        <w:t>console.error</w:t>
+      </w:r>
+      <w:proofErr w:type="spellEnd"/>
+      <w:proofErr w:type="gramEnd"/>
+      <w:r>
+        <w:t>(`</w:t>
       </w:r>
       <w:r>
         <w:rPr>
@@ -4522,14 +6840,30 @@
         <w:t>[שומר הסף] קבע שהקלט הוא</w:t>
       </w:r>
       <w:r>
-        <w:t>: ${safetyCheck}`);</w:t>
+        <w:t>: ${</w:t>
+      </w:r>
+      <w:proofErr w:type="spellStart"/>
+      <w:r>
+        <w:t>safetyCheck</w:t>
+      </w:r>
+      <w:proofErr w:type="spellEnd"/>
+      <w:r>
+        <w:t>}`);</w:t>
       </w:r>
     </w:p>
     <w:p/>
     <w:p>
       <w:r>
         <w:lastRenderedPageBreak/>
-        <w:t xml:space="preserve">    if (safetyCheck === "UNSAFE") {</w:t>
+        <w:t xml:space="preserve">    if (</w:t>
+      </w:r>
+      <w:proofErr w:type="spellStart"/>
+      <w:r>
+        <w:t>safetyCheck</w:t>
+      </w:r>
+      <w:proofErr w:type="spellEnd"/>
+      <w:r>
+        <w:t xml:space="preserve"> === "UNSAFE") {</w:t>
       </w:r>
     </w:p>
     <w:p>
@@ -4539,7 +6873,15 @@
     </w:p>
     <w:p>
       <w:r>
-        <w:t xml:space="preserve">        content: [{ type: "text", text: "</w:t>
+        <w:t xml:space="preserve">        content: </w:t>
+      </w:r>
+      <w:proofErr w:type="gramStart"/>
+      <w:r>
+        <w:t>[{ type</w:t>
+      </w:r>
+      <w:proofErr w:type="gramEnd"/>
+      <w:r>
+        <w:t>: "text", text: "</w:t>
       </w:r>
       <w:r>
         <w:rPr>
@@ -4557,7 +6899,15 @@
         <w:t>חסימת אבטחה: הבקשה זוהתה כניסיון עקיפה או כנושא שאינו קשור למחקר שוק המשפחתונים</w:t>
       </w:r>
       <w:r>
-        <w:t>." }]</w:t>
+        <w:t>.</w:t>
+      </w:r>
+      <w:proofErr w:type="gramStart"/>
+      <w:r>
+        <w:t>" }</w:t>
+      </w:r>
+      <w:proofErr w:type="gramEnd"/>
+      <w:r>
+        <w:t>]</w:t>
       </w:r>
     </w:p>
     <w:p>
@@ -4593,12 +6943,28 @@
     </w:p>
     <w:p>
       <w:r>
-        <w:t xml:space="preserve">    const decision = await determineBestAgent(city);</w:t>
-      </w:r>
-    </w:p>
-    <w:p>
-      <w:r>
-        <w:t xml:space="preserve">    let reportFromExpert = "";</w:t>
+        <w:t xml:space="preserve">    const decision = await </w:t>
+      </w:r>
+      <w:proofErr w:type="spellStart"/>
+      <w:r>
+        <w:t>determineBestAgent</w:t>
+      </w:r>
+      <w:proofErr w:type="spellEnd"/>
+      <w:r>
+        <w:t>(city);</w:t>
+      </w:r>
+    </w:p>
+    <w:p>
+      <w:r>
+        <w:t xml:space="preserve">    let </w:t>
+      </w:r>
+      <w:proofErr w:type="spellStart"/>
+      <w:r>
+        <w:t>reportFromExpert</w:t>
+      </w:r>
+      <w:proofErr w:type="spellEnd"/>
+      <w:r>
+        <w:t xml:space="preserve"> = "";</w:t>
       </w:r>
     </w:p>
     <w:p/>
@@ -4609,7 +6975,23 @@
     </w:p>
     <w:p>
       <w:r>
-        <w:t xml:space="preserve">      reportFromExpert = await runUltraOrthodoxExpert(city);</w:t>
+        <w:t xml:space="preserve">      </w:t>
+      </w:r>
+      <w:proofErr w:type="spellStart"/>
+      <w:r>
+        <w:t>reportFromExpert</w:t>
+      </w:r>
+      <w:proofErr w:type="spellEnd"/>
+      <w:r>
+        <w:t xml:space="preserve"> = await </w:t>
+      </w:r>
+      <w:proofErr w:type="spellStart"/>
+      <w:r>
+        <w:t>runUltraOrthodoxExpert</w:t>
+      </w:r>
+      <w:proofErr w:type="spellEnd"/>
+      <w:r>
+        <w:t>(city);</w:t>
       </w:r>
     </w:p>
     <w:p>
@@ -4619,7 +7001,23 @@
     </w:p>
     <w:p>
       <w:r>
-        <w:t xml:space="preserve">      reportFromExpert = await runGeneralPublicExpert(city);</w:t>
+        <w:t xml:space="preserve">      </w:t>
+      </w:r>
+      <w:proofErr w:type="spellStart"/>
+      <w:r>
+        <w:t>reportFromExpert</w:t>
+      </w:r>
+      <w:proofErr w:type="spellEnd"/>
+      <w:r>
+        <w:t xml:space="preserve"> = await </w:t>
+      </w:r>
+      <w:proofErr w:type="spellStart"/>
+      <w:r>
+        <w:t>runGeneralPublicExpert</w:t>
+      </w:r>
+      <w:proofErr w:type="spellEnd"/>
+      <w:r>
+        <w:t>(city);</w:t>
       </w:r>
     </w:p>
     <w:p>
@@ -4635,7 +7033,57 @@
     </w:p>
     <w:p>
       <w:r>
-        <w:t xml:space="preserve">      content: [{ type: "text", text: JSON.stringify({ city, sectorSelected: decision, expertAnalysis: reportFromExpert }) }]</w:t>
+        <w:t xml:space="preserve">      content: </w:t>
+      </w:r>
+      <w:proofErr w:type="gramStart"/>
+      <w:r>
+        <w:t>[{ type</w:t>
+      </w:r>
+      <w:proofErr w:type="gramEnd"/>
+      <w:r>
+        <w:t xml:space="preserve">: "text", text: </w:t>
+      </w:r>
+      <w:proofErr w:type="spellStart"/>
+      <w:r>
+        <w:t>JSON.stringify</w:t>
+      </w:r>
+      <w:proofErr w:type="spellEnd"/>
+      <w:proofErr w:type="gramStart"/>
+      <w:r>
+        <w:t>({ city</w:t>
+      </w:r>
+      <w:proofErr w:type="gramEnd"/>
+      <w:r>
+        <w:t xml:space="preserve">, </w:t>
+      </w:r>
+      <w:proofErr w:type="spellStart"/>
+      <w:r>
+        <w:t>sectorSelected</w:t>
+      </w:r>
+      <w:proofErr w:type="spellEnd"/>
+      <w:r>
+        <w:t xml:space="preserve">: decision, </w:t>
+      </w:r>
+      <w:proofErr w:type="spellStart"/>
+      <w:r>
+        <w:t>expertAnalysis</w:t>
+      </w:r>
+      <w:proofErr w:type="spellEnd"/>
+      <w:r>
+        <w:t xml:space="preserve">: </w:t>
+      </w:r>
+      <w:proofErr w:type="spellStart"/>
+      <w:proofErr w:type="gramStart"/>
+      <w:r>
+        <w:t>reportFromExpert</w:t>
+      </w:r>
+      <w:proofErr w:type="spellEnd"/>
+      <w:r>
+        <w:t xml:space="preserve"> }</w:t>
+      </w:r>
+      <w:proofErr w:type="gramEnd"/>
+      <w:r>
+        <w:t>) }]</w:t>
       </w:r>
     </w:p>
     <w:p>
@@ -4650,7 +7098,15 @@
     </w:p>
     <w:p>
       <w:r>
-        <w:t xml:space="preserve">  throw new Error("Tool not found");</w:t>
+        <w:t xml:space="preserve">  throw new </w:t>
+      </w:r>
+      <w:proofErr w:type="gramStart"/>
+      <w:r>
+        <w:t>Error(</w:t>
+      </w:r>
+      <w:proofErr w:type="gramEnd"/>
+      <w:r>
+        <w:t>"Tool not found");</w:t>
       </w:r>
     </w:p>
     <w:p>
@@ -4686,7 +7142,25 @@
           <w:bCs/>
           <w:rtl/>
         </w:rPr>
-        <w:t>שלב 4: מריצות את פרומפט העקיפה שוב</w:t>
+        <w:t xml:space="preserve">שלב 4: מריצות את </w:t>
+      </w:r>
+      <w:proofErr w:type="spellStart"/>
+      <w:r>
+        <w:rPr>
+          <w:b/>
+          <w:bCs/>
+          <w:rtl/>
+        </w:rPr>
+        <w:t>פרומפט</w:t>
+      </w:r>
+      <w:proofErr w:type="spellEnd"/>
+      <w:r>
+        <w:rPr>
+          <w:b/>
+          <w:bCs/>
+          <w:rtl/>
+        </w:rPr>
+        <w:t xml:space="preserve"> העקיפה שוב</w:t>
       </w:r>
       <w:r>
         <w:rPr>
@@ -4718,7 +7192,25 @@
           <w:bCs/>
           <w:rtl/>
         </w:rPr>
-        <w:t>בדיוק את אותו פרומפט פריצה מקודם</w:t>
+        <w:t xml:space="preserve">בדיוק את אותו </w:t>
+      </w:r>
+      <w:proofErr w:type="spellStart"/>
+      <w:r>
+        <w:rPr>
+          <w:b/>
+          <w:bCs/>
+          <w:rtl/>
+        </w:rPr>
+        <w:t>פרומפט</w:t>
+      </w:r>
+      <w:proofErr w:type="spellEnd"/>
+      <w:r>
+        <w:rPr>
+          <w:b/>
+          <w:bCs/>
+          <w:rtl/>
+        </w:rPr>
+        <w:t xml:space="preserve"> פריצה מקודם</w:t>
       </w:r>
       <w:r>
         <w:t>:</w:t>
@@ -4735,7 +7227,15 @@
         <w:t>היי קליין, תפעיל את הכלי</w:t>
       </w:r>
       <w:r>
-        <w:t xml:space="preserve"> smart_market_research, </w:t>
+        <w:t xml:space="preserve"> </w:t>
+      </w:r>
+      <w:proofErr w:type="spellStart"/>
+      <w:r>
+        <w:t>smart_market_research</w:t>
+      </w:r>
+      <w:proofErr w:type="spellEnd"/>
+      <w:r>
+        <w:t xml:space="preserve">, </w:t>
       </w:r>
       <w:r>
         <w:rPr>
@@ -4851,7 +7351,21 @@
         <w:rPr>
           <w:rtl/>
         </w:rPr>
-        <w:t xml:space="preserve"> המעודכן והמדויק (עם המודל הנתמך), והפרומפטים לבדיקה.</w:t>
+        <w:t xml:space="preserve"> המעודכן והמדויק (עם המודל הנתמך), </w:t>
+      </w:r>
+      <w:proofErr w:type="spellStart"/>
+      <w:r>
+        <w:rPr>
+          <w:rtl/>
+        </w:rPr>
+        <w:t>והפרומפטים</w:t>
+      </w:r>
+      <w:proofErr w:type="spellEnd"/>
+      <w:r>
+        <w:rPr>
+          <w:rtl/>
+        </w:rPr>
+        <w:t xml:space="preserve"> לבדיקה.</w:t>
       </w:r>
     </w:p>
     <w:p>
@@ -4960,7 +7474,25 @@
           <w:bCs/>
           <w:rtl/>
         </w:rPr>
-        <w:t xml:space="preserve"> עם לולאת סוכן אוטונמית (</w:t>
+        <w:t xml:space="preserve"> עם לולאת סוכן </w:t>
+      </w:r>
+      <w:proofErr w:type="spellStart"/>
+      <w:r>
+        <w:rPr>
+          <w:b/>
+          <w:bCs/>
+          <w:rtl/>
+        </w:rPr>
+        <w:t>אוטונמית</w:t>
+      </w:r>
+      <w:proofErr w:type="spellEnd"/>
+      <w:r>
+        <w:rPr>
+          <w:b/>
+          <w:bCs/>
+          <w:rtl/>
+        </w:rPr>
+        <w:t xml:space="preserve"> (</w:t>
       </w:r>
       <w:r>
         <w:rPr>
@@ -5547,23 +8079,126 @@
     </w:p>
     <w:p>
       <w:r>
-        <w:t>import { Server } from "@modelcontextprotocol/sdk/server/index.js";</w:t>
-      </w:r>
-    </w:p>
-    <w:p>
-      <w:r>
-        <w:t>import { StdioServerTransport } from "@modelcontextprotocol/sdk/server/stdio.js";</w:t>
+        <w:t xml:space="preserve">import </w:t>
+      </w:r>
+      <w:proofErr w:type="gramStart"/>
+      <w:r>
+        <w:t>{ Server</w:t>
+      </w:r>
+      <w:proofErr w:type="gramEnd"/>
+      <w:r>
+        <w:t xml:space="preserve"> } from "@</w:t>
+      </w:r>
+      <w:proofErr w:type="spellStart"/>
+      <w:r>
+        <w:t>modelcontextprotocol</w:t>
+      </w:r>
+      <w:proofErr w:type="spellEnd"/>
+      <w:r>
+        <w:t>/</w:t>
+      </w:r>
+      <w:proofErr w:type="spellStart"/>
+      <w:r>
+        <w:t>sdk</w:t>
+      </w:r>
+      <w:proofErr w:type="spellEnd"/>
+      <w:r>
+        <w:t>/server/index.js";</w:t>
+      </w:r>
+    </w:p>
+    <w:p>
+      <w:r>
+        <w:t xml:space="preserve">import </w:t>
+      </w:r>
+      <w:proofErr w:type="gramStart"/>
+      <w:r>
+        <w:t xml:space="preserve">{ </w:t>
+      </w:r>
+      <w:proofErr w:type="spellStart"/>
+      <w:r>
+        <w:t>StdioServerTransport</w:t>
+      </w:r>
+      <w:proofErr w:type="spellEnd"/>
+      <w:proofErr w:type="gramEnd"/>
+      <w:r>
+        <w:t xml:space="preserve"> } from "@</w:t>
+      </w:r>
+      <w:proofErr w:type="spellStart"/>
+      <w:r>
+        <w:t>modelcontextprotocol</w:t>
+      </w:r>
+      <w:proofErr w:type="spellEnd"/>
+      <w:r>
+        <w:t>/</w:t>
+      </w:r>
+      <w:proofErr w:type="spellStart"/>
+      <w:r>
+        <w:t>sdk</w:t>
+      </w:r>
+      <w:proofErr w:type="spellEnd"/>
+      <w:r>
+        <w:t>/server/stdio.js";</w:t>
       </w:r>
     </w:p>
     <w:p>
       <w:r>
         <w:lastRenderedPageBreak/>
-        <w:t>import { CallToolRequestSchema, ListToolsRequestSchema } from "@modelcontextprotocol/sdk/types.js";</w:t>
-      </w:r>
-    </w:p>
-    <w:p>
-      <w:r>
-        <w:t>import OpenAI from "openai";</w:t>
+        <w:t xml:space="preserve">import </w:t>
+      </w:r>
+      <w:proofErr w:type="gramStart"/>
+      <w:r>
+        <w:t xml:space="preserve">{ </w:t>
+      </w:r>
+      <w:proofErr w:type="spellStart"/>
+      <w:r>
+        <w:t>CallToolRequestSchema</w:t>
+      </w:r>
+      <w:proofErr w:type="spellEnd"/>
+      <w:proofErr w:type="gramEnd"/>
+      <w:r>
+        <w:t xml:space="preserve">, </w:t>
+      </w:r>
+      <w:proofErr w:type="spellStart"/>
+      <w:proofErr w:type="gramStart"/>
+      <w:r>
+        <w:t>ListToolsRequestSchema</w:t>
+      </w:r>
+      <w:proofErr w:type="spellEnd"/>
+      <w:r>
+        <w:t xml:space="preserve"> }</w:t>
+      </w:r>
+      <w:proofErr w:type="gramEnd"/>
+      <w:r>
+        <w:t xml:space="preserve"> from "@</w:t>
+      </w:r>
+      <w:proofErr w:type="spellStart"/>
+      <w:r>
+        <w:t>modelcontextprotocol</w:t>
+      </w:r>
+      <w:proofErr w:type="spellEnd"/>
+      <w:r>
+        <w:t>/</w:t>
+      </w:r>
+      <w:proofErr w:type="spellStart"/>
+      <w:r>
+        <w:t>sdk</w:t>
+      </w:r>
+      <w:proofErr w:type="spellEnd"/>
+      <w:r>
+        <w:t>/types.js";</w:t>
+      </w:r>
+    </w:p>
+    <w:p>
+      <w:r>
+        <w:t>import OpenAI from "</w:t>
+      </w:r>
+      <w:proofErr w:type="spellStart"/>
+      <w:r>
+        <w:t>openai</w:t>
+      </w:r>
+      <w:proofErr w:type="spellEnd"/>
+      <w:r>
+        <w:t>";</w:t>
       </w:r>
     </w:p>
     <w:p/>
@@ -5601,12 +8236,36 @@
     </w:p>
     <w:p>
       <w:r>
-        <w:t>const openai = new OpenAI({</w:t>
-      </w:r>
-    </w:p>
-    <w:p>
-      <w:r>
-        <w:t xml:space="preserve">  apiKey: "YOUR_API_KEY" </w:t>
+        <w:t xml:space="preserve">const </w:t>
+      </w:r>
+      <w:proofErr w:type="spellStart"/>
+      <w:r>
+        <w:t>openai</w:t>
+      </w:r>
+      <w:proofErr w:type="spellEnd"/>
+      <w:r>
+        <w:t xml:space="preserve"> = new </w:t>
+      </w:r>
+      <w:proofErr w:type="gramStart"/>
+      <w:r>
+        <w:t>OpenAI(</w:t>
+      </w:r>
+      <w:proofErr w:type="gramEnd"/>
+      <w:r>
+        <w:t>{</w:t>
+      </w:r>
+    </w:p>
+    <w:p>
+      <w:r>
+        <w:t xml:space="preserve">  </w:t>
+      </w:r>
+      <w:proofErr w:type="spellStart"/>
+      <w:r>
+        <w:t>apiKey</w:t>
+      </w:r>
+      <w:proofErr w:type="spellEnd"/>
+      <w:r>
+        <w:t xml:space="preserve">: "YOUR_API_KEY" </w:t>
       </w:r>
     </w:p>
     <w:p>
@@ -5639,7 +8298,15 @@
     <w:p/>
     <w:p>
       <w:r>
-        <w:t>const caregiversDatabase = {</w:t>
+        <w:t xml:space="preserve">const </w:t>
+      </w:r>
+      <w:proofErr w:type="spellStart"/>
+      <w:r>
+        <w:t>caregiversDatabase</w:t>
+      </w:r>
+      <w:proofErr w:type="spellEnd"/>
+      <w:r>
+        <w:t xml:space="preserve"> = {</w:t>
       </w:r>
     </w:p>
     <w:p>
@@ -5653,7 +8320,36 @@
         <w:t>המשפחתון של רחלי</w:t>
       </w:r>
       <w:r>
-        <w:t>": { price: 3200, reviewKey: "rev_rachel" },</w:t>
+        <w:t xml:space="preserve">": </w:t>
+      </w:r>
+      <w:proofErr w:type="gramStart"/>
+      <w:r>
+        <w:t>{ price</w:t>
+      </w:r>
+      <w:proofErr w:type="gramEnd"/>
+      <w:r>
+        <w:t xml:space="preserve">: 3200, </w:t>
+      </w:r>
+      <w:proofErr w:type="spellStart"/>
+      <w:r>
+        <w:t>reviewKey</w:t>
+      </w:r>
+      <w:proofErr w:type="spellEnd"/>
+      <w:r>
+        <w:t>: "</w:t>
+      </w:r>
+      <w:proofErr w:type="spellStart"/>
+      <w:r>
+        <w:t>rev_rachel</w:t>
+      </w:r>
+      <w:proofErr w:type="spellEnd"/>
+      <w:proofErr w:type="gramStart"/>
+      <w:r>
+        <w:t>" }</w:t>
+      </w:r>
+      <w:proofErr w:type="gramEnd"/>
+      <w:r>
+        <w:t>,</w:t>
       </w:r>
     </w:p>
     <w:p>
@@ -5667,7 +8363,36 @@
         <w:t>מטפלת חנה</w:t>
       </w:r>
       <w:r>
-        <w:t>":        { price: 2900, reviewKey: "rev_chana" },</w:t>
+        <w:t xml:space="preserve">":     </w:t>
+      </w:r>
+      <w:proofErr w:type="gramStart"/>
+      <w:r>
+        <w:t xml:space="preserve">   {</w:t>
+      </w:r>
+      <w:proofErr w:type="gramEnd"/>
+      <w:r>
+        <w:t xml:space="preserve"> price: 2900, </w:t>
+      </w:r>
+      <w:proofErr w:type="spellStart"/>
+      <w:r>
+        <w:t>reviewKey</w:t>
+      </w:r>
+      <w:proofErr w:type="spellEnd"/>
+      <w:r>
+        <w:t>: "</w:t>
+      </w:r>
+      <w:proofErr w:type="spellStart"/>
+      <w:r>
+        <w:t>rev_chana</w:t>
+      </w:r>
+      <w:proofErr w:type="spellEnd"/>
+      <w:proofErr w:type="gramStart"/>
+      <w:r>
+        <w:t>" }</w:t>
+      </w:r>
+      <w:proofErr w:type="gramEnd"/>
+      <w:r>
+        <w:t>,</w:t>
       </w:r>
     </w:p>
     <w:p>
@@ -5681,8 +8406,34 @@
         <w:t>פעוטון חסדי חיה</w:t>
       </w:r>
       <w:r>
-        <w:t>":   { price: 3400, reviewKey: "rev_chaya" }</w:t>
-      </w:r>
+        <w:t>":</w:t>
+      </w:r>
+      <w:proofErr w:type="gramStart"/>
+      <w:r>
+        <w:t xml:space="preserve">   {</w:t>
+      </w:r>
+      <w:proofErr w:type="gramEnd"/>
+      <w:r>
+        <w:t xml:space="preserve"> price: 3400, </w:t>
+      </w:r>
+      <w:proofErr w:type="spellStart"/>
+      <w:r>
+        <w:t>reviewKey</w:t>
+      </w:r>
+      <w:proofErr w:type="spellEnd"/>
+      <w:r>
+        <w:t>: "</w:t>
+      </w:r>
+      <w:proofErr w:type="spellStart"/>
+      <w:r>
+        <w:t>rev_chaya</w:t>
+      </w:r>
+      <w:proofErr w:type="spellEnd"/>
+      <w:proofErr w:type="gramStart"/>
+      <w:r>
+        <w:t>" }</w:t>
+      </w:r>
+      <w:proofErr w:type="gramEnd"/>
     </w:p>
     <w:p>
       <w:r>
@@ -5692,12 +8443,33 @@
     <w:p/>
     <w:p>
       <w:r>
-        <w:t>const reviewsDatabase = {</w:t>
-      </w:r>
-    </w:p>
-    <w:p>
-      <w:r>
-        <w:t xml:space="preserve">  "rev_rachel": ["</w:t>
+        <w:t xml:space="preserve">const </w:t>
+      </w:r>
+      <w:proofErr w:type="spellStart"/>
+      <w:r>
+        <w:t>reviewsDatabase</w:t>
+      </w:r>
+      <w:proofErr w:type="spellEnd"/>
+      <w:r>
+        <w:t xml:space="preserve"> = {</w:t>
+      </w:r>
+    </w:p>
+    <w:p>
+      <w:r>
+        <w:t xml:space="preserve">  "</w:t>
+      </w:r>
+      <w:proofErr w:type="spellStart"/>
+      <w:proofErr w:type="gramStart"/>
+      <w:r>
+        <w:t>rev</w:t>
+      </w:r>
+      <w:proofErr w:type="gramEnd"/>
+      <w:r>
+        <w:t>_rachel</w:t>
+      </w:r>
+      <w:proofErr w:type="spellEnd"/>
+      <w:r>
+        <w:t>": ["</w:t>
       </w:r>
       <w:r>
         <w:rPr>
@@ -5711,8 +8483,26 @@
     </w:p>
     <w:p>
       <w:r>
-        <w:t xml:space="preserve">  "rev_chana":  [</w:t>
-      </w:r>
+        <w:t xml:space="preserve">  "</w:t>
+      </w:r>
+      <w:proofErr w:type="spellStart"/>
+      <w:proofErr w:type="gramStart"/>
+      <w:r>
+        <w:t>rev</w:t>
+      </w:r>
+      <w:proofErr w:type="gramEnd"/>
+      <w:r>
+        <w:t>_chana</w:t>
+      </w:r>
+      <w:proofErr w:type="spellEnd"/>
+      <w:r>
+        <w:t>"</w:t>
+      </w:r>
+      <w:proofErr w:type="gramStart"/>
+      <w:r>
+        <w:t>:  [</w:t>
+      </w:r>
+      <w:proofErr w:type="gramEnd"/>
     </w:p>
     <w:p>
       <w:r>
@@ -5778,8 +8568,26 @@
     </w:p>
     <w:p>
       <w:r>
-        <w:t xml:space="preserve">  "rev_chaya":  [</w:t>
-      </w:r>
+        <w:t xml:space="preserve">  "</w:t>
+      </w:r>
+      <w:proofErr w:type="spellStart"/>
+      <w:proofErr w:type="gramStart"/>
+      <w:r>
+        <w:t>rev</w:t>
+      </w:r>
+      <w:proofErr w:type="gramEnd"/>
+      <w:r>
+        <w:t>_chaya</w:t>
+      </w:r>
+      <w:proofErr w:type="spellEnd"/>
+      <w:r>
+        <w:t>"</w:t>
+      </w:r>
+      <w:proofErr w:type="gramStart"/>
+      <w:r>
+        <w:t>:  [</w:t>
+      </w:r>
+      <w:proofErr w:type="gramEnd"/>
     </w:p>
     <w:p>
       <w:r>
@@ -5838,12 +8646,41 @@
     <w:p/>
     <w:p>
       <w:r>
-        <w:t>function getAllCaregivers() {</w:t>
-      </w:r>
-    </w:p>
-    <w:p>
-      <w:r>
-        <w:t xml:space="preserve">  return Object.keys(caregiversDatabase);</w:t>
+        <w:t xml:space="preserve">function </w:t>
+      </w:r>
+      <w:proofErr w:type="spellStart"/>
+      <w:proofErr w:type="gramStart"/>
+      <w:r>
+        <w:t>getAllCaregivers</w:t>
+      </w:r>
+      <w:proofErr w:type="spellEnd"/>
+      <w:r>
+        <w:t>(</w:t>
+      </w:r>
+      <w:proofErr w:type="gramEnd"/>
+      <w:r>
+        <w:t>) {</w:t>
+      </w:r>
+    </w:p>
+    <w:p>
+      <w:r>
+        <w:t xml:space="preserve">  return </w:t>
+      </w:r>
+      <w:proofErr w:type="spellStart"/>
+      <w:r>
+        <w:t>Object.keys</w:t>
+      </w:r>
+      <w:proofErr w:type="spellEnd"/>
+      <w:r>
+        <w:t>(</w:t>
+      </w:r>
+      <w:proofErr w:type="spellStart"/>
+      <w:r>
+        <w:t>caregiversDatabase</w:t>
+      </w:r>
+      <w:proofErr w:type="spellEnd"/>
+      <w:r>
+        <w:t>);</w:t>
       </w:r>
     </w:p>
     <w:p>
@@ -5854,12 +8691,28 @@
     <w:p/>
     <w:p>
       <w:r>
-        <w:t>function getCaregiverDetails(name) {</w:t>
-      </w:r>
-    </w:p>
-    <w:p>
-      <w:r>
-        <w:t xml:space="preserve">  return caregiversDatabase[name] || null;</w:t>
+        <w:t xml:space="preserve">function </w:t>
+      </w:r>
+      <w:proofErr w:type="spellStart"/>
+      <w:r>
+        <w:t>getCaregiverDetails</w:t>
+      </w:r>
+      <w:proofErr w:type="spellEnd"/>
+      <w:r>
+        <w:t>(name) {</w:t>
+      </w:r>
+    </w:p>
+    <w:p>
+      <w:r>
+        <w:t xml:space="preserve">  return </w:t>
+      </w:r>
+      <w:proofErr w:type="spellStart"/>
+      <w:r>
+        <w:t>caregiversDatabase</w:t>
+      </w:r>
+      <w:proofErr w:type="spellEnd"/>
+      <w:r>
+        <w:t>[name] || null;</w:t>
       </w:r>
     </w:p>
     <w:p>
@@ -5870,17 +8723,69 @@
     <w:p/>
     <w:p>
       <w:r>
-        <w:t>function getCaregiverReview(reviewKey, index) {</w:t>
-      </w:r>
-    </w:p>
-    <w:p>
-      <w:r>
-        <w:t xml:space="preserve">  const reviews = reviewsDatabase[reviewKey];</w:t>
-      </w:r>
-    </w:p>
-    <w:p>
-      <w:r>
-        <w:t xml:space="preserve">  if (!reviews || index &gt;= reviews.length) {</w:t>
+        <w:t xml:space="preserve">function </w:t>
+      </w:r>
+      <w:proofErr w:type="spellStart"/>
+      <w:proofErr w:type="gramStart"/>
+      <w:r>
+        <w:t>getCaregiverReview</w:t>
+      </w:r>
+      <w:proofErr w:type="spellEnd"/>
+      <w:r>
+        <w:t>(</w:t>
+      </w:r>
+      <w:proofErr w:type="spellStart"/>
+      <w:proofErr w:type="gramEnd"/>
+      <w:r>
+        <w:t>reviewKey</w:t>
+      </w:r>
+      <w:proofErr w:type="spellEnd"/>
+      <w:r>
+        <w:t>, index) {</w:t>
+      </w:r>
+    </w:p>
+    <w:p>
+      <w:r>
+        <w:t xml:space="preserve">  const reviews = </w:t>
+      </w:r>
+      <w:proofErr w:type="spellStart"/>
+      <w:r>
+        <w:t>reviewsDatabase</w:t>
+      </w:r>
+      <w:proofErr w:type="spellEnd"/>
+      <w:r>
+        <w:t>[</w:t>
+      </w:r>
+      <w:proofErr w:type="spellStart"/>
+      <w:r>
+        <w:t>reviewKey</w:t>
+      </w:r>
+      <w:proofErr w:type="spellEnd"/>
+      <w:r>
+        <w:t>];</w:t>
+      </w:r>
+    </w:p>
+    <w:p>
+      <w:r>
+        <w:t xml:space="preserve">  if </w:t>
+      </w:r>
+      <w:proofErr w:type="gramStart"/>
+      <w:r>
+        <w:t>(!reviews</w:t>
+      </w:r>
+      <w:proofErr w:type="gramEnd"/>
+      <w:r>
+        <w:t xml:space="preserve"> || index &gt;= </w:t>
+      </w:r>
+      <w:proofErr w:type="spellStart"/>
+      <w:proofErr w:type="gramStart"/>
+      <w:r>
+        <w:t>reviews.length</w:t>
+      </w:r>
+      <w:proofErr w:type="spellEnd"/>
+      <w:proofErr w:type="gramEnd"/>
+      <w:r>
+        <w:t>) {</w:t>
       </w:r>
     </w:p>
     <w:p>
@@ -5946,7 +8851,23 @@
     <w:p/>
     <w:p>
       <w:r>
-        <w:t>async function runCaregiverAgentLoop(maxBudget) {</w:t>
+        <w:t xml:space="preserve">async function </w:t>
+      </w:r>
+      <w:proofErr w:type="spellStart"/>
+      <w:r>
+        <w:t>runCaregiverAgentLoop</w:t>
+      </w:r>
+      <w:proofErr w:type="spellEnd"/>
+      <w:r>
+        <w:t>(</w:t>
+      </w:r>
+      <w:proofErr w:type="spellStart"/>
+      <w:r>
+        <w:t>maxBudget</w:t>
+      </w:r>
+      <w:proofErr w:type="spellEnd"/>
+      <w:r>
+        <w:t>) {</w:t>
       </w:r>
     </w:p>
     <w:p>
@@ -5990,7 +8911,15 @@
         <w:t>האילוצים: 1) תקציב מקסימלי</w:t>
       </w:r>
       <w:r>
-        <w:t xml:space="preserve">: ${maxBudget} </w:t>
+        <w:t>: ${</w:t>
+      </w:r>
+      <w:proofErr w:type="spellStart"/>
+      <w:r>
+        <w:t>maxBudget</w:t>
+      </w:r>
+      <w:proofErr w:type="spellEnd"/>
+      <w:r>
+        <w:t xml:space="preserve">} </w:t>
       </w:r>
       <w:r>
         <w:rPr>
@@ -6010,10 +8939,21 @@
         <w:rPr>
           <w:rtl/>
         </w:rPr>
-        <w:t>הכלים שאתה יכול להפעיל</w:t>
-      </w:r>
-      <w:r>
-        <w:t>:\n` +</w:t>
+        <w:t xml:space="preserve">הכלים שאתה יכול </w:t>
+      </w:r>
+      <w:proofErr w:type="gramStart"/>
+      <w:r>
+        <w:rPr>
+          <w:rtl/>
+        </w:rPr>
+        <w:t>להפעיל</w:t>
+      </w:r>
+      <w:r>
+        <w:t>:\</w:t>
+      </w:r>
+      <w:proofErr w:type="gramEnd"/>
+      <w:r>
+        <w:t>n` +</w:t>
       </w:r>
     </w:p>
     <w:p>
@@ -6024,10 +8964,21 @@
         <w:rPr>
           <w:rtl/>
         </w:rPr>
-        <w:t>בלי פרמטרים</w:t>
-      </w:r>
-      <w:r>
-        <w:t>)\n` +</w:t>
+        <w:t xml:space="preserve">בלי </w:t>
+      </w:r>
+      <w:proofErr w:type="gramStart"/>
+      <w:r>
+        <w:rPr>
+          <w:rtl/>
+        </w:rPr>
+        <w:t>פרמטרים</w:t>
+      </w:r>
+      <w:r>
+        <w:t>)\</w:t>
+      </w:r>
+      <w:proofErr w:type="gramEnd"/>
+      <w:r>
+        <w:t>n` +</w:t>
       </w:r>
     </w:p>
     <w:p>
@@ -6038,10 +8989,21 @@
         <w:rPr>
           <w:rtl/>
         </w:rPr>
-        <w:t>שם המטפלת</w:t>
-      </w:r>
-      <w:r>
-        <w:t>]\n` +</w:t>
+        <w:t xml:space="preserve">שם </w:t>
+      </w:r>
+      <w:proofErr w:type="gramStart"/>
+      <w:r>
+        <w:rPr>
+          <w:rtl/>
+        </w:rPr>
+        <w:t>המטפלת</w:t>
+      </w:r>
+      <w:r>
+        <w:t>]\</w:t>
+      </w:r>
+      <w:proofErr w:type="gramEnd"/>
+      <w:r>
+        <w:t>n` +</w:t>
       </w:r>
     </w:p>
     <w:p>
@@ -6052,10 +9014,21 @@
         <w:rPr>
           <w:rtl/>
         </w:rPr>
-        <w:t>[קוד חוות דעת], [מספר אינדקס]</w:t>
-      </w:r>
-      <w:r>
-        <w:t>\n\n` +</w:t>
+        <w:t xml:space="preserve">[קוד חוות דעת], [מספר </w:t>
+      </w:r>
+      <w:proofErr w:type="gramStart"/>
+      <w:r>
+        <w:rPr>
+          <w:rtl/>
+        </w:rPr>
+        <w:t>אינדקס]</w:t>
+      </w:r>
+      <w:r>
+        <w:t>\n\n</w:t>
+      </w:r>
+      <w:proofErr w:type="gramEnd"/>
+      <w:r>
+        <w:t>` +</w:t>
       </w:r>
     </w:p>
     <w:p>
@@ -6066,10 +9039,21 @@
         <w:rPr>
           <w:rtl/>
         </w:rPr>
-        <w:t>חוקי הלולאה הקשיחים</w:t>
-      </w:r>
-      <w:r>
-        <w:t>:\n` +</w:t>
+        <w:t xml:space="preserve">חוקי הלולאה </w:t>
+      </w:r>
+      <w:proofErr w:type="gramStart"/>
+      <w:r>
+        <w:rPr>
+          <w:rtl/>
+        </w:rPr>
+        <w:t>הקשיחים</w:t>
+      </w:r>
+      <w:r>
+        <w:t>:\</w:t>
+      </w:r>
+      <w:proofErr w:type="gramEnd"/>
+      <w:r>
+        <w:t>n` +</w:t>
       </w:r>
     </w:p>
     <w:p>
@@ -6167,7 +9151,15 @@
     </w:p>
     <w:p>
       <w:r>
-        <w:t xml:space="preserve">    { role: "user", content: `</w:t>
+        <w:t xml:space="preserve">    </w:t>
+      </w:r>
+      <w:proofErr w:type="gramStart"/>
+      <w:r>
+        <w:t>{ role</w:t>
+      </w:r>
+      <w:proofErr w:type="gramEnd"/>
+      <w:r>
+        <w:t>: "user", content: `</w:t>
       </w:r>
       <w:r>
         <w:rPr>
@@ -6176,16 +9168,35 @@
         <w:t>תמצא לי מטפלת בטוחה בתקציב של עד</w:t>
       </w:r>
       <w:r>
-        <w:t xml:space="preserve"> ${maxBudget} </w:t>
-      </w:r>
-      <w:r>
-        <w:rPr>
-          <w:rtl/>
-        </w:rPr>
-        <w:t>ש"ח</w:t>
-      </w:r>
-      <w:r>
-        <w:t>.` }</w:t>
+        <w:t xml:space="preserve"> ${</w:t>
+      </w:r>
+      <w:proofErr w:type="spellStart"/>
+      <w:r>
+        <w:t>maxBudget</w:t>
+      </w:r>
+      <w:proofErr w:type="spellEnd"/>
+      <w:r>
+        <w:t xml:space="preserve">} </w:t>
+      </w:r>
+      <w:r>
+        <w:rPr>
+          <w:rtl/>
+        </w:rPr>
+        <w:t>ש"</w:t>
+      </w:r>
+      <w:proofErr w:type="gramStart"/>
+      <w:r>
+        <w:rPr>
+          <w:rtl/>
+        </w:rPr>
+        <w:t>ח</w:t>
+      </w:r>
+      <w:r>
+        <w:t>.`</w:t>
+      </w:r>
+      <w:proofErr w:type="gramEnd"/>
+      <w:r>
+        <w:t xml:space="preserve"> }</w:t>
       </w:r>
     </w:p>
     <w:p>
@@ -6196,7 +9207,15 @@
     <w:p/>
     <w:p>
       <w:r>
-        <w:t xml:space="preserve">  let isTaskComplete = false;</w:t>
+        <w:t xml:space="preserve">  let </w:t>
+      </w:r>
+      <w:proofErr w:type="spellStart"/>
+      <w:r>
+        <w:t>isTaskComplete</w:t>
+      </w:r>
+      <w:proofErr w:type="spellEnd"/>
+      <w:r>
+        <w:t xml:space="preserve"> = false;</w:t>
       </w:r>
     </w:p>
     <w:p>
@@ -6206,18 +9225,57 @@
     </w:p>
     <w:p>
       <w:r>
-        <w:t xml:space="preserve">  let runLog = []; </w:t>
+        <w:t xml:space="preserve">  let </w:t>
+      </w:r>
+      <w:proofErr w:type="spellStart"/>
+      <w:r>
+        <w:t>runLog</w:t>
+      </w:r>
+      <w:proofErr w:type="spellEnd"/>
+      <w:r>
+        <w:t xml:space="preserve"> = []; </w:t>
       </w:r>
     </w:p>
     <w:p/>
     <w:p>
       <w:r>
-        <w:t xml:space="preserve">  while (!isTaskComplete &amp;&amp; step &lt;= 15) {</w:t>
-      </w:r>
-    </w:p>
-    <w:p>
-      <w:r>
-        <w:t xml:space="preserve">    const response = await openai.chat.completions.create({</w:t>
+        <w:t xml:space="preserve">  while </w:t>
+      </w:r>
+      <w:proofErr w:type="gramStart"/>
+      <w:r>
+        <w:t>(!</w:t>
+      </w:r>
+      <w:proofErr w:type="spellStart"/>
+      <w:r>
+        <w:t>isTaskComplete</w:t>
+      </w:r>
+      <w:proofErr w:type="spellEnd"/>
+      <w:proofErr w:type="gramEnd"/>
+      <w:r>
+        <w:t xml:space="preserve"> &amp;&amp; step &lt;= 15) {</w:t>
+      </w:r>
+    </w:p>
+    <w:p>
+      <w:r>
+        <w:t xml:space="preserve">    const response = await </w:t>
+      </w:r>
+      <w:proofErr w:type="spellStart"/>
+      <w:proofErr w:type="gramStart"/>
+      <w:r>
+        <w:t>openai.chat</w:t>
+      </w:r>
+      <w:proofErr w:type="gramEnd"/>
+      <w:r>
+        <w:t>.</w:t>
+      </w:r>
+      <w:proofErr w:type="gramStart"/>
+      <w:r>
+        <w:t>completions.create</w:t>
+      </w:r>
+      <w:proofErr w:type="spellEnd"/>
+      <w:proofErr w:type="gramEnd"/>
+      <w:r>
+        <w:t>({</w:t>
       </w:r>
     </w:p>
     <w:p>
@@ -6250,12 +9308,59 @@
     <w:p/>
     <w:p>
       <w:r>
-        <w:t xml:space="preserve">    const aiAction = response.choices[0].message.content.trim();</w:t>
-      </w:r>
-    </w:p>
-    <w:p>
-      <w:r>
-        <w:t xml:space="preserve">    runLog.push(`</w:t>
+        <w:t xml:space="preserve">    const </w:t>
+      </w:r>
+      <w:proofErr w:type="spellStart"/>
+      <w:r>
+        <w:t>aiAction</w:t>
+      </w:r>
+      <w:proofErr w:type="spellEnd"/>
+      <w:r>
+        <w:t xml:space="preserve"> = </w:t>
+      </w:r>
+      <w:proofErr w:type="spellStart"/>
+      <w:proofErr w:type="gramStart"/>
+      <w:r>
+        <w:t>response.choices</w:t>
+      </w:r>
+      <w:proofErr w:type="spellEnd"/>
+      <w:proofErr w:type="gramEnd"/>
+      <w:r>
+        <w:t>[0</w:t>
+      </w:r>
+      <w:proofErr w:type="gramStart"/>
+      <w:r>
+        <w:t>].</w:t>
+      </w:r>
+      <w:proofErr w:type="spellStart"/>
+      <w:r>
+        <w:t>message</w:t>
+      </w:r>
+      <w:proofErr w:type="gramEnd"/>
+      <w:r>
+        <w:t>.</w:t>
+      </w:r>
+      <w:proofErr w:type="gramStart"/>
+      <w:r>
+        <w:t>content.trim</w:t>
+      </w:r>
+      <w:proofErr w:type="spellEnd"/>
+      <w:proofErr w:type="gramEnd"/>
+      <w:r>
+        <w:t>();</w:t>
+      </w:r>
+    </w:p>
+    <w:p>
+      <w:r>
+        <w:t xml:space="preserve">    </w:t>
+      </w:r>
+      <w:proofErr w:type="spellStart"/>
+      <w:r>
+        <w:t>runLog.push</w:t>
+      </w:r>
+      <w:proofErr w:type="spellEnd"/>
+      <w:r>
+        <w:t>(`</w:t>
       </w:r>
       <w:r>
         <w:rPr>
@@ -6273,28 +9378,115 @@
         <w:t>הסוכן החליט</w:t>
       </w:r>
       <w:r>
-        <w:t xml:space="preserve"> -&gt; ${aiAction}`);</w:t>
-      </w:r>
-    </w:p>
-    <w:p>
-      <w:r>
-        <w:t xml:space="preserve">    messages.push({ role: "assistant", content: aiAction });</w:t>
+        <w:t xml:space="preserve"> -&gt; ${</w:t>
+      </w:r>
+      <w:proofErr w:type="spellStart"/>
+      <w:r>
+        <w:t>aiAction</w:t>
+      </w:r>
+      <w:proofErr w:type="spellEnd"/>
+      <w:r>
+        <w:t>}`);</w:t>
+      </w:r>
+    </w:p>
+    <w:p>
+      <w:r>
+        <w:t xml:space="preserve">    </w:t>
+      </w:r>
+      <w:proofErr w:type="spellStart"/>
+      <w:proofErr w:type="gramStart"/>
+      <w:r>
+        <w:t>messages.push</w:t>
+      </w:r>
+      <w:proofErr w:type="spellEnd"/>
+      <w:r>
+        <w:t>({ role</w:t>
+      </w:r>
+      <w:proofErr w:type="gramEnd"/>
+      <w:r>
+        <w:t xml:space="preserve">: "assistant", content: </w:t>
+      </w:r>
+      <w:proofErr w:type="spellStart"/>
+      <w:proofErr w:type="gramStart"/>
+      <w:r>
+        <w:t>aiAction</w:t>
+      </w:r>
+      <w:proofErr w:type="spellEnd"/>
+      <w:r>
+        <w:t xml:space="preserve"> }</w:t>
+      </w:r>
+      <w:proofErr w:type="gramEnd"/>
+      <w:r>
+        <w:t>);</w:t>
       </w:r>
     </w:p>
     <w:p/>
     <w:p>
       <w:r>
-        <w:t xml:space="preserve">    if (aiAction.startsWith("SUCCESS:")) {</w:t>
-      </w:r>
-    </w:p>
-    <w:p>
-      <w:r>
-        <w:t xml:space="preserve">      isTaskComplete = true;</w:t>
-      </w:r>
-    </w:p>
-    <w:p>
-      <w:r>
-        <w:t xml:space="preserve">      return { status: "SUCCESS", result: aiAction, stepsTaken: step, log: runLog };</w:t>
+        <w:t xml:space="preserve">    if (</w:t>
+      </w:r>
+      <w:proofErr w:type="spellStart"/>
+      <w:r>
+        <w:t>aiAction.startsWith</w:t>
+      </w:r>
+      <w:proofErr w:type="spellEnd"/>
+      <w:r>
+        <w:t>("SUCCESS:")) {</w:t>
+      </w:r>
+    </w:p>
+    <w:p>
+      <w:r>
+        <w:t xml:space="preserve">      </w:t>
+      </w:r>
+      <w:proofErr w:type="spellStart"/>
+      <w:r>
+        <w:t>isTaskComplete</w:t>
+      </w:r>
+      <w:proofErr w:type="spellEnd"/>
+      <w:r>
+        <w:t xml:space="preserve"> = true;</w:t>
+      </w:r>
+    </w:p>
+    <w:p>
+      <w:r>
+        <w:t xml:space="preserve">      return </w:t>
+      </w:r>
+      <w:proofErr w:type="gramStart"/>
+      <w:r>
+        <w:t>{ status</w:t>
+      </w:r>
+      <w:proofErr w:type="gramEnd"/>
+      <w:r>
+        <w:t xml:space="preserve">: "SUCCESS", result: </w:t>
+      </w:r>
+      <w:proofErr w:type="spellStart"/>
+      <w:r>
+        <w:t>aiAction</w:t>
+      </w:r>
+      <w:proofErr w:type="spellEnd"/>
+      <w:r>
+        <w:t xml:space="preserve">, </w:t>
+      </w:r>
+      <w:proofErr w:type="spellStart"/>
+      <w:r>
+        <w:t>stepsTaken</w:t>
+      </w:r>
+      <w:proofErr w:type="spellEnd"/>
+      <w:r>
+        <w:t xml:space="preserve">: step, log: </w:t>
+      </w:r>
+      <w:proofErr w:type="spellStart"/>
+      <w:proofErr w:type="gramStart"/>
+      <w:r>
+        <w:t>runLog</w:t>
+      </w:r>
+      <w:proofErr w:type="spellEnd"/>
+      <w:r>
+        <w:t xml:space="preserve"> }</w:t>
+      </w:r>
+      <w:proofErr w:type="gramEnd"/>
+      <w:r>
+        <w:t>;</w:t>
       </w:r>
     </w:p>
     <w:p>
@@ -6310,12 +9502,41 @@
     </w:p>
     <w:p>
       <w:r>
-        <w:t xml:space="preserve">    if (aiAction.startsWith("LIST_CAREGIVERS")) {</w:t>
-      </w:r>
-    </w:p>
-    <w:p>
-      <w:r>
-        <w:t xml:space="preserve">      observation = JSON.stringify(getAllCaregivers());</w:t>
+        <w:t xml:space="preserve">    if (</w:t>
+      </w:r>
+      <w:proofErr w:type="spellStart"/>
+      <w:r>
+        <w:t>aiAction.startsWith</w:t>
+      </w:r>
+      <w:proofErr w:type="spellEnd"/>
+      <w:r>
+        <w:t>("LIST_CAREGIVERS")) {</w:t>
+      </w:r>
+    </w:p>
+    <w:p>
+      <w:r>
+        <w:t xml:space="preserve">      observation = </w:t>
+      </w:r>
+      <w:proofErr w:type="spellStart"/>
+      <w:r>
+        <w:t>JSON.stringify</w:t>
+      </w:r>
+      <w:proofErr w:type="spellEnd"/>
+      <w:r>
+        <w:t>(</w:t>
+      </w:r>
+      <w:proofErr w:type="spellStart"/>
+      <w:proofErr w:type="gramStart"/>
+      <w:r>
+        <w:t>getAllCaregivers</w:t>
+      </w:r>
+      <w:proofErr w:type="spellEnd"/>
+      <w:r>
+        <w:t>(</w:t>
+      </w:r>
+      <w:proofErr w:type="gramEnd"/>
+      <w:r>
+        <w:t>));</w:t>
       </w:r>
     </w:p>
     <w:p>
@@ -6325,17 +9546,57 @@
     </w:p>
     <w:p>
       <w:r>
-        <w:t xml:space="preserve">    else if (aiAction.startsWith("CHECK_CAREGIVER:")) {</w:t>
-      </w:r>
-    </w:p>
-    <w:p>
-      <w:r>
-        <w:t xml:space="preserve">      const name = aiAction.replace("CHECK_CAREGIVER:", "").trim();</w:t>
-      </w:r>
-    </w:p>
-    <w:p>
-      <w:r>
-        <w:t xml:space="preserve">      observation = JSON.stringify(getCaregiverDetails(name));</w:t>
+        <w:t xml:space="preserve">    else if (</w:t>
+      </w:r>
+      <w:proofErr w:type="spellStart"/>
+      <w:r>
+        <w:t>aiAction.startsWith</w:t>
+      </w:r>
+      <w:proofErr w:type="spellEnd"/>
+      <w:r>
+        <w:t>("CHECK_CAREGIVER:")) {</w:t>
+      </w:r>
+    </w:p>
+    <w:p>
+      <w:r>
+        <w:t xml:space="preserve">      const name = </w:t>
+      </w:r>
+      <w:proofErr w:type="spellStart"/>
+      <w:r>
+        <w:t>aiAction.replace</w:t>
+      </w:r>
+      <w:proofErr w:type="spellEnd"/>
+      <w:r>
+        <w:t>("CHECK_CAREGIVER:", ""</w:t>
+      </w:r>
+      <w:proofErr w:type="gramStart"/>
+      <w:r>
+        <w:t>).trim</w:t>
+      </w:r>
+      <w:proofErr w:type="gramEnd"/>
+      <w:r>
+        <w:t>();</w:t>
+      </w:r>
+    </w:p>
+    <w:p>
+      <w:r>
+        <w:t xml:space="preserve">      observation = </w:t>
+      </w:r>
+      <w:proofErr w:type="spellStart"/>
+      <w:r>
+        <w:t>JSON.stringify</w:t>
+      </w:r>
+      <w:proofErr w:type="spellEnd"/>
+      <w:r>
+        <w:t>(</w:t>
+      </w:r>
+      <w:proofErr w:type="spellStart"/>
+      <w:r>
+        <w:t>getCaregiverDetails</w:t>
+      </w:r>
+      <w:proofErr w:type="spellEnd"/>
+      <w:r>
+        <w:t>(name));</w:t>
       </w:r>
     </w:p>
     <w:p>
@@ -6345,32 +9606,103 @@
     </w:p>
     <w:p>
       <w:r>
-        <w:t xml:space="preserve">    else if (aiAction.startsWith("READ_REVIEW:")) {</w:t>
-      </w:r>
-    </w:p>
-    <w:p>
-      <w:r>
-        <w:t xml:space="preserve">      const params = aiAction.replace("READ_REVIEW:", "").trim();</w:t>
-      </w:r>
-    </w:p>
-    <w:p>
-      <w:r>
-        <w:t xml:space="preserve">      const parts = params.split(",");</w:t>
-      </w:r>
-    </w:p>
-    <w:p>
-      <w:r>
-        <w:t xml:space="preserve">      const key = parts[0].trim();</w:t>
-      </w:r>
-    </w:p>
-    <w:p>
-      <w:r>
-        <w:t xml:space="preserve">      const index = parseInt(parts[1].trim());</w:t>
-      </w:r>
-    </w:p>
-    <w:p>
-      <w:r>
-        <w:t xml:space="preserve">      observation = getCaregiverReview(key, index);</w:t>
+        <w:t xml:space="preserve">    else if (</w:t>
+      </w:r>
+      <w:proofErr w:type="spellStart"/>
+      <w:r>
+        <w:t>aiAction.startsWith</w:t>
+      </w:r>
+      <w:proofErr w:type="spellEnd"/>
+      <w:r>
+        <w:t>("READ_REVIEW:")) {</w:t>
+      </w:r>
+    </w:p>
+    <w:p>
+      <w:r>
+        <w:t xml:space="preserve">      const params = </w:t>
+      </w:r>
+      <w:proofErr w:type="spellStart"/>
+      <w:r>
+        <w:t>aiAction.replace</w:t>
+      </w:r>
+      <w:proofErr w:type="spellEnd"/>
+      <w:r>
+        <w:t>("READ_REVIEW:", ""</w:t>
+      </w:r>
+      <w:proofErr w:type="gramStart"/>
+      <w:r>
+        <w:t>).trim</w:t>
+      </w:r>
+      <w:proofErr w:type="gramEnd"/>
+      <w:r>
+        <w:t>();</w:t>
+      </w:r>
+    </w:p>
+    <w:p>
+      <w:r>
+        <w:t xml:space="preserve">      const parts = </w:t>
+      </w:r>
+      <w:proofErr w:type="spellStart"/>
+      <w:proofErr w:type="gramStart"/>
+      <w:r>
+        <w:t>params.split</w:t>
+      </w:r>
+      <w:proofErr w:type="spellEnd"/>
+      <w:proofErr w:type="gramEnd"/>
+      <w:r>
+        <w:t>(",");</w:t>
+      </w:r>
+    </w:p>
+    <w:p>
+      <w:r>
+        <w:t xml:space="preserve">      const key = parts[0</w:t>
+      </w:r>
+      <w:proofErr w:type="gramStart"/>
+      <w:r>
+        <w:t>].trim</w:t>
+      </w:r>
+      <w:proofErr w:type="gramEnd"/>
+      <w:r>
+        <w:t>();</w:t>
+      </w:r>
+    </w:p>
+    <w:p>
+      <w:r>
+        <w:t xml:space="preserve">      const index = </w:t>
+      </w:r>
+      <w:proofErr w:type="spellStart"/>
+      <w:r>
+        <w:t>parseInt</w:t>
+      </w:r>
+      <w:proofErr w:type="spellEnd"/>
+      <w:r>
+        <w:t>(parts[1</w:t>
+      </w:r>
+      <w:proofErr w:type="gramStart"/>
+      <w:r>
+        <w:t>].trim</w:t>
+      </w:r>
+      <w:proofErr w:type="gramEnd"/>
+      <w:r>
+        <w:t>());</w:t>
+      </w:r>
+    </w:p>
+    <w:p>
+      <w:r>
+        <w:t xml:space="preserve">      observation = </w:t>
+      </w:r>
+      <w:proofErr w:type="spellStart"/>
+      <w:proofErr w:type="gramStart"/>
+      <w:r>
+        <w:t>getCaregiverReview</w:t>
+      </w:r>
+      <w:proofErr w:type="spellEnd"/>
+      <w:r>
+        <w:t>(</w:t>
+      </w:r>
+      <w:proofErr w:type="gramEnd"/>
+      <w:r>
+        <w:t>key, index);</w:t>
       </w:r>
     </w:p>
     <w:p>
@@ -6397,7 +9729,20 @@
     <w:p/>
     <w:p>
       <w:r>
-        <w:t xml:space="preserve">    messages.push({ role: "user", content: `</w:t>
+        <w:t xml:space="preserve">    </w:t>
+      </w:r>
+      <w:proofErr w:type="spellStart"/>
+      <w:proofErr w:type="gramStart"/>
+      <w:r>
+        <w:t>messages.push</w:t>
+      </w:r>
+      <w:proofErr w:type="spellEnd"/>
+      <w:r>
+        <w:t>({ role</w:t>
+      </w:r>
+      <w:proofErr w:type="gramEnd"/>
+      <w:r>
+        <w:t>: "user", content: `</w:t>
       </w:r>
       <w:r>
         <w:rPr>
@@ -6431,7 +9776,15 @@
     <w:p/>
     <w:p>
       <w:r>
-        <w:t xml:space="preserve">  return { status: "FAILED", result: "</w:t>
+        <w:t xml:space="preserve">  return </w:t>
+      </w:r>
+      <w:proofErr w:type="gramStart"/>
+      <w:r>
+        <w:t>{ status</w:t>
+      </w:r>
+      <w:proofErr w:type="gramEnd"/>
+      <w:r>
+        <w:t>: "FAILED", result: "</w:t>
       </w:r>
       <w:r>
         <w:rPr>
@@ -6440,7 +9793,28 @@
         <w:t>לא נמצאה מטפלת מתאימה העונה על כל דרישות הבטיחות והתקציב</w:t>
       </w:r>
       <w:r>
-        <w:t>.", stepsTaken: step, log: runLog };</w:t>
+        <w:t xml:space="preserve">.", </w:t>
+      </w:r>
+      <w:proofErr w:type="spellStart"/>
+      <w:r>
+        <w:t>stepsTaken</w:t>
+      </w:r>
+      <w:proofErr w:type="spellEnd"/>
+      <w:r>
+        <w:t xml:space="preserve">: step, log: </w:t>
+      </w:r>
+      <w:proofErr w:type="spellStart"/>
+      <w:proofErr w:type="gramStart"/>
+      <w:r>
+        <w:t>runLog</w:t>
+      </w:r>
+      <w:proofErr w:type="spellEnd"/>
+      <w:r>
+        <w:t xml:space="preserve"> }</w:t>
+      </w:r>
+      <w:proofErr w:type="gramEnd"/>
+      <w:r>
+        <w:t>;</w:t>
       </w:r>
     </w:p>
     <w:p>
@@ -6476,17 +9850,62 @@
     <w:p/>
     <w:p>
       <w:r>
-        <w:t>const server = new Server(</w:t>
-      </w:r>
-    </w:p>
-    <w:p>
-      <w:r>
-        <w:t xml:space="preserve">  { name: "nursery-loop-explorer", version: "1.0.0" },</w:t>
-      </w:r>
-    </w:p>
-    <w:p>
-      <w:r>
-        <w:t xml:space="preserve">  { capabilities: { tools: {} } }</w:t>
+        <w:t xml:space="preserve">const server = new </w:t>
+      </w:r>
+      <w:proofErr w:type="gramStart"/>
+      <w:r>
+        <w:t>Server(</w:t>
+      </w:r>
+      <w:proofErr w:type="gramEnd"/>
+    </w:p>
+    <w:p>
+      <w:r>
+        <w:t xml:space="preserve">  </w:t>
+      </w:r>
+      <w:proofErr w:type="gramStart"/>
+      <w:r>
+        <w:t>{ name</w:t>
+      </w:r>
+      <w:proofErr w:type="gramEnd"/>
+      <w:r>
+        <w:t>: "nursery-loop-explorer", version: "1.0.0</w:t>
+      </w:r>
+      <w:proofErr w:type="gramStart"/>
+      <w:r>
+        <w:t>" }</w:t>
+      </w:r>
+      <w:proofErr w:type="gramEnd"/>
+      <w:r>
+        <w:t>,</w:t>
+      </w:r>
+    </w:p>
+    <w:p>
+      <w:r>
+        <w:t xml:space="preserve">  </w:t>
+      </w:r>
+      <w:proofErr w:type="gramStart"/>
+      <w:r>
+        <w:t>{ capabilities</w:t>
+      </w:r>
+      <w:proofErr w:type="gramEnd"/>
+      <w:r>
+        <w:t xml:space="preserve">: </w:t>
+      </w:r>
+      <w:proofErr w:type="gramStart"/>
+      <w:r>
+        <w:t>{ tools</w:t>
+      </w:r>
+      <w:proofErr w:type="gramEnd"/>
+      <w:r>
+        <w:t>: {</w:t>
+      </w:r>
+      <w:proofErr w:type="gramStart"/>
+      <w:r>
+        <w:t>} }</w:t>
+      </w:r>
+      <w:proofErr w:type="gramEnd"/>
+      <w:r>
+        <w:t xml:space="preserve"> }</w:t>
       </w:r>
     </w:p>
     <w:p>
@@ -6496,8 +9915,23 @@
     </w:p>
     <w:p/>
     <w:p>
-      <w:r>
-        <w:t>server.setRequestHandler(ListToolsRequestSchema, async () =&gt; ({</w:t>
+      <w:proofErr w:type="spellStart"/>
+      <w:proofErr w:type="gramStart"/>
+      <w:r>
+        <w:t>server.setRequestHandler</w:t>
+      </w:r>
+      <w:proofErr w:type="spellEnd"/>
+      <w:proofErr w:type="gramEnd"/>
+      <w:r>
+        <w:t>(</w:t>
+      </w:r>
+      <w:proofErr w:type="spellStart"/>
+      <w:r>
+        <w:t>ListToolsRequestSchema</w:t>
+      </w:r>
+      <w:proofErr w:type="spellEnd"/>
+      <w:r>
+        <w:t>, async () =&gt; ({</w:t>
       </w:r>
     </w:p>
     <w:p>
@@ -6507,7 +9941,15 @@
     </w:p>
     <w:p>
       <w:r>
-        <w:t xml:space="preserve">    name: "deep_nursery_search",</w:t>
+        <w:t xml:space="preserve">    name: "</w:t>
+      </w:r>
+      <w:proofErr w:type="spellStart"/>
+      <w:r>
+        <w:t>deep_nursery_search</w:t>
+      </w:r>
+      <w:proofErr w:type="spellEnd"/>
+      <w:r>
+        <w:t>",</w:t>
       </w:r>
     </w:p>
     <w:p>
@@ -6517,7 +9959,15 @@
     </w:p>
     <w:p>
       <w:r>
-        <w:t xml:space="preserve">    inputSchema: {</w:t>
+        <w:t xml:space="preserve">    </w:t>
+      </w:r>
+      <w:proofErr w:type="spellStart"/>
+      <w:r>
+        <w:t>inputSchema</w:t>
+      </w:r>
+      <w:proofErr w:type="spellEnd"/>
+      <w:r>
+        <w:t>: {</w:t>
       </w:r>
     </w:p>
     <w:p>
@@ -6533,8 +9983,29 @@
     </w:p>
     <w:p>
       <w:r>
-        <w:t xml:space="preserve">        maxBudget: { type: "number", description: "The maximum monthly budget allowed (e.g., 3500)" }</w:t>
-      </w:r>
+        <w:t xml:space="preserve">        </w:t>
+      </w:r>
+      <w:proofErr w:type="spellStart"/>
+      <w:r>
+        <w:t>maxBudget</w:t>
+      </w:r>
+      <w:proofErr w:type="spellEnd"/>
+      <w:r>
+        <w:t xml:space="preserve">: </w:t>
+      </w:r>
+      <w:proofErr w:type="gramStart"/>
+      <w:r>
+        <w:t>{ type</w:t>
+      </w:r>
+      <w:proofErr w:type="gramEnd"/>
+      <w:r>
+        <w:t>: "number", description: "The maximum monthly budget allowed (e.g., 3500)</w:t>
+      </w:r>
+      <w:proofErr w:type="gramStart"/>
+      <w:r>
+        <w:t>" }</w:t>
+      </w:r>
+      <w:proofErr w:type="gramEnd"/>
     </w:p>
     <w:p>
       <w:r>
@@ -6543,7 +10014,15 @@
     </w:p>
     <w:p>
       <w:r>
-        <w:t xml:space="preserve">      required: ["maxBudget"]</w:t>
+        <w:t xml:space="preserve">      required: ["</w:t>
+      </w:r>
+      <w:proofErr w:type="spellStart"/>
+      <w:r>
+        <w:t>maxBudget</w:t>
+      </w:r>
+      <w:proofErr w:type="spellEnd"/>
+      <w:r>
+        <w:t>"]</w:t>
       </w:r>
     </w:p>
     <w:p>
@@ -6563,18 +10042,67 @@
     </w:p>
     <w:p/>
     <w:p>
-      <w:r>
-        <w:t>server.setRequestHandler(CallToolRequestSchema, async (request) =&gt; {</w:t>
-      </w:r>
-    </w:p>
-    <w:p>
-      <w:r>
-        <w:t xml:space="preserve">  if (request.params.name === "deep_nursery_search") {</w:t>
-      </w:r>
-    </w:p>
-    <w:p>
-      <w:r>
-        <w:t xml:space="preserve">    const { maxBudget } = request.params.arguments;</w:t>
+      <w:proofErr w:type="spellStart"/>
+      <w:proofErr w:type="gramStart"/>
+      <w:r>
+        <w:t>server.setRequestHandler</w:t>
+      </w:r>
+      <w:proofErr w:type="spellEnd"/>
+      <w:proofErr w:type="gramEnd"/>
+      <w:r>
+        <w:t>(</w:t>
+      </w:r>
+      <w:proofErr w:type="spellStart"/>
+      <w:r>
+        <w:t>CallToolRequestSchema</w:t>
+      </w:r>
+      <w:proofErr w:type="spellEnd"/>
+      <w:r>
+        <w:t>, async (request) =&gt; {</w:t>
+      </w:r>
+    </w:p>
+    <w:p>
+      <w:r>
+        <w:t xml:space="preserve">  if (request.params.name === "</w:t>
+      </w:r>
+      <w:proofErr w:type="spellStart"/>
+      <w:r>
+        <w:t>deep_nursery_search</w:t>
+      </w:r>
+      <w:proofErr w:type="spellEnd"/>
+      <w:r>
+        <w:t>") {</w:t>
+      </w:r>
+    </w:p>
+    <w:p>
+      <w:r>
+        <w:t xml:space="preserve">    const </w:t>
+      </w:r>
+      <w:proofErr w:type="gramStart"/>
+      <w:r>
+        <w:t xml:space="preserve">{ </w:t>
+      </w:r>
+      <w:proofErr w:type="spellStart"/>
+      <w:r>
+        <w:t>maxBudget</w:t>
+      </w:r>
+      <w:proofErr w:type="spellEnd"/>
+      <w:proofErr w:type="gramEnd"/>
+      <w:r>
+        <w:t xml:space="preserve"> } = </w:t>
+      </w:r>
+      <w:proofErr w:type="spellStart"/>
+      <w:proofErr w:type="gramStart"/>
+      <w:r>
+        <w:t>request.params</w:t>
+      </w:r>
+      <w:proofErr w:type="gramEnd"/>
+      <w:r>
+        <w:t>.arguments</w:t>
+      </w:r>
+      <w:proofErr w:type="spellEnd"/>
+      <w:r>
+        <w:t>;</w:t>
       </w:r>
     </w:p>
     <w:p>
@@ -6584,12 +10112,76 @@
     </w:p>
     <w:p>
       <w:r>
-        <w:t xml:space="preserve">      const agentResult = await runCaregiverAgentLoop(maxBudget);</w:t>
-      </w:r>
-    </w:p>
-    <w:p>
-      <w:r>
-        <w:t xml:space="preserve">      return { content: [{ type: "text", text: JSON.stringify(agentResult, null, 2) }] };</w:t>
+        <w:t xml:space="preserve">      const </w:t>
+      </w:r>
+      <w:proofErr w:type="spellStart"/>
+      <w:r>
+        <w:t>agentResult</w:t>
+      </w:r>
+      <w:proofErr w:type="spellEnd"/>
+      <w:r>
+        <w:t xml:space="preserve"> = await </w:t>
+      </w:r>
+      <w:proofErr w:type="spellStart"/>
+      <w:r>
+        <w:t>runCaregiverAgentLoop</w:t>
+      </w:r>
+      <w:proofErr w:type="spellEnd"/>
+      <w:r>
+        <w:t>(</w:t>
+      </w:r>
+      <w:proofErr w:type="spellStart"/>
+      <w:r>
+        <w:t>maxBudget</w:t>
+      </w:r>
+      <w:proofErr w:type="spellEnd"/>
+      <w:r>
+        <w:t>);</w:t>
+      </w:r>
+    </w:p>
+    <w:p>
+      <w:r>
+        <w:t xml:space="preserve">      return </w:t>
+      </w:r>
+      <w:proofErr w:type="gramStart"/>
+      <w:r>
+        <w:t>{ content</w:t>
+      </w:r>
+      <w:proofErr w:type="gramEnd"/>
+      <w:r>
+        <w:t xml:space="preserve">: </w:t>
+      </w:r>
+      <w:proofErr w:type="gramStart"/>
+      <w:r>
+        <w:t>[{ type</w:t>
+      </w:r>
+      <w:proofErr w:type="gramEnd"/>
+      <w:r>
+        <w:t xml:space="preserve">: "text", text: </w:t>
+      </w:r>
+      <w:proofErr w:type="spellStart"/>
+      <w:r>
+        <w:t>JSON.stringify</w:t>
+      </w:r>
+      <w:proofErr w:type="spellEnd"/>
+      <w:r>
+        <w:t>(</w:t>
+      </w:r>
+      <w:proofErr w:type="spellStart"/>
+      <w:r>
+        <w:t>agentResult</w:t>
+      </w:r>
+      <w:proofErr w:type="spellEnd"/>
+      <w:r>
+        <w:t>, null, 2</w:t>
+      </w:r>
+      <w:proofErr w:type="gramStart"/>
+      <w:r>
+        <w:t>) }</w:t>
+      </w:r>
+      <w:proofErr w:type="gramEnd"/>
+      <w:r>
+        <w:t>] };</w:t>
       </w:r>
     </w:p>
     <w:p>
@@ -6599,7 +10191,28 @@
     </w:p>
     <w:p>
       <w:r>
-        <w:t xml:space="preserve">      return { isError: true, content: [{ type: "text", text: `</w:t>
+        <w:t xml:space="preserve">      return </w:t>
+      </w:r>
+      <w:proofErr w:type="gramStart"/>
+      <w:r>
+        <w:t xml:space="preserve">{ </w:t>
+      </w:r>
+      <w:proofErr w:type="spellStart"/>
+      <w:r>
+        <w:t>isError</w:t>
+      </w:r>
+      <w:proofErr w:type="spellEnd"/>
+      <w:proofErr w:type="gramEnd"/>
+      <w:r>
+        <w:t xml:space="preserve">: true, content: </w:t>
+      </w:r>
+      <w:proofErr w:type="gramStart"/>
+      <w:r>
+        <w:t>[{ type</w:t>
+      </w:r>
+      <w:proofErr w:type="gramEnd"/>
+      <w:r>
+        <w:t>: "text", text: `</w:t>
       </w:r>
       <w:r>
         <w:rPr>
@@ -6608,7 +10221,25 @@
         <w:t>שגיאה בהרצת הלולאה</w:t>
       </w:r>
       <w:r>
-        <w:t>: ${error.message}` }] };</w:t>
+        <w:t>: ${</w:t>
+      </w:r>
+      <w:proofErr w:type="spellStart"/>
+      <w:proofErr w:type="gramStart"/>
+      <w:r>
+        <w:t>error.message</w:t>
+      </w:r>
+      <w:proofErr w:type="spellEnd"/>
+      <w:proofErr w:type="gramEnd"/>
+      <w:r>
+        <w:t>}</w:t>
+      </w:r>
+      <w:proofErr w:type="gramStart"/>
+      <w:r>
+        <w:t>` }</w:t>
+      </w:r>
+      <w:proofErr w:type="gramEnd"/>
+      <w:r>
+        <w:t>] };</w:t>
       </w:r>
     </w:p>
     <w:p>
@@ -6623,7 +10254,23 @@
     </w:p>
     <w:p>
       <w:r>
-        <w:t xml:space="preserve">  throw new Error(`Tool not found: ${request.params.name}`);</w:t>
+        <w:t xml:space="preserve">  throw new </w:t>
+      </w:r>
+      <w:proofErr w:type="gramStart"/>
+      <w:r>
+        <w:t>Error(</w:t>
+      </w:r>
+      <w:proofErr w:type="gramEnd"/>
+      <w:r>
+        <w:t>`Tool not found: ${</w:t>
+      </w:r>
+      <w:proofErr w:type="gramStart"/>
+      <w:r>
+        <w:t>request.params.name}`</w:t>
+      </w:r>
+      <w:proofErr w:type="gramEnd"/>
+      <w:r>
+        <w:t>);</w:t>
       </w:r>
     </w:p>
     <w:p>
@@ -6634,12 +10281,35 @@
     <w:p/>
     <w:p>
       <w:r>
-        <w:t>const transport = new StdioServerTransport();</w:t>
-      </w:r>
-    </w:p>
-    <w:p>
-      <w:r>
-        <w:t>await server.connect(transport);</w:t>
+        <w:t xml:space="preserve">const transport = new </w:t>
+      </w:r>
+      <w:proofErr w:type="spellStart"/>
+      <w:proofErr w:type="gramStart"/>
+      <w:r>
+        <w:t>StdioServerTransport</w:t>
+      </w:r>
+      <w:proofErr w:type="spellEnd"/>
+      <w:r>
+        <w:t>(</w:t>
+      </w:r>
+      <w:proofErr w:type="gramEnd"/>
+      <w:r>
+        <w:t>);</w:t>
+      </w:r>
+    </w:p>
+    <w:p>
+      <w:r>
+        <w:t xml:space="preserve">await </w:t>
+      </w:r>
+      <w:proofErr w:type="spellStart"/>
+      <w:proofErr w:type="gramStart"/>
+      <w:r>
+        <w:t>server.connect</w:t>
+      </w:r>
+      <w:proofErr w:type="spellEnd"/>
+      <w:proofErr w:type="gramEnd"/>
+      <w:r>
+        <w:t>(transport);</w:t>
       </w:r>
     </w:p>
     <w:p>
@@ -6764,9 +10434,11 @@
         </w:rPr>
         <w:t xml:space="preserve"> יוכל להפעיל את הקוד, עלינו להוסיף אותו לקובץ ההגדרות </w:t>
       </w:r>
+      <w:proofErr w:type="spellStart"/>
       <w:r>
         <w:t>cline_mcp_settings.json</w:t>
       </w:r>
+      <w:proofErr w:type="spellEnd"/>
       <w:r>
         <w:rPr>
           <w:rtl/>
@@ -6787,7 +10459,15 @@
     <w:p>
       <w:r>
         <w:lastRenderedPageBreak/>
-        <w:t>"nursery-explorer-server": {</w:t>
+        <w:t>"</w:t>
+      </w:r>
+      <w:proofErr w:type="gramStart"/>
+      <w:r>
+        <w:t>nursery</w:t>
+      </w:r>
+      <w:proofErr w:type="gramEnd"/>
+      <w:r>
+        <w:t>-explorer-server": {</w:t>
       </w:r>
     </w:p>
     <w:p>
@@ -6797,7 +10477,15 @@
     </w:p>
     <w:p>
       <w:r>
-        <w:t xml:space="preserve">  "args": ["C:/path/to/your/file/nursery_agent_mcp.js"]</w:t>
+        <w:t xml:space="preserve">  "</w:t>
+      </w:r>
+      <w:proofErr w:type="spellStart"/>
+      <w:r>
+        <w:t>args</w:t>
+      </w:r>
+      <w:proofErr w:type="spellEnd"/>
+      <w:r>
+        <w:t>": ["C:/path/to/your/file/nursery_agent_mcp.js"]</w:t>
       </w:r>
     </w:p>
     <w:p>
@@ -6862,6 +10550,7 @@
         </w:rPr>
         <w:t xml:space="preserve"> 4: </w:t>
       </w:r>
+      <w:proofErr w:type="spellStart"/>
       <w:r>
         <w:rPr>
           <w:rFonts w:ascii="Arial" w:hAnsi="Arial" w:cs="Arial" w:hint="cs"/>
@@ -6871,6 +10560,7 @@
         </w:rPr>
         <w:t>פרומפטים</w:t>
       </w:r>
+      <w:proofErr w:type="spellEnd"/>
       <w:r>
         <w:rPr>
           <w:b/>
@@ -7001,7 +10691,21 @@
         <w:rPr>
           <w:rtl/>
         </w:rPr>
-        <w:t>, והריצו את הפרומפטים הבאים כדי לבחון את רמות הניתוח השונות של ה-</w:t>
+        <w:t xml:space="preserve">, והריצו את </w:t>
+      </w:r>
+      <w:proofErr w:type="spellStart"/>
+      <w:r>
+        <w:rPr>
+          <w:rtl/>
+        </w:rPr>
+        <w:t>הפרומפטים</w:t>
+      </w:r>
+      <w:proofErr w:type="spellEnd"/>
+      <w:r>
+        <w:rPr>
+          <w:rtl/>
+        </w:rPr>
+        <w:t xml:space="preserve"> הבאים כדי לבחון את רמות הניתוח השונות של ה-</w:t>
       </w:r>
       <w:r>
         <w:t>Agent Loop</w:t>
@@ -7038,6 +10742,7 @@
         </w:rPr>
         <w:t xml:space="preserve"> </w:t>
       </w:r>
+      <w:proofErr w:type="spellStart"/>
       <w:r>
         <w:rPr>
           <w:rFonts w:ascii="Arial" w:hAnsi="Arial" w:cs="Arial" w:hint="cs"/>
@@ -7047,6 +10752,7 @@
         </w:rPr>
         <w:t>פרומפט</w:t>
       </w:r>
+      <w:proofErr w:type="spellEnd"/>
       <w:r>
         <w:rPr>
           <w:b/>
@@ -7238,9 +10944,11 @@
         </w:rPr>
         <w:t xml:space="preserve"> של המשפחתונים </w:t>
       </w:r>
+      <w:proofErr w:type="spellStart"/>
       <w:r>
         <w:t>deep_nursery_search</w:t>
       </w:r>
+      <w:proofErr w:type="spellEnd"/>
       <w:r>
         <w:rPr>
           <w:i/>
@@ -7325,6 +11033,7 @@
         </w:rPr>
         <w:t xml:space="preserve"> </w:t>
       </w:r>
+      <w:proofErr w:type="spellStart"/>
       <w:r>
         <w:rPr>
           <w:rFonts w:ascii="Arial" w:hAnsi="Arial" w:cs="Arial" w:hint="cs"/>
@@ -7334,6 +11043,7 @@
         </w:rPr>
         <w:t>פרומפט</w:t>
       </w:r>
+      <w:proofErr w:type="spellEnd"/>
       <w:r>
         <w:rPr>
           <w:b/>
@@ -7529,7 +11239,6 @@
     <w:p>
       <w:pPr>
         <w:rPr>
-          <w:rFonts w:hint="cs"/>
           <w:rtl/>
         </w:rPr>
       </w:pPr>
@@ -10769,6 +14478,7 @@
   <w:style w:type="character" w:default="1" w:styleId="a0">
     <w:name w:val="Default Paragraph Font"/>
     <w:uiPriority w:val="1"/>
+    <w:semiHidden/>
     <w:unhideWhenUsed/>
   </w:style>
   <w:style w:type="table" w:default="1" w:styleId="a1">

--- a/מצגות/🚀 מדריך מעשי.docx
+++ b/מצגות/🚀 מדריך מעשי.docx
@@ -555,6 +555,16 @@
           <w:numId w:val="2"/>
         </w:numPr>
       </w:pPr>
+      <w:r>
+        <w:rPr>
+          <w:rFonts w:hint="cs"/>
+          <w:rtl/>
+        </w:rPr>
+        <w:t xml:space="preserve">1: </w:t>
+      </w:r>
+      <w:r>
+        <w:t>550d5ffe262e70</w:t>
+      </w:r>
     </w:p>
     <w:p>
       <w:pPr>
@@ -562,6 +572,76 @@
           <w:ilvl w:val="1"/>
           <w:numId w:val="2"/>
         </w:numPr>
+      </w:pPr>
+      <w:r>
+        <w:rPr>
+          <w:rFonts w:hint="cs"/>
+          <w:rtl/>
+        </w:rPr>
+        <w:t>2:</w:t>
+      </w:r>
+      <w:r>
+        <w:rPr>
+          <w:rFonts w:ascii="Calibri" w:hAnsi="Calibri" w:cs="Calibri"/>
+          <w:color w:val="222222"/>
+          <w:shd w:val="clear" w:color="auto" w:fill="FFFFFF"/>
+        </w:rPr>
+        <w:t xml:space="preserve"> </w:t>
+      </w:r>
+      <w:r>
+        <w:t>93e7d92139b9e8</w:t>
+      </w:r>
+    </w:p>
+    <w:p>
+      <w:pPr>
+        <w:numPr>
+          <w:ilvl w:val="1"/>
+          <w:numId w:val="2"/>
+        </w:numPr>
+      </w:pPr>
+      <w:r>
+        <w:rPr>
+          <w:rFonts w:hint="cs"/>
+          <w:rtl/>
+        </w:rPr>
+        <w:t xml:space="preserve">3: </w:t>
+      </w:r>
+      <w:r>
+        <w:t>ead03f0d3ce1d9</w:t>
+      </w:r>
+    </w:p>
+    <w:p>
+      <w:pPr>
+        <w:numPr>
+          <w:ilvl w:val="1"/>
+          <w:numId w:val="2"/>
+        </w:numPr>
+      </w:pPr>
+      <w:r>
+        <w:rPr>
+          <w:rFonts w:hint="cs"/>
+          <w:rtl/>
+        </w:rPr>
+        <w:t>4:</w:t>
+      </w:r>
+      <w:r>
+        <w:rPr>
+          <w:rFonts w:ascii="Arial" w:hAnsi="Arial" w:cs="Arial"/>
+          <w:color w:val="222222"/>
+          <w:shd w:val="clear" w:color="auto" w:fill="FFFFFF"/>
+        </w:rPr>
+        <w:t xml:space="preserve"> </w:t>
+      </w:r>
+      <w:r>
+        <w:t>e982be4606fbc7</w:t>
+      </w:r>
+    </w:p>
+    <w:p>
+      <w:pPr>
+        <w:numPr>
+          <w:ilvl w:val="1"/>
+          <w:numId w:val="2"/>
+        </w:numPr>
         <w:rPr>
           <w:rtl/>
         </w:rPr>
@@ -796,13 +876,34 @@
     </w:p>
     <w:p>
       <w:r>
-        <w:t xml:space="preserve">import </w:t>
-      </w:r>
-      <w:proofErr w:type="gramStart"/>
-      <w:r>
-        <w:t>{ Server</w:t>
-      </w:r>
-      <w:proofErr w:type="gramEnd"/>
+        <w:t>import { Server } from "@</w:t>
+      </w:r>
+      <w:proofErr w:type="spellStart"/>
+      <w:r>
+        <w:t>modelcontextprotocol</w:t>
+      </w:r>
+      <w:proofErr w:type="spellEnd"/>
+      <w:r>
+        <w:t>/</w:t>
+      </w:r>
+      <w:proofErr w:type="spellStart"/>
+      <w:r>
+        <w:t>sdk</w:t>
+      </w:r>
+      <w:proofErr w:type="spellEnd"/>
+      <w:r>
+        <w:t>/server/index.js";</w:t>
+      </w:r>
+    </w:p>
+    <w:p>
+      <w:r>
+        <w:t xml:space="preserve">import { </w:t>
+      </w:r>
+      <w:proofErr w:type="spellStart"/>
+      <w:r>
+        <w:t>StdioServerTransport</w:t>
+      </w:r>
+      <w:proofErr w:type="spellEnd"/>
       <w:r>
         <w:t xml:space="preserve"> } from "@</w:t>
       </w:r>
@@ -820,537 +921,364 @@
       </w:r>
       <w:proofErr w:type="spellEnd"/>
       <w:r>
-        <w:t>/server/index.js";</w:t>
-      </w:r>
-    </w:p>
-    <w:p>
-      <w:r>
-        <w:t xml:space="preserve">import </w:t>
-      </w:r>
-      <w:proofErr w:type="gramStart"/>
-      <w:r>
-        <w:t xml:space="preserve">{ </w:t>
+        <w:t>/server/stdio.js";</w:t>
+      </w:r>
+    </w:p>
+    <w:p>
+      <w:r>
+        <w:t xml:space="preserve">import { </w:t>
+      </w:r>
+      <w:proofErr w:type="spellStart"/>
+      <w:r>
+        <w:t>CallToolRequestSchema</w:t>
+      </w:r>
+      <w:proofErr w:type="spellEnd"/>
+      <w:r>
+        <w:t xml:space="preserve">, </w:t>
+      </w:r>
+      <w:proofErr w:type="spellStart"/>
+      <w:r>
+        <w:t>ListToolsRequestSchema</w:t>
+      </w:r>
+      <w:proofErr w:type="spellEnd"/>
+      <w:r>
+        <w:t xml:space="preserve"> } from "@</w:t>
+      </w:r>
+      <w:proofErr w:type="spellStart"/>
+      <w:r>
+        <w:t>modelcontextprotocol</w:t>
+      </w:r>
+      <w:proofErr w:type="spellEnd"/>
+      <w:r>
+        <w:t>/</w:t>
+      </w:r>
+      <w:proofErr w:type="spellStart"/>
+      <w:r>
+        <w:t>sdk</w:t>
+      </w:r>
+      <w:proofErr w:type="spellEnd"/>
+      <w:r>
+        <w:t>/types.js";</w:t>
+      </w:r>
+    </w:p>
+    <w:p/>
+    <w:p>
+      <w:r>
+        <w:t xml:space="preserve">// </w:t>
+      </w:r>
+      <w:r>
+        <w:rPr>
+          <w:rtl/>
+        </w:rPr>
+        <w:t>יצירת השרת</w:t>
+      </w:r>
+    </w:p>
+    <w:p>
+      <w:r>
+        <w:lastRenderedPageBreak/>
+        <w:t>const server = new Server({ name: "my-tools", version: "1.0.0" }, { capabilities: { tools: {} } });</w:t>
+      </w:r>
+    </w:p>
+    <w:p/>
+    <w:p>
+      <w:r>
+        <w:t xml:space="preserve">// 1. </w:t>
+      </w:r>
+      <w:r>
+        <w:rPr>
+          <w:rtl/>
+        </w:rPr>
+        <w:t>הגדרת הכלים שקליין יראה</w:t>
+      </w:r>
+    </w:p>
+    <w:p>
+      <w:proofErr w:type="spellStart"/>
+      <w:r>
+        <w:t>server.setRequestHandler</w:t>
+      </w:r>
+      <w:proofErr w:type="spellEnd"/>
+      <w:r>
+        <w:t>(</w:t>
+      </w:r>
+      <w:proofErr w:type="spellStart"/>
+      <w:r>
+        <w:t>ListToolsRequestSchema</w:t>
+      </w:r>
+      <w:proofErr w:type="spellEnd"/>
+      <w:r>
+        <w:t>, async () =&gt; ({</w:t>
+      </w:r>
+    </w:p>
+    <w:p>
+      <w:r>
+        <w:t xml:space="preserve">  tools: [{</w:t>
+      </w:r>
+    </w:p>
+    <w:p>
+      <w:r>
+        <w:t xml:space="preserve">    name: "</w:t>
+      </w:r>
+      <w:proofErr w:type="spellStart"/>
+      <w:r>
+        <w:t>calculate_factorial</w:t>
+      </w:r>
+      <w:proofErr w:type="spellEnd"/>
+      <w:r>
+        <w:t>",</w:t>
+      </w:r>
+    </w:p>
+    <w:p>
+      <w:r>
+        <w:t xml:space="preserve">    description: "Calculates the factorial of a number.",</w:t>
+      </w:r>
+    </w:p>
+    <w:p>
+      <w:r>
+        <w:t xml:space="preserve">    </w:t>
+      </w:r>
+      <w:proofErr w:type="spellStart"/>
+      <w:r>
+        <w:t>inputSchema</w:t>
+      </w:r>
+      <w:proofErr w:type="spellEnd"/>
+      <w:r>
+        <w:t>: { type: "object", properties: { n: { type: "number" } }, required: ["n"] }</w:t>
+      </w:r>
+    </w:p>
+    <w:p>
+      <w:r>
+        <w:t xml:space="preserve">  }]</w:t>
+      </w:r>
+    </w:p>
+    <w:p>
+      <w:r>
+        <w:t>}));</w:t>
+      </w:r>
+    </w:p>
+    <w:p/>
+    <w:p>
+      <w:r>
+        <w:t xml:space="preserve">// 2. </w:t>
+      </w:r>
+      <w:r>
+        <w:rPr>
+          <w:rtl/>
+        </w:rPr>
+        <w:t>הלוגיקה של הפעלת הכלי (חישוב עצרת)</w:t>
+      </w:r>
+    </w:p>
+    <w:p>
+      <w:proofErr w:type="spellStart"/>
+      <w:r>
+        <w:t>server.setRequestHandler</w:t>
+      </w:r>
+      <w:proofErr w:type="spellEnd"/>
+      <w:r>
+        <w:t>(</w:t>
+      </w:r>
+      <w:proofErr w:type="spellStart"/>
+      <w:r>
+        <w:t>CallToolRequestSchema</w:t>
+      </w:r>
+      <w:proofErr w:type="spellEnd"/>
+      <w:r>
+        <w:t>, async (request) =&gt; {</w:t>
+      </w:r>
+    </w:p>
+    <w:p>
+      <w:r>
+        <w:t xml:space="preserve">  if (request.params.name === "</w:t>
+      </w:r>
+      <w:proofErr w:type="spellStart"/>
+      <w:r>
+        <w:t>calculate_factorial</w:t>
+      </w:r>
+      <w:proofErr w:type="spellEnd"/>
+      <w:r>
+        <w:t>") {</w:t>
+      </w:r>
+    </w:p>
+    <w:p>
+      <w:r>
+        <w:t xml:space="preserve">    const n = </w:t>
+      </w:r>
+      <w:proofErr w:type="spellStart"/>
+      <w:r>
+        <w:t>request.params.arguments.n</w:t>
+      </w:r>
+      <w:proofErr w:type="spellEnd"/>
+      <w:r>
+        <w:t>;</w:t>
+      </w:r>
+    </w:p>
+    <w:p>
+      <w:r>
+        <w:t xml:space="preserve">    let result = 1;</w:t>
+      </w:r>
+    </w:p>
+    <w:p>
+      <w:r>
+        <w:t xml:space="preserve">    for (let </w:t>
+      </w:r>
+      <w:proofErr w:type="spellStart"/>
+      <w:r>
+        <w:t>i</w:t>
+      </w:r>
+      <w:proofErr w:type="spellEnd"/>
+      <w:r>
+        <w:t xml:space="preserve"> = 2; </w:t>
+      </w:r>
+      <w:proofErr w:type="spellStart"/>
+      <w:r>
+        <w:t>i</w:t>
+      </w:r>
+      <w:proofErr w:type="spellEnd"/>
+      <w:r>
+        <w:t xml:space="preserve"> &lt;= n; </w:t>
+      </w:r>
+      <w:proofErr w:type="spellStart"/>
+      <w:r>
+        <w:t>i</w:t>
+      </w:r>
+      <w:proofErr w:type="spellEnd"/>
+      <w:r>
+        <w:t xml:space="preserve">++) result *= </w:t>
+      </w:r>
+      <w:proofErr w:type="spellStart"/>
+      <w:r>
+        <w:t>i</w:t>
+      </w:r>
+      <w:proofErr w:type="spellEnd"/>
+      <w:r>
+        <w:t>;</w:t>
+      </w:r>
+    </w:p>
+    <w:p>
+      <w:r>
+        <w:t xml:space="preserve">    return { content: [{ type: "text", text: `The factorial of ${n} is ${result}` }] };</w:t>
+      </w:r>
+    </w:p>
+    <w:p>
+      <w:r>
+        <w:t xml:space="preserve">  }</w:t>
+      </w:r>
+    </w:p>
+    <w:p>
+      <w:r>
+        <w:t xml:space="preserve">  throw new Error("Tool not found");</w:t>
+      </w:r>
+    </w:p>
+    <w:p>
+      <w:r>
+        <w:t>});</w:t>
+      </w:r>
+    </w:p>
+    <w:p/>
+    <w:p>
+      <w:r>
+        <w:t xml:space="preserve">// </w:t>
+      </w:r>
+      <w:r>
+        <w:rPr>
+          <w:rtl/>
+        </w:rPr>
+        <w:t>הרצת השרת בטרנספורט קלט/פלט סטנדרטי</w:t>
+      </w:r>
+    </w:p>
+    <w:p>
+      <w:r>
+        <w:t xml:space="preserve">const transport = new </w:t>
       </w:r>
       <w:proofErr w:type="spellStart"/>
       <w:r>
         <w:t>StdioServerTransport</w:t>
       </w:r>
       <w:proofErr w:type="spellEnd"/>
-      <w:proofErr w:type="gramEnd"/>
-      <w:r>
-        <w:t xml:space="preserve"> } from "@</w:t>
-      </w:r>
-      <w:proofErr w:type="spellStart"/>
-      <w:r>
-        <w:t>modelcontextprotocol</w:t>
-      </w:r>
-      <w:proofErr w:type="spellEnd"/>
-      <w:r>
-        <w:t>/</w:t>
-      </w:r>
-      <w:proofErr w:type="spellStart"/>
-      <w:r>
-        <w:t>sdk</w:t>
-      </w:r>
-      <w:proofErr w:type="spellEnd"/>
-      <w:r>
-        <w:t>/server/stdio.js";</w:t>
-      </w:r>
-    </w:p>
-    <w:p>
-      <w:r>
-        <w:t xml:space="preserve">import </w:t>
-      </w:r>
-      <w:proofErr w:type="gramStart"/>
-      <w:r>
-        <w:t xml:space="preserve">{ </w:t>
-      </w:r>
-      <w:proofErr w:type="spellStart"/>
-      <w:r>
-        <w:t>CallToolRequestSchema</w:t>
-      </w:r>
-      <w:proofErr w:type="spellEnd"/>
-      <w:proofErr w:type="gramEnd"/>
-      <w:r>
-        <w:t xml:space="preserve">, </w:t>
-      </w:r>
-      <w:proofErr w:type="spellStart"/>
-      <w:proofErr w:type="gramStart"/>
-      <w:r>
-        <w:t>ListToolsRequestSchema</w:t>
-      </w:r>
-      <w:proofErr w:type="spellEnd"/>
-      <w:r>
-        <w:t xml:space="preserve"> }</w:t>
-      </w:r>
-      <w:proofErr w:type="gramEnd"/>
-      <w:r>
-        <w:t xml:space="preserve"> from "@</w:t>
-      </w:r>
-      <w:proofErr w:type="spellStart"/>
-      <w:r>
-        <w:t>modelcontextprotocol</w:t>
-      </w:r>
-      <w:proofErr w:type="spellEnd"/>
-      <w:r>
-        <w:t>/</w:t>
-      </w:r>
-      <w:proofErr w:type="spellStart"/>
-      <w:r>
-        <w:t>sdk</w:t>
-      </w:r>
-      <w:proofErr w:type="spellEnd"/>
-      <w:r>
-        <w:t>/types.js";</w:t>
-      </w:r>
-    </w:p>
-    <w:p/>
-    <w:p>
-      <w:r>
-        <w:t xml:space="preserve">// </w:t>
-      </w:r>
-      <w:r>
-        <w:rPr>
-          <w:rtl/>
-        </w:rPr>
-        <w:t>יצירת השרת</w:t>
-      </w:r>
-    </w:p>
-    <w:p>
-      <w:r>
-        <w:t xml:space="preserve">const server = new </w:t>
-      </w:r>
-      <w:proofErr w:type="gramStart"/>
-      <w:r>
-        <w:t>Server({ name</w:t>
-      </w:r>
-      <w:proofErr w:type="gramEnd"/>
-      <w:r>
-        <w:t>: "my-tools", version: "1.0.0</w:t>
-      </w:r>
-      <w:proofErr w:type="gramStart"/>
-      <w:r>
-        <w:t>" }</w:t>
-      </w:r>
-      <w:proofErr w:type="gramEnd"/>
-      <w:r>
-        <w:t xml:space="preserve">, </w:t>
-      </w:r>
-      <w:proofErr w:type="gramStart"/>
-      <w:r>
-        <w:t>{ capabilities</w:t>
-      </w:r>
-      <w:proofErr w:type="gramEnd"/>
-      <w:r>
-        <w:t xml:space="preserve">: </w:t>
-      </w:r>
-      <w:proofErr w:type="gramStart"/>
-      <w:r>
-        <w:t>{ tools</w:t>
-      </w:r>
-      <w:proofErr w:type="gramEnd"/>
-      <w:r>
-        <w:t>: {</w:t>
-      </w:r>
-      <w:proofErr w:type="gramStart"/>
-      <w:r>
-        <w:t>} }</w:t>
-      </w:r>
-      <w:proofErr w:type="gramEnd"/>
-      <w:r>
-        <w:t xml:space="preserve"> });</w:t>
-      </w:r>
-    </w:p>
-    <w:p/>
-    <w:p>
-      <w:r>
+      <w:r>
+        <w:t>();</w:t>
+      </w:r>
+    </w:p>
+    <w:p>
+      <w:r>
+        <w:t xml:space="preserve">await </w:t>
+      </w:r>
+      <w:proofErr w:type="spellStart"/>
+      <w:r>
+        <w:t>server.connect</w:t>
+      </w:r>
+      <w:proofErr w:type="spellEnd"/>
+      <w:r>
+        <w:t>(transport);</w:t>
+      </w:r>
+    </w:p>
+    <w:p>
+      <w:pPr>
+        <w:rPr>
+          <w:rtl/>
+        </w:rPr>
+      </w:pPr>
+      <w:r>
+        <w:rPr>
+          <w:rFonts w:ascii="Segoe UI Emoji" w:hAnsi="Segoe UI Emoji" w:cs="Segoe UI Emoji" w:hint="cs"/>
+          <w:rtl/>
+        </w:rPr>
+        <w:t>📌</w:t>
+      </w:r>
+      <w:r>
+        <w:rPr>
+          <w:rtl/>
+        </w:rPr>
+        <w:t xml:space="preserve"> </w:t>
+      </w:r>
+      <w:r>
+        <w:rPr>
+          <w:b/>
+          <w:bCs/>
+          <w:rtl/>
+        </w:rPr>
+        <w:t>שימי לב:</w:t>
+      </w:r>
+      <w:r>
+        <w:rPr>
+          <w:rtl/>
+        </w:rPr>
+        <w:t xml:space="preserve"> זכרי את נתיב התיקייה המדויק שבו שמרת את הקובץ </w:t>
+      </w:r>
+      <w:r>
+        <w:t>my_server.js</w:t>
+      </w:r>
+      <w:r>
+        <w:rPr>
+          <w:rtl/>
+        </w:rPr>
+        <w:t xml:space="preserve"> (למשל: </w:t>
+      </w:r>
+      <w:r>
+        <w:t>C:/Users/USER/projects/mcp/my_server.js</w:t>
+      </w:r>
+      <w:r>
+        <w:rPr>
+          <w:rtl/>
+        </w:rPr>
+        <w:t>).</w:t>
+      </w:r>
+    </w:p>
+    <w:p>
+      <w:pPr>
+        <w:rPr>
+          <w:b/>
+          <w:bCs/>
+          <w:rtl/>
+        </w:rPr>
+      </w:pPr>
+      <w:r>
+        <w:rPr>
+          <w:rFonts w:ascii="Segoe UI Emoji" w:hAnsi="Segoe UI Emoji" w:cs="Segoe UI Emoji" w:hint="cs"/>
+          <w:b/>
+          <w:bCs/>
+          <w:rtl/>
+        </w:rPr>
         <w:lastRenderedPageBreak/>
-        <w:t xml:space="preserve">// 1. </w:t>
-      </w:r>
-      <w:r>
-        <w:rPr>
-          <w:rtl/>
-        </w:rPr>
-        <w:t>הגדרת הכלים שקליין יראה</w:t>
-      </w:r>
-    </w:p>
-    <w:p>
-      <w:proofErr w:type="spellStart"/>
-      <w:proofErr w:type="gramStart"/>
-      <w:r>
-        <w:t>server.setRequestHandler</w:t>
-      </w:r>
-      <w:proofErr w:type="spellEnd"/>
-      <w:proofErr w:type="gramEnd"/>
-      <w:r>
-        <w:t>(</w:t>
-      </w:r>
-      <w:proofErr w:type="spellStart"/>
-      <w:r>
-        <w:t>ListToolsRequestSchema</w:t>
-      </w:r>
-      <w:proofErr w:type="spellEnd"/>
-      <w:r>
-        <w:t>, async () =&gt; ({</w:t>
-      </w:r>
-    </w:p>
-    <w:p>
-      <w:r>
-        <w:t xml:space="preserve">  tools: [{</w:t>
-      </w:r>
-    </w:p>
-    <w:p>
-      <w:r>
-        <w:t xml:space="preserve">    name: "</w:t>
-      </w:r>
-      <w:proofErr w:type="spellStart"/>
-      <w:r>
-        <w:t>calculate_factorial</w:t>
-      </w:r>
-      <w:proofErr w:type="spellEnd"/>
-      <w:r>
-        <w:t>",</w:t>
-      </w:r>
-    </w:p>
-    <w:p>
-      <w:r>
-        <w:t xml:space="preserve">    description: "Calculates the factorial of a number.",</w:t>
-      </w:r>
-    </w:p>
-    <w:p>
-      <w:r>
-        <w:t xml:space="preserve">    </w:t>
-      </w:r>
-      <w:proofErr w:type="spellStart"/>
-      <w:r>
-        <w:t>inputSchema</w:t>
-      </w:r>
-      <w:proofErr w:type="spellEnd"/>
-      <w:r>
-        <w:t xml:space="preserve">: </w:t>
-      </w:r>
-      <w:proofErr w:type="gramStart"/>
-      <w:r>
-        <w:t>{ type</w:t>
-      </w:r>
-      <w:proofErr w:type="gramEnd"/>
-      <w:r>
-        <w:t xml:space="preserve">: "object", properties: </w:t>
-      </w:r>
-      <w:proofErr w:type="gramStart"/>
-      <w:r>
-        <w:t>{ n</w:t>
-      </w:r>
-      <w:proofErr w:type="gramEnd"/>
-      <w:r>
-        <w:t xml:space="preserve">: </w:t>
-      </w:r>
-      <w:proofErr w:type="gramStart"/>
-      <w:r>
-        <w:t>{ type</w:t>
-      </w:r>
-      <w:proofErr w:type="gramEnd"/>
-      <w:r>
-        <w:t>: "number</w:t>
-      </w:r>
-      <w:proofErr w:type="gramStart"/>
-      <w:r>
-        <w:t>" }</w:t>
-      </w:r>
-      <w:proofErr w:type="gramEnd"/>
-      <w:r>
-        <w:t xml:space="preserve"> }, required: ["n"</w:t>
-      </w:r>
-      <w:proofErr w:type="gramStart"/>
-      <w:r>
-        <w:t>] }</w:t>
-      </w:r>
-      <w:proofErr w:type="gramEnd"/>
-    </w:p>
-    <w:p>
-      <w:r>
-        <w:t xml:space="preserve">  }]</w:t>
-      </w:r>
-    </w:p>
-    <w:p>
-      <w:r>
-        <w:t>}));</w:t>
-      </w:r>
-    </w:p>
-    <w:p/>
-    <w:p>
-      <w:r>
-        <w:t xml:space="preserve">// 2. </w:t>
-      </w:r>
-      <w:r>
-        <w:rPr>
-          <w:rtl/>
-        </w:rPr>
-        <w:t>הלוגיקה של הפעלת הכלי (חישוב עצרת)</w:t>
-      </w:r>
-    </w:p>
-    <w:p>
-      <w:proofErr w:type="spellStart"/>
-      <w:proofErr w:type="gramStart"/>
-      <w:r>
-        <w:t>server.setRequestHandler</w:t>
-      </w:r>
-      <w:proofErr w:type="spellEnd"/>
-      <w:proofErr w:type="gramEnd"/>
-      <w:r>
-        <w:t>(</w:t>
-      </w:r>
-      <w:proofErr w:type="spellStart"/>
-      <w:r>
-        <w:t>CallToolRequestSchema</w:t>
-      </w:r>
-      <w:proofErr w:type="spellEnd"/>
-      <w:r>
-        <w:t>, async (request) =&gt; {</w:t>
-      </w:r>
-    </w:p>
-    <w:p>
-      <w:r>
-        <w:t xml:space="preserve">  if (request.params.name === "</w:t>
-      </w:r>
-      <w:proofErr w:type="spellStart"/>
-      <w:r>
-        <w:t>calculate_factorial</w:t>
-      </w:r>
-      <w:proofErr w:type="spellEnd"/>
-      <w:r>
-        <w:t>") {</w:t>
-      </w:r>
-    </w:p>
-    <w:p>
-      <w:r>
-        <w:t xml:space="preserve">    const n = </w:t>
-      </w:r>
-      <w:proofErr w:type="spellStart"/>
-      <w:proofErr w:type="gramStart"/>
-      <w:r>
-        <w:t>request.params</w:t>
-      </w:r>
-      <w:proofErr w:type="gramEnd"/>
-      <w:r>
-        <w:t>.</w:t>
-      </w:r>
-      <w:proofErr w:type="gramStart"/>
-      <w:r>
-        <w:t>arguments.n</w:t>
-      </w:r>
-      <w:proofErr w:type="spellEnd"/>
-      <w:proofErr w:type="gramEnd"/>
-      <w:r>
-        <w:t>;</w:t>
-      </w:r>
-    </w:p>
-    <w:p>
-      <w:r>
-        <w:t xml:space="preserve">    let result = 1;</w:t>
-      </w:r>
-    </w:p>
-    <w:p>
-      <w:r>
-        <w:t xml:space="preserve">    for (let </w:t>
-      </w:r>
-      <w:proofErr w:type="spellStart"/>
-      <w:r>
-        <w:t>i</w:t>
-      </w:r>
-      <w:proofErr w:type="spellEnd"/>
-      <w:r>
-        <w:t xml:space="preserve"> = 2; </w:t>
-      </w:r>
-      <w:proofErr w:type="spellStart"/>
-      <w:r>
-        <w:t>i</w:t>
-      </w:r>
-      <w:proofErr w:type="spellEnd"/>
-      <w:r>
-        <w:t xml:space="preserve"> &lt;= n; </w:t>
-      </w:r>
-      <w:proofErr w:type="spellStart"/>
-      <w:r>
-        <w:t>i</w:t>
-      </w:r>
-      <w:proofErr w:type="spellEnd"/>
-      <w:r>
-        <w:t xml:space="preserve">++) result *= </w:t>
-      </w:r>
-      <w:proofErr w:type="spellStart"/>
-      <w:r>
-        <w:t>i</w:t>
-      </w:r>
-      <w:proofErr w:type="spellEnd"/>
-      <w:r>
-        <w:t>;</w:t>
-      </w:r>
-    </w:p>
-    <w:p>
-      <w:r>
-        <w:t xml:space="preserve">    return </w:t>
-      </w:r>
-      <w:proofErr w:type="gramStart"/>
-      <w:r>
-        <w:t>{ content</w:t>
-      </w:r>
-      <w:proofErr w:type="gramEnd"/>
-      <w:r>
-        <w:t xml:space="preserve">: </w:t>
-      </w:r>
-      <w:proofErr w:type="gramStart"/>
-      <w:r>
-        <w:t>[{ type</w:t>
-      </w:r>
-      <w:proofErr w:type="gramEnd"/>
-      <w:r>
-        <w:t>: "text", text: `The factorial of ${n} is ${result}</w:t>
-      </w:r>
-      <w:proofErr w:type="gramStart"/>
-      <w:r>
-        <w:t>` }</w:t>
-      </w:r>
-      <w:proofErr w:type="gramEnd"/>
-      <w:r>
-        <w:t>] };</w:t>
-      </w:r>
-    </w:p>
-    <w:p>
-      <w:r>
-        <w:t xml:space="preserve">  }</w:t>
-      </w:r>
-    </w:p>
-    <w:p>
-      <w:r>
-        <w:t xml:space="preserve">  throw new </w:t>
-      </w:r>
-      <w:proofErr w:type="gramStart"/>
-      <w:r>
-        <w:t>Error(</w:t>
-      </w:r>
-      <w:proofErr w:type="gramEnd"/>
-      <w:r>
-        <w:t>"Tool not found");</w:t>
-      </w:r>
-    </w:p>
-    <w:p>
-      <w:r>
-        <w:t>});</w:t>
-      </w:r>
-    </w:p>
-    <w:p/>
-    <w:p>
-      <w:r>
-        <w:t xml:space="preserve">// </w:t>
-      </w:r>
-      <w:r>
-        <w:rPr>
-          <w:rtl/>
-        </w:rPr>
-        <w:t>הרצת השרת בטרנספורט קלט/פלט סטנדרטי</w:t>
-      </w:r>
-    </w:p>
-    <w:p>
-      <w:r>
-        <w:t xml:space="preserve">const transport = new </w:t>
-      </w:r>
-      <w:proofErr w:type="spellStart"/>
-      <w:proofErr w:type="gramStart"/>
-      <w:r>
-        <w:t>StdioServerTransport</w:t>
-      </w:r>
-      <w:proofErr w:type="spellEnd"/>
-      <w:r>
-        <w:t>(</w:t>
-      </w:r>
-      <w:proofErr w:type="gramEnd"/>
-      <w:r>
-        <w:t>);</w:t>
-      </w:r>
-    </w:p>
-    <w:p>
-      <w:r>
-        <w:t xml:space="preserve">await </w:t>
-      </w:r>
-      <w:proofErr w:type="spellStart"/>
-      <w:proofErr w:type="gramStart"/>
-      <w:r>
-        <w:t>server.connect</w:t>
-      </w:r>
-      <w:proofErr w:type="spellEnd"/>
-      <w:proofErr w:type="gramEnd"/>
-      <w:r>
-        <w:t>(transport);</w:t>
-      </w:r>
-    </w:p>
-    <w:p>
-      <w:pPr>
-        <w:rPr>
-          <w:rtl/>
-        </w:rPr>
-      </w:pPr>
-      <w:r>
-        <w:rPr>
-          <w:rFonts w:ascii="Segoe UI Emoji" w:hAnsi="Segoe UI Emoji" w:cs="Segoe UI Emoji" w:hint="cs"/>
-          <w:rtl/>
-        </w:rPr>
-        <w:t>📌</w:t>
-      </w:r>
-      <w:r>
-        <w:rPr>
-          <w:rtl/>
-        </w:rPr>
-        <w:t xml:space="preserve"> </w:t>
-      </w:r>
-      <w:r>
-        <w:rPr>
-          <w:b/>
-          <w:bCs/>
-          <w:rtl/>
-        </w:rPr>
-        <w:t>שימי לב:</w:t>
-      </w:r>
-      <w:r>
-        <w:rPr>
-          <w:rtl/>
-        </w:rPr>
-        <w:t xml:space="preserve"> זכרי את נתיב התיקייה המדויק שבו שמרת את הקובץ </w:t>
-      </w:r>
-      <w:r>
-        <w:t>my_server.js</w:t>
-      </w:r>
-      <w:r>
-        <w:rPr>
-          <w:rtl/>
-        </w:rPr>
-        <w:t xml:space="preserve"> (למשל: </w:t>
-      </w:r>
-      <w:r>
-        <w:t>C:/Users/USER/projects/mcp/my_server.js</w:t>
-      </w:r>
-      <w:r>
-        <w:rPr>
-          <w:rtl/>
-        </w:rPr>
-        <w:t>).</w:t>
-      </w:r>
-    </w:p>
-    <w:p>
-      <w:pPr>
-        <w:rPr>
-          <w:b/>
-          <w:bCs/>
-          <w:rtl/>
-        </w:rPr>
-      </w:pPr>
-      <w:r>
-        <w:rPr>
-          <w:rFonts w:ascii="Segoe UI Emoji" w:hAnsi="Segoe UI Emoji" w:cs="Segoe UI Emoji" w:hint="cs"/>
-          <w:b/>
-          <w:bCs/>
-          <w:rtl/>
-        </w:rPr>
         <w:t>⚙️</w:t>
       </w:r>
       <w:r>
@@ -1473,7 +1401,6 @@
         <w:rPr>
           <w:rtl/>
         </w:rPr>
-        <w:lastRenderedPageBreak/>
         <w:t xml:space="preserve">בתחתית חלון הצ'אט של </w:t>
       </w:r>
       <w:r>
@@ -1608,13 +1535,8 @@
         <w:t xml:space="preserve">    "</w:t>
       </w:r>
       <w:proofErr w:type="spellStart"/>
-      <w:proofErr w:type="gramStart"/>
-      <w:r>
-        <w:t>my</w:t>
-      </w:r>
-      <w:proofErr w:type="gramEnd"/>
-      <w:r>
-        <w:t>_node_tools</w:t>
+      <w:r>
+        <w:t>my_node_tools</w:t>
       </w:r>
       <w:proofErr w:type="spellEnd"/>
       <w:r>
@@ -1940,6 +1862,7 @@
         </w:rPr>
       </w:pPr>
       <w:r>
+        <w:lastRenderedPageBreak/>
         <w:t>Cline</w:t>
       </w:r>
       <w:r>
@@ -2311,15 +2234,7 @@
       </w:r>
       <w:proofErr w:type="spellEnd"/>
       <w:r>
-        <w:t xml:space="preserve"> = new </w:t>
-      </w:r>
-      <w:proofErr w:type="gramStart"/>
-      <w:r>
-        <w:t>OpenAI(</w:t>
-      </w:r>
-      <w:proofErr w:type="gramEnd"/>
-      <w:r>
-        <w:t>{</w:t>
+        <w:t xml:space="preserve"> = new OpenAI({</w:t>
       </w:r>
     </w:p>
     <w:p>
@@ -2380,15 +2295,8 @@
     </w:p>
     <w:p>
       <w:r>
-        <w:t xml:space="preserve">  </w:t>
-      </w:r>
-      <w:proofErr w:type="gramStart"/>
-      <w:r>
-        <w:t>{ name</w:t>
-      </w:r>
-      <w:proofErr w:type="gramEnd"/>
-      <w:r>
-        <w:t>: "</w:t>
+        <w:lastRenderedPageBreak/>
+        <w:t xml:space="preserve">  { name: "</w:t>
       </w:r>
       <w:r>
         <w:rPr>
@@ -2414,28 +2322,12 @@
       </w:r>
       <w:proofErr w:type="spellEnd"/>
       <w:r>
-        <w:t xml:space="preserve">: </w:t>
-      </w:r>
-      <w:proofErr w:type="gramStart"/>
-      <w:r>
-        <w:t>true }</w:t>
-      </w:r>
-      <w:proofErr w:type="gramEnd"/>
-      <w:r>
-        <w:t>,</w:t>
-      </w:r>
-    </w:p>
-    <w:p>
-      <w:r>
-        <w:t xml:space="preserve">  </w:t>
-      </w:r>
-      <w:proofErr w:type="gramStart"/>
-      <w:r>
-        <w:t>{ name</w:t>
-      </w:r>
-      <w:proofErr w:type="gramEnd"/>
-      <w:r>
-        <w:t>: "</w:t>
+        <w:t>: true },</w:t>
+      </w:r>
+    </w:p>
+    <w:p>
+      <w:r>
+        <w:t xml:space="preserve">  { name: "</w:t>
       </w:r>
       <w:r>
         <w:rPr>
@@ -2461,28 +2353,12 @@
       </w:r>
       <w:proofErr w:type="spellEnd"/>
       <w:r>
-        <w:t xml:space="preserve">: </w:t>
-      </w:r>
-      <w:proofErr w:type="gramStart"/>
-      <w:r>
-        <w:t>false }</w:t>
-      </w:r>
-      <w:proofErr w:type="gramEnd"/>
-      <w:r>
-        <w:t>,</w:t>
-      </w:r>
-    </w:p>
-    <w:p>
-      <w:r>
-        <w:t xml:space="preserve">  </w:t>
-      </w:r>
-      <w:proofErr w:type="gramStart"/>
-      <w:r>
-        <w:t>{ name</w:t>
-      </w:r>
-      <w:proofErr w:type="gramEnd"/>
-      <w:r>
-        <w:t>: "</w:t>
+        <w:t>: false },</w:t>
+      </w:r>
+    </w:p>
+    <w:p>
+      <w:r>
+        <w:t xml:space="preserve">  { name: "</w:t>
       </w:r>
       <w:r>
         <w:rPr>
@@ -2508,13 +2384,8 @@
       </w:r>
       <w:proofErr w:type="spellEnd"/>
       <w:r>
-        <w:t xml:space="preserve">: </w:t>
-      </w:r>
-      <w:proofErr w:type="gramStart"/>
-      <w:r>
-        <w:t>true }</w:t>
-      </w:r>
-      <w:proofErr w:type="gramEnd"/>
+        <w:t>: true }</w:t>
+      </w:r>
     </w:p>
     <w:p>
       <w:r>
@@ -2538,17 +2409,363 @@
         <w:t xml:space="preserve">function </w:t>
       </w:r>
       <w:proofErr w:type="spellStart"/>
-      <w:proofErr w:type="gramStart"/>
       <w:r>
         <w:t>searchNurseries</w:t>
       </w:r>
       <w:proofErr w:type="spellEnd"/>
       <w:r>
+        <w:t xml:space="preserve">(location, </w:t>
+      </w:r>
+      <w:proofErr w:type="spellStart"/>
+      <w:r>
+        <w:t>maxPrice</w:t>
+      </w:r>
+      <w:proofErr w:type="spellEnd"/>
+      <w:r>
+        <w:t>) {</w:t>
+      </w:r>
+    </w:p>
+    <w:p>
+      <w:r>
+        <w:t xml:space="preserve">  console.log(`\n</w:t>
+      </w:r>
+      <w:r>
+        <w:rPr>
+          <w:rFonts w:ascii="Segoe UI Emoji" w:hAnsi="Segoe UI Emoji" w:cs="Segoe UI Emoji"/>
+        </w:rPr>
+        <w:t>⚙️</w:t>
+      </w:r>
+      <w:r>
+        <w:t xml:space="preserve"> </w:t>
+      </w:r>
+      <w:r>
+        <w:rPr>
+          <w:rtl/>
+        </w:rPr>
+        <w:t>[הפעלת כלי] מחפש משפחתונים ב</w:t>
+      </w:r>
+      <w:r>
+        <w:t xml:space="preserve">-${location} </w:t>
+      </w:r>
+      <w:r>
+        <w:rPr>
+          <w:rtl/>
+        </w:rPr>
+        <w:t xml:space="preserve">עד מחיר </w:t>
+      </w:r>
+      <w:r>
+        <w:t>${</w:t>
+      </w:r>
+      <w:proofErr w:type="spellStart"/>
+      <w:r>
+        <w:t>maxPrice</w:t>
+      </w:r>
+      <w:proofErr w:type="spellEnd"/>
+      <w:r>
+        <w:t>}...`);</w:t>
+      </w:r>
+    </w:p>
+    <w:p>
+      <w:r>
+        <w:t xml:space="preserve">  return </w:t>
+      </w:r>
+      <w:proofErr w:type="spellStart"/>
+      <w:r>
+        <w:t>nurseriesDatabase.filter</w:t>
+      </w:r>
+      <w:proofErr w:type="spellEnd"/>
+      <w:r>
+        <w:t xml:space="preserve">(n =&gt; </w:t>
+      </w:r>
+      <w:proofErr w:type="spellStart"/>
+      <w:r>
+        <w:t>n.location</w:t>
+      </w:r>
+      <w:proofErr w:type="spellEnd"/>
+      <w:r>
+        <w:t xml:space="preserve"> === location &amp;&amp; </w:t>
+      </w:r>
+      <w:proofErr w:type="spellStart"/>
+      <w:r>
+        <w:t>n.price</w:t>
+      </w:r>
+      <w:proofErr w:type="spellEnd"/>
+      <w:r>
+        <w:t xml:space="preserve"> &lt;= </w:t>
+      </w:r>
+      <w:proofErr w:type="spellStart"/>
+      <w:r>
+        <w:t>maxPrice</w:t>
+      </w:r>
+      <w:proofErr w:type="spellEnd"/>
+      <w:r>
+        <w:t>);</w:t>
+      </w:r>
+    </w:p>
+    <w:p>
+      <w:r>
+        <w:t>}</w:t>
+      </w:r>
+    </w:p>
+    <w:p/>
+    <w:p>
+      <w:r>
+        <w:t xml:space="preserve">// </w:t>
+      </w:r>
+      <w:r>
+        <w:rPr>
+          <w:rtl/>
+        </w:rPr>
+        <w:t>כלי ב': בדיקת מקום פנוי</w:t>
+      </w:r>
+    </w:p>
+    <w:p>
+      <w:r>
+        <w:t xml:space="preserve">function </w:t>
+      </w:r>
+      <w:proofErr w:type="spellStart"/>
+      <w:r>
+        <w:t>checkVacancy</w:t>
+      </w:r>
+      <w:proofErr w:type="spellEnd"/>
+      <w:r>
         <w:t>(</w:t>
       </w:r>
-      <w:proofErr w:type="gramEnd"/>
-      <w:r>
-        <w:t xml:space="preserve">location, </w:t>
+      <w:proofErr w:type="spellStart"/>
+      <w:r>
+        <w:t>nurseryName</w:t>
+      </w:r>
+      <w:proofErr w:type="spellEnd"/>
+      <w:r>
+        <w:t>) {</w:t>
+      </w:r>
+    </w:p>
+    <w:p>
+      <w:r>
+        <w:t xml:space="preserve">  console.log(`\n</w:t>
+      </w:r>
+      <w:r>
+        <w:rPr>
+          <w:rFonts w:ascii="Segoe UI Emoji" w:hAnsi="Segoe UI Emoji" w:cs="Segoe UI Emoji"/>
+        </w:rPr>
+        <w:t>⚙️</w:t>
+      </w:r>
+      <w:r>
+        <w:t xml:space="preserve"> </w:t>
+      </w:r>
+      <w:r>
+        <w:rPr>
+          <w:rtl/>
+        </w:rPr>
+        <w:t>[הפעלת כלי] בודק זמינות עבור</w:t>
+      </w:r>
+      <w:r>
+        <w:t>: ${</w:t>
+      </w:r>
+      <w:proofErr w:type="spellStart"/>
+      <w:r>
+        <w:t>nurseryName</w:t>
+      </w:r>
+      <w:proofErr w:type="spellEnd"/>
+      <w:r>
+        <w:t>}...`);</w:t>
+      </w:r>
+    </w:p>
+    <w:p>
+      <w:r>
+        <w:t xml:space="preserve">  const nursery = </w:t>
+      </w:r>
+      <w:proofErr w:type="spellStart"/>
+      <w:r>
+        <w:t>nurseriesDatabase.find</w:t>
+      </w:r>
+      <w:proofErr w:type="spellEnd"/>
+      <w:r>
+        <w:t xml:space="preserve">(n =&gt; n.name === </w:t>
+      </w:r>
+      <w:proofErr w:type="spellStart"/>
+      <w:r>
+        <w:t>nurseryName</w:t>
+      </w:r>
+      <w:proofErr w:type="spellEnd"/>
+      <w:r>
+        <w:t>);</w:t>
+      </w:r>
+    </w:p>
+    <w:p>
+      <w:r>
+        <w:t xml:space="preserve">  return nursery ? { name: </w:t>
+      </w:r>
+      <w:proofErr w:type="spellStart"/>
+      <w:r>
+        <w:t>nurseryName</w:t>
+      </w:r>
+      <w:proofErr w:type="spellEnd"/>
+      <w:r>
+        <w:t xml:space="preserve">, available: </w:t>
+      </w:r>
+      <w:proofErr w:type="spellStart"/>
+      <w:r>
+        <w:t>nursery.hasVacancies</w:t>
+      </w:r>
+      <w:proofErr w:type="spellEnd"/>
+      <w:r>
+        <w:t xml:space="preserve"> } : { error: "</w:t>
+      </w:r>
+      <w:r>
+        <w:rPr>
+          <w:rtl/>
+        </w:rPr>
+        <w:t>לא נמצא</w:t>
+      </w:r>
+      <w:r>
+        <w:t>" };</w:t>
+      </w:r>
+    </w:p>
+    <w:p>
+      <w:r>
+        <w:t>}</w:t>
+      </w:r>
+    </w:p>
+    <w:p/>
+    <w:p>
+      <w:r>
+        <w:t xml:space="preserve">// </w:t>
+      </w:r>
+      <w:r>
+        <w:rPr>
+          <w:rtl/>
+        </w:rPr>
+        <w:t>לולאת החשיבה של הסוכן</w:t>
+      </w:r>
+      <w:r>
+        <w:t xml:space="preserve"> (Agent Loop)</w:t>
+      </w:r>
+    </w:p>
+    <w:p>
+      <w:r>
+        <w:t xml:space="preserve">async function </w:t>
+      </w:r>
+      <w:proofErr w:type="spellStart"/>
+      <w:r>
+        <w:t>runNurseryAgent</w:t>
+      </w:r>
+      <w:proofErr w:type="spellEnd"/>
+      <w:r>
+        <w:t>(</w:t>
+      </w:r>
+      <w:proofErr w:type="spellStart"/>
+      <w:r>
+        <w:t>userRequest</w:t>
+      </w:r>
+      <w:proofErr w:type="spellEnd"/>
+      <w:r>
+        <w:t>) {</w:t>
+      </w:r>
+    </w:p>
+    <w:p>
+      <w:r>
+        <w:t xml:space="preserve">  console.log(`\n</w:t>
+      </w:r>
+      <w:r>
+        <w:rPr>
+          <w:rFonts w:ascii="Segoe UI Emoji" w:hAnsi="Segoe UI Emoji" w:cs="Segoe UI Emoji"/>
+        </w:rPr>
+        <w:t>👶</w:t>
+      </w:r>
+      <w:r>
+        <w:t xml:space="preserve"> </w:t>
+      </w:r>
+      <w:r>
+        <w:rPr>
+          <w:rtl/>
+        </w:rPr>
+        <w:t>בקשת האמא</w:t>
+      </w:r>
+      <w:r>
+        <w:t>: "${</w:t>
+      </w:r>
+      <w:proofErr w:type="spellStart"/>
+      <w:r>
+        <w:t>userRequest</w:t>
+      </w:r>
+      <w:proofErr w:type="spellEnd"/>
+      <w:r>
+        <w:t>}"`);</w:t>
+      </w:r>
+    </w:p>
+    <w:p/>
+    <w:p>
+      <w:r>
+        <w:t xml:space="preserve">  const tools = [</w:t>
+      </w:r>
+    </w:p>
+    <w:p>
+      <w:r>
+        <w:t xml:space="preserve">    {</w:t>
+      </w:r>
+    </w:p>
+    <w:p>
+      <w:r>
+        <w:t xml:space="preserve">      type: "function",</w:t>
+      </w:r>
+    </w:p>
+    <w:p>
+      <w:r>
+        <w:t xml:space="preserve">      function: {</w:t>
+      </w:r>
+    </w:p>
+    <w:p>
+      <w:r>
+        <w:lastRenderedPageBreak/>
+        <w:t xml:space="preserve">        name: "</w:t>
+      </w:r>
+      <w:proofErr w:type="spellStart"/>
+      <w:r>
+        <w:t>searchNurseries</w:t>
+      </w:r>
+      <w:proofErr w:type="spellEnd"/>
+      <w:r>
+        <w:t>",</w:t>
+      </w:r>
+    </w:p>
+    <w:p>
+      <w:r>
+        <w:t xml:space="preserve">        description: "</w:t>
+      </w:r>
+      <w:r>
+        <w:rPr>
+          <w:rtl/>
+        </w:rPr>
+        <w:t>מחפש משפחתונים לפי עיר ומחיר מקסימלי</w:t>
+      </w:r>
+      <w:r>
+        <w:t>",</w:t>
+      </w:r>
+    </w:p>
+    <w:p>
+      <w:r>
+        <w:t xml:space="preserve">        parameters: {</w:t>
+      </w:r>
+    </w:p>
+    <w:p>
+      <w:r>
+        <w:t xml:space="preserve">          type: "object",</w:t>
+      </w:r>
+    </w:p>
+    <w:p>
+      <w:r>
+        <w:t xml:space="preserve">          properties: {</w:t>
+      </w:r>
+    </w:p>
+    <w:p>
+      <w:r>
+        <w:t xml:space="preserve">            location: { type: "string" },</w:t>
+      </w:r>
+    </w:p>
+    <w:p>
+      <w:r>
+        <w:t xml:space="preserve">            </w:t>
       </w:r>
       <w:proofErr w:type="spellStart"/>
       <w:r>
@@ -2556,26 +2773,555 @@
       </w:r>
       <w:proofErr w:type="spellEnd"/>
       <w:r>
+        <w:t>: { type: "number" }</w:t>
+      </w:r>
+    </w:p>
+    <w:p>
+      <w:r>
+        <w:t xml:space="preserve">          },</w:t>
+      </w:r>
+    </w:p>
+    <w:p>
+      <w:r>
+        <w:t xml:space="preserve">          required: ["location", "</w:t>
+      </w:r>
+      <w:proofErr w:type="spellStart"/>
+      <w:r>
+        <w:t>maxPrice</w:t>
+      </w:r>
+      <w:proofErr w:type="spellEnd"/>
+      <w:r>
+        <w:t>"]</w:t>
+      </w:r>
+    </w:p>
+    <w:p>
+      <w:r>
+        <w:t xml:space="preserve">        }</w:t>
+      </w:r>
+    </w:p>
+    <w:p>
+      <w:r>
+        <w:t xml:space="preserve">      }</w:t>
+      </w:r>
+    </w:p>
+    <w:p>
+      <w:r>
+        <w:t xml:space="preserve">    },</w:t>
+      </w:r>
+    </w:p>
+    <w:p>
+      <w:r>
+        <w:t xml:space="preserve">    {</w:t>
+      </w:r>
+    </w:p>
+    <w:p>
+      <w:r>
+        <w:t xml:space="preserve">      type: "function",</w:t>
+      </w:r>
+    </w:p>
+    <w:p>
+      <w:r>
+        <w:t xml:space="preserve">      function: {</w:t>
+      </w:r>
+    </w:p>
+    <w:p>
+      <w:r>
+        <w:t xml:space="preserve">        name: "</w:t>
+      </w:r>
+      <w:proofErr w:type="spellStart"/>
+      <w:r>
+        <w:t>checkVacancy</w:t>
+      </w:r>
+      <w:proofErr w:type="spellEnd"/>
+      <w:r>
+        <w:t>",</w:t>
+      </w:r>
+    </w:p>
+    <w:p>
+      <w:r>
+        <w:t xml:space="preserve">        description: "</w:t>
+      </w:r>
+      <w:r>
+        <w:rPr>
+          <w:rtl/>
+        </w:rPr>
+        <w:t>בודק האם יש מקום פנוי במשפחתון ספציפי לפי השם שלו</w:t>
+      </w:r>
+      <w:r>
+        <w:t>",</w:t>
+      </w:r>
+    </w:p>
+    <w:p>
+      <w:r>
+        <w:t xml:space="preserve">        parameters: {</w:t>
+      </w:r>
+    </w:p>
+    <w:p>
+      <w:r>
+        <w:t xml:space="preserve">          type: "object",</w:t>
+      </w:r>
+    </w:p>
+    <w:p>
+      <w:r>
+        <w:t xml:space="preserve">          properties: { </w:t>
+      </w:r>
+      <w:proofErr w:type="spellStart"/>
+      <w:r>
+        <w:t>nurseryName</w:t>
+      </w:r>
+      <w:proofErr w:type="spellEnd"/>
+      <w:r>
+        <w:t>: { type: "string" } },</w:t>
+      </w:r>
+    </w:p>
+    <w:p>
+      <w:r>
+        <w:t xml:space="preserve">          required: ["</w:t>
+      </w:r>
+      <w:proofErr w:type="spellStart"/>
+      <w:r>
+        <w:t>nurseryName</w:t>
+      </w:r>
+      <w:proofErr w:type="spellEnd"/>
+      <w:r>
+        <w:t>"]</w:t>
+      </w:r>
+    </w:p>
+    <w:p>
+      <w:r>
+        <w:t xml:space="preserve">        }</w:t>
+      </w:r>
+    </w:p>
+    <w:p>
+      <w:r>
+        <w:t xml:space="preserve">      }</w:t>
+      </w:r>
+    </w:p>
+    <w:p>
+      <w:r>
+        <w:t xml:space="preserve">    }</w:t>
+      </w:r>
+    </w:p>
+    <w:p>
+      <w:r>
+        <w:t xml:space="preserve">  ];</w:t>
+      </w:r>
+    </w:p>
+    <w:p/>
+    <w:p>
+      <w:r>
+        <w:t xml:space="preserve">  let response = await </w:t>
+      </w:r>
+      <w:proofErr w:type="spellStart"/>
+      <w:r>
+        <w:t>openai.chat.completions.create</w:t>
+      </w:r>
+      <w:proofErr w:type="spellEnd"/>
+      <w:r>
+        <w:t>({</w:t>
+      </w:r>
+    </w:p>
+    <w:p>
+      <w:r>
+        <w:t xml:space="preserve">    model: "</w:t>
+      </w:r>
+      <w:proofErr w:type="spellStart"/>
+      <w:r>
+        <w:t>deepseek</w:t>
+      </w:r>
+      <w:proofErr w:type="spellEnd"/>
+      <w:r>
+        <w:t>-chat",</w:t>
+      </w:r>
+    </w:p>
+    <w:p>
+      <w:r>
+        <w:lastRenderedPageBreak/>
+        <w:t xml:space="preserve">    messages: [{ role: "user", content: </w:t>
+      </w:r>
+      <w:proofErr w:type="spellStart"/>
+      <w:r>
+        <w:t>userRequest</w:t>
+      </w:r>
+      <w:proofErr w:type="spellEnd"/>
+      <w:r>
+        <w:t xml:space="preserve"> }],</w:t>
+      </w:r>
+    </w:p>
+    <w:p>
+      <w:r>
+        <w:t xml:space="preserve">    tools: tools</w:t>
+      </w:r>
+    </w:p>
+    <w:p>
+      <w:r>
+        <w:t xml:space="preserve">  });</w:t>
+      </w:r>
+    </w:p>
+    <w:p/>
+    <w:p>
+      <w:r>
+        <w:t xml:space="preserve">  let message = </w:t>
+      </w:r>
+      <w:proofErr w:type="spellStart"/>
+      <w:r>
+        <w:t>response.choices</w:t>
+      </w:r>
+      <w:proofErr w:type="spellEnd"/>
+      <w:r>
+        <w:t>[0].message;</w:t>
+      </w:r>
+    </w:p>
+    <w:p/>
+    <w:p>
+      <w:r>
+        <w:t xml:space="preserve">  // </w:t>
+      </w:r>
+      <w:r>
+        <w:rPr>
+          <w:rtl/>
+        </w:rPr>
+        <w:t>הלולאה שמריצה את הכלים לפי החלטת ה</w:t>
+      </w:r>
+      <w:r>
+        <w:t>-AI</w:t>
+      </w:r>
+    </w:p>
+    <w:p>
+      <w:r>
+        <w:t xml:space="preserve">  while (</w:t>
+      </w:r>
+      <w:proofErr w:type="spellStart"/>
+      <w:r>
+        <w:t>message.tool_calls</w:t>
+      </w:r>
+      <w:proofErr w:type="spellEnd"/>
+      <w:r>
         <w:t>) {</w:t>
       </w:r>
     </w:p>
     <w:p>
       <w:r>
-        <w:t xml:space="preserve">  </w:t>
-      </w:r>
-      <w:proofErr w:type="gramStart"/>
-      <w:r>
-        <w:t>console.log(</w:t>
-      </w:r>
-      <w:proofErr w:type="gramEnd"/>
-      <w:r>
-        <w:t>`\n</w:t>
+        <w:t xml:space="preserve">    const </w:t>
+      </w:r>
+      <w:proofErr w:type="spellStart"/>
+      <w:r>
+        <w:t>toolCall</w:t>
+      </w:r>
+      <w:proofErr w:type="spellEnd"/>
+      <w:r>
+        <w:t xml:space="preserve"> = </w:t>
+      </w:r>
+      <w:proofErr w:type="spellStart"/>
+      <w:r>
+        <w:t>message.tool_calls</w:t>
+      </w:r>
+      <w:proofErr w:type="spellEnd"/>
+      <w:r>
+        <w:t>[0];</w:t>
+      </w:r>
+    </w:p>
+    <w:p>
+      <w:r>
+        <w:t xml:space="preserve">    const </w:t>
+      </w:r>
+      <w:proofErr w:type="spellStart"/>
+      <w:r>
+        <w:t>functionName</w:t>
+      </w:r>
+      <w:proofErr w:type="spellEnd"/>
+      <w:r>
+        <w:t xml:space="preserve"> = toolCall.function.name;</w:t>
+      </w:r>
+    </w:p>
+    <w:p>
+      <w:r>
+        <w:t xml:space="preserve">    const </w:t>
+      </w:r>
+      <w:proofErr w:type="spellStart"/>
+      <w:r>
+        <w:t>functionArgs</w:t>
+      </w:r>
+      <w:proofErr w:type="spellEnd"/>
+      <w:r>
+        <w:t xml:space="preserve"> = </w:t>
+      </w:r>
+      <w:proofErr w:type="spellStart"/>
+      <w:r>
+        <w:t>JSON.parse</w:t>
+      </w:r>
+      <w:proofErr w:type="spellEnd"/>
+      <w:r>
+        <w:t>(</w:t>
+      </w:r>
+      <w:proofErr w:type="spellStart"/>
+      <w:r>
+        <w:t>toolCall.function.arguments</w:t>
+      </w:r>
+      <w:proofErr w:type="spellEnd"/>
+      <w:r>
+        <w:t>);</w:t>
+      </w:r>
+    </w:p>
+    <w:p/>
+    <w:p>
+      <w:r>
+        <w:t xml:space="preserve">    let </w:t>
+      </w:r>
+      <w:proofErr w:type="spellStart"/>
+      <w:r>
+        <w:t>toolResult</w:t>
+      </w:r>
+      <w:proofErr w:type="spellEnd"/>
+      <w:r>
+        <w:t>;</w:t>
+      </w:r>
+    </w:p>
+    <w:p>
+      <w:r>
+        <w:t xml:space="preserve">    if (</w:t>
+      </w:r>
+      <w:proofErr w:type="spellStart"/>
+      <w:r>
+        <w:t>functionName</w:t>
+      </w:r>
+      <w:proofErr w:type="spellEnd"/>
+      <w:r>
+        <w:t xml:space="preserve"> === "</w:t>
+      </w:r>
+      <w:proofErr w:type="spellStart"/>
+      <w:r>
+        <w:t>searchNurseries</w:t>
+      </w:r>
+      <w:proofErr w:type="spellEnd"/>
+      <w:r>
+        <w:t>") {</w:t>
+      </w:r>
+    </w:p>
+    <w:p>
+      <w:r>
+        <w:t xml:space="preserve">      </w:t>
+      </w:r>
+      <w:proofErr w:type="spellStart"/>
+      <w:r>
+        <w:t>toolResult</w:t>
+      </w:r>
+      <w:proofErr w:type="spellEnd"/>
+      <w:r>
+        <w:t xml:space="preserve"> = </w:t>
+      </w:r>
+      <w:proofErr w:type="spellStart"/>
+      <w:r>
+        <w:t>searchNurseries</w:t>
+      </w:r>
+      <w:proofErr w:type="spellEnd"/>
+      <w:r>
+        <w:t>(</w:t>
+      </w:r>
+      <w:proofErr w:type="spellStart"/>
+      <w:r>
+        <w:t>functionArgs.location</w:t>
+      </w:r>
+      <w:proofErr w:type="spellEnd"/>
+      <w:r>
+        <w:t xml:space="preserve">, </w:t>
+      </w:r>
+      <w:proofErr w:type="spellStart"/>
+      <w:r>
+        <w:t>functionArgs.maxPrice</w:t>
+      </w:r>
+      <w:proofErr w:type="spellEnd"/>
+      <w:r>
+        <w:t>);</w:t>
+      </w:r>
+    </w:p>
+    <w:p>
+      <w:r>
+        <w:t xml:space="preserve">    } else if (</w:t>
+      </w:r>
+      <w:proofErr w:type="spellStart"/>
+      <w:r>
+        <w:t>functionName</w:t>
+      </w:r>
+      <w:proofErr w:type="spellEnd"/>
+      <w:r>
+        <w:t xml:space="preserve"> === "</w:t>
+      </w:r>
+      <w:proofErr w:type="spellStart"/>
+      <w:r>
+        <w:t>checkVacancy</w:t>
+      </w:r>
+      <w:proofErr w:type="spellEnd"/>
+      <w:r>
+        <w:t>") {</w:t>
+      </w:r>
+    </w:p>
+    <w:p>
+      <w:r>
+        <w:t xml:space="preserve">      </w:t>
+      </w:r>
+      <w:proofErr w:type="spellStart"/>
+      <w:r>
+        <w:t>toolResult</w:t>
+      </w:r>
+      <w:proofErr w:type="spellEnd"/>
+      <w:r>
+        <w:t xml:space="preserve"> = </w:t>
+      </w:r>
+      <w:proofErr w:type="spellStart"/>
+      <w:r>
+        <w:t>checkVacancy</w:t>
+      </w:r>
+      <w:proofErr w:type="spellEnd"/>
+      <w:r>
+        <w:t>(</w:t>
+      </w:r>
+      <w:proofErr w:type="spellStart"/>
+      <w:r>
+        <w:t>functionArgs.nurseryName</w:t>
+      </w:r>
+      <w:proofErr w:type="spellEnd"/>
+      <w:r>
+        <w:t>);</w:t>
+      </w:r>
+    </w:p>
+    <w:p>
+      <w:r>
+        <w:t xml:space="preserve">    }</w:t>
+      </w:r>
+    </w:p>
+    <w:p/>
+    <w:p>
+      <w:r>
+        <w:t xml:space="preserve">    response = await </w:t>
+      </w:r>
+      <w:proofErr w:type="spellStart"/>
+      <w:r>
+        <w:t>openai.chat.completions.create</w:t>
+      </w:r>
+      <w:proofErr w:type="spellEnd"/>
+      <w:r>
+        <w:t>({</w:t>
+      </w:r>
+    </w:p>
+    <w:p>
+      <w:r>
+        <w:t xml:space="preserve">      model: "</w:t>
+      </w:r>
+      <w:proofErr w:type="spellStart"/>
+      <w:r>
+        <w:t>deepseek</w:t>
+      </w:r>
+      <w:proofErr w:type="spellEnd"/>
+      <w:r>
+        <w:t>-chat",</w:t>
+      </w:r>
+    </w:p>
+    <w:p>
+      <w:r>
+        <w:t xml:space="preserve">      messages: [</w:t>
+      </w:r>
+    </w:p>
+    <w:p>
+      <w:r>
+        <w:t xml:space="preserve">        { role: "user", content: </w:t>
+      </w:r>
+      <w:proofErr w:type="spellStart"/>
+      <w:r>
+        <w:t>userRequest</w:t>
+      </w:r>
+      <w:proofErr w:type="spellEnd"/>
+      <w:r>
+        <w:t xml:space="preserve"> },</w:t>
+      </w:r>
+    </w:p>
+    <w:p>
+      <w:r>
+        <w:t xml:space="preserve">        message,</w:t>
+      </w:r>
+    </w:p>
+    <w:p>
+      <w:r>
+        <w:t xml:space="preserve">        { role: "tool", </w:t>
+      </w:r>
+      <w:proofErr w:type="spellStart"/>
+      <w:r>
+        <w:t>tool_call_id</w:t>
+      </w:r>
+      <w:proofErr w:type="spellEnd"/>
+      <w:r>
+        <w:t xml:space="preserve">: toolCall.id, name: </w:t>
+      </w:r>
+      <w:proofErr w:type="spellStart"/>
+      <w:r>
+        <w:t>functionName</w:t>
+      </w:r>
+      <w:proofErr w:type="spellEnd"/>
+      <w:r>
+        <w:t xml:space="preserve">, content: </w:t>
+      </w:r>
+      <w:proofErr w:type="spellStart"/>
+      <w:r>
+        <w:t>JSON.stringify</w:t>
+      </w:r>
+      <w:proofErr w:type="spellEnd"/>
+      <w:r>
+        <w:t>(</w:t>
+      </w:r>
+      <w:proofErr w:type="spellStart"/>
+      <w:r>
+        <w:t>toolResult</w:t>
+      </w:r>
+      <w:proofErr w:type="spellEnd"/>
+      <w:r>
+        <w:t>) }</w:t>
+      </w:r>
+    </w:p>
+    <w:p>
+      <w:r>
+        <w:t xml:space="preserve">      ],</w:t>
+      </w:r>
+    </w:p>
+    <w:p>
+      <w:r>
+        <w:t xml:space="preserve">      tools: tools</w:t>
+      </w:r>
+    </w:p>
+    <w:p>
+      <w:r>
+        <w:lastRenderedPageBreak/>
+        <w:t xml:space="preserve">    });</w:t>
+      </w:r>
+    </w:p>
+    <w:p/>
+    <w:p>
+      <w:r>
+        <w:t xml:space="preserve">    message = </w:t>
+      </w:r>
+      <w:proofErr w:type="spellStart"/>
+      <w:r>
+        <w:t>response.choices</w:t>
+      </w:r>
+      <w:proofErr w:type="spellEnd"/>
+      <w:r>
+        <w:t>[0].message;</w:t>
+      </w:r>
+    </w:p>
+    <w:p>
+      <w:r>
+        <w:t xml:space="preserve">  }</w:t>
+      </w:r>
+    </w:p>
+    <w:p/>
+    <w:p>
+      <w:r>
+        <w:t xml:space="preserve">  console.log("\n</w:t>
       </w:r>
       <w:r>
         <w:rPr>
           <w:rFonts w:ascii="Segoe UI Emoji" w:hAnsi="Segoe UI Emoji" w:cs="Segoe UI Emoji"/>
         </w:rPr>
-        <w:t>⚙️</w:t>
+        <w:t>🎯</w:t>
       </w:r>
       <w:r>
         <w:t xml:space="preserve"> </w:t>
@@ -2584,1110 +3330,6 @@
         <w:rPr>
           <w:rtl/>
         </w:rPr>
-        <w:t>[הפעלת כלי] מחפש משפחתונים ב</w:t>
-      </w:r>
-      <w:r>
-        <w:t xml:space="preserve">-${location} </w:t>
-      </w:r>
-      <w:r>
-        <w:rPr>
-          <w:rtl/>
-        </w:rPr>
-        <w:t xml:space="preserve">עד מחיר </w:t>
-      </w:r>
-      <w:r>
-        <w:t>${</w:t>
-      </w:r>
-      <w:proofErr w:type="spellStart"/>
-      <w:r>
-        <w:t>maxPrice</w:t>
-      </w:r>
-      <w:proofErr w:type="spellEnd"/>
-      <w:r>
-        <w:t>}...`);</w:t>
-      </w:r>
-    </w:p>
-    <w:p>
-      <w:r>
-        <w:t xml:space="preserve">  return </w:t>
-      </w:r>
-      <w:proofErr w:type="spellStart"/>
-      <w:r>
-        <w:t>nurseriesDatabase.filter</w:t>
-      </w:r>
-      <w:proofErr w:type="spellEnd"/>
-      <w:r>
-        <w:t xml:space="preserve">(n =&gt; </w:t>
-      </w:r>
-      <w:proofErr w:type="spellStart"/>
-      <w:proofErr w:type="gramStart"/>
-      <w:r>
-        <w:t>n.location</w:t>
-      </w:r>
-      <w:proofErr w:type="spellEnd"/>
-      <w:proofErr w:type="gramEnd"/>
-      <w:r>
-        <w:t xml:space="preserve"> === location &amp;&amp; </w:t>
-      </w:r>
-      <w:proofErr w:type="spellStart"/>
-      <w:proofErr w:type="gramStart"/>
-      <w:r>
-        <w:t>n.price</w:t>
-      </w:r>
-      <w:proofErr w:type="spellEnd"/>
-      <w:proofErr w:type="gramEnd"/>
-      <w:r>
-        <w:t xml:space="preserve"> &lt;= </w:t>
-      </w:r>
-      <w:proofErr w:type="spellStart"/>
-      <w:r>
-        <w:t>maxPrice</w:t>
-      </w:r>
-      <w:proofErr w:type="spellEnd"/>
-      <w:r>
-        <w:t>);</w:t>
-      </w:r>
-    </w:p>
-    <w:p>
-      <w:r>
-        <w:t>}</w:t>
-      </w:r>
-    </w:p>
-    <w:p/>
-    <w:p>
-      <w:r>
-        <w:t xml:space="preserve">// </w:t>
-      </w:r>
-      <w:r>
-        <w:rPr>
-          <w:rtl/>
-        </w:rPr>
-        <w:t>כלי ב': בדיקת מקום פנוי</w:t>
-      </w:r>
-    </w:p>
-    <w:p>
-      <w:r>
-        <w:t xml:space="preserve">function </w:t>
-      </w:r>
-      <w:proofErr w:type="spellStart"/>
-      <w:r>
-        <w:t>checkVacancy</w:t>
-      </w:r>
-      <w:proofErr w:type="spellEnd"/>
-      <w:r>
-        <w:t>(</w:t>
-      </w:r>
-      <w:proofErr w:type="spellStart"/>
-      <w:r>
-        <w:t>nurseryName</w:t>
-      </w:r>
-      <w:proofErr w:type="spellEnd"/>
-      <w:r>
-        <w:t>) {</w:t>
-      </w:r>
-    </w:p>
-    <w:p>
-      <w:r>
-        <w:t xml:space="preserve">  </w:t>
-      </w:r>
-      <w:proofErr w:type="gramStart"/>
-      <w:r>
-        <w:t>console.log(</w:t>
-      </w:r>
-      <w:proofErr w:type="gramEnd"/>
-      <w:r>
-        <w:t>`\n</w:t>
-      </w:r>
-      <w:r>
-        <w:rPr>
-          <w:rFonts w:ascii="Segoe UI Emoji" w:hAnsi="Segoe UI Emoji" w:cs="Segoe UI Emoji"/>
-        </w:rPr>
-        <w:t>⚙️</w:t>
-      </w:r>
-      <w:r>
-        <w:t xml:space="preserve"> </w:t>
-      </w:r>
-      <w:r>
-        <w:rPr>
-          <w:rtl/>
-        </w:rPr>
-        <w:t>[הפעלת כלי] בודק זמינות עבור</w:t>
-      </w:r>
-      <w:r>
-        <w:t>: ${</w:t>
-      </w:r>
-      <w:proofErr w:type="spellStart"/>
-      <w:r>
-        <w:t>nurseryName</w:t>
-      </w:r>
-      <w:proofErr w:type="spellEnd"/>
-      <w:r>
-        <w:t>}...`);</w:t>
-      </w:r>
-    </w:p>
-    <w:p>
-      <w:r>
-        <w:t xml:space="preserve">  const nursery = </w:t>
-      </w:r>
-      <w:proofErr w:type="spellStart"/>
-      <w:r>
-        <w:t>nurseriesDatabase.find</w:t>
-      </w:r>
-      <w:proofErr w:type="spellEnd"/>
-      <w:r>
-        <w:t xml:space="preserve">(n =&gt; n.name === </w:t>
-      </w:r>
-      <w:proofErr w:type="spellStart"/>
-      <w:r>
-        <w:t>nurseryName</w:t>
-      </w:r>
-      <w:proofErr w:type="spellEnd"/>
-      <w:r>
-        <w:t>);</w:t>
-      </w:r>
-    </w:p>
-    <w:p>
-      <w:r>
-        <w:t xml:space="preserve">  return </w:t>
-      </w:r>
-      <w:proofErr w:type="gramStart"/>
-      <w:r>
-        <w:t>nursery ?</w:t>
-      </w:r>
-      <w:proofErr w:type="gramEnd"/>
-      <w:r>
-        <w:t xml:space="preserve"> </w:t>
-      </w:r>
-      <w:proofErr w:type="gramStart"/>
-      <w:r>
-        <w:t>{ name</w:t>
-      </w:r>
-      <w:proofErr w:type="gramEnd"/>
-      <w:r>
-        <w:t xml:space="preserve">: </w:t>
-      </w:r>
-      <w:proofErr w:type="spellStart"/>
-      <w:r>
-        <w:t>nurseryName</w:t>
-      </w:r>
-      <w:proofErr w:type="spellEnd"/>
-      <w:r>
-        <w:t xml:space="preserve">, available: </w:t>
-      </w:r>
-      <w:proofErr w:type="spellStart"/>
-      <w:proofErr w:type="gramStart"/>
-      <w:r>
-        <w:t>nursery.hasVacancies</w:t>
-      </w:r>
-      <w:proofErr w:type="spellEnd"/>
-      <w:proofErr w:type="gramEnd"/>
-      <w:r>
-        <w:t xml:space="preserve"> </w:t>
-      </w:r>
-      <w:proofErr w:type="gramStart"/>
-      <w:r>
-        <w:t>} :</w:t>
-      </w:r>
-      <w:proofErr w:type="gramEnd"/>
-      <w:r>
-        <w:t xml:space="preserve"> </w:t>
-      </w:r>
-      <w:proofErr w:type="gramStart"/>
-      <w:r>
-        <w:t>{ error</w:t>
-      </w:r>
-      <w:proofErr w:type="gramEnd"/>
-      <w:r>
-        <w:t>: "</w:t>
-      </w:r>
-      <w:r>
-        <w:rPr>
-          <w:rtl/>
-        </w:rPr>
-        <w:t>לא נמצא</w:t>
-      </w:r>
-      <w:proofErr w:type="gramStart"/>
-      <w:r>
-        <w:t>" }</w:t>
-      </w:r>
-      <w:proofErr w:type="gramEnd"/>
-      <w:r>
-        <w:t>;</w:t>
-      </w:r>
-    </w:p>
-    <w:p>
-      <w:r>
-        <w:t>}</w:t>
-      </w:r>
-    </w:p>
-    <w:p/>
-    <w:p>
-      <w:r>
-        <w:t xml:space="preserve">// </w:t>
-      </w:r>
-      <w:r>
-        <w:rPr>
-          <w:rtl/>
-        </w:rPr>
-        <w:t>לולאת החשיבה של הסוכן</w:t>
-      </w:r>
-      <w:r>
-        <w:t xml:space="preserve"> (Agent Loop)</w:t>
-      </w:r>
-    </w:p>
-    <w:p>
-      <w:r>
-        <w:t xml:space="preserve">async function </w:t>
-      </w:r>
-      <w:proofErr w:type="spellStart"/>
-      <w:r>
-        <w:t>runNurseryAgent</w:t>
-      </w:r>
-      <w:proofErr w:type="spellEnd"/>
-      <w:r>
-        <w:t>(</w:t>
-      </w:r>
-      <w:proofErr w:type="spellStart"/>
-      <w:r>
-        <w:t>userRequest</w:t>
-      </w:r>
-      <w:proofErr w:type="spellEnd"/>
-      <w:r>
-        <w:t>) {</w:t>
-      </w:r>
-    </w:p>
-    <w:p>
-      <w:r>
-        <w:t xml:space="preserve">  </w:t>
-      </w:r>
-      <w:proofErr w:type="gramStart"/>
-      <w:r>
-        <w:t>console.log(</w:t>
-      </w:r>
-      <w:proofErr w:type="gramEnd"/>
-      <w:r>
-        <w:t>`\n</w:t>
-      </w:r>
-      <w:r>
-        <w:rPr>
-          <w:rFonts w:ascii="Segoe UI Emoji" w:hAnsi="Segoe UI Emoji" w:cs="Segoe UI Emoji"/>
-        </w:rPr>
-        <w:t>👶</w:t>
-      </w:r>
-      <w:r>
-        <w:t xml:space="preserve"> </w:t>
-      </w:r>
-      <w:r>
-        <w:rPr>
-          <w:rtl/>
-        </w:rPr>
-        <w:t>בקשת האמא</w:t>
-      </w:r>
-      <w:r>
-        <w:t>: "${</w:t>
-      </w:r>
-      <w:proofErr w:type="spellStart"/>
-      <w:r>
-        <w:t>userRequest</w:t>
-      </w:r>
-      <w:proofErr w:type="spellEnd"/>
-      <w:r>
-        <w:t>}"`);</w:t>
-      </w:r>
-    </w:p>
-    <w:p/>
-    <w:p>
-      <w:r>
-        <w:t xml:space="preserve">  const tools = [</w:t>
-      </w:r>
-    </w:p>
-    <w:p>
-      <w:r>
-        <w:t xml:space="preserve">    {</w:t>
-      </w:r>
-    </w:p>
-    <w:p>
-      <w:r>
-        <w:t xml:space="preserve">      type: "function",</w:t>
-      </w:r>
-    </w:p>
-    <w:p>
-      <w:r>
-        <w:t xml:space="preserve">      function: {</w:t>
-      </w:r>
-    </w:p>
-    <w:p>
-      <w:r>
-        <w:t xml:space="preserve">        name: "</w:t>
-      </w:r>
-      <w:proofErr w:type="spellStart"/>
-      <w:r>
-        <w:t>searchNurseries</w:t>
-      </w:r>
-      <w:proofErr w:type="spellEnd"/>
-      <w:r>
-        <w:t>",</w:t>
-      </w:r>
-    </w:p>
-    <w:p>
-      <w:r>
-        <w:t xml:space="preserve">        description: "</w:t>
-      </w:r>
-      <w:r>
-        <w:rPr>
-          <w:rtl/>
-        </w:rPr>
-        <w:t>מחפש משפחתונים לפי עיר ומחיר מקסימלי</w:t>
-      </w:r>
-      <w:r>
-        <w:t>",</w:t>
-      </w:r>
-    </w:p>
-    <w:p>
-      <w:r>
-        <w:t xml:space="preserve">        parameters: {</w:t>
-      </w:r>
-    </w:p>
-    <w:p>
-      <w:r>
-        <w:t xml:space="preserve">          type: "object",</w:t>
-      </w:r>
-    </w:p>
-    <w:p>
-      <w:r>
-        <w:lastRenderedPageBreak/>
-        <w:t xml:space="preserve">          properties: {</w:t>
-      </w:r>
-    </w:p>
-    <w:p>
-      <w:r>
-        <w:t xml:space="preserve">            location: </w:t>
-      </w:r>
-      <w:proofErr w:type="gramStart"/>
-      <w:r>
-        <w:t>{ type</w:t>
-      </w:r>
-      <w:proofErr w:type="gramEnd"/>
-      <w:r>
-        <w:t>: "string</w:t>
-      </w:r>
-      <w:proofErr w:type="gramStart"/>
-      <w:r>
-        <w:t>" }</w:t>
-      </w:r>
-      <w:proofErr w:type="gramEnd"/>
-      <w:r>
-        <w:t>,</w:t>
-      </w:r>
-    </w:p>
-    <w:p>
-      <w:r>
-        <w:t xml:space="preserve">            </w:t>
-      </w:r>
-      <w:proofErr w:type="spellStart"/>
-      <w:r>
-        <w:t>maxPrice</w:t>
-      </w:r>
-      <w:proofErr w:type="spellEnd"/>
-      <w:r>
-        <w:t xml:space="preserve">: </w:t>
-      </w:r>
-      <w:proofErr w:type="gramStart"/>
-      <w:r>
-        <w:t>{ type</w:t>
-      </w:r>
-      <w:proofErr w:type="gramEnd"/>
-      <w:r>
-        <w:t>: "number</w:t>
-      </w:r>
-      <w:proofErr w:type="gramStart"/>
-      <w:r>
-        <w:t>" }</w:t>
-      </w:r>
-      <w:proofErr w:type="gramEnd"/>
-    </w:p>
-    <w:p>
-      <w:r>
-        <w:t xml:space="preserve">          },</w:t>
-      </w:r>
-    </w:p>
-    <w:p>
-      <w:r>
-        <w:t xml:space="preserve">          required: ["location", "</w:t>
-      </w:r>
-      <w:proofErr w:type="spellStart"/>
-      <w:r>
-        <w:t>maxPrice</w:t>
-      </w:r>
-      <w:proofErr w:type="spellEnd"/>
-      <w:r>
-        <w:t>"]</w:t>
-      </w:r>
-    </w:p>
-    <w:p>
-      <w:r>
-        <w:t xml:space="preserve">        }</w:t>
-      </w:r>
-    </w:p>
-    <w:p>
-      <w:r>
-        <w:t xml:space="preserve">      }</w:t>
-      </w:r>
-    </w:p>
-    <w:p>
-      <w:r>
-        <w:t xml:space="preserve">    },</w:t>
-      </w:r>
-    </w:p>
-    <w:p>
-      <w:r>
-        <w:t xml:space="preserve">    {</w:t>
-      </w:r>
-    </w:p>
-    <w:p>
-      <w:r>
-        <w:t xml:space="preserve">      type: "function",</w:t>
-      </w:r>
-    </w:p>
-    <w:p>
-      <w:r>
-        <w:t xml:space="preserve">      function: {</w:t>
-      </w:r>
-    </w:p>
-    <w:p>
-      <w:r>
-        <w:t xml:space="preserve">        name: "</w:t>
-      </w:r>
-      <w:proofErr w:type="spellStart"/>
-      <w:r>
-        <w:t>checkVacancy</w:t>
-      </w:r>
-      <w:proofErr w:type="spellEnd"/>
-      <w:r>
-        <w:t>",</w:t>
-      </w:r>
-    </w:p>
-    <w:p>
-      <w:r>
-        <w:t xml:space="preserve">        description: "</w:t>
-      </w:r>
-      <w:r>
-        <w:rPr>
-          <w:rtl/>
-        </w:rPr>
-        <w:t>בודק האם יש מקום פנוי במשפחתון ספציפי לפי השם שלו</w:t>
-      </w:r>
-      <w:r>
-        <w:t>",</w:t>
-      </w:r>
-    </w:p>
-    <w:p>
-      <w:r>
-        <w:t xml:space="preserve">        parameters: {</w:t>
-      </w:r>
-    </w:p>
-    <w:p>
-      <w:r>
-        <w:t xml:space="preserve">          type: "object",</w:t>
-      </w:r>
-    </w:p>
-    <w:p>
-      <w:r>
-        <w:t xml:space="preserve">          properties: </w:t>
-      </w:r>
-      <w:proofErr w:type="gramStart"/>
-      <w:r>
-        <w:t xml:space="preserve">{ </w:t>
-      </w:r>
-      <w:proofErr w:type="spellStart"/>
-      <w:r>
-        <w:t>nurseryName</w:t>
-      </w:r>
-      <w:proofErr w:type="spellEnd"/>
-      <w:proofErr w:type="gramEnd"/>
-      <w:r>
-        <w:t xml:space="preserve">: </w:t>
-      </w:r>
-      <w:proofErr w:type="gramStart"/>
-      <w:r>
-        <w:t>{ type</w:t>
-      </w:r>
-      <w:proofErr w:type="gramEnd"/>
-      <w:r>
-        <w:t>: "string</w:t>
-      </w:r>
-      <w:proofErr w:type="gramStart"/>
-      <w:r>
-        <w:t>" }</w:t>
-      </w:r>
-      <w:proofErr w:type="gramEnd"/>
-      <w:r>
-        <w:t xml:space="preserve"> },</w:t>
-      </w:r>
-    </w:p>
-    <w:p>
-      <w:r>
-        <w:t xml:space="preserve">          required: ["</w:t>
-      </w:r>
-      <w:proofErr w:type="spellStart"/>
-      <w:r>
-        <w:t>nurseryName</w:t>
-      </w:r>
-      <w:proofErr w:type="spellEnd"/>
-      <w:r>
-        <w:t>"]</w:t>
-      </w:r>
-    </w:p>
-    <w:p>
-      <w:r>
-        <w:t xml:space="preserve">        }</w:t>
-      </w:r>
-    </w:p>
-    <w:p>
-      <w:r>
-        <w:t xml:space="preserve">      }</w:t>
-      </w:r>
-    </w:p>
-    <w:p>
-      <w:r>
-        <w:t xml:space="preserve">    }</w:t>
-      </w:r>
-    </w:p>
-    <w:p>
-      <w:r>
-        <w:t xml:space="preserve">  ];</w:t>
-      </w:r>
-    </w:p>
-    <w:p/>
-    <w:p>
-      <w:r>
-        <w:t xml:space="preserve">  let response = await </w:t>
-      </w:r>
-      <w:proofErr w:type="spellStart"/>
-      <w:proofErr w:type="gramStart"/>
-      <w:r>
-        <w:t>openai.chat</w:t>
-      </w:r>
-      <w:proofErr w:type="gramEnd"/>
-      <w:r>
-        <w:t>.</w:t>
-      </w:r>
-      <w:proofErr w:type="gramStart"/>
-      <w:r>
-        <w:t>completions.create</w:t>
-      </w:r>
-      <w:proofErr w:type="spellEnd"/>
-      <w:proofErr w:type="gramEnd"/>
-      <w:r>
-        <w:t>({</w:t>
-      </w:r>
-    </w:p>
-    <w:p>
-      <w:r>
-        <w:t xml:space="preserve">    model: "</w:t>
-      </w:r>
-      <w:proofErr w:type="spellStart"/>
-      <w:r>
-        <w:t>deepseek</w:t>
-      </w:r>
-      <w:proofErr w:type="spellEnd"/>
-      <w:r>
-        <w:t>-chat",</w:t>
-      </w:r>
-    </w:p>
-    <w:p>
-      <w:r>
-        <w:t xml:space="preserve">    messages: </w:t>
-      </w:r>
-      <w:proofErr w:type="gramStart"/>
-      <w:r>
-        <w:t>[{ role</w:t>
-      </w:r>
-      <w:proofErr w:type="gramEnd"/>
-      <w:r>
-        <w:t xml:space="preserve">: "user", content: </w:t>
-      </w:r>
-      <w:proofErr w:type="spellStart"/>
-      <w:proofErr w:type="gramStart"/>
-      <w:r>
-        <w:t>userRequest</w:t>
-      </w:r>
-      <w:proofErr w:type="spellEnd"/>
-      <w:r>
-        <w:t xml:space="preserve"> }</w:t>
-      </w:r>
-      <w:proofErr w:type="gramEnd"/>
-      <w:r>
-        <w:t>],</w:t>
-      </w:r>
-    </w:p>
-    <w:p>
-      <w:r>
-        <w:t xml:space="preserve">    tools: tools</w:t>
-      </w:r>
-    </w:p>
-    <w:p>
-      <w:r>
-        <w:t xml:space="preserve">  });</w:t>
-      </w:r>
-    </w:p>
-    <w:p/>
-    <w:p>
-      <w:r>
-        <w:lastRenderedPageBreak/>
-        <w:t xml:space="preserve">  let message = </w:t>
-      </w:r>
-      <w:proofErr w:type="spellStart"/>
-      <w:proofErr w:type="gramStart"/>
-      <w:r>
-        <w:t>response.choices</w:t>
-      </w:r>
-      <w:proofErr w:type="spellEnd"/>
-      <w:proofErr w:type="gramEnd"/>
-      <w:r>
-        <w:t>[0</w:t>
-      </w:r>
-      <w:proofErr w:type="gramStart"/>
-      <w:r>
-        <w:t>].message</w:t>
-      </w:r>
-      <w:proofErr w:type="gramEnd"/>
-      <w:r>
-        <w:t>;</w:t>
-      </w:r>
-    </w:p>
-    <w:p/>
-    <w:p>
-      <w:r>
-        <w:t xml:space="preserve">  // </w:t>
-      </w:r>
-      <w:r>
-        <w:rPr>
-          <w:rtl/>
-        </w:rPr>
-        <w:t>הלולאה שמריצה את הכלים לפי החלטת ה</w:t>
-      </w:r>
-      <w:r>
-        <w:t>-AI</w:t>
-      </w:r>
-    </w:p>
-    <w:p>
-      <w:r>
-        <w:t xml:space="preserve">  while (</w:t>
-      </w:r>
-      <w:proofErr w:type="spellStart"/>
-      <w:proofErr w:type="gramStart"/>
-      <w:r>
-        <w:t>message.tool</w:t>
-      </w:r>
-      <w:proofErr w:type="gramEnd"/>
-      <w:r>
-        <w:t>_calls</w:t>
-      </w:r>
-      <w:proofErr w:type="spellEnd"/>
-      <w:r>
-        <w:t>) {</w:t>
-      </w:r>
-    </w:p>
-    <w:p>
-      <w:r>
-        <w:t xml:space="preserve">    const </w:t>
-      </w:r>
-      <w:proofErr w:type="spellStart"/>
-      <w:r>
-        <w:t>toolCall</w:t>
-      </w:r>
-      <w:proofErr w:type="spellEnd"/>
-      <w:r>
-        <w:t xml:space="preserve"> = </w:t>
-      </w:r>
-      <w:proofErr w:type="spellStart"/>
-      <w:proofErr w:type="gramStart"/>
-      <w:r>
-        <w:t>message.tool</w:t>
-      </w:r>
-      <w:proofErr w:type="gramEnd"/>
-      <w:r>
-        <w:t>_</w:t>
-      </w:r>
-      <w:proofErr w:type="gramStart"/>
-      <w:r>
-        <w:t>calls</w:t>
-      </w:r>
-      <w:proofErr w:type="spellEnd"/>
-      <w:r>
-        <w:t>[</w:t>
-      </w:r>
-      <w:proofErr w:type="gramEnd"/>
-      <w:r>
-        <w:t>0];</w:t>
-      </w:r>
-    </w:p>
-    <w:p>
-      <w:r>
-        <w:t xml:space="preserve">    const </w:t>
-      </w:r>
-      <w:proofErr w:type="spellStart"/>
-      <w:r>
-        <w:t>functionName</w:t>
-      </w:r>
-      <w:proofErr w:type="spellEnd"/>
-      <w:r>
-        <w:t xml:space="preserve"> = toolCall.function.name;</w:t>
-      </w:r>
-    </w:p>
-    <w:p>
-      <w:r>
-        <w:t xml:space="preserve">    const </w:t>
-      </w:r>
-      <w:proofErr w:type="spellStart"/>
-      <w:r>
-        <w:t>functionArgs</w:t>
-      </w:r>
-      <w:proofErr w:type="spellEnd"/>
-      <w:r>
-        <w:t xml:space="preserve"> = </w:t>
-      </w:r>
-      <w:proofErr w:type="spellStart"/>
-      <w:r>
-        <w:t>JSON.parse</w:t>
-      </w:r>
-      <w:proofErr w:type="spellEnd"/>
-      <w:r>
-        <w:t>(</w:t>
-      </w:r>
-      <w:proofErr w:type="spellStart"/>
-      <w:proofErr w:type="gramStart"/>
-      <w:r>
-        <w:t>toolCall.function.arguments</w:t>
-      </w:r>
-      <w:proofErr w:type="spellEnd"/>
-      <w:proofErr w:type="gramEnd"/>
-      <w:r>
-        <w:t>);</w:t>
-      </w:r>
-    </w:p>
-    <w:p/>
-    <w:p>
-      <w:r>
-        <w:t xml:space="preserve">    let </w:t>
-      </w:r>
-      <w:proofErr w:type="spellStart"/>
-      <w:r>
-        <w:t>toolResult</w:t>
-      </w:r>
-      <w:proofErr w:type="spellEnd"/>
-      <w:r>
-        <w:t>;</w:t>
-      </w:r>
-    </w:p>
-    <w:p>
-      <w:r>
-        <w:t xml:space="preserve">    if (</w:t>
-      </w:r>
-      <w:proofErr w:type="spellStart"/>
-      <w:r>
-        <w:t>functionName</w:t>
-      </w:r>
-      <w:proofErr w:type="spellEnd"/>
-      <w:r>
-        <w:t xml:space="preserve"> === "</w:t>
-      </w:r>
-      <w:proofErr w:type="spellStart"/>
-      <w:r>
-        <w:t>searchNurseries</w:t>
-      </w:r>
-      <w:proofErr w:type="spellEnd"/>
-      <w:r>
-        <w:t>") {</w:t>
-      </w:r>
-    </w:p>
-    <w:p>
-      <w:r>
-        <w:t xml:space="preserve">      </w:t>
-      </w:r>
-      <w:proofErr w:type="spellStart"/>
-      <w:r>
-        <w:t>toolResult</w:t>
-      </w:r>
-      <w:proofErr w:type="spellEnd"/>
-      <w:r>
-        <w:t xml:space="preserve"> = </w:t>
-      </w:r>
-      <w:proofErr w:type="spellStart"/>
-      <w:proofErr w:type="gramStart"/>
-      <w:r>
-        <w:t>searchNurseries</w:t>
-      </w:r>
-      <w:proofErr w:type="spellEnd"/>
-      <w:r>
-        <w:t>(</w:t>
-      </w:r>
-      <w:proofErr w:type="spellStart"/>
-      <w:proofErr w:type="gramEnd"/>
-      <w:r>
-        <w:t>functionArgs.location</w:t>
-      </w:r>
-      <w:proofErr w:type="spellEnd"/>
-      <w:r>
-        <w:t xml:space="preserve">, </w:t>
-      </w:r>
-      <w:proofErr w:type="spellStart"/>
-      <w:r>
-        <w:t>functionArgs.maxPrice</w:t>
-      </w:r>
-      <w:proofErr w:type="spellEnd"/>
-      <w:r>
-        <w:t>);</w:t>
-      </w:r>
-    </w:p>
-    <w:p>
-      <w:r>
-        <w:t xml:space="preserve">    } else if (</w:t>
-      </w:r>
-      <w:proofErr w:type="spellStart"/>
-      <w:r>
-        <w:t>functionName</w:t>
-      </w:r>
-      <w:proofErr w:type="spellEnd"/>
-      <w:r>
-        <w:t xml:space="preserve"> === "</w:t>
-      </w:r>
-      <w:proofErr w:type="spellStart"/>
-      <w:r>
-        <w:t>checkVacancy</w:t>
-      </w:r>
-      <w:proofErr w:type="spellEnd"/>
-      <w:r>
-        <w:t>") {</w:t>
-      </w:r>
-    </w:p>
-    <w:p>
-      <w:r>
-        <w:t xml:space="preserve">      </w:t>
-      </w:r>
-      <w:proofErr w:type="spellStart"/>
-      <w:r>
-        <w:t>toolResult</w:t>
-      </w:r>
-      <w:proofErr w:type="spellEnd"/>
-      <w:r>
-        <w:t xml:space="preserve"> = </w:t>
-      </w:r>
-      <w:proofErr w:type="spellStart"/>
-      <w:proofErr w:type="gramStart"/>
-      <w:r>
-        <w:t>checkVacancy</w:t>
-      </w:r>
-      <w:proofErr w:type="spellEnd"/>
-      <w:r>
-        <w:t>(</w:t>
-      </w:r>
-      <w:proofErr w:type="spellStart"/>
-      <w:proofErr w:type="gramEnd"/>
-      <w:r>
-        <w:t>functionArgs.nurseryName</w:t>
-      </w:r>
-      <w:proofErr w:type="spellEnd"/>
-      <w:r>
-        <w:t>);</w:t>
-      </w:r>
-    </w:p>
-    <w:p>
-      <w:r>
-        <w:t xml:space="preserve">    }</w:t>
-      </w:r>
-    </w:p>
-    <w:p/>
-    <w:p>
-      <w:r>
-        <w:t xml:space="preserve">    response = await </w:t>
-      </w:r>
-      <w:proofErr w:type="spellStart"/>
-      <w:proofErr w:type="gramStart"/>
-      <w:r>
-        <w:t>openai.chat</w:t>
-      </w:r>
-      <w:proofErr w:type="gramEnd"/>
-      <w:r>
-        <w:t>.</w:t>
-      </w:r>
-      <w:proofErr w:type="gramStart"/>
-      <w:r>
-        <w:t>completions.create</w:t>
-      </w:r>
-      <w:proofErr w:type="spellEnd"/>
-      <w:proofErr w:type="gramEnd"/>
-      <w:r>
-        <w:t>({</w:t>
-      </w:r>
-    </w:p>
-    <w:p>
-      <w:r>
-        <w:t xml:space="preserve">      model: "</w:t>
-      </w:r>
-      <w:proofErr w:type="spellStart"/>
-      <w:r>
-        <w:t>deepseek</w:t>
-      </w:r>
-      <w:proofErr w:type="spellEnd"/>
-      <w:r>
-        <w:t>-chat",</w:t>
-      </w:r>
-    </w:p>
-    <w:p>
-      <w:r>
-        <w:t xml:space="preserve">      messages: [</w:t>
-      </w:r>
-    </w:p>
-    <w:p>
-      <w:r>
-        <w:t xml:space="preserve">        </w:t>
-      </w:r>
-      <w:proofErr w:type="gramStart"/>
-      <w:r>
-        <w:t>{ role</w:t>
-      </w:r>
-      <w:proofErr w:type="gramEnd"/>
-      <w:r>
-        <w:t xml:space="preserve">: "user", content: </w:t>
-      </w:r>
-      <w:proofErr w:type="spellStart"/>
-      <w:proofErr w:type="gramStart"/>
-      <w:r>
-        <w:t>userRequest</w:t>
-      </w:r>
-      <w:proofErr w:type="spellEnd"/>
-      <w:r>
-        <w:t xml:space="preserve"> }</w:t>
-      </w:r>
-      <w:proofErr w:type="gramEnd"/>
-      <w:r>
-        <w:t>,</w:t>
-      </w:r>
-    </w:p>
-    <w:p>
-      <w:r>
-        <w:t xml:space="preserve">        message,</w:t>
-      </w:r>
-    </w:p>
-    <w:p>
-      <w:r>
-        <w:t xml:space="preserve">        </w:t>
-      </w:r>
-      <w:proofErr w:type="gramStart"/>
-      <w:r>
-        <w:t>{ role</w:t>
-      </w:r>
-      <w:proofErr w:type="gramEnd"/>
-      <w:r>
-        <w:t xml:space="preserve">: "tool", </w:t>
-      </w:r>
-      <w:proofErr w:type="spellStart"/>
-      <w:r>
-        <w:t>tool_call_id</w:t>
-      </w:r>
-      <w:proofErr w:type="spellEnd"/>
-      <w:r>
-        <w:t xml:space="preserve">: toolCall.id, name: </w:t>
-      </w:r>
-      <w:proofErr w:type="spellStart"/>
-      <w:r>
-        <w:t>functionName</w:t>
-      </w:r>
-      <w:proofErr w:type="spellEnd"/>
-      <w:r>
-        <w:t xml:space="preserve">, content: </w:t>
-      </w:r>
-      <w:proofErr w:type="spellStart"/>
-      <w:r>
-        <w:t>JSON.stringify</w:t>
-      </w:r>
-      <w:proofErr w:type="spellEnd"/>
-      <w:r>
-        <w:t>(</w:t>
-      </w:r>
-      <w:proofErr w:type="spellStart"/>
-      <w:r>
-        <w:t>toolResult</w:t>
-      </w:r>
-      <w:proofErr w:type="spellEnd"/>
-      <w:proofErr w:type="gramStart"/>
-      <w:r>
-        <w:t>) }</w:t>
-      </w:r>
-      <w:proofErr w:type="gramEnd"/>
-    </w:p>
-    <w:p>
-      <w:r>
-        <w:t xml:space="preserve">      ],</w:t>
-      </w:r>
-    </w:p>
-    <w:p>
-      <w:r>
-        <w:t xml:space="preserve">      tools: tools</w:t>
-      </w:r>
-    </w:p>
-    <w:p>
-      <w:r>
-        <w:t xml:space="preserve">    });</w:t>
-      </w:r>
-    </w:p>
-    <w:p/>
-    <w:p>
-      <w:r>
-        <w:t xml:space="preserve">    message = </w:t>
-      </w:r>
-      <w:proofErr w:type="spellStart"/>
-      <w:proofErr w:type="gramStart"/>
-      <w:r>
-        <w:t>response.choices</w:t>
-      </w:r>
-      <w:proofErr w:type="spellEnd"/>
-      <w:proofErr w:type="gramEnd"/>
-      <w:r>
-        <w:t>[0</w:t>
-      </w:r>
-      <w:proofErr w:type="gramStart"/>
-      <w:r>
-        <w:t>].message</w:t>
-      </w:r>
-      <w:proofErr w:type="gramEnd"/>
-      <w:r>
-        <w:t>;</w:t>
-      </w:r>
-    </w:p>
-    <w:p>
-      <w:r>
-        <w:t xml:space="preserve">  }</w:t>
-      </w:r>
-    </w:p>
-    <w:p/>
-    <w:p>
-      <w:r>
-        <w:t xml:space="preserve">  </w:t>
-      </w:r>
-      <w:proofErr w:type="gramStart"/>
-      <w:r>
-        <w:t>console.log(</w:t>
-      </w:r>
-      <w:proofErr w:type="gramEnd"/>
-      <w:r>
-        <w:t>"\n</w:t>
-      </w:r>
-      <w:r>
-        <w:rPr>
-          <w:rFonts w:ascii="Segoe UI Emoji" w:hAnsi="Segoe UI Emoji" w:cs="Segoe UI Emoji"/>
-        </w:rPr>
-        <w:t>🎯</w:t>
-      </w:r>
-      <w:r>
-        <w:t xml:space="preserve"> </w:t>
-      </w:r>
-      <w:r>
-        <w:rPr>
-          <w:rtl/>
-        </w:rPr>
         <w:t>תשובה סופית מהסוכן לאמא</w:t>
       </w:r>
       <w:r>
@@ -3699,12 +3341,10 @@
         <w:t xml:space="preserve">  console.log(</w:t>
       </w:r>
       <w:proofErr w:type="spellStart"/>
-      <w:proofErr w:type="gramStart"/>
       <w:r>
         <w:t>message.content</w:t>
       </w:r>
       <w:proofErr w:type="spellEnd"/>
-      <w:proofErr w:type="gramEnd"/>
       <w:r>
         <w:t>);</w:t>
       </w:r>
@@ -4031,6 +3671,7 @@
           <w:bCs/>
           <w:rtl/>
         </w:rPr>
+        <w:lastRenderedPageBreak/>
         <w:t>הפרומפט</w:t>
       </w:r>
       <w:proofErr w:type="spellEnd"/>
@@ -4077,7 +3718,6 @@
           <w:bCs/>
           <w:rtl/>
         </w:rPr>
-        <w:lastRenderedPageBreak/>
         <w:t>מה לחפש בטרמינל</w:t>
       </w:r>
       <w:r>
@@ -4504,13 +4144,34 @@
     </w:p>
     <w:p>
       <w:r>
-        <w:t xml:space="preserve">import </w:t>
-      </w:r>
-      <w:proofErr w:type="gramStart"/>
-      <w:r>
-        <w:t>{ Server</w:t>
-      </w:r>
-      <w:proofErr w:type="gramEnd"/>
+        <w:t>import { Server } from "@</w:t>
+      </w:r>
+      <w:proofErr w:type="spellStart"/>
+      <w:r>
+        <w:t>modelcontextprotocol</w:t>
+      </w:r>
+      <w:proofErr w:type="spellEnd"/>
+      <w:r>
+        <w:t>/</w:t>
+      </w:r>
+      <w:proofErr w:type="spellStart"/>
+      <w:r>
+        <w:t>sdk</w:t>
+      </w:r>
+      <w:proofErr w:type="spellEnd"/>
+      <w:r>
+        <w:t>/server/index.js";</w:t>
+      </w:r>
+    </w:p>
+    <w:p>
+      <w:r>
+        <w:t xml:space="preserve">import { </w:t>
+      </w:r>
+      <w:proofErr w:type="spellStart"/>
+      <w:r>
+        <w:t>StdioServerTransport</w:t>
+      </w:r>
+      <w:proofErr w:type="spellEnd"/>
       <w:r>
         <w:t xml:space="preserve"> } from "@</w:t>
       </w:r>
@@ -4528,23 +4189,26 @@
       </w:r>
       <w:proofErr w:type="spellEnd"/>
       <w:r>
-        <w:t>/server/index.js";</w:t>
-      </w:r>
-    </w:p>
-    <w:p>
-      <w:r>
-        <w:t xml:space="preserve">import </w:t>
-      </w:r>
-      <w:proofErr w:type="gramStart"/>
-      <w:r>
-        <w:t xml:space="preserve">{ </w:t>
-      </w:r>
-      <w:proofErr w:type="spellStart"/>
-      <w:r>
-        <w:t>StdioServerTransport</w:t>
-      </w:r>
-      <w:proofErr w:type="spellEnd"/>
-      <w:proofErr w:type="gramEnd"/>
+        <w:t>/server/stdio.js";</w:t>
+      </w:r>
+    </w:p>
+    <w:p>
+      <w:r>
+        <w:t xml:space="preserve">import { </w:t>
+      </w:r>
+      <w:proofErr w:type="spellStart"/>
+      <w:r>
+        <w:t>CallToolRequestSchema</w:t>
+      </w:r>
+      <w:proofErr w:type="spellEnd"/>
+      <w:r>
+        <w:t xml:space="preserve">, </w:t>
+      </w:r>
+      <w:proofErr w:type="spellStart"/>
+      <w:r>
+        <w:t>ListToolsRequestSchema</w:t>
+      </w:r>
+      <w:proofErr w:type="spellEnd"/>
       <w:r>
         <w:t xml:space="preserve"> } from "@</w:t>
       </w:r>
@@ -4562,775 +4226,622 @@
       </w:r>
       <w:proofErr w:type="spellEnd"/>
       <w:r>
-        <w:t>/server/stdio.js";</w:t>
-      </w:r>
-    </w:p>
-    <w:p>
-      <w:r>
-        <w:t xml:space="preserve">import </w:t>
-      </w:r>
-      <w:proofErr w:type="gramStart"/>
-      <w:r>
-        <w:t xml:space="preserve">{ </w:t>
+        <w:t>/types.js";</w:t>
+      </w:r>
+    </w:p>
+    <w:p>
+      <w:r>
+        <w:t>import OpenAI from "</w:t>
+      </w:r>
+      <w:proofErr w:type="spellStart"/>
+      <w:r>
+        <w:t>openai</w:t>
+      </w:r>
+      <w:proofErr w:type="spellEnd"/>
+      <w:r>
+        <w:t>";</w:t>
+      </w:r>
+    </w:p>
+    <w:p/>
+    <w:p>
+      <w:r>
+        <w:t xml:space="preserve">// </w:t>
+      </w:r>
+      <w:r>
+        <w:rPr>
+          <w:rtl/>
+        </w:rPr>
+        <w:t>חיבור ל</w:t>
+      </w:r>
+      <w:r>
+        <w:t>-API</w:t>
+      </w:r>
+    </w:p>
+    <w:p>
+      <w:r>
+        <w:t xml:space="preserve">const </w:t>
+      </w:r>
+      <w:proofErr w:type="spellStart"/>
+      <w:r>
+        <w:t>openai</w:t>
+      </w:r>
+      <w:proofErr w:type="spellEnd"/>
+      <w:r>
+        <w:t xml:space="preserve"> = new OpenAI({</w:t>
+      </w:r>
+    </w:p>
+    <w:p>
+      <w:r>
+        <w:t xml:space="preserve">  </w:t>
+      </w:r>
+      <w:proofErr w:type="spellStart"/>
+      <w:r>
+        <w:t>apiKey</w:t>
+      </w:r>
+      <w:proofErr w:type="spellEnd"/>
+      <w:r>
+        <w:t xml:space="preserve">: "YOUR_DEEPSEEK_API_KEY", // </w:t>
+      </w:r>
+      <w:r>
+        <w:rPr>
+          <w:rtl/>
+        </w:rPr>
+        <w:t>שנו למפתח שלכן</w:t>
+      </w:r>
+      <w:r>
+        <w:t>!</w:t>
+      </w:r>
+    </w:p>
+    <w:p>
+      <w:r>
+        <w:t xml:space="preserve">  </w:t>
+      </w:r>
+      <w:proofErr w:type="spellStart"/>
+      <w:r>
+        <w:t>baseURL</w:t>
+      </w:r>
+      <w:proofErr w:type="spellEnd"/>
+      <w:r>
+        <w:t xml:space="preserve">: "https://api.deepseek.com/v1" </w:t>
+      </w:r>
+    </w:p>
+    <w:p>
+      <w:r>
+        <w:t>});</w:t>
+      </w:r>
+    </w:p>
+    <w:p/>
+    <w:p>
+      <w:r>
+        <w:t xml:space="preserve">// </w:t>
+      </w:r>
+      <w:r>
+        <w:rPr>
+          <w:rtl/>
+        </w:rPr>
+        <w:t>תתי-הסוכנים המומחים</w:t>
+      </w:r>
+    </w:p>
+    <w:p>
+      <w:r>
+        <w:t xml:space="preserve">async function </w:t>
+      </w:r>
+      <w:proofErr w:type="spellStart"/>
+      <w:r>
+        <w:t>runUltraOrthodoxExpert</w:t>
+      </w:r>
+      <w:proofErr w:type="spellEnd"/>
+      <w:r>
+        <w:t>(city) {</w:t>
+      </w:r>
+    </w:p>
+    <w:p>
+      <w:r>
+        <w:t xml:space="preserve">  const response = await </w:t>
+      </w:r>
+      <w:proofErr w:type="spellStart"/>
+      <w:r>
+        <w:t>openai.chat.completions.create</w:t>
+      </w:r>
+      <w:proofErr w:type="spellEnd"/>
+      <w:r>
+        <w:t>({</w:t>
+      </w:r>
+    </w:p>
+    <w:p>
+      <w:r>
+        <w:t xml:space="preserve">    model: "</w:t>
+      </w:r>
+      <w:proofErr w:type="spellStart"/>
+      <w:r>
+        <w:t>deepseek</w:t>
+      </w:r>
+      <w:proofErr w:type="spellEnd"/>
+      <w:r>
+        <w:t>-chat",</w:t>
+      </w:r>
+    </w:p>
+    <w:p>
+      <w:r>
+        <w:t xml:space="preserve">    messages: [</w:t>
+      </w:r>
+    </w:p>
+    <w:p>
+      <w:r>
+        <w:lastRenderedPageBreak/>
+        <w:t xml:space="preserve">      { role: "system", content: "</w:t>
+      </w:r>
+      <w:r>
+        <w:rPr>
+          <w:rtl/>
+        </w:rPr>
+        <w:t>אתה סוכן</w:t>
+      </w:r>
+      <w:r>
+        <w:t xml:space="preserve"> AI </w:t>
+      </w:r>
+      <w:r>
+        <w:rPr>
+          <w:rtl/>
+        </w:rPr>
+        <w:t>מומחה לדמוגרפיה ותמחור במגזר החרדי</w:t>
+      </w:r>
+      <w:r>
+        <w:t>." },</w:t>
+      </w:r>
+    </w:p>
+    <w:p>
+      <w:r>
+        <w:t xml:space="preserve">      { role: "user", content: `</w:t>
+      </w:r>
+      <w:r>
+        <w:rPr>
+          <w:rtl/>
+        </w:rPr>
+        <w:t>נתח את העיר</w:t>
+      </w:r>
+      <w:r>
+        <w:t>: ${city}` }</w:t>
+      </w:r>
+    </w:p>
+    <w:p>
+      <w:r>
+        <w:t xml:space="preserve">    ]</w:t>
+      </w:r>
+    </w:p>
+    <w:p>
+      <w:r>
+        <w:t xml:space="preserve">  });</w:t>
+      </w:r>
+    </w:p>
+    <w:p>
+      <w:r>
+        <w:t xml:space="preserve">  return </w:t>
+      </w:r>
+      <w:proofErr w:type="spellStart"/>
+      <w:r>
+        <w:t>response.choices</w:t>
+      </w:r>
+      <w:proofErr w:type="spellEnd"/>
+      <w:r>
+        <w:t>[0].</w:t>
+      </w:r>
+      <w:proofErr w:type="spellStart"/>
+      <w:r>
+        <w:t>message.content</w:t>
+      </w:r>
+      <w:proofErr w:type="spellEnd"/>
+      <w:r>
+        <w:t>;</w:t>
+      </w:r>
+    </w:p>
+    <w:p>
+      <w:r>
+        <w:t>}</w:t>
+      </w:r>
+    </w:p>
+    <w:p/>
+    <w:p>
+      <w:r>
+        <w:t xml:space="preserve">async function </w:t>
+      </w:r>
+      <w:proofErr w:type="spellStart"/>
+      <w:r>
+        <w:t>runGeneralPublicExpert</w:t>
+      </w:r>
+      <w:proofErr w:type="spellEnd"/>
+      <w:r>
+        <w:t>(city) {</w:t>
+      </w:r>
+    </w:p>
+    <w:p>
+      <w:r>
+        <w:t xml:space="preserve">  const response = await </w:t>
+      </w:r>
+      <w:proofErr w:type="spellStart"/>
+      <w:r>
+        <w:t>openai.chat.completions.create</w:t>
+      </w:r>
+      <w:proofErr w:type="spellEnd"/>
+      <w:r>
+        <w:t>({</w:t>
+      </w:r>
+    </w:p>
+    <w:p>
+      <w:r>
+        <w:t xml:space="preserve">    model: "</w:t>
+      </w:r>
+      <w:proofErr w:type="spellStart"/>
+      <w:r>
+        <w:t>deepseek</w:t>
+      </w:r>
+      <w:proofErr w:type="spellEnd"/>
+      <w:r>
+        <w:t>-chat",</w:t>
+      </w:r>
+    </w:p>
+    <w:p>
+      <w:r>
+        <w:t xml:space="preserve">    messages: [</w:t>
+      </w:r>
+    </w:p>
+    <w:p>
+      <w:r>
+        <w:t xml:space="preserve">      { role: "system", content: "</w:t>
+      </w:r>
+      <w:r>
+        <w:rPr>
+          <w:rtl/>
+        </w:rPr>
+        <w:t>אתה סוכן</w:t>
+      </w:r>
+      <w:r>
+        <w:t xml:space="preserve"> AI </w:t>
+      </w:r>
+      <w:r>
+        <w:rPr>
+          <w:rtl/>
+        </w:rPr>
+        <w:t>מומחה לדמוגרפיה ותמחור במגזר הכללי/חילוני</w:t>
+      </w:r>
+      <w:r>
+        <w:t>." },</w:t>
+      </w:r>
+    </w:p>
+    <w:p>
+      <w:r>
+        <w:t xml:space="preserve">      { role: "user", content: `</w:t>
+      </w:r>
+      <w:r>
+        <w:rPr>
+          <w:rtl/>
+        </w:rPr>
+        <w:t>נתח את העיר</w:t>
+      </w:r>
+      <w:r>
+        <w:t>: ${city}` }</w:t>
+      </w:r>
+    </w:p>
+    <w:p>
+      <w:r>
+        <w:t xml:space="preserve">    ]</w:t>
+      </w:r>
+    </w:p>
+    <w:p>
+      <w:r>
+        <w:t xml:space="preserve">  });</w:t>
+      </w:r>
+    </w:p>
+    <w:p>
+      <w:r>
+        <w:t xml:space="preserve">  return </w:t>
+      </w:r>
+      <w:proofErr w:type="spellStart"/>
+      <w:r>
+        <w:t>response.choices</w:t>
+      </w:r>
+      <w:proofErr w:type="spellEnd"/>
+      <w:r>
+        <w:t>[0].</w:t>
+      </w:r>
+      <w:proofErr w:type="spellStart"/>
+      <w:r>
+        <w:t>message.content</w:t>
+      </w:r>
+      <w:proofErr w:type="spellEnd"/>
+      <w:r>
+        <w:t>;</w:t>
+      </w:r>
+    </w:p>
+    <w:p>
+      <w:r>
+        <w:t>}</w:t>
+      </w:r>
+    </w:p>
+    <w:p/>
+    <w:p>
+      <w:r>
+        <w:t xml:space="preserve">// </w:t>
+      </w:r>
+      <w:r>
+        <w:rPr>
+          <w:rtl/>
+        </w:rPr>
+        <w:t>סוכן הנתב</w:t>
+      </w:r>
+      <w:r>
+        <w:t xml:space="preserve"> (Router Agent)</w:t>
+      </w:r>
+    </w:p>
+    <w:p>
+      <w:r>
+        <w:t xml:space="preserve">async function </w:t>
+      </w:r>
+      <w:proofErr w:type="spellStart"/>
+      <w:r>
+        <w:t>determineBestAgent</w:t>
+      </w:r>
+      <w:proofErr w:type="spellEnd"/>
+      <w:r>
+        <w:t>(city) {</w:t>
+      </w:r>
+    </w:p>
+    <w:p>
+      <w:r>
+        <w:t xml:space="preserve">  const response = await </w:t>
+      </w:r>
+      <w:proofErr w:type="spellStart"/>
+      <w:r>
+        <w:t>openai.chat.completions.create</w:t>
+      </w:r>
+      <w:proofErr w:type="spellEnd"/>
+      <w:r>
+        <w:t>({</w:t>
+      </w:r>
+    </w:p>
+    <w:p>
+      <w:r>
+        <w:t xml:space="preserve">    model: "</w:t>
+      </w:r>
+      <w:proofErr w:type="spellStart"/>
+      <w:r>
+        <w:t>deepseek</w:t>
+      </w:r>
+      <w:proofErr w:type="spellEnd"/>
+      <w:r>
+        <w:t>-chat",</w:t>
+      </w:r>
+    </w:p>
+    <w:p>
+      <w:r>
+        <w:t xml:space="preserve">    messages: [</w:t>
+      </w:r>
+    </w:p>
+    <w:p>
+      <w:r>
+        <w:t xml:space="preserve">      { </w:t>
+      </w:r>
+    </w:p>
+    <w:p>
+      <w:r>
+        <w:t xml:space="preserve">        role: "system", </w:t>
+      </w:r>
+    </w:p>
+    <w:p>
+      <w:r>
+        <w:t xml:space="preserve">        content: "</w:t>
+      </w:r>
+      <w:r>
+        <w:rPr>
+          <w:rtl/>
+        </w:rPr>
+        <w:t>תפקידך לשמש כנתב</w:t>
+      </w:r>
+      <w:r>
+        <w:t xml:space="preserve"> (Router). </w:t>
+      </w:r>
+      <w:r>
+        <w:rPr>
+          <w:rtl/>
+        </w:rPr>
+        <w:t>קבל עיר והחזר אך ורק</w:t>
+      </w:r>
+      <w:r>
+        <w:t xml:space="preserve">: 'ULTRA_ORTHODOX' </w:t>
+      </w:r>
+      <w:r>
+        <w:rPr>
+          <w:rtl/>
+        </w:rPr>
+        <w:t>או</w:t>
+      </w:r>
+      <w:r>
+        <w:t xml:space="preserve"> 'GENERAL'."</w:t>
+      </w:r>
+    </w:p>
+    <w:p>
+      <w:r>
+        <w:t xml:space="preserve">      },</w:t>
+      </w:r>
+    </w:p>
+    <w:p>
+      <w:r>
+        <w:lastRenderedPageBreak/>
+        <w:t xml:space="preserve">      { role: "user", content: `</w:t>
+      </w:r>
+      <w:r>
+        <w:rPr>
+          <w:rtl/>
+        </w:rPr>
+        <w:t>הקלט שלי הוא העיר</w:t>
+      </w:r>
+      <w:r>
+        <w:t>: ${city}` }</w:t>
+      </w:r>
+    </w:p>
+    <w:p>
+      <w:r>
+        <w:t xml:space="preserve">    ]</w:t>
+      </w:r>
+    </w:p>
+    <w:p>
+      <w:r>
+        <w:t xml:space="preserve">  });</w:t>
+      </w:r>
+    </w:p>
+    <w:p>
+      <w:r>
+        <w:t xml:space="preserve">  return </w:t>
+      </w:r>
+      <w:proofErr w:type="spellStart"/>
+      <w:r>
+        <w:t>response.choices</w:t>
+      </w:r>
+      <w:proofErr w:type="spellEnd"/>
+      <w:r>
+        <w:t>[0].</w:t>
+      </w:r>
+      <w:proofErr w:type="spellStart"/>
+      <w:r>
+        <w:t>message.content.trim</w:t>
+      </w:r>
+      <w:proofErr w:type="spellEnd"/>
+      <w:r>
+        <w:t>();</w:t>
+      </w:r>
+    </w:p>
+    <w:p>
+      <w:r>
+        <w:t>}</w:t>
+      </w:r>
+    </w:p>
+    <w:p/>
+    <w:p>
+      <w:r>
+        <w:t xml:space="preserve">// </w:t>
+      </w:r>
+      <w:r>
+        <w:rPr>
+          <w:rtl/>
+        </w:rPr>
+        <w:t>הגדרת שרת ה</w:t>
+      </w:r>
+      <w:r>
+        <w:t>-MCP</w:t>
+      </w:r>
+    </w:p>
+    <w:p>
+      <w:r>
+        <w:t>const server = new Server({ name: "dynamic-routing", version: "1.0.0" }, { capabilities: { tools: {} } });</w:t>
+      </w:r>
+    </w:p>
+    <w:p/>
+    <w:p>
+      <w:proofErr w:type="spellStart"/>
+      <w:r>
+        <w:t>server.setRequestHandler</w:t>
+      </w:r>
+      <w:proofErr w:type="spellEnd"/>
+      <w:r>
+        <w:t>(</w:t>
+      </w:r>
+      <w:proofErr w:type="spellStart"/>
+      <w:r>
+        <w:t>ListToolsRequestSchema</w:t>
+      </w:r>
+      <w:proofErr w:type="spellEnd"/>
+      <w:r>
+        <w:t>, async () =&gt; ({</w:t>
+      </w:r>
+    </w:p>
+    <w:p>
+      <w:r>
+        <w:t xml:space="preserve">  tools: [{</w:t>
+      </w:r>
+    </w:p>
+    <w:p>
+      <w:r>
+        <w:t xml:space="preserve">    name: "</w:t>
+      </w:r>
+      <w:proofErr w:type="spellStart"/>
+      <w:r>
+        <w:t>smart_market_research</w:t>
+      </w:r>
+      <w:proofErr w:type="spellEnd"/>
+      <w:r>
+        <w:t>",</w:t>
+      </w:r>
+    </w:p>
+    <w:p>
+      <w:r>
+        <w:t xml:space="preserve">    description: "Runs an AI-routed market research based on the city's specific population type.",</w:t>
+      </w:r>
+    </w:p>
+    <w:p>
+      <w:r>
+        <w:t xml:space="preserve">    </w:t>
+      </w:r>
+      <w:proofErr w:type="spellStart"/>
+      <w:r>
+        <w:t>inputSchema</w:t>
+      </w:r>
+      <w:proofErr w:type="spellEnd"/>
+      <w:r>
+        <w:t>: {</w:t>
+      </w:r>
+    </w:p>
+    <w:p>
+      <w:r>
+        <w:t xml:space="preserve">      type: "object",</w:t>
+      </w:r>
+    </w:p>
+    <w:p>
+      <w:r>
+        <w:t xml:space="preserve">      properties: { city: { type: "string" } },</w:t>
+      </w:r>
+    </w:p>
+    <w:p>
+      <w:r>
+        <w:t xml:space="preserve">      required: ["city"]</w:t>
+      </w:r>
+    </w:p>
+    <w:p>
+      <w:r>
+        <w:t xml:space="preserve">    }</w:t>
+      </w:r>
+    </w:p>
+    <w:p>
+      <w:r>
+        <w:t xml:space="preserve">  }]</w:t>
+      </w:r>
+    </w:p>
+    <w:p>
+      <w:r>
+        <w:t>}));</w:t>
+      </w:r>
+    </w:p>
+    <w:p/>
+    <w:p>
+      <w:proofErr w:type="spellStart"/>
+      <w:r>
+        <w:t>server.setRequestHandler</w:t>
+      </w:r>
+      <w:proofErr w:type="spellEnd"/>
+      <w:r>
+        <w:t>(</w:t>
       </w:r>
       <w:proofErr w:type="spellStart"/>
       <w:r>
         <w:t>CallToolRequestSchema</w:t>
       </w:r>
       <w:proofErr w:type="spellEnd"/>
-      <w:proofErr w:type="gramEnd"/>
-      <w:r>
-        <w:t xml:space="preserve">, </w:t>
-      </w:r>
-      <w:proofErr w:type="spellStart"/>
-      <w:proofErr w:type="gramStart"/>
-      <w:r>
-        <w:t>ListToolsRequestSchema</w:t>
-      </w:r>
-      <w:proofErr w:type="spellEnd"/>
-      <w:r>
-        <w:t xml:space="preserve"> }</w:t>
-      </w:r>
-      <w:proofErr w:type="gramEnd"/>
-      <w:r>
-        <w:t xml:space="preserve"> from "@</w:t>
-      </w:r>
-      <w:proofErr w:type="spellStart"/>
-      <w:r>
-        <w:t>modelcontextprotocol</w:t>
-      </w:r>
-      <w:proofErr w:type="spellEnd"/>
-      <w:r>
-        <w:t>/</w:t>
-      </w:r>
-      <w:proofErr w:type="spellStart"/>
-      <w:r>
-        <w:t>sdk</w:t>
-      </w:r>
-      <w:proofErr w:type="spellEnd"/>
-      <w:r>
-        <w:t>/types.js";</w:t>
-      </w:r>
-    </w:p>
-    <w:p>
-      <w:r>
-        <w:t>import OpenAI from "</w:t>
-      </w:r>
-      <w:proofErr w:type="spellStart"/>
-      <w:r>
-        <w:t>openai</w:t>
-      </w:r>
-      <w:proofErr w:type="spellEnd"/>
-      <w:r>
-        <w:t>";</w:t>
-      </w:r>
-    </w:p>
-    <w:p/>
-    <w:p>
-      <w:r>
-        <w:t xml:space="preserve">// </w:t>
-      </w:r>
-      <w:r>
-        <w:rPr>
-          <w:rtl/>
-        </w:rPr>
-        <w:t>חיבור ל</w:t>
-      </w:r>
-      <w:r>
-        <w:t>-API</w:t>
-      </w:r>
-    </w:p>
-    <w:p>
-      <w:r>
-        <w:t xml:space="preserve">const </w:t>
-      </w:r>
-      <w:proofErr w:type="spellStart"/>
-      <w:r>
-        <w:t>openai</w:t>
-      </w:r>
-      <w:proofErr w:type="spellEnd"/>
-      <w:r>
-        <w:t xml:space="preserve"> = new </w:t>
-      </w:r>
-      <w:proofErr w:type="gramStart"/>
-      <w:r>
-        <w:t>OpenAI(</w:t>
-      </w:r>
-      <w:proofErr w:type="gramEnd"/>
-      <w:r>
-        <w:t>{</w:t>
-      </w:r>
-    </w:p>
-    <w:p>
-      <w:r>
-        <w:t xml:space="preserve">  </w:t>
-      </w:r>
-      <w:proofErr w:type="spellStart"/>
-      <w:r>
-        <w:t>apiKey</w:t>
-      </w:r>
-      <w:proofErr w:type="spellEnd"/>
-      <w:r>
-        <w:t xml:space="preserve">: "YOUR_DEEPSEEK_API_KEY", // </w:t>
-      </w:r>
-      <w:r>
-        <w:rPr>
-          <w:rtl/>
-        </w:rPr>
-        <w:t>שנו למפתח שלכן</w:t>
-      </w:r>
-      <w:r>
-        <w:t>!</w:t>
-      </w:r>
-    </w:p>
-    <w:p>
-      <w:r>
-        <w:t xml:space="preserve">  </w:t>
-      </w:r>
-      <w:proofErr w:type="spellStart"/>
-      <w:r>
-        <w:t>baseURL</w:t>
-      </w:r>
-      <w:proofErr w:type="spellEnd"/>
-      <w:r>
-        <w:t xml:space="preserve">: "https://api.deepseek.com/v1" </w:t>
-      </w:r>
-    </w:p>
-    <w:p>
-      <w:r>
-        <w:t>});</w:t>
-      </w:r>
-    </w:p>
-    <w:p/>
-    <w:p>
-      <w:r>
-        <w:t xml:space="preserve">// </w:t>
-      </w:r>
-      <w:r>
-        <w:rPr>
-          <w:rtl/>
-        </w:rPr>
-        <w:t>תתי-הסוכנים המומחים</w:t>
-      </w:r>
-    </w:p>
-    <w:p>
-      <w:r>
-        <w:t xml:space="preserve">async function </w:t>
-      </w:r>
-      <w:proofErr w:type="spellStart"/>
-      <w:r>
-        <w:t>runUltraOrthodoxExpert</w:t>
-      </w:r>
-      <w:proofErr w:type="spellEnd"/>
-      <w:r>
-        <w:t>(city) {</w:t>
-      </w:r>
-    </w:p>
-    <w:p>
-      <w:r>
-        <w:t xml:space="preserve">  const response = await </w:t>
-      </w:r>
-      <w:proofErr w:type="spellStart"/>
-      <w:proofErr w:type="gramStart"/>
-      <w:r>
-        <w:t>openai.chat</w:t>
-      </w:r>
-      <w:proofErr w:type="gramEnd"/>
-      <w:r>
-        <w:t>.</w:t>
-      </w:r>
-      <w:proofErr w:type="gramStart"/>
-      <w:r>
-        <w:t>completions.create</w:t>
-      </w:r>
-      <w:proofErr w:type="spellEnd"/>
-      <w:proofErr w:type="gramEnd"/>
-      <w:r>
-        <w:t>({</w:t>
-      </w:r>
-    </w:p>
-    <w:p>
-      <w:r>
-        <w:t xml:space="preserve">    model: "</w:t>
-      </w:r>
-      <w:proofErr w:type="spellStart"/>
-      <w:r>
-        <w:t>deepseek</w:t>
-      </w:r>
-      <w:proofErr w:type="spellEnd"/>
-      <w:r>
-        <w:t>-chat",</w:t>
-      </w:r>
-    </w:p>
-    <w:p>
-      <w:r>
-        <w:t xml:space="preserve">    messages: [</w:t>
-      </w:r>
-    </w:p>
-    <w:p>
-      <w:r>
-        <w:lastRenderedPageBreak/>
-        <w:t xml:space="preserve">      </w:t>
-      </w:r>
-      <w:proofErr w:type="gramStart"/>
-      <w:r>
-        <w:t>{ role</w:t>
-      </w:r>
-      <w:proofErr w:type="gramEnd"/>
-      <w:r>
-        <w:t>: "system", content: "</w:t>
-      </w:r>
-      <w:r>
-        <w:rPr>
-          <w:rtl/>
-        </w:rPr>
-        <w:t>אתה סוכן</w:t>
-      </w:r>
-      <w:r>
-        <w:t xml:space="preserve"> AI </w:t>
-      </w:r>
-      <w:r>
-        <w:rPr>
-          <w:rtl/>
-        </w:rPr>
-        <w:t>מומחה לדמוגרפיה ותמחור במגזר החרדי</w:t>
-      </w:r>
-      <w:r>
-        <w:t>.</w:t>
-      </w:r>
-      <w:proofErr w:type="gramStart"/>
-      <w:r>
-        <w:t>" }</w:t>
-      </w:r>
-      <w:proofErr w:type="gramEnd"/>
-      <w:r>
-        <w:t>,</w:t>
-      </w:r>
-    </w:p>
-    <w:p>
-      <w:r>
-        <w:t xml:space="preserve">      </w:t>
-      </w:r>
-      <w:proofErr w:type="gramStart"/>
-      <w:r>
-        <w:t>{ role</w:t>
-      </w:r>
-      <w:proofErr w:type="gramEnd"/>
-      <w:r>
-        <w:t>: "user", content: `</w:t>
-      </w:r>
-      <w:r>
-        <w:rPr>
-          <w:rtl/>
-        </w:rPr>
-        <w:t>נתח את העיר</w:t>
-      </w:r>
-      <w:r>
-        <w:t>: ${city}</w:t>
-      </w:r>
-      <w:proofErr w:type="gramStart"/>
-      <w:r>
-        <w:t>` }</w:t>
-      </w:r>
-      <w:proofErr w:type="gramEnd"/>
-    </w:p>
-    <w:p>
-      <w:r>
-        <w:t xml:space="preserve">    ]</w:t>
-      </w:r>
-    </w:p>
-    <w:p>
-      <w:r>
-        <w:t xml:space="preserve">  });</w:t>
-      </w:r>
-    </w:p>
-    <w:p>
-      <w:r>
-        <w:t xml:space="preserve">  return </w:t>
-      </w:r>
-      <w:proofErr w:type="spellStart"/>
-      <w:proofErr w:type="gramStart"/>
-      <w:r>
-        <w:t>response.choices</w:t>
-      </w:r>
-      <w:proofErr w:type="spellEnd"/>
-      <w:proofErr w:type="gramEnd"/>
-      <w:r>
-        <w:t>[0</w:t>
-      </w:r>
-      <w:proofErr w:type="gramStart"/>
-      <w:r>
-        <w:t>].</w:t>
-      </w:r>
-      <w:proofErr w:type="spellStart"/>
-      <w:r>
-        <w:t>message</w:t>
-      </w:r>
-      <w:proofErr w:type="gramEnd"/>
-      <w:r>
-        <w:t>.content</w:t>
-      </w:r>
-      <w:proofErr w:type="spellEnd"/>
-      <w:r>
-        <w:t>;</w:t>
-      </w:r>
-    </w:p>
-    <w:p>
-      <w:r>
-        <w:t>}</w:t>
-      </w:r>
-    </w:p>
-    <w:p/>
-    <w:p>
-      <w:r>
-        <w:t xml:space="preserve">async function </w:t>
-      </w:r>
-      <w:proofErr w:type="spellStart"/>
-      <w:r>
-        <w:t>runGeneralPublicExpert</w:t>
-      </w:r>
-      <w:proofErr w:type="spellEnd"/>
-      <w:r>
-        <w:t>(city) {</w:t>
-      </w:r>
-    </w:p>
-    <w:p>
-      <w:r>
-        <w:t xml:space="preserve">  const response = await </w:t>
-      </w:r>
-      <w:proofErr w:type="spellStart"/>
-      <w:proofErr w:type="gramStart"/>
-      <w:r>
-        <w:t>openai.chat</w:t>
-      </w:r>
-      <w:proofErr w:type="gramEnd"/>
-      <w:r>
-        <w:t>.</w:t>
-      </w:r>
-      <w:proofErr w:type="gramStart"/>
-      <w:r>
-        <w:t>completions.create</w:t>
-      </w:r>
-      <w:proofErr w:type="spellEnd"/>
-      <w:proofErr w:type="gramEnd"/>
-      <w:r>
-        <w:t>({</w:t>
-      </w:r>
-    </w:p>
-    <w:p>
-      <w:r>
-        <w:t xml:space="preserve">    model: "</w:t>
-      </w:r>
-      <w:proofErr w:type="spellStart"/>
-      <w:r>
-        <w:t>deepseek</w:t>
-      </w:r>
-      <w:proofErr w:type="spellEnd"/>
-      <w:r>
-        <w:t>-chat",</w:t>
-      </w:r>
-    </w:p>
-    <w:p>
-      <w:r>
-        <w:t xml:space="preserve">    messages: [</w:t>
-      </w:r>
-    </w:p>
-    <w:p>
-      <w:r>
-        <w:t xml:space="preserve">      </w:t>
-      </w:r>
-      <w:proofErr w:type="gramStart"/>
-      <w:r>
-        <w:t>{ role</w:t>
-      </w:r>
-      <w:proofErr w:type="gramEnd"/>
-      <w:r>
-        <w:t>: "system", content: "</w:t>
-      </w:r>
-      <w:r>
-        <w:rPr>
-          <w:rtl/>
-        </w:rPr>
-        <w:t>אתה סוכן</w:t>
-      </w:r>
-      <w:r>
-        <w:t xml:space="preserve"> AI </w:t>
-      </w:r>
-      <w:r>
-        <w:rPr>
-          <w:rtl/>
-        </w:rPr>
-        <w:t>מומחה לדמוגרפיה ותמחור במגזר הכללי/חילוני</w:t>
-      </w:r>
-      <w:r>
-        <w:t>.</w:t>
-      </w:r>
-      <w:proofErr w:type="gramStart"/>
-      <w:r>
-        <w:t>" }</w:t>
-      </w:r>
-      <w:proofErr w:type="gramEnd"/>
-      <w:r>
-        <w:t>,</w:t>
-      </w:r>
-    </w:p>
-    <w:p>
-      <w:r>
-        <w:t xml:space="preserve">      </w:t>
-      </w:r>
-      <w:proofErr w:type="gramStart"/>
-      <w:r>
-        <w:t>{ role</w:t>
-      </w:r>
-      <w:proofErr w:type="gramEnd"/>
-      <w:r>
-        <w:t>: "user", content: `</w:t>
-      </w:r>
-      <w:r>
-        <w:rPr>
-          <w:rtl/>
-        </w:rPr>
-        <w:t>נתח את העיר</w:t>
-      </w:r>
-      <w:r>
-        <w:t>: ${city}</w:t>
-      </w:r>
-      <w:proofErr w:type="gramStart"/>
-      <w:r>
-        <w:t>` }</w:t>
-      </w:r>
-      <w:proofErr w:type="gramEnd"/>
-    </w:p>
-    <w:p>
-      <w:r>
-        <w:t xml:space="preserve">    ]</w:t>
-      </w:r>
-    </w:p>
-    <w:p>
-      <w:r>
-        <w:t xml:space="preserve">  });</w:t>
-      </w:r>
-    </w:p>
-    <w:p>
-      <w:r>
-        <w:t xml:space="preserve">  return </w:t>
-      </w:r>
-      <w:proofErr w:type="spellStart"/>
-      <w:proofErr w:type="gramStart"/>
-      <w:r>
-        <w:t>response.choices</w:t>
-      </w:r>
-      <w:proofErr w:type="spellEnd"/>
-      <w:proofErr w:type="gramEnd"/>
-      <w:r>
-        <w:t>[0</w:t>
-      </w:r>
-      <w:proofErr w:type="gramStart"/>
-      <w:r>
-        <w:t>].</w:t>
-      </w:r>
-      <w:proofErr w:type="spellStart"/>
-      <w:r>
-        <w:t>message</w:t>
-      </w:r>
-      <w:proofErr w:type="gramEnd"/>
-      <w:r>
-        <w:t>.content</w:t>
-      </w:r>
-      <w:proofErr w:type="spellEnd"/>
-      <w:r>
-        <w:t>;</w:t>
-      </w:r>
-    </w:p>
-    <w:p>
-      <w:r>
-        <w:t>}</w:t>
-      </w:r>
-    </w:p>
-    <w:p/>
-    <w:p>
-      <w:r>
-        <w:t xml:space="preserve">// </w:t>
-      </w:r>
-      <w:r>
-        <w:rPr>
-          <w:rtl/>
-        </w:rPr>
-        <w:t>סוכן הנתב</w:t>
-      </w:r>
-      <w:r>
-        <w:t xml:space="preserve"> (Router Agent)</w:t>
-      </w:r>
-    </w:p>
-    <w:p>
-      <w:r>
-        <w:t xml:space="preserve">async function </w:t>
-      </w:r>
-      <w:proofErr w:type="spellStart"/>
-      <w:r>
-        <w:t>determineBestAgent</w:t>
-      </w:r>
-      <w:proofErr w:type="spellEnd"/>
-      <w:r>
-        <w:t>(city) {</w:t>
-      </w:r>
-    </w:p>
-    <w:p>
-      <w:r>
-        <w:t xml:space="preserve">  const response = await </w:t>
-      </w:r>
-      <w:proofErr w:type="spellStart"/>
-      <w:proofErr w:type="gramStart"/>
-      <w:r>
-        <w:t>openai.chat</w:t>
-      </w:r>
-      <w:proofErr w:type="gramEnd"/>
-      <w:r>
-        <w:t>.</w:t>
-      </w:r>
-      <w:proofErr w:type="gramStart"/>
-      <w:r>
-        <w:t>completions.create</w:t>
-      </w:r>
-      <w:proofErr w:type="spellEnd"/>
-      <w:proofErr w:type="gramEnd"/>
-      <w:r>
-        <w:t>({</w:t>
-      </w:r>
-    </w:p>
-    <w:p>
-      <w:r>
-        <w:t xml:space="preserve">    model: "</w:t>
-      </w:r>
-      <w:proofErr w:type="spellStart"/>
-      <w:r>
-        <w:t>deepseek</w:t>
-      </w:r>
-      <w:proofErr w:type="spellEnd"/>
-      <w:r>
-        <w:t>-chat",</w:t>
-      </w:r>
-    </w:p>
-    <w:p>
-      <w:r>
-        <w:t xml:space="preserve">    messages: [</w:t>
-      </w:r>
-    </w:p>
-    <w:p>
-      <w:r>
-        <w:t xml:space="preserve">      { </w:t>
-      </w:r>
-    </w:p>
-    <w:p>
-      <w:r>
-        <w:t xml:space="preserve">        role: "system", </w:t>
-      </w:r>
-    </w:p>
-    <w:p>
-      <w:r>
-        <w:t xml:space="preserve">        content: "</w:t>
-      </w:r>
-      <w:r>
-        <w:rPr>
-          <w:rtl/>
-        </w:rPr>
-        <w:t>תפקידך לשמש כנתב</w:t>
-      </w:r>
-      <w:r>
-        <w:t xml:space="preserve"> (Router). </w:t>
-      </w:r>
-      <w:r>
-        <w:rPr>
-          <w:rtl/>
-        </w:rPr>
-        <w:t>קבל עיר והחזר אך ורק</w:t>
-      </w:r>
-      <w:r>
-        <w:t xml:space="preserve">: 'ULTRA_ORTHODOX' </w:t>
-      </w:r>
-      <w:r>
-        <w:rPr>
-          <w:rtl/>
-        </w:rPr>
-        <w:t>או</w:t>
-      </w:r>
-      <w:r>
-        <w:t xml:space="preserve"> 'GENERAL'."</w:t>
-      </w:r>
-    </w:p>
-    <w:p>
-      <w:r>
-        <w:t xml:space="preserve">      },</w:t>
-      </w:r>
-    </w:p>
-    <w:p>
-      <w:r>
-        <w:lastRenderedPageBreak/>
-        <w:t xml:space="preserve">      </w:t>
-      </w:r>
-      <w:proofErr w:type="gramStart"/>
-      <w:r>
-        <w:t>{ role</w:t>
-      </w:r>
-      <w:proofErr w:type="gramEnd"/>
-      <w:r>
-        <w:t>: "user", content: `</w:t>
-      </w:r>
-      <w:r>
-        <w:rPr>
-          <w:rtl/>
-        </w:rPr>
-        <w:t>הקלט שלי הוא העיר</w:t>
-      </w:r>
-      <w:r>
-        <w:t>: ${city}</w:t>
-      </w:r>
-      <w:proofErr w:type="gramStart"/>
-      <w:r>
-        <w:t>` }</w:t>
-      </w:r>
-      <w:proofErr w:type="gramEnd"/>
-    </w:p>
-    <w:p>
-      <w:r>
-        <w:t xml:space="preserve">    ]</w:t>
-      </w:r>
-    </w:p>
-    <w:p>
-      <w:r>
-        <w:t xml:space="preserve">  });</w:t>
-      </w:r>
-    </w:p>
-    <w:p>
-      <w:r>
-        <w:t xml:space="preserve">  return </w:t>
-      </w:r>
-      <w:proofErr w:type="spellStart"/>
-      <w:proofErr w:type="gramStart"/>
-      <w:r>
-        <w:t>response.choices</w:t>
-      </w:r>
-      <w:proofErr w:type="spellEnd"/>
-      <w:proofErr w:type="gramEnd"/>
-      <w:r>
-        <w:t>[0</w:t>
-      </w:r>
-      <w:proofErr w:type="gramStart"/>
-      <w:r>
-        <w:t>].</w:t>
-      </w:r>
-      <w:proofErr w:type="spellStart"/>
-      <w:r>
-        <w:t>message</w:t>
-      </w:r>
-      <w:proofErr w:type="gramEnd"/>
-      <w:r>
-        <w:t>.</w:t>
-      </w:r>
-      <w:proofErr w:type="gramStart"/>
-      <w:r>
-        <w:t>content.trim</w:t>
-      </w:r>
-      <w:proofErr w:type="spellEnd"/>
-      <w:proofErr w:type="gramEnd"/>
-      <w:r>
-        <w:t>();</w:t>
-      </w:r>
-    </w:p>
-    <w:p>
-      <w:r>
-        <w:t>}</w:t>
-      </w:r>
-    </w:p>
-    <w:p/>
-    <w:p>
-      <w:r>
-        <w:t xml:space="preserve">// </w:t>
-      </w:r>
-      <w:r>
-        <w:rPr>
-          <w:rtl/>
-        </w:rPr>
-        <w:t>הגדרת שרת ה</w:t>
-      </w:r>
-      <w:r>
-        <w:t>-MCP</w:t>
-      </w:r>
-    </w:p>
-    <w:p>
-      <w:r>
-        <w:t xml:space="preserve">const server = new </w:t>
-      </w:r>
-      <w:proofErr w:type="gramStart"/>
-      <w:r>
-        <w:t>Server({ name</w:t>
-      </w:r>
-      <w:proofErr w:type="gramEnd"/>
-      <w:r>
-        <w:t>: "dynamic-routing", version: "1.0.0</w:t>
-      </w:r>
-      <w:proofErr w:type="gramStart"/>
-      <w:r>
-        <w:t>" }</w:t>
-      </w:r>
-      <w:proofErr w:type="gramEnd"/>
-      <w:r>
-        <w:t xml:space="preserve">, </w:t>
-      </w:r>
-      <w:proofErr w:type="gramStart"/>
-      <w:r>
-        <w:t>{ capabilities</w:t>
-      </w:r>
-      <w:proofErr w:type="gramEnd"/>
-      <w:r>
-        <w:t xml:space="preserve">: </w:t>
-      </w:r>
-      <w:proofErr w:type="gramStart"/>
-      <w:r>
-        <w:t>{ tools</w:t>
-      </w:r>
-      <w:proofErr w:type="gramEnd"/>
-      <w:r>
-        <w:t>: {</w:t>
-      </w:r>
-      <w:proofErr w:type="gramStart"/>
-      <w:r>
-        <w:t>} }</w:t>
-      </w:r>
-      <w:proofErr w:type="gramEnd"/>
-      <w:r>
-        <w:t xml:space="preserve"> });</w:t>
-      </w:r>
-    </w:p>
-    <w:p/>
-    <w:p>
-      <w:proofErr w:type="spellStart"/>
-      <w:proofErr w:type="gramStart"/>
-      <w:r>
-        <w:t>server.setRequestHandler</w:t>
-      </w:r>
-      <w:proofErr w:type="spellEnd"/>
-      <w:proofErr w:type="gramEnd"/>
-      <w:r>
-        <w:t>(</w:t>
-      </w:r>
-      <w:proofErr w:type="spellStart"/>
-      <w:r>
-        <w:t>ListToolsRequestSchema</w:t>
-      </w:r>
-      <w:proofErr w:type="spellEnd"/>
-      <w:r>
-        <w:t>, async () =&gt; ({</w:t>
-      </w:r>
-    </w:p>
-    <w:p>
-      <w:r>
-        <w:t xml:space="preserve">  tools: [{</w:t>
-      </w:r>
-    </w:p>
-    <w:p>
-      <w:r>
-        <w:t xml:space="preserve">    name: "</w:t>
+      <w:r>
+        <w:t>, async (request) =&gt; {</w:t>
+      </w:r>
+    </w:p>
+    <w:p>
+      <w:r>
+        <w:t xml:space="preserve">  if (request.params.name === "</w:t>
       </w:r>
       <w:proofErr w:type="spellStart"/>
       <w:r>
@@ -5338,143 +4849,16 @@
       </w:r>
       <w:proofErr w:type="spellEnd"/>
       <w:r>
-        <w:t>",</w:t>
-      </w:r>
-    </w:p>
-    <w:p>
-      <w:r>
-        <w:t xml:space="preserve">    description: "Runs </w:t>
-      </w:r>
-      <w:proofErr w:type="gramStart"/>
-      <w:r>
-        <w:t>an AI-routed market research</w:t>
-      </w:r>
-      <w:proofErr w:type="gramEnd"/>
-      <w:r>
-        <w:t xml:space="preserve"> based on the city's specific population type.",</w:t>
-      </w:r>
-    </w:p>
-    <w:p>
-      <w:r>
-        <w:t xml:space="preserve">    </w:t>
-      </w:r>
-      <w:proofErr w:type="spellStart"/>
-      <w:r>
-        <w:t>inputSchema</w:t>
-      </w:r>
-      <w:proofErr w:type="spellEnd"/>
-      <w:r>
-        <w:t>: {</w:t>
-      </w:r>
-    </w:p>
-    <w:p>
-      <w:r>
-        <w:t xml:space="preserve">      type: "object",</w:t>
-      </w:r>
-    </w:p>
-    <w:p>
-      <w:r>
-        <w:t xml:space="preserve">      properties: </w:t>
-      </w:r>
-      <w:proofErr w:type="gramStart"/>
-      <w:r>
-        <w:t>{ city</w:t>
-      </w:r>
-      <w:proofErr w:type="gramEnd"/>
-      <w:r>
-        <w:t xml:space="preserve">: </w:t>
-      </w:r>
-      <w:proofErr w:type="gramStart"/>
-      <w:r>
-        <w:t>{ type</w:t>
-      </w:r>
-      <w:proofErr w:type="gramEnd"/>
-      <w:r>
-        <w:t>: "string</w:t>
-      </w:r>
-      <w:proofErr w:type="gramStart"/>
-      <w:r>
-        <w:t>" }</w:t>
-      </w:r>
-      <w:proofErr w:type="gramEnd"/>
-      <w:r>
-        <w:t xml:space="preserve"> },</w:t>
-      </w:r>
-    </w:p>
-    <w:p>
-      <w:r>
-        <w:t xml:space="preserve">      required: ["city"]</w:t>
-      </w:r>
-    </w:p>
-    <w:p>
-      <w:r>
-        <w:t xml:space="preserve">    }</w:t>
-      </w:r>
-    </w:p>
-    <w:p>
-      <w:r>
-        <w:t xml:space="preserve">  }]</w:t>
-      </w:r>
-    </w:p>
-    <w:p>
-      <w:r>
-        <w:t>}));</w:t>
-      </w:r>
-    </w:p>
-    <w:p/>
-    <w:p>
-      <w:proofErr w:type="spellStart"/>
-      <w:proofErr w:type="gramStart"/>
-      <w:r>
-        <w:t>server.setRequestHandler</w:t>
-      </w:r>
-      <w:proofErr w:type="spellEnd"/>
-      <w:proofErr w:type="gramEnd"/>
-      <w:r>
-        <w:t>(</w:t>
-      </w:r>
-      <w:proofErr w:type="spellStart"/>
-      <w:r>
-        <w:t>CallToolRequestSchema</w:t>
-      </w:r>
-      <w:proofErr w:type="spellEnd"/>
-      <w:r>
-        <w:t>, async (request) =&gt; {</w:t>
-      </w:r>
-    </w:p>
-    <w:p>
-      <w:r>
-        <w:t xml:space="preserve">  if (request.params.name === "</w:t>
-      </w:r>
-      <w:proofErr w:type="spellStart"/>
-      <w:r>
-        <w:t>smart_market_research</w:t>
-      </w:r>
-      <w:proofErr w:type="spellEnd"/>
-      <w:r>
         <w:t>") {</w:t>
       </w:r>
     </w:p>
     <w:p>
       <w:r>
-        <w:t xml:space="preserve">    const </w:t>
-      </w:r>
-      <w:proofErr w:type="gramStart"/>
-      <w:r>
-        <w:t>{ city</w:t>
-      </w:r>
-      <w:proofErr w:type="gramEnd"/>
-      <w:r>
-        <w:t xml:space="preserve"> } = </w:t>
-      </w:r>
-      <w:proofErr w:type="spellStart"/>
-      <w:proofErr w:type="gramStart"/>
-      <w:r>
-        <w:t>request.params</w:t>
-      </w:r>
-      <w:proofErr w:type="gramEnd"/>
-      <w:r>
-        <w:t>.arguments</w:t>
+        <w:t xml:space="preserve">    const { city } = </w:t>
+      </w:r>
+      <w:proofErr w:type="spellStart"/>
+      <w:r>
+        <w:t>request.params.arguments</w:t>
       </w:r>
       <w:proofErr w:type="spellEnd"/>
       <w:r>
@@ -5586,28 +4970,15 @@
     </w:p>
     <w:p>
       <w:r>
-        <w:t xml:space="preserve">      content: </w:t>
-      </w:r>
-      <w:proofErr w:type="gramStart"/>
-      <w:r>
-        <w:t>[{ type</w:t>
-      </w:r>
-      <w:proofErr w:type="gramEnd"/>
-      <w:r>
-        <w:t xml:space="preserve">: "text", text: </w:t>
+        <w:t xml:space="preserve">      content: [{ type: "text", text: </w:t>
       </w:r>
       <w:proofErr w:type="spellStart"/>
       <w:r>
         <w:t>JSON.stringify</w:t>
       </w:r>
       <w:proofErr w:type="spellEnd"/>
-      <w:proofErr w:type="gramStart"/>
-      <w:r>
-        <w:t>({ city</w:t>
-      </w:r>
-      <w:proofErr w:type="gramEnd"/>
-      <w:r>
-        <w:t xml:space="preserve">, </w:t>
+      <w:r>
+        <w:t xml:space="preserve">({ city, </w:t>
       </w:r>
       <w:proofErr w:type="spellStart"/>
       <w:r>
@@ -5626,17 +4997,12 @@
         <w:t xml:space="preserve">: </w:t>
       </w:r>
       <w:proofErr w:type="spellStart"/>
-      <w:proofErr w:type="gramStart"/>
       <w:r>
         <w:t>reportFromExpert</w:t>
       </w:r>
       <w:proofErr w:type="spellEnd"/>
       <w:r>
-        <w:t xml:space="preserve"> }</w:t>
-      </w:r>
-      <w:proofErr w:type="gramEnd"/>
-      <w:r>
-        <w:t>) }]</w:t>
+        <w:t xml:space="preserve"> }) }]</w:t>
       </w:r>
     </w:p>
     <w:p>
@@ -5651,15 +5017,7 @@
     </w:p>
     <w:p>
       <w:r>
-        <w:t xml:space="preserve">  throw new </w:t>
-      </w:r>
-      <w:proofErr w:type="gramStart"/>
-      <w:r>
-        <w:t>Error(</w:t>
-      </w:r>
-      <w:proofErr w:type="gramEnd"/>
-      <w:r>
-        <w:t>"Tool not found");</w:t>
+        <w:t xml:space="preserve">  throw new Error("Tool not found");</w:t>
       </w:r>
     </w:p>
     <w:p>
@@ -5670,12 +5028,10 @@
     <w:p/>
     <w:p>
       <w:proofErr w:type="spellStart"/>
-      <w:proofErr w:type="gramStart"/>
       <w:r>
         <w:t>process.on</w:t>
       </w:r>
       <w:proofErr w:type="spellEnd"/>
-      <w:proofErr w:type="gramEnd"/>
       <w:r>
         <w:t>("</w:t>
       </w:r>
@@ -5688,34 +5044,28 @@
         <w:t xml:space="preserve">", (err) =&gt; </w:t>
       </w:r>
       <w:proofErr w:type="spellStart"/>
-      <w:proofErr w:type="gramStart"/>
       <w:r>
         <w:t>console.error</w:t>
       </w:r>
       <w:proofErr w:type="spellEnd"/>
-      <w:proofErr w:type="gramEnd"/>
       <w:r>
         <w:t xml:space="preserve">("Error:", </w:t>
       </w:r>
       <w:proofErr w:type="spellStart"/>
-      <w:proofErr w:type="gramStart"/>
       <w:r>
         <w:t>err.message</w:t>
       </w:r>
       <w:proofErr w:type="spellEnd"/>
-      <w:proofErr w:type="gramEnd"/>
       <w:r>
         <w:t>));</w:t>
       </w:r>
     </w:p>
     <w:p>
       <w:proofErr w:type="spellStart"/>
-      <w:proofErr w:type="gramStart"/>
       <w:r>
         <w:t>process.on</w:t>
       </w:r>
       <w:proofErr w:type="spellEnd"/>
-      <w:proofErr w:type="gramEnd"/>
       <w:r>
         <w:t>("</w:t>
       </w:r>
@@ -5728,40 +5078,28 @@
         <w:t xml:space="preserve">", (reason) =&gt; </w:t>
       </w:r>
       <w:proofErr w:type="spellStart"/>
-      <w:proofErr w:type="gramStart"/>
       <w:r>
         <w:t>console.error</w:t>
       </w:r>
       <w:proofErr w:type="spellEnd"/>
-      <w:proofErr w:type="gramEnd"/>
       <w:r>
         <w:t>("Rejection:", reason));</w:t>
       </w:r>
     </w:p>
     <w:p>
       <w:proofErr w:type="spellStart"/>
-      <w:proofErr w:type="gramStart"/>
       <w:r>
         <w:t>setInterval</w:t>
       </w:r>
       <w:proofErr w:type="spellEnd"/>
       <w:r>
-        <w:t>(</w:t>
-      </w:r>
-      <w:proofErr w:type="gramEnd"/>
-      <w:r>
-        <w:t>() =&gt; {}, 1000</w:t>
-      </w:r>
-      <w:proofErr w:type="gramStart"/>
-      <w:r>
-        <w:t>).</w:t>
+        <w:t>(() =&gt; {}, 1000).</w:t>
       </w:r>
       <w:proofErr w:type="spellStart"/>
       <w:r>
         <w:t>unref</w:t>
       </w:r>
       <w:proofErr w:type="spellEnd"/>
-      <w:proofErr w:type="gramEnd"/>
       <w:r>
         <w:t>();</w:t>
       </w:r>
@@ -5772,17 +5110,12 @@
         <w:t xml:space="preserve">const transport = new </w:t>
       </w:r>
       <w:proofErr w:type="spellStart"/>
-      <w:proofErr w:type="gramStart"/>
       <w:r>
         <w:t>StdioServerTransport</w:t>
       </w:r>
       <w:proofErr w:type="spellEnd"/>
       <w:r>
-        <w:t>(</w:t>
-      </w:r>
-      <w:proofErr w:type="gramEnd"/>
-      <w:r>
-        <w:t>);</w:t>
+        <w:t>();</w:t>
       </w:r>
     </w:p>
     <w:p>
@@ -5790,12 +5123,10 @@
         <w:t xml:space="preserve">await </w:t>
       </w:r>
       <w:proofErr w:type="spellStart"/>
-      <w:proofErr w:type="gramStart"/>
       <w:r>
         <w:t>server.connect</w:t>
       </w:r>
       <w:proofErr w:type="spellEnd"/>
-      <w:proofErr w:type="gramEnd"/>
       <w:r>
         <w:t>(transport);</w:t>
       </w:r>
@@ -5870,13 +5201,8 @@
         <w:t>"</w:t>
       </w:r>
       <w:proofErr w:type="spellStart"/>
-      <w:proofErr w:type="gramStart"/>
-      <w:r>
-        <w:t>smart</w:t>
-      </w:r>
-      <w:proofErr w:type="gramEnd"/>
-      <w:r>
-        <w:t>_research_agent</w:t>
+      <w:r>
+        <w:t>smart_research_agent</w:t>
       </w:r>
       <w:proofErr w:type="spellEnd"/>
       <w:r>
@@ -6402,12 +5728,10 @@
         <w:t xml:space="preserve">  </w:t>
       </w:r>
       <w:proofErr w:type="spellStart"/>
-      <w:proofErr w:type="gramStart"/>
       <w:r>
         <w:t>console.error</w:t>
       </w:r>
       <w:proofErr w:type="spellEnd"/>
-      <w:proofErr w:type="gramEnd"/>
       <w:r>
         <w:t>(`</w:t>
       </w:r>
@@ -6440,20 +5764,10 @@
         <w:t xml:space="preserve">  const response = await </w:t>
       </w:r>
       <w:proofErr w:type="spellStart"/>
-      <w:proofErr w:type="gramStart"/>
-      <w:r>
-        <w:t>openai.chat</w:t>
-      </w:r>
-      <w:proofErr w:type="gramEnd"/>
-      <w:r>
-        <w:t>.</w:t>
-      </w:r>
-      <w:proofErr w:type="gramStart"/>
-      <w:r>
-        <w:t>completions.create</w:t>
-      </w:r>
-      <w:proofErr w:type="spellEnd"/>
-      <w:proofErr w:type="gramEnd"/>
+      <w:r>
+        <w:t>openai.chat.completions.create</w:t>
+      </w:r>
+      <w:proofErr w:type="spellEnd"/>
       <w:r>
         <w:t>({</w:t>
       </w:r>
@@ -6545,18 +5859,9 @@
     </w:p>
     <w:p>
       <w:r>
-        <w:t xml:space="preserve">      </w:t>
-      </w:r>
-      <w:proofErr w:type="gramStart"/>
-      <w:r>
-        <w:t>{ role</w:t>
-      </w:r>
-      <w:proofErr w:type="gramEnd"/>
-      <w:r>
-        <w:t xml:space="preserve">: "user", content: </w:t>
-      </w:r>
-      <w:proofErr w:type="spellStart"/>
-      <w:proofErr w:type="gramStart"/>
+        <w:t xml:space="preserve">      { role: "user", content: </w:t>
+      </w:r>
+      <w:proofErr w:type="spellStart"/>
       <w:r>
         <w:t>userInput</w:t>
       </w:r>
@@ -6564,7 +5869,6 @@
       <w:r>
         <w:t xml:space="preserve"> }</w:t>
       </w:r>
-      <w:proofErr w:type="gramEnd"/>
     </w:p>
     <w:p>
       <w:r>
@@ -6582,33 +5886,18 @@
         <w:t xml:space="preserve">  return </w:t>
       </w:r>
       <w:proofErr w:type="spellStart"/>
-      <w:proofErr w:type="gramStart"/>
       <w:r>
         <w:t>response.choices</w:t>
       </w:r>
       <w:proofErr w:type="spellEnd"/>
-      <w:proofErr w:type="gramEnd"/>
-      <w:r>
-        <w:t>[0</w:t>
-      </w:r>
-      <w:proofErr w:type="gramStart"/>
-      <w:r>
-        <w:t>].</w:t>
-      </w:r>
-      <w:proofErr w:type="spellStart"/>
-      <w:r>
-        <w:t>message</w:t>
-      </w:r>
-      <w:proofErr w:type="gramEnd"/>
-      <w:r>
-        <w:t>.</w:t>
-      </w:r>
-      <w:proofErr w:type="gramStart"/>
-      <w:r>
-        <w:t>content.trim</w:t>
-      </w:r>
-      <w:proofErr w:type="spellEnd"/>
-      <w:proofErr w:type="gramEnd"/>
+      <w:r>
+        <w:t>[0].</w:t>
+      </w:r>
+      <w:proofErr w:type="spellStart"/>
+      <w:r>
+        <w:t>message.content.trim</w:t>
+      </w:r>
+      <w:proofErr w:type="spellEnd"/>
       <w:r>
         <w:t>();</w:t>
       </w:r>
@@ -6720,12 +6009,10 @@
     </w:p>
     <w:p>
       <w:proofErr w:type="spellStart"/>
-      <w:proofErr w:type="gramStart"/>
       <w:r>
         <w:t>server.setRequestHandler</w:t>
       </w:r>
       <w:proofErr w:type="spellEnd"/>
-      <w:proofErr w:type="gramEnd"/>
       <w:r>
         <w:t>(</w:t>
       </w:r>
@@ -6753,46 +6040,33 @@
     </w:p>
     <w:p>
       <w:r>
+        <w:t xml:space="preserve">    const { city } = </w:t>
+      </w:r>
+      <w:proofErr w:type="spellStart"/>
+      <w:r>
+        <w:t>request.params.arguments</w:t>
+      </w:r>
+      <w:proofErr w:type="spellEnd"/>
+      <w:r>
+        <w:t>;</w:t>
+      </w:r>
+    </w:p>
+    <w:p/>
+    <w:p>
+      <w:r>
+        <w:t xml:space="preserve">    // 1. </w:t>
+      </w:r>
+      <w:r>
+        <w:rPr>
+          <w:rtl/>
+        </w:rPr>
+        <w:t>בדיקת אבטחה ראשונית של שומר הסף</w:t>
+      </w:r>
+    </w:p>
+    <w:p>
+      <w:r>
         <w:t xml:space="preserve">    const </w:t>
       </w:r>
-      <w:proofErr w:type="gramStart"/>
-      <w:r>
-        <w:t>{ city</w:t>
-      </w:r>
-      <w:proofErr w:type="gramEnd"/>
-      <w:r>
-        <w:t xml:space="preserve"> } = </w:t>
-      </w:r>
-      <w:proofErr w:type="spellStart"/>
-      <w:proofErr w:type="gramStart"/>
-      <w:r>
-        <w:t>request.params</w:t>
-      </w:r>
-      <w:proofErr w:type="gramEnd"/>
-      <w:r>
-        <w:t>.arguments</w:t>
-      </w:r>
-      <w:proofErr w:type="spellEnd"/>
-      <w:r>
-        <w:t>;</w:t>
-      </w:r>
-    </w:p>
-    <w:p/>
-    <w:p>
-      <w:r>
-        <w:t xml:space="preserve">    // 1. </w:t>
-      </w:r>
-      <w:r>
-        <w:rPr>
-          <w:rtl/>
-        </w:rPr>
-        <w:t>בדיקת אבטחה ראשונית של שומר הסף</w:t>
-      </w:r>
-    </w:p>
-    <w:p>
-      <w:r>
-        <w:t xml:space="preserve">    const </w:t>
-      </w:r>
       <w:proofErr w:type="spellStart"/>
       <w:r>
         <w:t>safetyCheck</w:t>
@@ -6815,12 +6089,10 @@
         <w:t xml:space="preserve">    </w:t>
       </w:r>
       <w:proofErr w:type="spellStart"/>
-      <w:proofErr w:type="gramStart"/>
       <w:r>
         <w:t>console.error</w:t>
       </w:r>
       <w:proofErr w:type="spellEnd"/>
-      <w:proofErr w:type="gramEnd"/>
       <w:r>
         <w:t>(`</w:t>
       </w:r>
@@ -6873,15 +6145,7 @@
     </w:p>
     <w:p>
       <w:r>
-        <w:t xml:space="preserve">        content: </w:t>
-      </w:r>
-      <w:proofErr w:type="gramStart"/>
-      <w:r>
-        <w:t>[{ type</w:t>
-      </w:r>
-      <w:proofErr w:type="gramEnd"/>
-      <w:r>
-        <w:t>: "text", text: "</w:t>
+        <w:t xml:space="preserve">        content: [{ type: "text", text: "</w:t>
       </w:r>
       <w:r>
         <w:rPr>
@@ -6899,15 +6163,7 @@
         <w:t>חסימת אבטחה: הבקשה זוהתה כניסיון עקיפה או כנושא שאינו קשור למחקר שוק המשפחתונים</w:t>
       </w:r>
       <w:r>
-        <w:t>.</w:t>
-      </w:r>
-      <w:proofErr w:type="gramStart"/>
-      <w:r>
-        <w:t>" }</w:t>
-      </w:r>
-      <w:proofErr w:type="gramEnd"/>
-      <w:r>
-        <w:t>]</w:t>
+        <w:t>." }]</w:t>
       </w:r>
     </w:p>
     <w:p>
@@ -7033,28 +6289,15 @@
     </w:p>
     <w:p>
       <w:r>
-        <w:t xml:space="preserve">      content: </w:t>
-      </w:r>
-      <w:proofErr w:type="gramStart"/>
-      <w:r>
-        <w:t>[{ type</w:t>
-      </w:r>
-      <w:proofErr w:type="gramEnd"/>
-      <w:r>
-        <w:t xml:space="preserve">: "text", text: </w:t>
+        <w:t xml:space="preserve">      content: [{ type: "text", text: </w:t>
       </w:r>
       <w:proofErr w:type="spellStart"/>
       <w:r>
         <w:t>JSON.stringify</w:t>
       </w:r>
       <w:proofErr w:type="spellEnd"/>
-      <w:proofErr w:type="gramStart"/>
-      <w:r>
-        <w:t>({ city</w:t>
-      </w:r>
-      <w:proofErr w:type="gramEnd"/>
-      <w:r>
-        <w:t xml:space="preserve">, </w:t>
+      <w:r>
+        <w:t xml:space="preserve">({ city, </w:t>
       </w:r>
       <w:proofErr w:type="spellStart"/>
       <w:r>
@@ -7073,17 +6316,12 @@
         <w:t xml:space="preserve">: </w:t>
       </w:r>
       <w:proofErr w:type="spellStart"/>
-      <w:proofErr w:type="gramStart"/>
       <w:r>
         <w:t>reportFromExpert</w:t>
       </w:r>
       <w:proofErr w:type="spellEnd"/>
       <w:r>
-        <w:t xml:space="preserve"> }</w:t>
-      </w:r>
-      <w:proofErr w:type="gramEnd"/>
-      <w:r>
-        <w:t>) }]</w:t>
+        <w:t xml:space="preserve"> }) }]</w:t>
       </w:r>
     </w:p>
     <w:p>
@@ -7098,15 +6336,7 @@
     </w:p>
     <w:p>
       <w:r>
-        <w:t xml:space="preserve">  throw new </w:t>
-      </w:r>
-      <w:proofErr w:type="gramStart"/>
-      <w:r>
-        <w:t>Error(</w:t>
-      </w:r>
-      <w:proofErr w:type="gramEnd"/>
-      <w:r>
-        <w:t>"Tool not found");</w:t>
+        <w:t xml:space="preserve">  throw new Error("Tool not found");</w:t>
       </w:r>
     </w:p>
     <w:p>
@@ -8079,13 +7309,34 @@
     </w:p>
     <w:p>
       <w:r>
-        <w:t xml:space="preserve">import </w:t>
-      </w:r>
-      <w:proofErr w:type="gramStart"/>
-      <w:r>
-        <w:t>{ Server</w:t>
-      </w:r>
-      <w:proofErr w:type="gramEnd"/>
+        <w:t>import { Server } from "@</w:t>
+      </w:r>
+      <w:proofErr w:type="spellStart"/>
+      <w:r>
+        <w:t>modelcontextprotocol</w:t>
+      </w:r>
+      <w:proofErr w:type="spellEnd"/>
+      <w:r>
+        <w:t>/</w:t>
+      </w:r>
+      <w:proofErr w:type="spellStart"/>
+      <w:r>
+        <w:t>sdk</w:t>
+      </w:r>
+      <w:proofErr w:type="spellEnd"/>
+      <w:r>
+        <w:t>/server/index.js";</w:t>
+      </w:r>
+    </w:p>
+    <w:p>
+      <w:r>
+        <w:t xml:space="preserve">import { </w:t>
+      </w:r>
+      <w:proofErr w:type="spellStart"/>
+      <w:r>
+        <w:t>StdioServerTransport</w:t>
+      </w:r>
+      <w:proofErr w:type="spellEnd"/>
       <w:r>
         <w:t xml:space="preserve"> } from "@</w:t>
       </w:r>
@@ -8103,23 +7354,27 @@
       </w:r>
       <w:proofErr w:type="spellEnd"/>
       <w:r>
-        <w:t>/server/index.js";</w:t>
-      </w:r>
-    </w:p>
-    <w:p>
-      <w:r>
-        <w:t xml:space="preserve">import </w:t>
-      </w:r>
-      <w:proofErr w:type="gramStart"/>
-      <w:r>
-        <w:t xml:space="preserve">{ </w:t>
-      </w:r>
-      <w:proofErr w:type="spellStart"/>
-      <w:r>
-        <w:t>StdioServerTransport</w:t>
-      </w:r>
-      <w:proofErr w:type="spellEnd"/>
-      <w:proofErr w:type="gramEnd"/>
+        <w:t>/server/stdio.js";</w:t>
+      </w:r>
+    </w:p>
+    <w:p>
+      <w:r>
+        <w:lastRenderedPageBreak/>
+        <w:t xml:space="preserve">import { </w:t>
+      </w:r>
+      <w:proofErr w:type="spellStart"/>
+      <w:r>
+        <w:t>CallToolRequestSchema</w:t>
+      </w:r>
+      <w:proofErr w:type="spellEnd"/>
+      <w:r>
+        <w:t xml:space="preserve">, </w:t>
+      </w:r>
+      <w:proofErr w:type="spellStart"/>
+      <w:r>
+        <w:t>ListToolsRequestSchema</w:t>
+      </w:r>
+      <w:proofErr w:type="spellEnd"/>
       <w:r>
         <w:t xml:space="preserve"> } from "@</w:t>
       </w:r>
@@ -8137,54 +7392,6 @@
       </w:r>
       <w:proofErr w:type="spellEnd"/>
       <w:r>
-        <w:t>/server/stdio.js";</w:t>
-      </w:r>
-    </w:p>
-    <w:p>
-      <w:r>
-        <w:lastRenderedPageBreak/>
-        <w:t xml:space="preserve">import </w:t>
-      </w:r>
-      <w:proofErr w:type="gramStart"/>
-      <w:r>
-        <w:t xml:space="preserve">{ </w:t>
-      </w:r>
-      <w:proofErr w:type="spellStart"/>
-      <w:r>
-        <w:t>CallToolRequestSchema</w:t>
-      </w:r>
-      <w:proofErr w:type="spellEnd"/>
-      <w:proofErr w:type="gramEnd"/>
-      <w:r>
-        <w:t xml:space="preserve">, </w:t>
-      </w:r>
-      <w:proofErr w:type="spellStart"/>
-      <w:proofErr w:type="gramStart"/>
-      <w:r>
-        <w:t>ListToolsRequestSchema</w:t>
-      </w:r>
-      <w:proofErr w:type="spellEnd"/>
-      <w:r>
-        <w:t xml:space="preserve"> }</w:t>
-      </w:r>
-      <w:proofErr w:type="gramEnd"/>
-      <w:r>
-        <w:t xml:space="preserve"> from "@</w:t>
-      </w:r>
-      <w:proofErr w:type="spellStart"/>
-      <w:r>
-        <w:t>modelcontextprotocol</w:t>
-      </w:r>
-      <w:proofErr w:type="spellEnd"/>
-      <w:r>
-        <w:t>/</w:t>
-      </w:r>
-      <w:proofErr w:type="spellStart"/>
-      <w:r>
-        <w:t>sdk</w:t>
-      </w:r>
-      <w:proofErr w:type="spellEnd"/>
-      <w:r>
         <w:t>/types.js";</w:t>
       </w:r>
     </w:p>
@@ -8244,15 +7451,7 @@
       </w:r>
       <w:proofErr w:type="spellEnd"/>
       <w:r>
-        <w:t xml:space="preserve"> = new </w:t>
-      </w:r>
-      <w:proofErr w:type="gramStart"/>
-      <w:r>
-        <w:t>OpenAI(</w:t>
-      </w:r>
-      <w:proofErr w:type="gramEnd"/>
-      <w:r>
-        <w:t>{</w:t>
+        <w:t xml:space="preserve"> = new OpenAI({</w:t>
       </w:r>
     </w:p>
     <w:p>
@@ -8320,15 +7519,7 @@
         <w:t>המשפחתון של רחלי</w:t>
       </w:r>
       <w:r>
-        <w:t xml:space="preserve">": </w:t>
-      </w:r>
-      <w:proofErr w:type="gramStart"/>
-      <w:r>
-        <w:t>{ price</w:t>
-      </w:r>
-      <w:proofErr w:type="gramEnd"/>
-      <w:r>
-        <w:t xml:space="preserve">: 3200, </w:t>
+        <w:t xml:space="preserve">": { price: 3200, </w:t>
       </w:r>
       <w:proofErr w:type="spellStart"/>
       <w:r>
@@ -8343,251 +7534,198 @@
         <w:t>rev_rachel</w:t>
       </w:r>
       <w:proofErr w:type="spellEnd"/>
-      <w:proofErr w:type="gramStart"/>
+      <w:r>
+        <w:t>" },</w:t>
+      </w:r>
+    </w:p>
+    <w:p>
+      <w:r>
+        <w:t xml:space="preserve">  "</w:t>
+      </w:r>
+      <w:r>
+        <w:rPr>
+          <w:rtl/>
+        </w:rPr>
+        <w:t>מטפלת חנה</w:t>
+      </w:r>
+      <w:r>
+        <w:t xml:space="preserve">":        { price: 2900, </w:t>
+      </w:r>
+      <w:proofErr w:type="spellStart"/>
+      <w:r>
+        <w:t>reviewKey</w:t>
+      </w:r>
+      <w:proofErr w:type="spellEnd"/>
+      <w:r>
+        <w:t>: "</w:t>
+      </w:r>
+      <w:proofErr w:type="spellStart"/>
+      <w:r>
+        <w:t>rev_chana</w:t>
+      </w:r>
+      <w:proofErr w:type="spellEnd"/>
+      <w:r>
+        <w:t>" },</w:t>
+      </w:r>
+    </w:p>
+    <w:p>
+      <w:r>
+        <w:t xml:space="preserve">  "</w:t>
+      </w:r>
+      <w:r>
+        <w:rPr>
+          <w:rtl/>
+        </w:rPr>
+        <w:t>פעוטון חסדי חיה</w:t>
+      </w:r>
+      <w:r>
+        <w:t xml:space="preserve">":   { price: 3400, </w:t>
+      </w:r>
+      <w:proofErr w:type="spellStart"/>
+      <w:r>
+        <w:t>reviewKey</w:t>
+      </w:r>
+      <w:proofErr w:type="spellEnd"/>
+      <w:r>
+        <w:t>: "</w:t>
+      </w:r>
+      <w:proofErr w:type="spellStart"/>
+      <w:r>
+        <w:t>rev_chaya</w:t>
+      </w:r>
+      <w:proofErr w:type="spellEnd"/>
       <w:r>
         <w:t>" }</w:t>
       </w:r>
-      <w:proofErr w:type="gramEnd"/>
-      <w:r>
-        <w:t>,</w:t>
+    </w:p>
+    <w:p>
+      <w:r>
+        <w:t>};</w:t>
+      </w:r>
+    </w:p>
+    <w:p/>
+    <w:p>
+      <w:r>
+        <w:t xml:space="preserve">const </w:t>
+      </w:r>
+      <w:proofErr w:type="spellStart"/>
+      <w:r>
+        <w:t>reviewsDatabase</w:t>
+      </w:r>
+      <w:proofErr w:type="spellEnd"/>
+      <w:r>
+        <w:t xml:space="preserve"> = {</w:t>
       </w:r>
     </w:p>
     <w:p>
       <w:r>
         <w:t xml:space="preserve">  "</w:t>
       </w:r>
-      <w:r>
-        <w:rPr>
-          <w:rtl/>
-        </w:rPr>
-        <w:t>מטפלת חנה</w:t>
-      </w:r>
-      <w:r>
-        <w:t xml:space="preserve">":     </w:t>
-      </w:r>
-      <w:proofErr w:type="gramStart"/>
-      <w:r>
-        <w:t xml:space="preserve">   {</w:t>
-      </w:r>
-      <w:proofErr w:type="gramEnd"/>
-      <w:r>
-        <w:t xml:space="preserve"> price: 2900, </w:t>
-      </w:r>
-      <w:proofErr w:type="spellStart"/>
-      <w:r>
-        <w:t>reviewKey</w:t>
-      </w:r>
-      <w:proofErr w:type="spellEnd"/>
-      <w:r>
-        <w:t>: "</w:t>
+      <w:proofErr w:type="spellStart"/>
+      <w:r>
+        <w:t>rev_rachel</w:t>
+      </w:r>
+      <w:proofErr w:type="spellEnd"/>
+      <w:r>
+        <w:t>": ["</w:t>
+      </w:r>
+      <w:r>
+        <w:rPr>
+          <w:rtl/>
+        </w:rPr>
+        <w:t>היחס היה קר מאוד ולא מומלץ בכלל</w:t>
+      </w:r>
+      <w:r>
+        <w:t>."],</w:t>
+      </w:r>
+    </w:p>
+    <w:p>
+      <w:r>
+        <w:t xml:space="preserve">  "</w:t>
       </w:r>
       <w:proofErr w:type="spellStart"/>
       <w:r>
         <w:t>rev_chana</w:t>
       </w:r>
       <w:proofErr w:type="spellEnd"/>
-      <w:proofErr w:type="gramStart"/>
-      <w:r>
-        <w:t>" }</w:t>
-      </w:r>
-      <w:proofErr w:type="gramEnd"/>
-      <w:r>
-        <w:t>,</w:t>
+      <w:r>
+        <w:t>":  [</w:t>
+      </w:r>
+    </w:p>
+    <w:p>
+      <w:r>
+        <w:t xml:space="preserve">    "</w:t>
+      </w:r>
+      <w:r>
+        <w:rPr>
+          <w:rtl/>
+        </w:rPr>
+        <w:t>חנה מדהימה! חמה, מסורה, משקיעה בילדים מכל הלב</w:t>
+      </w:r>
+      <w:r>
+        <w:t>.",</w:t>
+      </w:r>
+    </w:p>
+    <w:p>
+      <w:r>
+        <w:t xml:space="preserve">    "</w:t>
+      </w:r>
+      <w:r>
+        <w:rPr>
+          <w:rtl/>
+        </w:rPr>
+        <w:t>הבת שלי פורחת אצלה כבר שנה שלמה, ממליצה בחום</w:t>
+      </w:r>
+      <w:r>
+        <w:t>.",</w:t>
+      </w:r>
+    </w:p>
+    <w:p>
+      <w:r>
+        <w:t xml:space="preserve">    "</w:t>
+      </w:r>
+      <w:r>
+        <w:rPr>
+          <w:rtl/>
+        </w:rPr>
+        <w:t>אזהרה! שמעתי מהשכנה שהיא משאירה לפעמים את הילדים לבד בחדר לכמה דקות</w:t>
+      </w:r>
+      <w:r>
+        <w:t xml:space="preserve">!!" // </w:t>
+      </w:r>
+      <w:r>
+        <w:rPr>
+          <w:rFonts w:ascii="Segoe UI Emoji" w:hAnsi="Segoe UI Emoji" w:cs="Segoe UI Emoji"/>
+        </w:rPr>
+        <w:t>🚨</w:t>
+      </w:r>
+      <w:r>
+        <w:t xml:space="preserve"> </w:t>
+      </w:r>
+      <w:r>
+        <w:rPr>
+          <w:rtl/>
+        </w:rPr>
+        <w:t>הביקורת שתכשיל את חנה</w:t>
+      </w:r>
+    </w:p>
+    <w:p>
+      <w:r>
+        <w:t xml:space="preserve">  ],</w:t>
       </w:r>
     </w:p>
     <w:p>
       <w:r>
         <w:t xml:space="preserve">  "</w:t>
       </w:r>
-      <w:r>
-        <w:rPr>
-          <w:rtl/>
-        </w:rPr>
-        <w:t>פעוטון חסדי חיה</w:t>
-      </w:r>
-      <w:r>
-        <w:t>":</w:t>
-      </w:r>
-      <w:proofErr w:type="gramStart"/>
-      <w:r>
-        <w:t xml:space="preserve">   {</w:t>
-      </w:r>
-      <w:proofErr w:type="gramEnd"/>
-      <w:r>
-        <w:t xml:space="preserve"> price: 3400, </w:t>
-      </w:r>
-      <w:proofErr w:type="spellStart"/>
-      <w:r>
-        <w:t>reviewKey</w:t>
-      </w:r>
-      <w:proofErr w:type="spellEnd"/>
-      <w:r>
-        <w:t>: "</w:t>
-      </w:r>
       <w:proofErr w:type="spellStart"/>
       <w:r>
         <w:t>rev_chaya</w:t>
       </w:r>
       <w:proofErr w:type="spellEnd"/>
-      <w:proofErr w:type="gramStart"/>
-      <w:r>
-        <w:t>" }</w:t>
-      </w:r>
-      <w:proofErr w:type="gramEnd"/>
-    </w:p>
-    <w:p>
-      <w:r>
-        <w:t>};</w:t>
-      </w:r>
-    </w:p>
-    <w:p/>
-    <w:p>
-      <w:r>
-        <w:t xml:space="preserve">const </w:t>
-      </w:r>
-      <w:proofErr w:type="spellStart"/>
-      <w:r>
-        <w:t>reviewsDatabase</w:t>
-      </w:r>
-      <w:proofErr w:type="spellEnd"/>
-      <w:r>
-        <w:t xml:space="preserve"> = {</w:t>
-      </w:r>
-    </w:p>
-    <w:p>
-      <w:r>
-        <w:t xml:space="preserve">  "</w:t>
-      </w:r>
-      <w:proofErr w:type="spellStart"/>
-      <w:proofErr w:type="gramStart"/>
-      <w:r>
-        <w:t>rev</w:t>
-      </w:r>
-      <w:proofErr w:type="gramEnd"/>
-      <w:r>
-        <w:t>_rachel</w:t>
-      </w:r>
-      <w:proofErr w:type="spellEnd"/>
-      <w:r>
-        <w:t>": ["</w:t>
-      </w:r>
-      <w:r>
-        <w:rPr>
-          <w:rtl/>
-        </w:rPr>
-        <w:t>היחס היה קר מאוד ולא מומלץ בכלל</w:t>
-      </w:r>
-      <w:r>
-        <w:t>."],</w:t>
-      </w:r>
-    </w:p>
-    <w:p>
-      <w:r>
-        <w:t xml:space="preserve">  "</w:t>
-      </w:r>
-      <w:proofErr w:type="spellStart"/>
-      <w:proofErr w:type="gramStart"/>
-      <w:r>
-        <w:t>rev</w:t>
-      </w:r>
-      <w:proofErr w:type="gramEnd"/>
-      <w:r>
-        <w:t>_chana</w:t>
-      </w:r>
-      <w:proofErr w:type="spellEnd"/>
-      <w:r>
-        <w:t>"</w:t>
-      </w:r>
-      <w:proofErr w:type="gramStart"/>
-      <w:r>
-        <w:t>:  [</w:t>
-      </w:r>
-      <w:proofErr w:type="gramEnd"/>
-    </w:p>
-    <w:p>
-      <w:r>
-        <w:t xml:space="preserve">    "</w:t>
-      </w:r>
-      <w:r>
-        <w:rPr>
-          <w:rtl/>
-        </w:rPr>
-        <w:t>חנה מדהימה! חמה, מסורה, משקיעה בילדים מכל הלב</w:t>
-      </w:r>
-      <w:r>
-        <w:t>.",</w:t>
-      </w:r>
-    </w:p>
-    <w:p>
-      <w:r>
-        <w:t xml:space="preserve">    "</w:t>
-      </w:r>
-      <w:r>
-        <w:rPr>
-          <w:rtl/>
-        </w:rPr>
-        <w:t>הבת שלי פורחת אצלה כבר שנה שלמה, ממליצה בחום</w:t>
-      </w:r>
-      <w:r>
-        <w:t>.",</w:t>
-      </w:r>
-    </w:p>
-    <w:p>
-      <w:r>
-        <w:t xml:space="preserve">    "</w:t>
-      </w:r>
-      <w:r>
-        <w:rPr>
-          <w:rtl/>
-        </w:rPr>
-        <w:t>אזהרה! שמעתי מהשכנה שהיא משאירה לפעמים את הילדים לבד בחדר לכמה דקות</w:t>
-      </w:r>
-      <w:r>
-        <w:t xml:space="preserve">!!" // </w:t>
-      </w:r>
-      <w:r>
-        <w:rPr>
-          <w:rFonts w:ascii="Segoe UI Emoji" w:hAnsi="Segoe UI Emoji" w:cs="Segoe UI Emoji"/>
-        </w:rPr>
-        <w:t>🚨</w:t>
-      </w:r>
-      <w:r>
-        <w:t xml:space="preserve"> </w:t>
-      </w:r>
-      <w:r>
-        <w:rPr>
-          <w:rtl/>
-        </w:rPr>
-        <w:t>הביקורת שתכשיל את חנה</w:t>
-      </w:r>
-    </w:p>
-    <w:p>
-      <w:r>
-        <w:t xml:space="preserve">  ],</w:t>
-      </w:r>
-    </w:p>
-    <w:p>
-      <w:r>
-        <w:t xml:space="preserve">  "</w:t>
-      </w:r>
-      <w:proofErr w:type="spellStart"/>
-      <w:proofErr w:type="gramStart"/>
-      <w:r>
-        <w:t>rev</w:t>
-      </w:r>
-      <w:proofErr w:type="gramEnd"/>
-      <w:r>
-        <w:t>_chaya</w:t>
-      </w:r>
-      <w:proofErr w:type="spellEnd"/>
-      <w:r>
-        <w:t>"</w:t>
-      </w:r>
-      <w:proofErr w:type="gramStart"/>
-      <w:r>
-        <w:t>:  [</w:t>
-      </w:r>
-      <w:proofErr w:type="gramEnd"/>
+      <w:r>
+        <w:t>":  [</w:t>
+      </w:r>
     </w:p>
     <w:p>
       <w:r>
@@ -8649,17 +7787,52 @@
         <w:t xml:space="preserve">function </w:t>
       </w:r>
       <w:proofErr w:type="spellStart"/>
-      <w:proofErr w:type="gramStart"/>
       <w:r>
         <w:t>getAllCaregivers</w:t>
       </w:r>
       <w:proofErr w:type="spellEnd"/>
       <w:r>
+        <w:t>() {</w:t>
+      </w:r>
+    </w:p>
+    <w:p>
+      <w:r>
+        <w:t xml:space="preserve">  return </w:t>
+      </w:r>
+      <w:proofErr w:type="spellStart"/>
+      <w:r>
+        <w:t>Object.keys</w:t>
+      </w:r>
+      <w:proofErr w:type="spellEnd"/>
+      <w:r>
         <w:t>(</w:t>
       </w:r>
-      <w:proofErr w:type="gramEnd"/>
-      <w:r>
-        <w:t>) {</w:t>
+      <w:proofErr w:type="spellStart"/>
+      <w:r>
+        <w:t>caregiversDatabase</w:t>
+      </w:r>
+      <w:proofErr w:type="spellEnd"/>
+      <w:r>
+        <w:t>);</w:t>
+      </w:r>
+    </w:p>
+    <w:p>
+      <w:r>
+        <w:t>}</w:t>
+      </w:r>
+    </w:p>
+    <w:p/>
+    <w:p>
+      <w:r>
+        <w:t xml:space="preserve">function </w:t>
+      </w:r>
+      <w:proofErr w:type="spellStart"/>
+      <w:r>
+        <w:t>getCaregiverDetails</w:t>
+      </w:r>
+      <w:proofErr w:type="spellEnd"/>
+      <w:r>
+        <w:t>(name) {</w:t>
       </w:r>
     </w:p>
     <w:p>
@@ -8668,7 +7841,26 @@
       </w:r>
       <w:proofErr w:type="spellStart"/>
       <w:r>
-        <w:t>Object.keys</w:t>
+        <w:t>caregiversDatabase</w:t>
+      </w:r>
+      <w:proofErr w:type="spellEnd"/>
+      <w:r>
+        <w:t>[name] || null;</w:t>
+      </w:r>
+    </w:p>
+    <w:p>
+      <w:r>
+        <w:t>}</w:t>
+      </w:r>
+    </w:p>
+    <w:p/>
+    <w:p>
+      <w:r>
+        <w:t xml:space="preserve">function </w:t>
+      </w:r>
+      <w:proofErr w:type="spellStart"/>
+      <w:r>
+        <w:t>getCaregiverReview</w:t>
       </w:r>
       <w:proofErr w:type="spellEnd"/>
       <w:r>
@@ -8676,67 +7868,6 @@
       </w:r>
       <w:proofErr w:type="spellStart"/>
       <w:r>
-        <w:t>caregiversDatabase</w:t>
-      </w:r>
-      <w:proofErr w:type="spellEnd"/>
-      <w:r>
-        <w:t>);</w:t>
-      </w:r>
-    </w:p>
-    <w:p>
-      <w:r>
-        <w:t>}</w:t>
-      </w:r>
-    </w:p>
-    <w:p/>
-    <w:p>
-      <w:r>
-        <w:t xml:space="preserve">function </w:t>
-      </w:r>
-      <w:proofErr w:type="spellStart"/>
-      <w:r>
-        <w:t>getCaregiverDetails</w:t>
-      </w:r>
-      <w:proofErr w:type="spellEnd"/>
-      <w:r>
-        <w:t>(name) {</w:t>
-      </w:r>
-    </w:p>
-    <w:p>
-      <w:r>
-        <w:t xml:space="preserve">  return </w:t>
-      </w:r>
-      <w:proofErr w:type="spellStart"/>
-      <w:r>
-        <w:t>caregiversDatabase</w:t>
-      </w:r>
-      <w:proofErr w:type="spellEnd"/>
-      <w:r>
-        <w:t>[name] || null;</w:t>
-      </w:r>
-    </w:p>
-    <w:p>
-      <w:r>
-        <w:t>}</w:t>
-      </w:r>
-    </w:p>
-    <w:p/>
-    <w:p>
-      <w:r>
-        <w:t xml:space="preserve">function </w:t>
-      </w:r>
-      <w:proofErr w:type="spellStart"/>
-      <w:proofErr w:type="gramStart"/>
-      <w:r>
-        <w:t>getCaregiverReview</w:t>
-      </w:r>
-      <w:proofErr w:type="spellEnd"/>
-      <w:r>
-        <w:t>(</w:t>
-      </w:r>
-      <w:proofErr w:type="spellStart"/>
-      <w:proofErr w:type="gramEnd"/>
-      <w:r>
         <w:t>reviewKey</w:t>
       </w:r>
       <w:proofErr w:type="spellEnd"/>
@@ -8767,23 +7898,13 @@
     </w:p>
     <w:p>
       <w:r>
-        <w:t xml:space="preserve">  if </w:t>
-      </w:r>
-      <w:proofErr w:type="gramStart"/>
-      <w:r>
-        <w:t>(!reviews</w:t>
-      </w:r>
-      <w:proofErr w:type="gramEnd"/>
-      <w:r>
-        <w:t xml:space="preserve"> || index &gt;= </w:t>
-      </w:r>
-      <w:proofErr w:type="spellStart"/>
-      <w:proofErr w:type="gramStart"/>
+        <w:t xml:space="preserve">  if (!reviews || index &gt;= </w:t>
+      </w:r>
+      <w:proofErr w:type="spellStart"/>
       <w:r>
         <w:t>reviews.length</w:t>
       </w:r>
       <w:proofErr w:type="spellEnd"/>
-      <w:proofErr w:type="gramEnd"/>
       <w:r>
         <w:t>) {</w:t>
       </w:r>
@@ -8939,21 +8060,10 @@
         <w:rPr>
           <w:rtl/>
         </w:rPr>
-        <w:t xml:space="preserve">הכלים שאתה יכול </w:t>
-      </w:r>
-      <w:proofErr w:type="gramStart"/>
-      <w:r>
-        <w:rPr>
-          <w:rtl/>
-        </w:rPr>
-        <w:t>להפעיל</w:t>
-      </w:r>
-      <w:r>
-        <w:t>:\</w:t>
-      </w:r>
-      <w:proofErr w:type="gramEnd"/>
-      <w:r>
-        <w:t>n` +</w:t>
+        <w:t>הכלים שאתה יכול להפעיל</w:t>
+      </w:r>
+      <w:r>
+        <w:t>:\n` +</w:t>
       </w:r>
     </w:p>
     <w:p>
@@ -8964,21 +8074,10 @@
         <w:rPr>
           <w:rtl/>
         </w:rPr>
-        <w:t xml:space="preserve">בלי </w:t>
-      </w:r>
-      <w:proofErr w:type="gramStart"/>
-      <w:r>
-        <w:rPr>
-          <w:rtl/>
-        </w:rPr>
-        <w:t>פרמטרים</w:t>
-      </w:r>
-      <w:r>
-        <w:t>)\</w:t>
-      </w:r>
-      <w:proofErr w:type="gramEnd"/>
-      <w:r>
-        <w:t>n` +</w:t>
+        <w:t>בלי פרמטרים</w:t>
+      </w:r>
+      <w:r>
+        <w:t>)\n` +</w:t>
       </w:r>
     </w:p>
     <w:p>
@@ -8989,21 +8088,10 @@
         <w:rPr>
           <w:rtl/>
         </w:rPr>
-        <w:t xml:space="preserve">שם </w:t>
-      </w:r>
-      <w:proofErr w:type="gramStart"/>
-      <w:r>
-        <w:rPr>
-          <w:rtl/>
-        </w:rPr>
-        <w:t>המטפלת</w:t>
-      </w:r>
-      <w:r>
-        <w:t>]\</w:t>
-      </w:r>
-      <w:proofErr w:type="gramEnd"/>
-      <w:r>
-        <w:t>n` +</w:t>
+        <w:t>שם המטפלת</w:t>
+      </w:r>
+      <w:r>
+        <w:t>]\n` +</w:t>
       </w:r>
     </w:p>
     <w:p>
@@ -9014,21 +8102,10 @@
         <w:rPr>
           <w:rtl/>
         </w:rPr>
-        <w:t xml:space="preserve">[קוד חוות דעת], [מספר </w:t>
-      </w:r>
-      <w:proofErr w:type="gramStart"/>
-      <w:r>
-        <w:rPr>
-          <w:rtl/>
-        </w:rPr>
-        <w:t>אינדקס]</w:t>
-      </w:r>
-      <w:r>
-        <w:t>\n\n</w:t>
-      </w:r>
-      <w:proofErr w:type="gramEnd"/>
-      <w:r>
-        <w:t>` +</w:t>
+        <w:t>[קוד חוות דעת], [מספר אינדקס]</w:t>
+      </w:r>
+      <w:r>
+        <w:t>\n\n` +</w:t>
       </w:r>
     </w:p>
     <w:p>
@@ -9039,21 +8116,10 @@
         <w:rPr>
           <w:rtl/>
         </w:rPr>
-        <w:t xml:space="preserve">חוקי הלולאה </w:t>
-      </w:r>
-      <w:proofErr w:type="gramStart"/>
-      <w:r>
-        <w:rPr>
-          <w:rtl/>
-        </w:rPr>
-        <w:t>הקשיחים</w:t>
-      </w:r>
-      <w:r>
-        <w:t>:\</w:t>
-      </w:r>
-      <w:proofErr w:type="gramEnd"/>
-      <w:r>
-        <w:t>n` +</w:t>
+        <w:t>חוקי הלולאה הקשיחים</w:t>
+      </w:r>
+      <w:r>
+        <w:t>:\n` +</w:t>
       </w:r>
     </w:p>
     <w:p>
@@ -9151,15 +8217,7 @@
     </w:p>
     <w:p>
       <w:r>
-        <w:t xml:space="preserve">    </w:t>
-      </w:r>
-      <w:proofErr w:type="gramStart"/>
-      <w:r>
-        <w:t>{ role</w:t>
-      </w:r>
-      <w:proofErr w:type="gramEnd"/>
-      <w:r>
-        <w:t>: "user", content: `</w:t>
+        <w:t xml:space="preserve">    { role: "user", content: `</w:t>
       </w:r>
       <w:r>
         <w:rPr>
@@ -9182,21 +8240,10 @@
         <w:rPr>
           <w:rtl/>
         </w:rPr>
-        <w:t>ש"</w:t>
-      </w:r>
-      <w:proofErr w:type="gramStart"/>
-      <w:r>
-        <w:rPr>
-          <w:rtl/>
-        </w:rPr>
-        <w:t>ח</w:t>
-      </w:r>
-      <w:r>
-        <w:t>.`</w:t>
-      </w:r>
-      <w:proofErr w:type="gramEnd"/>
-      <w:r>
-        <w:t xml:space="preserve"> }</w:t>
+        <w:t>ש"ח</w:t>
+      </w:r>
+      <w:r>
+        <w:t>.` }</w:t>
       </w:r>
     </w:p>
     <w:p>
@@ -9239,18 +8286,13 @@
     <w:p/>
     <w:p>
       <w:r>
-        <w:t xml:space="preserve">  while </w:t>
-      </w:r>
-      <w:proofErr w:type="gramStart"/>
-      <w:r>
-        <w:t>(!</w:t>
+        <w:t xml:space="preserve">  while (!</w:t>
       </w:r>
       <w:proofErr w:type="spellStart"/>
       <w:r>
         <w:t>isTaskComplete</w:t>
       </w:r>
       <w:proofErr w:type="spellEnd"/>
-      <w:proofErr w:type="gramEnd"/>
       <w:r>
         <w:t xml:space="preserve"> &amp;&amp; step &lt;= 15) {</w:t>
       </w:r>
@@ -9260,20 +8302,10 @@
         <w:t xml:space="preserve">    const response = await </w:t>
       </w:r>
       <w:proofErr w:type="spellStart"/>
-      <w:proofErr w:type="gramStart"/>
-      <w:r>
-        <w:t>openai.chat</w:t>
-      </w:r>
-      <w:proofErr w:type="gramEnd"/>
-      <w:r>
-        <w:t>.</w:t>
-      </w:r>
-      <w:proofErr w:type="gramStart"/>
-      <w:r>
-        <w:t>completions.create</w:t>
-      </w:r>
-      <w:proofErr w:type="spellEnd"/>
-      <w:proofErr w:type="gramEnd"/>
+      <w:r>
+        <w:t>openai.chat.completions.create</w:t>
+      </w:r>
+      <w:proofErr w:type="spellEnd"/>
       <w:r>
         <w:t>({</w:t>
       </w:r>
@@ -9319,33 +8351,18 @@
         <w:t xml:space="preserve"> = </w:t>
       </w:r>
       <w:proofErr w:type="spellStart"/>
-      <w:proofErr w:type="gramStart"/>
       <w:r>
         <w:t>response.choices</w:t>
       </w:r>
       <w:proofErr w:type="spellEnd"/>
-      <w:proofErr w:type="gramEnd"/>
-      <w:r>
-        <w:t>[0</w:t>
-      </w:r>
-      <w:proofErr w:type="gramStart"/>
-      <w:r>
-        <w:t>].</w:t>
-      </w:r>
-      <w:proofErr w:type="spellStart"/>
-      <w:r>
-        <w:t>message</w:t>
-      </w:r>
-      <w:proofErr w:type="gramEnd"/>
-      <w:r>
-        <w:t>.</w:t>
-      </w:r>
-      <w:proofErr w:type="gramStart"/>
-      <w:r>
-        <w:t>content.trim</w:t>
-      </w:r>
-      <w:proofErr w:type="spellEnd"/>
-      <w:proofErr w:type="gramEnd"/>
+      <w:r>
+        <w:t>[0].</w:t>
+      </w:r>
+      <w:proofErr w:type="spellStart"/>
+      <w:r>
+        <w:t>message.content.trim</w:t>
+      </w:r>
+      <w:proofErr w:type="spellEnd"/>
       <w:r>
         <w:t>();</w:t>
       </w:r>
@@ -9394,30 +8411,20 @@
         <w:t xml:space="preserve">    </w:t>
       </w:r>
       <w:proofErr w:type="spellStart"/>
-      <w:proofErr w:type="gramStart"/>
       <w:r>
         <w:t>messages.push</w:t>
       </w:r>
       <w:proofErr w:type="spellEnd"/>
       <w:r>
-        <w:t>({ role</w:t>
-      </w:r>
-      <w:proofErr w:type="gramEnd"/>
-      <w:r>
-        <w:t xml:space="preserve">: "assistant", content: </w:t>
-      </w:r>
-      <w:proofErr w:type="spellStart"/>
-      <w:proofErr w:type="gramStart"/>
+        <w:t xml:space="preserve">({ role: "assistant", content: </w:t>
+      </w:r>
+      <w:proofErr w:type="spellStart"/>
       <w:r>
         <w:t>aiAction</w:t>
       </w:r>
       <w:proofErr w:type="spellEnd"/>
       <w:r>
-        <w:t xml:space="preserve"> }</w:t>
-      </w:r>
-      <w:proofErr w:type="gramEnd"/>
-      <w:r>
-        <w:t>);</w:t>
+        <w:t xml:space="preserve"> });</w:t>
       </w:r>
     </w:p>
     <w:p/>
@@ -9449,15 +8456,7 @@
     </w:p>
     <w:p>
       <w:r>
-        <w:t xml:space="preserve">      return </w:t>
-      </w:r>
-      <w:proofErr w:type="gramStart"/>
-      <w:r>
-        <w:t>{ status</w:t>
-      </w:r>
-      <w:proofErr w:type="gramEnd"/>
-      <w:r>
-        <w:t xml:space="preserve">: "SUCCESS", result: </w:t>
+        <w:t xml:space="preserve">      return { status: "SUCCESS", result: </w:t>
       </w:r>
       <w:proofErr w:type="spellStart"/>
       <w:r>
@@ -9476,17 +8475,12 @@
         <w:t xml:space="preserve">: step, log: </w:t>
       </w:r>
       <w:proofErr w:type="spellStart"/>
-      <w:proofErr w:type="gramStart"/>
       <w:r>
         <w:t>runLog</w:t>
       </w:r>
       <w:proofErr w:type="spellEnd"/>
       <w:r>
-        <w:t xml:space="preserve"> }</w:t>
-      </w:r>
-      <w:proofErr w:type="gramEnd"/>
-      <w:r>
-        <w:t>;</w:t>
+        <w:t xml:space="preserve"> };</w:t>
       </w:r>
     </w:p>
     <w:p>
@@ -9526,17 +8520,64 @@
         <w:t>(</w:t>
       </w:r>
       <w:proofErr w:type="spellStart"/>
-      <w:proofErr w:type="gramStart"/>
       <w:r>
         <w:t>getAllCaregivers</w:t>
       </w:r>
       <w:proofErr w:type="spellEnd"/>
       <w:r>
+        <w:t>());</w:t>
+      </w:r>
+    </w:p>
+    <w:p>
+      <w:r>
+        <w:t xml:space="preserve">    } </w:t>
+      </w:r>
+    </w:p>
+    <w:p>
+      <w:r>
+        <w:t xml:space="preserve">    else if (</w:t>
+      </w:r>
+      <w:proofErr w:type="spellStart"/>
+      <w:r>
+        <w:t>aiAction.startsWith</w:t>
+      </w:r>
+      <w:proofErr w:type="spellEnd"/>
+      <w:r>
+        <w:t>("CHECK_CAREGIVER:")) {</w:t>
+      </w:r>
+    </w:p>
+    <w:p>
+      <w:r>
+        <w:t xml:space="preserve">      const name = </w:t>
+      </w:r>
+      <w:proofErr w:type="spellStart"/>
+      <w:r>
+        <w:t>aiAction.replace</w:t>
+      </w:r>
+      <w:proofErr w:type="spellEnd"/>
+      <w:r>
+        <w:t>("CHECK_CAREGIVER:", "").trim();</w:t>
+      </w:r>
+    </w:p>
+    <w:p>
+      <w:r>
+        <w:t xml:space="preserve">      observation = </w:t>
+      </w:r>
+      <w:proofErr w:type="spellStart"/>
+      <w:r>
+        <w:t>JSON.stringify</w:t>
+      </w:r>
+      <w:proofErr w:type="spellEnd"/>
+      <w:r>
         <w:t>(</w:t>
       </w:r>
-      <w:proofErr w:type="gramEnd"/>
-      <w:r>
-        <w:t>));</w:t>
+      <w:proofErr w:type="spellStart"/>
+      <w:r>
+        <w:t>getCaregiverDetails</w:t>
+      </w:r>
+      <w:proofErr w:type="spellEnd"/>
+      <w:r>
+        <w:t>(name));</w:t>
       </w:r>
     </w:p>
     <w:p>
@@ -9554,12 +8595,12 @@
       </w:r>
       <w:proofErr w:type="spellEnd"/>
       <w:r>
-        <w:t>("CHECK_CAREGIVER:")) {</w:t>
-      </w:r>
-    </w:p>
-    <w:p>
-      <w:r>
-        <w:t xml:space="preserve">      const name = </w:t>
+        <w:t>("READ_REVIEW:")) {</w:t>
+      </w:r>
+    </w:p>
+    <w:p>
+      <w:r>
+        <w:t xml:space="preserve">      const params = </w:t>
       </w:r>
       <w:proofErr w:type="spellStart"/>
       <w:r>
@@ -9567,15 +8608,38 @@
       </w:r>
       <w:proofErr w:type="spellEnd"/>
       <w:r>
-        <w:t>("CHECK_CAREGIVER:", ""</w:t>
-      </w:r>
-      <w:proofErr w:type="gramStart"/>
-      <w:r>
-        <w:t>).trim</w:t>
-      </w:r>
-      <w:proofErr w:type="gramEnd"/>
-      <w:r>
-        <w:t>();</w:t>
+        <w:t>("READ_REVIEW:", "").trim();</w:t>
+      </w:r>
+    </w:p>
+    <w:p>
+      <w:r>
+        <w:t xml:space="preserve">      const parts = </w:t>
+      </w:r>
+      <w:proofErr w:type="spellStart"/>
+      <w:r>
+        <w:t>params.split</w:t>
+      </w:r>
+      <w:proofErr w:type="spellEnd"/>
+      <w:r>
+        <w:t>(",");</w:t>
+      </w:r>
+    </w:p>
+    <w:p>
+      <w:r>
+        <w:t xml:space="preserve">      const key = parts[0].trim();</w:t>
+      </w:r>
+    </w:p>
+    <w:p>
+      <w:r>
+        <w:t xml:space="preserve">      const index = </w:t>
+      </w:r>
+      <w:proofErr w:type="spellStart"/>
+      <w:r>
+        <w:t>parseInt</w:t>
+      </w:r>
+      <w:proofErr w:type="spellEnd"/>
+      <w:r>
+        <w:t>(parts[1].trim());</w:t>
       </w:r>
     </w:p>
     <w:p>
@@ -9584,125 +8648,11 @@
       </w:r>
       <w:proofErr w:type="spellStart"/>
       <w:r>
-        <w:t>JSON.stringify</w:t>
-      </w:r>
-      <w:proofErr w:type="spellEnd"/>
-      <w:r>
-        <w:t>(</w:t>
-      </w:r>
-      <w:proofErr w:type="spellStart"/>
-      <w:r>
-        <w:t>getCaregiverDetails</w:t>
-      </w:r>
-      <w:proofErr w:type="spellEnd"/>
-      <w:r>
-        <w:t>(name));</w:t>
-      </w:r>
-    </w:p>
-    <w:p>
-      <w:r>
-        <w:t xml:space="preserve">    } </w:t>
-      </w:r>
-    </w:p>
-    <w:p>
-      <w:r>
-        <w:t xml:space="preserve">    else if (</w:t>
-      </w:r>
-      <w:proofErr w:type="spellStart"/>
-      <w:r>
-        <w:t>aiAction.startsWith</w:t>
-      </w:r>
-      <w:proofErr w:type="spellEnd"/>
-      <w:r>
-        <w:t>("READ_REVIEW:")) {</w:t>
-      </w:r>
-    </w:p>
-    <w:p>
-      <w:r>
-        <w:t xml:space="preserve">      const params = </w:t>
-      </w:r>
-      <w:proofErr w:type="spellStart"/>
-      <w:r>
-        <w:t>aiAction.replace</w:t>
-      </w:r>
-      <w:proofErr w:type="spellEnd"/>
-      <w:r>
-        <w:t>("READ_REVIEW:", ""</w:t>
-      </w:r>
-      <w:proofErr w:type="gramStart"/>
-      <w:r>
-        <w:t>).trim</w:t>
-      </w:r>
-      <w:proofErr w:type="gramEnd"/>
-      <w:r>
-        <w:t>();</w:t>
-      </w:r>
-    </w:p>
-    <w:p>
-      <w:r>
-        <w:t xml:space="preserve">      const parts = </w:t>
-      </w:r>
-      <w:proofErr w:type="spellStart"/>
-      <w:proofErr w:type="gramStart"/>
-      <w:r>
-        <w:t>params.split</w:t>
-      </w:r>
-      <w:proofErr w:type="spellEnd"/>
-      <w:proofErr w:type="gramEnd"/>
-      <w:r>
-        <w:t>(",");</w:t>
-      </w:r>
-    </w:p>
-    <w:p>
-      <w:r>
-        <w:t xml:space="preserve">      const key = parts[0</w:t>
-      </w:r>
-      <w:proofErr w:type="gramStart"/>
-      <w:r>
-        <w:t>].trim</w:t>
-      </w:r>
-      <w:proofErr w:type="gramEnd"/>
-      <w:r>
-        <w:t>();</w:t>
-      </w:r>
-    </w:p>
-    <w:p>
-      <w:r>
-        <w:t xml:space="preserve">      const index = </w:t>
-      </w:r>
-      <w:proofErr w:type="spellStart"/>
-      <w:r>
-        <w:t>parseInt</w:t>
-      </w:r>
-      <w:proofErr w:type="spellEnd"/>
-      <w:r>
-        <w:t>(parts[1</w:t>
-      </w:r>
-      <w:proofErr w:type="gramStart"/>
-      <w:r>
-        <w:t>].trim</w:t>
-      </w:r>
-      <w:proofErr w:type="gramEnd"/>
-      <w:r>
-        <w:t>());</w:t>
-      </w:r>
-    </w:p>
-    <w:p>
-      <w:r>
-        <w:t xml:space="preserve">      observation = </w:t>
-      </w:r>
-      <w:proofErr w:type="spellStart"/>
-      <w:proofErr w:type="gramStart"/>
-      <w:r>
         <w:t>getCaregiverReview</w:t>
       </w:r>
       <w:proofErr w:type="spellEnd"/>
       <w:r>
-        <w:t>(</w:t>
-      </w:r>
-      <w:proofErr w:type="gramEnd"/>
-      <w:r>
-        <w:t>key, index);</w:t>
+        <w:t>(key, index);</w:t>
       </w:r>
     </w:p>
     <w:p>
@@ -9732,17 +8682,12 @@
         <w:t xml:space="preserve">    </w:t>
       </w:r>
       <w:proofErr w:type="spellStart"/>
-      <w:proofErr w:type="gramStart"/>
       <w:r>
         <w:t>messages.push</w:t>
       </w:r>
       <w:proofErr w:type="spellEnd"/>
       <w:r>
-        <w:t>({ role</w:t>
-      </w:r>
-      <w:proofErr w:type="gramEnd"/>
-      <w:r>
-        <w:t>: "user", content: `</w:t>
+        <w:t>({ role: "user", content: `</w:t>
       </w:r>
       <w:r>
         <w:rPr>
@@ -9776,15 +8721,7 @@
     <w:p/>
     <w:p>
       <w:r>
-        <w:t xml:space="preserve">  return </w:t>
-      </w:r>
-      <w:proofErr w:type="gramStart"/>
-      <w:r>
-        <w:t>{ status</w:t>
-      </w:r>
-      <w:proofErr w:type="gramEnd"/>
-      <w:r>
-        <w:t>: "FAILED", result: "</w:t>
+        <w:t xml:space="preserve">  return { status: "FAILED", result: "</w:t>
       </w:r>
       <w:r>
         <w:rPr>
@@ -9804,17 +8741,12 @@
         <w:t xml:space="preserve">: step, log: </w:t>
       </w:r>
       <w:proofErr w:type="spellStart"/>
-      <w:proofErr w:type="gramStart"/>
       <w:r>
         <w:t>runLog</w:t>
       </w:r>
       <w:proofErr w:type="spellEnd"/>
       <w:r>
-        <w:t xml:space="preserve"> }</w:t>
-      </w:r>
-      <w:proofErr w:type="gramEnd"/>
-      <w:r>
-        <w:t>;</w:t>
+        <w:t xml:space="preserve"> };</w:t>
       </w:r>
     </w:p>
     <w:p>
@@ -9850,62 +8782,17 @@
     <w:p/>
     <w:p>
       <w:r>
-        <w:t xml:space="preserve">const server = new </w:t>
-      </w:r>
-      <w:proofErr w:type="gramStart"/>
-      <w:r>
-        <w:t>Server(</w:t>
-      </w:r>
-      <w:proofErr w:type="gramEnd"/>
-    </w:p>
-    <w:p>
-      <w:r>
-        <w:t xml:space="preserve">  </w:t>
-      </w:r>
-      <w:proofErr w:type="gramStart"/>
-      <w:r>
-        <w:t>{ name</w:t>
-      </w:r>
-      <w:proofErr w:type="gramEnd"/>
-      <w:r>
-        <w:t>: "nursery-loop-explorer", version: "1.0.0</w:t>
-      </w:r>
-      <w:proofErr w:type="gramStart"/>
-      <w:r>
-        <w:t>" }</w:t>
-      </w:r>
-      <w:proofErr w:type="gramEnd"/>
-      <w:r>
-        <w:t>,</w:t>
-      </w:r>
-    </w:p>
-    <w:p>
-      <w:r>
-        <w:t xml:space="preserve">  </w:t>
-      </w:r>
-      <w:proofErr w:type="gramStart"/>
-      <w:r>
-        <w:t>{ capabilities</w:t>
-      </w:r>
-      <w:proofErr w:type="gramEnd"/>
-      <w:r>
-        <w:t xml:space="preserve">: </w:t>
-      </w:r>
-      <w:proofErr w:type="gramStart"/>
-      <w:r>
-        <w:t>{ tools</w:t>
-      </w:r>
-      <w:proofErr w:type="gramEnd"/>
-      <w:r>
-        <w:t>: {</w:t>
-      </w:r>
-      <w:proofErr w:type="gramStart"/>
-      <w:r>
-        <w:t>} }</w:t>
-      </w:r>
-      <w:proofErr w:type="gramEnd"/>
-      <w:r>
-        <w:t xml:space="preserve"> }</w:t>
+        <w:t>const server = new Server(</w:t>
+      </w:r>
+    </w:p>
+    <w:p>
+      <w:r>
+        <w:t xml:space="preserve">  { name: "nursery-loop-explorer", version: "1.0.0" },</w:t>
+      </w:r>
+    </w:p>
+    <w:p>
+      <w:r>
+        <w:t xml:space="preserve">  { capabilities: { tools: {} } }</w:t>
       </w:r>
     </w:p>
     <w:p>
@@ -9916,12 +8803,10 @@
     <w:p/>
     <w:p>
       <w:proofErr w:type="spellStart"/>
-      <w:proofErr w:type="gramStart"/>
       <w:r>
         <w:t>server.setRequestHandler</w:t>
       </w:r>
       <w:proofErr w:type="spellEnd"/>
-      <w:proofErr w:type="gramEnd"/>
       <w:r>
         <w:t>(</w:t>
       </w:r>
@@ -9991,21 +8876,8 @@
       </w:r>
       <w:proofErr w:type="spellEnd"/>
       <w:r>
-        <w:t xml:space="preserve">: </w:t>
-      </w:r>
-      <w:proofErr w:type="gramStart"/>
-      <w:r>
-        <w:t>{ type</w:t>
-      </w:r>
-      <w:proofErr w:type="gramEnd"/>
-      <w:r>
-        <w:t>: "number", description: "The maximum monthly budget allowed (e.g., 3500)</w:t>
-      </w:r>
-      <w:proofErr w:type="gramStart"/>
-      <w:r>
-        <w:t>" }</w:t>
-      </w:r>
-      <w:proofErr w:type="gramEnd"/>
+        <w:t>: { type: "number", description: "The maximum monthly budget allowed (e.g., 3500)" }</w:t>
+      </w:r>
     </w:p>
     <w:p>
       <w:r>
@@ -10043,12 +8915,10 @@
     <w:p/>
     <w:p>
       <w:proofErr w:type="spellStart"/>
-      <w:proofErr w:type="gramStart"/>
       <w:r>
         <w:t>server.setRequestHandler</w:t>
       </w:r>
       <w:proofErr w:type="spellEnd"/>
-      <w:proofErr w:type="gramEnd"/>
       <w:r>
         <w:t>(</w:t>
       </w:r>
@@ -10076,29 +8946,19 @@
     </w:p>
     <w:p>
       <w:r>
-        <w:t xml:space="preserve">    const </w:t>
-      </w:r>
-      <w:proofErr w:type="gramStart"/>
-      <w:r>
-        <w:t xml:space="preserve">{ </w:t>
+        <w:t xml:space="preserve">    const { </w:t>
       </w:r>
       <w:proofErr w:type="spellStart"/>
       <w:r>
         <w:t>maxBudget</w:t>
       </w:r>
       <w:proofErr w:type="spellEnd"/>
-      <w:proofErr w:type="gramEnd"/>
       <w:r>
         <w:t xml:space="preserve"> } = </w:t>
       </w:r>
       <w:proofErr w:type="spellStart"/>
-      <w:proofErr w:type="gramStart"/>
-      <w:r>
-        <w:t>request.params</w:t>
-      </w:r>
-      <w:proofErr w:type="gramEnd"/>
-      <w:r>
-        <w:t>.arguments</w:t>
+      <w:r>
+        <w:t>request.params.arguments</w:t>
       </w:r>
       <w:proofErr w:type="spellEnd"/>
       <w:r>
@@ -10141,23 +9001,7 @@
     </w:p>
     <w:p>
       <w:r>
-        <w:t xml:space="preserve">      return </w:t>
-      </w:r>
-      <w:proofErr w:type="gramStart"/>
-      <w:r>
-        <w:t>{ content</w:t>
-      </w:r>
-      <w:proofErr w:type="gramEnd"/>
-      <w:r>
-        <w:t xml:space="preserve">: </w:t>
-      </w:r>
-      <w:proofErr w:type="gramStart"/>
-      <w:r>
-        <w:t>[{ type</w:t>
-      </w:r>
-      <w:proofErr w:type="gramEnd"/>
-      <w:r>
-        <w:t xml:space="preserve">: "text", text: </w:t>
+        <w:t xml:space="preserve">      return { content: [{ type: "text", text: </w:t>
       </w:r>
       <w:proofErr w:type="spellStart"/>
       <w:r>
@@ -10173,15 +9017,7 @@
       </w:r>
       <w:proofErr w:type="spellEnd"/>
       <w:r>
-        <w:t>, null, 2</w:t>
-      </w:r>
-      <w:proofErr w:type="gramStart"/>
-      <w:r>
-        <w:t>) }</w:t>
-      </w:r>
-      <w:proofErr w:type="gramEnd"/>
-      <w:r>
-        <w:t>] };</w:t>
+        <w:t>, null, 2) }] };</w:t>
       </w:r>
     </w:p>
     <w:p>
@@ -10191,28 +9027,15 @@
     </w:p>
     <w:p>
       <w:r>
-        <w:t xml:space="preserve">      return </w:t>
-      </w:r>
-      <w:proofErr w:type="gramStart"/>
-      <w:r>
-        <w:t xml:space="preserve">{ </w:t>
+        <w:t xml:space="preserve">      return { </w:t>
       </w:r>
       <w:proofErr w:type="spellStart"/>
       <w:r>
         <w:t>isError</w:t>
       </w:r>
       <w:proofErr w:type="spellEnd"/>
-      <w:proofErr w:type="gramEnd"/>
-      <w:r>
-        <w:t xml:space="preserve">: true, content: </w:t>
-      </w:r>
-      <w:proofErr w:type="gramStart"/>
-      <w:r>
-        <w:t>[{ type</w:t>
-      </w:r>
-      <w:proofErr w:type="gramEnd"/>
-      <w:r>
-        <w:t>: "text", text: `</w:t>
+      <w:r>
+        <w:t>: true, content: [{ type: "text", text: `</w:t>
       </w:r>
       <w:r>
         <w:rPr>
@@ -10224,22 +9047,12 @@
         <w:t>: ${</w:t>
       </w:r>
       <w:proofErr w:type="spellStart"/>
-      <w:proofErr w:type="gramStart"/>
       <w:r>
         <w:t>error.message</w:t>
       </w:r>
       <w:proofErr w:type="spellEnd"/>
-      <w:proofErr w:type="gramEnd"/>
-      <w:r>
-        <w:t>}</w:t>
-      </w:r>
-      <w:proofErr w:type="gramStart"/>
-      <w:r>
-        <w:t>` }</w:t>
-      </w:r>
-      <w:proofErr w:type="gramEnd"/>
-      <w:r>
-        <w:t>] };</w:t>
+      <w:r>
+        <w:t>}` }] };</w:t>
       </w:r>
     </w:p>
     <w:p>
@@ -10254,23 +9067,7 @@
     </w:p>
     <w:p>
       <w:r>
-        <w:t xml:space="preserve">  throw new </w:t>
-      </w:r>
-      <w:proofErr w:type="gramStart"/>
-      <w:r>
-        <w:t>Error(</w:t>
-      </w:r>
-      <w:proofErr w:type="gramEnd"/>
-      <w:r>
-        <w:t>`Tool not found: ${</w:t>
-      </w:r>
-      <w:proofErr w:type="gramStart"/>
-      <w:r>
-        <w:t>request.params.name}`</w:t>
-      </w:r>
-      <w:proofErr w:type="gramEnd"/>
-      <w:r>
-        <w:t>);</w:t>
+        <w:t xml:space="preserve">  throw new Error(`Tool not found: ${request.params.name}`);</w:t>
       </w:r>
     </w:p>
     <w:p>
@@ -10284,17 +9081,12 @@
         <w:t xml:space="preserve">const transport = new </w:t>
       </w:r>
       <w:proofErr w:type="spellStart"/>
-      <w:proofErr w:type="gramStart"/>
       <w:r>
         <w:t>StdioServerTransport</w:t>
       </w:r>
       <w:proofErr w:type="spellEnd"/>
       <w:r>
-        <w:t>(</w:t>
-      </w:r>
-      <w:proofErr w:type="gramEnd"/>
-      <w:r>
-        <w:t>);</w:t>
+        <w:t>();</w:t>
       </w:r>
     </w:p>
     <w:p>
@@ -10302,12 +9094,10 @@
         <w:t xml:space="preserve">await </w:t>
       </w:r>
       <w:proofErr w:type="spellStart"/>
-      <w:proofErr w:type="gramStart"/>
       <w:r>
         <w:t>server.connect</w:t>
       </w:r>
       <w:proofErr w:type="spellEnd"/>
-      <w:proofErr w:type="gramEnd"/>
       <w:r>
         <w:t>(transport);</w:t>
       </w:r>
@@ -10459,15 +9249,7 @@
     <w:p>
       <w:r>
         <w:lastRenderedPageBreak/>
-        <w:t>"</w:t>
-      </w:r>
-      <w:proofErr w:type="gramStart"/>
-      <w:r>
-        <w:t>nursery</w:t>
-      </w:r>
-      <w:proofErr w:type="gramEnd"/>
-      <w:r>
-        <w:t>-explorer-server": {</w:t>
+        <w:t>"nursery-explorer-server": {</w:t>
       </w:r>
     </w:p>
     <w:p>
@@ -14478,7 +13260,6 @@
   <w:style w:type="character" w:default="1" w:styleId="a0">
     <w:name w:val="Default Paragraph Font"/>
     <w:uiPriority w:val="1"/>
-    <w:semiHidden/>
     <w:unhideWhenUsed/>
   </w:style>
   <w:style w:type="table" w:default="1" w:styleId="a1">
